--- a/Section-8.docx
+++ b/Section-8.docx
@@ -1042,6 +1042,7 @@
       <w:pPr>
         <w:pStyle w:val="HTMLPreformatted"/>
         <w:rPr>
+          <w:rStyle w:val="HTMLCode"/>
           <w:rFonts w:ascii="Cambria" w:hAnsi="Cambria"/>
         </w:rPr>
       </w:pPr>
@@ -1051,6 +1052,1250 @@
           <w:rFonts w:ascii="Cambria" w:hAnsi="Cambria"/>
         </w:rPr>
         <w:t>milk price tag</w:t>
+      </w:r>
+    </w:p>
+    <w:p>
+      <w:pPr>
+        <w:pStyle w:val="Heading1"/>
+        <w:numPr>
+          <w:ilvl w:val="0"/>
+          <w:numId w:val="3"/>
+        </w:numPr>
+        <w:rPr>
+          <w:rFonts w:ascii="Cambria" w:hAnsi="Cambria"/>
+        </w:rPr>
+      </w:pPr>
+      <w:r>
+        <w:rPr>
+          <w:rFonts w:ascii="Cambria" w:hAnsi="Cambria"/>
+        </w:rPr>
+        <w:lastRenderedPageBreak/>
+        <w:t>NESTED LOOPS IN PYTHON</w:t>
+      </w:r>
+    </w:p>
+    <w:p>
+      <w:pPr>
+        <w:pStyle w:val="Heading2"/>
+        <w:rPr>
+          <w:rFonts w:ascii="Cambria" w:hAnsi="Cambria"/>
+        </w:rPr>
+      </w:pPr>
+      <w:r>
+        <w:rPr>
+          <w:rFonts w:ascii="Cambria" w:hAnsi="Cambria"/>
+        </w:rPr>
+        <w:t xml:space="preserve"> What is a Nested Loop?</w:t>
+      </w:r>
+    </w:p>
+    <w:p>
+      <w:pPr>
+        <w:pStyle w:val="NormalWeb"/>
+        <w:numPr>
+          <w:ilvl w:val="0"/>
+          <w:numId w:val="6"/>
+        </w:numPr>
+        <w:rPr>
+          <w:rFonts w:ascii="Cambria" w:hAnsi="Cambria"/>
+        </w:rPr>
+      </w:pPr>
+      <w:r>
+        <w:rPr>
+          <w:rFonts w:ascii="Cambria" w:hAnsi="Cambria"/>
+        </w:rPr>
+        <w:t xml:space="preserve">A </w:t>
+      </w:r>
+      <w:r>
+        <w:rPr>
+          <w:rStyle w:val="Strong"/>
+          <w:rFonts w:ascii="Cambria" w:hAnsi="Cambria"/>
+        </w:rPr>
+        <w:t>nested loop</w:t>
+      </w:r>
+      <w:r>
+        <w:rPr>
+          <w:rFonts w:ascii="Cambria" w:hAnsi="Cambria"/>
+        </w:rPr>
+        <w:t xml:space="preserve"> means putting one loop inside another loop.</w:t>
+      </w:r>
+    </w:p>
+    <w:p>
+      <w:pPr>
+        <w:pStyle w:val="NormalWeb"/>
+        <w:numPr>
+          <w:ilvl w:val="0"/>
+          <w:numId w:val="6"/>
+        </w:numPr>
+        <w:rPr>
+          <w:rFonts w:ascii="Cambria" w:hAnsi="Cambria"/>
+        </w:rPr>
+      </w:pPr>
+      <w:r>
+        <w:rPr>
+          <w:rFonts w:ascii="Cambria" w:hAnsi="Cambria"/>
+        </w:rPr>
+        <w:t xml:space="preserve">It is used when we need to repeat a loop for </w:t>
+      </w:r>
+      <w:r>
+        <w:rPr>
+          <w:rStyle w:val="Strong"/>
+          <w:rFonts w:ascii="Cambria" w:hAnsi="Cambria"/>
+        </w:rPr>
+        <w:t>each item</w:t>
+      </w:r>
+      <w:r>
+        <w:rPr>
+          <w:rFonts w:ascii="Cambria" w:hAnsi="Cambria"/>
+        </w:rPr>
+        <w:t xml:space="preserve"> in another loop.</w:t>
+      </w:r>
+    </w:p>
+    <w:p>
+      <w:pPr>
+        <w:pStyle w:val="NormalWeb"/>
+        <w:numPr>
+          <w:ilvl w:val="0"/>
+          <w:numId w:val="6"/>
+        </w:numPr>
+        <w:rPr>
+          <w:rFonts w:ascii="Cambria" w:hAnsi="Cambria"/>
+        </w:rPr>
+      </w:pPr>
+      <w:r>
+        <w:rPr>
+          <w:rFonts w:ascii="Cambria" w:hAnsi="Cambria"/>
+        </w:rPr>
+        <w:t>Syntax:</w:t>
+      </w:r>
+    </w:p>
+    <w:p>
+      <w:pPr>
+        <w:pStyle w:val="HTMLPreformatted"/>
+        <w:rPr>
+          <w:rStyle w:val="HTMLCode"/>
+          <w:rFonts w:ascii="Cambria" w:hAnsi="Cambria"/>
+        </w:rPr>
+      </w:pPr>
+      <w:r>
+        <w:rPr>
+          <w:rStyle w:val="hljs-keyword"/>
+          <w:rFonts w:ascii="Cambria" w:hAnsi="Cambria"/>
+        </w:rPr>
+        <w:t>for</w:t>
+      </w:r>
+      <w:r>
+        <w:rPr>
+          <w:rStyle w:val="HTMLCode"/>
+          <w:rFonts w:ascii="Cambria" w:hAnsi="Cambria"/>
+        </w:rPr>
+        <w:t xml:space="preserve"> outer </w:t>
+      </w:r>
+      <w:r>
+        <w:rPr>
+          <w:rStyle w:val="hljs-keyword"/>
+          <w:rFonts w:ascii="Cambria" w:hAnsi="Cambria"/>
+        </w:rPr>
+        <w:t>in</w:t>
+      </w:r>
+      <w:r>
+        <w:rPr>
+          <w:rStyle w:val="HTMLCode"/>
+          <w:rFonts w:ascii="Cambria" w:hAnsi="Cambria"/>
+        </w:rPr>
+        <w:t xml:space="preserve"> </w:t>
+      </w:r>
+      <w:proofErr w:type="spellStart"/>
+      <w:r>
+        <w:rPr>
+          <w:rStyle w:val="HTMLCode"/>
+          <w:rFonts w:ascii="Cambria" w:hAnsi="Cambria"/>
+        </w:rPr>
+        <w:t>outer_list</w:t>
+      </w:r>
+      <w:proofErr w:type="spellEnd"/>
+      <w:r>
+        <w:rPr>
+          <w:rStyle w:val="HTMLCode"/>
+          <w:rFonts w:ascii="Cambria" w:hAnsi="Cambria"/>
+        </w:rPr>
+        <w:t>:</w:t>
+      </w:r>
+    </w:p>
+    <w:p>
+      <w:pPr>
+        <w:pStyle w:val="HTMLPreformatted"/>
+        <w:rPr>
+          <w:rStyle w:val="HTMLCode"/>
+          <w:rFonts w:ascii="Cambria" w:hAnsi="Cambria"/>
+        </w:rPr>
+      </w:pPr>
+      <w:r>
+        <w:rPr>
+          <w:rStyle w:val="HTMLCode"/>
+          <w:rFonts w:ascii="Cambria" w:hAnsi="Cambria"/>
+        </w:rPr>
+        <w:t xml:space="preserve">    </w:t>
+      </w:r>
+      <w:r>
+        <w:rPr>
+          <w:rStyle w:val="hljs-keyword"/>
+          <w:rFonts w:ascii="Cambria" w:hAnsi="Cambria"/>
+        </w:rPr>
+        <w:t>for</w:t>
+      </w:r>
+      <w:r>
+        <w:rPr>
+          <w:rStyle w:val="HTMLCode"/>
+          <w:rFonts w:ascii="Cambria" w:hAnsi="Cambria"/>
+        </w:rPr>
+        <w:t xml:space="preserve"> inner </w:t>
+      </w:r>
+      <w:r>
+        <w:rPr>
+          <w:rStyle w:val="hljs-keyword"/>
+          <w:rFonts w:ascii="Cambria" w:hAnsi="Cambria"/>
+        </w:rPr>
+        <w:t>in</w:t>
+      </w:r>
+      <w:r>
+        <w:rPr>
+          <w:rStyle w:val="HTMLCode"/>
+          <w:rFonts w:ascii="Cambria" w:hAnsi="Cambria"/>
+        </w:rPr>
+        <w:t xml:space="preserve"> </w:t>
+      </w:r>
+      <w:proofErr w:type="spellStart"/>
+      <w:r>
+        <w:rPr>
+          <w:rStyle w:val="HTMLCode"/>
+          <w:rFonts w:ascii="Cambria" w:hAnsi="Cambria"/>
+        </w:rPr>
+        <w:t>inner_list</w:t>
+      </w:r>
+      <w:proofErr w:type="spellEnd"/>
+      <w:r>
+        <w:rPr>
+          <w:rStyle w:val="HTMLCode"/>
+          <w:rFonts w:ascii="Cambria" w:hAnsi="Cambria"/>
+        </w:rPr>
+        <w:t>:</w:t>
+      </w:r>
+    </w:p>
+    <w:p>
+      <w:pPr>
+        <w:pStyle w:val="HTMLPreformatted"/>
+        <w:rPr>
+          <w:rFonts w:ascii="Cambria" w:hAnsi="Cambria"/>
+        </w:rPr>
+      </w:pPr>
+      <w:r>
+        <w:rPr>
+          <w:rStyle w:val="HTMLCode"/>
+          <w:rFonts w:ascii="Cambria" w:hAnsi="Cambria"/>
+        </w:rPr>
+        <w:t xml:space="preserve">        </w:t>
+      </w:r>
+      <w:r>
+        <w:rPr>
+          <w:rStyle w:val="hljs-comment"/>
+          <w:rFonts w:ascii="Cambria" w:hAnsi="Cambria"/>
+        </w:rPr>
+        <w:t xml:space="preserve"># </w:t>
+      </w:r>
+      <w:proofErr w:type="gramStart"/>
+      <w:r>
+        <w:rPr>
+          <w:rStyle w:val="hljs-comment"/>
+          <w:rFonts w:ascii="Cambria" w:hAnsi="Cambria"/>
+        </w:rPr>
+        <w:t>do</w:t>
+      </w:r>
+      <w:proofErr w:type="gramEnd"/>
+      <w:r>
+        <w:rPr>
+          <w:rStyle w:val="hljs-comment"/>
+          <w:rFonts w:ascii="Cambria" w:hAnsi="Cambria"/>
+        </w:rPr>
+        <w:t xml:space="preserve"> something</w:t>
+      </w:r>
+    </w:p>
+    <w:p>
+      <w:pPr>
+        <w:pStyle w:val="Heading3"/>
+        <w:rPr>
+          <w:rFonts w:ascii="Cambria" w:hAnsi="Cambria"/>
+        </w:rPr>
+      </w:pPr>
+      <w:r>
+        <w:rPr>
+          <w:rFonts w:ascii="Cambria" w:hAnsi="Cambria"/>
+        </w:rPr>
+        <w:t xml:space="preserve"> Example 1: Looping through two lists</w:t>
+      </w:r>
+    </w:p>
+    <w:p>
+      <w:pPr>
+        <w:pStyle w:val="HTMLPreformatted"/>
+        <w:rPr>
+          <w:rStyle w:val="HTMLCode"/>
+          <w:rFonts w:ascii="Cambria" w:hAnsi="Cambria"/>
+        </w:rPr>
+      </w:pPr>
+      <w:r>
+        <w:rPr>
+          <w:rStyle w:val="HTMLCode"/>
+          <w:rFonts w:ascii="Cambria" w:hAnsi="Cambria"/>
+        </w:rPr>
+        <w:t>list1 = [</w:t>
+      </w:r>
+      <w:r>
+        <w:rPr>
+          <w:rStyle w:val="hljs-number"/>
+          <w:rFonts w:ascii="Cambria" w:hAnsi="Cambria"/>
+        </w:rPr>
+        <w:t>1</w:t>
+      </w:r>
+      <w:r>
+        <w:rPr>
+          <w:rStyle w:val="HTMLCode"/>
+          <w:rFonts w:ascii="Cambria" w:hAnsi="Cambria"/>
+        </w:rPr>
+        <w:t xml:space="preserve">, </w:t>
+      </w:r>
+      <w:r>
+        <w:rPr>
+          <w:rStyle w:val="hljs-number"/>
+          <w:rFonts w:ascii="Cambria" w:hAnsi="Cambria"/>
+        </w:rPr>
+        <w:t>2</w:t>
+      </w:r>
+      <w:r>
+        <w:rPr>
+          <w:rStyle w:val="HTMLCode"/>
+          <w:rFonts w:ascii="Cambria" w:hAnsi="Cambria"/>
+        </w:rPr>
+        <w:t xml:space="preserve">, </w:t>
+      </w:r>
+      <w:r>
+        <w:rPr>
+          <w:rStyle w:val="hljs-number"/>
+          <w:rFonts w:ascii="Cambria" w:hAnsi="Cambria"/>
+        </w:rPr>
+        <w:t>3</w:t>
+      </w:r>
+      <w:r>
+        <w:rPr>
+          <w:rStyle w:val="HTMLCode"/>
+          <w:rFonts w:ascii="Cambria" w:hAnsi="Cambria"/>
+        </w:rPr>
+        <w:t xml:space="preserve">, </w:t>
+      </w:r>
+      <w:r>
+        <w:rPr>
+          <w:rStyle w:val="hljs-number"/>
+          <w:rFonts w:ascii="Cambria" w:hAnsi="Cambria"/>
+        </w:rPr>
+        <w:t>4</w:t>
+      </w:r>
+      <w:r>
+        <w:rPr>
+          <w:rStyle w:val="HTMLCode"/>
+          <w:rFonts w:ascii="Cambria" w:hAnsi="Cambria"/>
+        </w:rPr>
+        <w:t>]</w:t>
+      </w:r>
+    </w:p>
+    <w:p>
+      <w:pPr>
+        <w:pStyle w:val="HTMLPreformatted"/>
+        <w:rPr>
+          <w:rStyle w:val="HTMLCode"/>
+          <w:rFonts w:ascii="Cambria" w:hAnsi="Cambria"/>
+        </w:rPr>
+      </w:pPr>
+      <w:r>
+        <w:rPr>
+          <w:rStyle w:val="HTMLCode"/>
+          <w:rFonts w:ascii="Cambria" w:hAnsi="Cambria"/>
+        </w:rPr>
+        <w:t>list2 = [</w:t>
+      </w:r>
+      <w:r>
+        <w:rPr>
+          <w:rStyle w:val="hljs-string"/>
+          <w:rFonts w:ascii="Cambria" w:eastAsiaTheme="majorEastAsia" w:hAnsi="Cambria"/>
+        </w:rPr>
+        <w:t>'a'</w:t>
+      </w:r>
+      <w:r>
+        <w:rPr>
+          <w:rStyle w:val="HTMLCode"/>
+          <w:rFonts w:ascii="Cambria" w:hAnsi="Cambria"/>
+        </w:rPr>
+        <w:t xml:space="preserve">, </w:t>
+      </w:r>
+      <w:r>
+        <w:rPr>
+          <w:rStyle w:val="hljs-string"/>
+          <w:rFonts w:ascii="Cambria" w:eastAsiaTheme="majorEastAsia" w:hAnsi="Cambria"/>
+        </w:rPr>
+        <w:t>'b'</w:t>
+      </w:r>
+      <w:r>
+        <w:rPr>
+          <w:rStyle w:val="HTMLCode"/>
+          <w:rFonts w:ascii="Cambria" w:hAnsi="Cambria"/>
+        </w:rPr>
+        <w:t xml:space="preserve">, </w:t>
+      </w:r>
+      <w:r>
+        <w:rPr>
+          <w:rStyle w:val="hljs-string"/>
+          <w:rFonts w:ascii="Cambria" w:eastAsiaTheme="majorEastAsia" w:hAnsi="Cambria"/>
+        </w:rPr>
+        <w:t>'c'</w:t>
+      </w:r>
+      <w:r>
+        <w:rPr>
+          <w:rStyle w:val="HTMLCode"/>
+          <w:rFonts w:ascii="Cambria" w:hAnsi="Cambria"/>
+        </w:rPr>
+        <w:t>]</w:t>
+      </w:r>
+    </w:p>
+    <w:p>
+      <w:pPr>
+        <w:pStyle w:val="HTMLPreformatted"/>
+        <w:rPr>
+          <w:rStyle w:val="HTMLCode"/>
+          <w:rFonts w:ascii="Cambria" w:hAnsi="Cambria"/>
+        </w:rPr>
+      </w:pPr>
+    </w:p>
+    <w:p>
+      <w:pPr>
+        <w:pStyle w:val="HTMLPreformatted"/>
+        <w:rPr>
+          <w:rStyle w:val="HTMLCode"/>
+          <w:rFonts w:ascii="Cambria" w:hAnsi="Cambria"/>
+        </w:rPr>
+      </w:pPr>
+      <w:r>
+        <w:rPr>
+          <w:rStyle w:val="hljs-keyword"/>
+          <w:rFonts w:ascii="Cambria" w:hAnsi="Cambria"/>
+        </w:rPr>
+        <w:t>for</w:t>
+      </w:r>
+      <w:r>
+        <w:rPr>
+          <w:rStyle w:val="HTMLCode"/>
+          <w:rFonts w:ascii="Cambria" w:hAnsi="Cambria"/>
+        </w:rPr>
+        <w:t xml:space="preserve"> x </w:t>
+      </w:r>
+      <w:r>
+        <w:rPr>
+          <w:rStyle w:val="hljs-keyword"/>
+          <w:rFonts w:ascii="Cambria" w:hAnsi="Cambria"/>
+        </w:rPr>
+        <w:t>in</w:t>
+      </w:r>
+      <w:r>
+        <w:rPr>
+          <w:rStyle w:val="HTMLCode"/>
+          <w:rFonts w:ascii="Cambria" w:hAnsi="Cambria"/>
+        </w:rPr>
+        <w:t xml:space="preserve"> list1:</w:t>
+      </w:r>
+    </w:p>
+    <w:p>
+      <w:pPr>
+        <w:pStyle w:val="HTMLPreformatted"/>
+        <w:rPr>
+          <w:rStyle w:val="HTMLCode"/>
+          <w:rFonts w:ascii="Cambria" w:hAnsi="Cambria"/>
+        </w:rPr>
+      </w:pPr>
+      <w:r>
+        <w:rPr>
+          <w:rStyle w:val="HTMLCode"/>
+          <w:rFonts w:ascii="Cambria" w:hAnsi="Cambria"/>
+        </w:rPr>
+        <w:t xml:space="preserve">    </w:t>
+      </w:r>
+      <w:r>
+        <w:rPr>
+          <w:rStyle w:val="hljs-keyword"/>
+          <w:rFonts w:ascii="Cambria" w:hAnsi="Cambria"/>
+        </w:rPr>
+        <w:t>for</w:t>
+      </w:r>
+      <w:r>
+        <w:rPr>
+          <w:rStyle w:val="HTMLCode"/>
+          <w:rFonts w:ascii="Cambria" w:hAnsi="Cambria"/>
+        </w:rPr>
+        <w:t xml:space="preserve"> y </w:t>
+      </w:r>
+      <w:r>
+        <w:rPr>
+          <w:rStyle w:val="hljs-keyword"/>
+          <w:rFonts w:ascii="Cambria" w:hAnsi="Cambria"/>
+        </w:rPr>
+        <w:t>in</w:t>
+      </w:r>
+      <w:r>
+        <w:rPr>
+          <w:rStyle w:val="HTMLCode"/>
+          <w:rFonts w:ascii="Cambria" w:hAnsi="Cambria"/>
+        </w:rPr>
+        <w:t xml:space="preserve"> list2:</w:t>
+      </w:r>
+    </w:p>
+    <w:p>
+      <w:pPr>
+        <w:pStyle w:val="HTMLPreformatted"/>
+        <w:rPr>
+          <w:rFonts w:ascii="Cambria" w:hAnsi="Cambria"/>
+        </w:rPr>
+      </w:pPr>
+      <w:r>
+        <w:rPr>
+          <w:rStyle w:val="HTMLCode"/>
+          <w:rFonts w:ascii="Cambria" w:hAnsi="Cambria"/>
+        </w:rPr>
+        <w:t xml:space="preserve">        </w:t>
+      </w:r>
+      <w:r>
+        <w:rPr>
+          <w:rStyle w:val="hljs-builtin"/>
+          <w:rFonts w:ascii="Cambria" w:hAnsi="Cambria"/>
+        </w:rPr>
+        <w:t>print</w:t>
+      </w:r>
+      <w:r>
+        <w:rPr>
+          <w:rStyle w:val="HTMLCode"/>
+          <w:rFonts w:ascii="Cambria" w:hAnsi="Cambria"/>
+        </w:rPr>
+        <w:t>(x, y)</w:t>
+      </w:r>
+    </w:p>
+    <w:p>
+      <w:pPr>
+        <w:pStyle w:val="Heading3"/>
+        <w:rPr>
+          <w:rFonts w:ascii="Cambria" w:hAnsi="Cambria"/>
+        </w:rPr>
+      </w:pPr>
+      <w:r>
+        <w:rPr>
+          <w:rFonts w:ascii="Cambria" w:hAnsi="Cambria"/>
+        </w:rPr>
+        <w:t>Example 2: Simple Multiplication Table (2 times table)</w:t>
+      </w:r>
+    </w:p>
+    <w:p>
+      <w:pPr>
+        <w:pStyle w:val="HTMLPreformatted"/>
+        <w:rPr>
+          <w:rStyle w:val="HTMLCode"/>
+          <w:rFonts w:ascii="Cambria" w:hAnsi="Cambria"/>
+        </w:rPr>
+      </w:pPr>
+      <w:r>
+        <w:rPr>
+          <w:rStyle w:val="HTMLCode"/>
+          <w:rFonts w:ascii="Cambria" w:hAnsi="Cambria"/>
+        </w:rPr>
+        <w:t>table = [</w:t>
+      </w:r>
+      <w:r>
+        <w:rPr>
+          <w:rStyle w:val="hljs-number"/>
+          <w:rFonts w:ascii="Cambria" w:hAnsi="Cambria"/>
+        </w:rPr>
+        <w:t>1</w:t>
+      </w:r>
+      <w:r>
+        <w:rPr>
+          <w:rStyle w:val="HTMLCode"/>
+          <w:rFonts w:ascii="Cambria" w:hAnsi="Cambria"/>
+        </w:rPr>
+        <w:t>,</w:t>
+      </w:r>
+      <w:r>
+        <w:rPr>
+          <w:rStyle w:val="hljs-number"/>
+          <w:rFonts w:ascii="Cambria" w:hAnsi="Cambria"/>
+        </w:rPr>
+        <w:t>2</w:t>
+      </w:r>
+      <w:r>
+        <w:rPr>
+          <w:rStyle w:val="HTMLCode"/>
+          <w:rFonts w:ascii="Cambria" w:hAnsi="Cambria"/>
+        </w:rPr>
+        <w:t>,</w:t>
+      </w:r>
+      <w:r>
+        <w:rPr>
+          <w:rStyle w:val="hljs-number"/>
+          <w:rFonts w:ascii="Cambria" w:hAnsi="Cambria"/>
+        </w:rPr>
+        <w:t>3</w:t>
+      </w:r>
+      <w:r>
+        <w:rPr>
+          <w:rStyle w:val="HTMLCode"/>
+          <w:rFonts w:ascii="Cambria" w:hAnsi="Cambria"/>
+        </w:rPr>
+        <w:t>,</w:t>
+      </w:r>
+      <w:r>
+        <w:rPr>
+          <w:rStyle w:val="hljs-number"/>
+          <w:rFonts w:ascii="Cambria" w:hAnsi="Cambria"/>
+        </w:rPr>
+        <w:t>4</w:t>
+      </w:r>
+      <w:r>
+        <w:rPr>
+          <w:rStyle w:val="HTMLCode"/>
+          <w:rFonts w:ascii="Cambria" w:hAnsi="Cambria"/>
+        </w:rPr>
+        <w:t>,</w:t>
+      </w:r>
+      <w:r>
+        <w:rPr>
+          <w:rStyle w:val="hljs-number"/>
+          <w:rFonts w:ascii="Cambria" w:hAnsi="Cambria"/>
+        </w:rPr>
+        <w:t>5</w:t>
+      </w:r>
+      <w:r>
+        <w:rPr>
+          <w:rStyle w:val="HTMLCode"/>
+          <w:rFonts w:ascii="Cambria" w:hAnsi="Cambria"/>
+        </w:rPr>
+        <w:t>,</w:t>
+      </w:r>
+      <w:r>
+        <w:rPr>
+          <w:rStyle w:val="hljs-number"/>
+          <w:rFonts w:ascii="Cambria" w:hAnsi="Cambria"/>
+        </w:rPr>
+        <w:t>6</w:t>
+      </w:r>
+      <w:r>
+        <w:rPr>
+          <w:rStyle w:val="HTMLCode"/>
+          <w:rFonts w:ascii="Cambria" w:hAnsi="Cambria"/>
+        </w:rPr>
+        <w:t>,</w:t>
+      </w:r>
+      <w:r>
+        <w:rPr>
+          <w:rStyle w:val="hljs-number"/>
+          <w:rFonts w:ascii="Cambria" w:hAnsi="Cambria"/>
+        </w:rPr>
+        <w:t>7</w:t>
+      </w:r>
+      <w:r>
+        <w:rPr>
+          <w:rStyle w:val="HTMLCode"/>
+          <w:rFonts w:ascii="Cambria" w:hAnsi="Cambria"/>
+        </w:rPr>
+        <w:t>,</w:t>
+      </w:r>
+      <w:r>
+        <w:rPr>
+          <w:rStyle w:val="hljs-number"/>
+          <w:rFonts w:ascii="Cambria" w:hAnsi="Cambria"/>
+        </w:rPr>
+        <w:t>8</w:t>
+      </w:r>
+      <w:r>
+        <w:rPr>
+          <w:rStyle w:val="HTMLCode"/>
+          <w:rFonts w:ascii="Cambria" w:hAnsi="Cambria"/>
+        </w:rPr>
+        <w:t>,</w:t>
+      </w:r>
+      <w:r>
+        <w:rPr>
+          <w:rStyle w:val="hljs-number"/>
+          <w:rFonts w:ascii="Cambria" w:hAnsi="Cambria"/>
+        </w:rPr>
+        <w:t>9</w:t>
+      </w:r>
+      <w:r>
+        <w:rPr>
+          <w:rStyle w:val="HTMLCode"/>
+          <w:rFonts w:ascii="Cambria" w:hAnsi="Cambria"/>
+        </w:rPr>
+        <w:t>,</w:t>
+      </w:r>
+      <w:r>
+        <w:rPr>
+          <w:rStyle w:val="hljs-number"/>
+          <w:rFonts w:ascii="Cambria" w:hAnsi="Cambria"/>
+        </w:rPr>
+        <w:t>10</w:t>
+      </w:r>
+      <w:r>
+        <w:rPr>
+          <w:rStyle w:val="HTMLCode"/>
+          <w:rFonts w:ascii="Cambria" w:hAnsi="Cambria"/>
+        </w:rPr>
+        <w:t>]</w:t>
+      </w:r>
+    </w:p>
+    <w:p>
+      <w:pPr>
+        <w:pStyle w:val="HTMLPreformatted"/>
+        <w:rPr>
+          <w:rStyle w:val="HTMLCode"/>
+          <w:rFonts w:ascii="Cambria" w:hAnsi="Cambria"/>
+        </w:rPr>
+      </w:pPr>
+    </w:p>
+    <w:p>
+      <w:pPr>
+        <w:pStyle w:val="HTMLPreformatted"/>
+        <w:rPr>
+          <w:rStyle w:val="HTMLCode"/>
+          <w:rFonts w:ascii="Cambria" w:hAnsi="Cambria"/>
+        </w:rPr>
+      </w:pPr>
+      <w:r>
+        <w:rPr>
+          <w:rStyle w:val="hljs-keyword"/>
+          <w:rFonts w:ascii="Cambria" w:hAnsi="Cambria"/>
+        </w:rPr>
+        <w:t>for</w:t>
+      </w:r>
+      <w:r>
+        <w:rPr>
+          <w:rStyle w:val="HTMLCode"/>
+          <w:rFonts w:ascii="Cambria" w:hAnsi="Cambria"/>
+        </w:rPr>
+        <w:t xml:space="preserve"> x </w:t>
+      </w:r>
+      <w:r>
+        <w:rPr>
+          <w:rStyle w:val="hljs-keyword"/>
+          <w:rFonts w:ascii="Cambria" w:hAnsi="Cambria"/>
+        </w:rPr>
+        <w:t>in</w:t>
+      </w:r>
+      <w:r>
+        <w:rPr>
+          <w:rStyle w:val="HTMLCode"/>
+          <w:rFonts w:ascii="Cambria" w:hAnsi="Cambria"/>
+        </w:rPr>
+        <w:t xml:space="preserve"> table:</w:t>
+      </w:r>
+    </w:p>
+    <w:p>
+      <w:pPr>
+        <w:pStyle w:val="HTMLPreformatted"/>
+        <w:rPr>
+          <w:rFonts w:ascii="Cambria" w:hAnsi="Cambria"/>
+        </w:rPr>
+      </w:pPr>
+      <w:r>
+        <w:rPr>
+          <w:rStyle w:val="HTMLCode"/>
+          <w:rFonts w:ascii="Cambria" w:hAnsi="Cambria"/>
+        </w:rPr>
+        <w:t xml:space="preserve">    </w:t>
+      </w:r>
+      <w:r>
+        <w:rPr>
+          <w:rStyle w:val="hljs-builtin"/>
+          <w:rFonts w:ascii="Cambria" w:hAnsi="Cambria"/>
+        </w:rPr>
+        <w:t>print</w:t>
+      </w:r>
+      <w:r>
+        <w:rPr>
+          <w:rStyle w:val="HTMLCode"/>
+          <w:rFonts w:ascii="Cambria" w:hAnsi="Cambria"/>
+        </w:rPr>
+        <w:t>(</w:t>
+      </w:r>
+      <w:r>
+        <w:rPr>
+          <w:rStyle w:val="hljs-string"/>
+          <w:rFonts w:ascii="Cambria" w:eastAsiaTheme="majorEastAsia" w:hAnsi="Cambria"/>
+        </w:rPr>
+        <w:t>"2 *"</w:t>
+      </w:r>
+      <w:r>
+        <w:rPr>
+          <w:rStyle w:val="HTMLCode"/>
+          <w:rFonts w:ascii="Cambria" w:hAnsi="Cambria"/>
+        </w:rPr>
+        <w:t xml:space="preserve">, x, </w:t>
+      </w:r>
+      <w:r>
+        <w:rPr>
+          <w:rStyle w:val="hljs-string"/>
+          <w:rFonts w:ascii="Cambria" w:eastAsiaTheme="majorEastAsia" w:hAnsi="Cambria"/>
+        </w:rPr>
+        <w:t>"="</w:t>
+      </w:r>
+      <w:r>
+        <w:rPr>
+          <w:rStyle w:val="HTMLCode"/>
+          <w:rFonts w:ascii="Cambria" w:hAnsi="Cambria"/>
+        </w:rPr>
+        <w:t xml:space="preserve">, </w:t>
+      </w:r>
+      <w:r>
+        <w:rPr>
+          <w:rStyle w:val="hljs-number"/>
+          <w:rFonts w:ascii="Cambria" w:hAnsi="Cambria"/>
+        </w:rPr>
+        <w:t>2</w:t>
+      </w:r>
+      <w:r>
+        <w:rPr>
+          <w:rStyle w:val="HTMLCode"/>
+          <w:rFonts w:ascii="Cambria" w:hAnsi="Cambria"/>
+        </w:rPr>
+        <w:t xml:space="preserve"> * x)</w:t>
+      </w:r>
+    </w:p>
+    <w:p>
+      <w:pPr>
+        <w:pStyle w:val="Heading3"/>
+        <w:rPr>
+          <w:rFonts w:ascii="Cambria" w:hAnsi="Cambria"/>
+        </w:rPr>
+      </w:pPr>
+      <w:r>
+        <w:rPr>
+          <w:rFonts w:ascii="Cambria" w:hAnsi="Cambria"/>
+        </w:rPr>
+        <w:t>Example 3: Full Multiplication Table (1–10)</w:t>
+      </w:r>
+    </w:p>
+    <w:p>
+      <w:pPr>
+        <w:pStyle w:val="HTMLPreformatted"/>
+        <w:rPr>
+          <w:rStyle w:val="HTMLCode"/>
+          <w:rFonts w:ascii="Cambria" w:hAnsi="Cambria"/>
+        </w:rPr>
+      </w:pPr>
+      <w:r>
+        <w:rPr>
+          <w:rStyle w:val="HTMLCode"/>
+          <w:rFonts w:ascii="Cambria" w:hAnsi="Cambria"/>
+        </w:rPr>
+        <w:t xml:space="preserve">list1 = </w:t>
+      </w:r>
+      <w:r>
+        <w:rPr>
+          <w:rStyle w:val="hljs-builtin"/>
+          <w:rFonts w:ascii="Cambria" w:hAnsi="Cambria"/>
+        </w:rPr>
+        <w:t>list</w:t>
+      </w:r>
+      <w:r>
+        <w:rPr>
+          <w:rStyle w:val="HTMLCode"/>
+          <w:rFonts w:ascii="Cambria" w:hAnsi="Cambria"/>
+        </w:rPr>
+        <w:t>(</w:t>
+      </w:r>
+      <w:r>
+        <w:rPr>
+          <w:rStyle w:val="hljs-builtin"/>
+          <w:rFonts w:ascii="Cambria" w:hAnsi="Cambria"/>
+        </w:rPr>
+        <w:t>range</w:t>
+      </w:r>
+      <w:r>
+        <w:rPr>
+          <w:rStyle w:val="HTMLCode"/>
+          <w:rFonts w:ascii="Cambria" w:hAnsi="Cambria"/>
+        </w:rPr>
+        <w:t>(</w:t>
+      </w:r>
+      <w:r>
+        <w:rPr>
+          <w:rStyle w:val="hljs-number"/>
+          <w:rFonts w:ascii="Cambria" w:hAnsi="Cambria"/>
+        </w:rPr>
+        <w:t>1</w:t>
+      </w:r>
+      <w:r>
+        <w:rPr>
+          <w:rStyle w:val="HTMLCode"/>
+          <w:rFonts w:ascii="Cambria" w:hAnsi="Cambria"/>
+        </w:rPr>
+        <w:t xml:space="preserve">, </w:t>
+      </w:r>
+      <w:r>
+        <w:rPr>
+          <w:rStyle w:val="hljs-number"/>
+          <w:rFonts w:ascii="Cambria" w:hAnsi="Cambria"/>
+        </w:rPr>
+        <w:t>11</w:t>
+      </w:r>
+      <w:r>
+        <w:rPr>
+          <w:rStyle w:val="HTMLCode"/>
+          <w:rFonts w:ascii="Cambria" w:hAnsi="Cambria"/>
+        </w:rPr>
+        <w:t xml:space="preserve">))   </w:t>
+      </w:r>
+      <w:r>
+        <w:rPr>
+          <w:rStyle w:val="hljs-comment"/>
+          <w:rFonts w:ascii="Cambria" w:hAnsi="Cambria"/>
+        </w:rPr>
+        <w:t># numbers from 1 to 10</w:t>
+      </w:r>
+    </w:p>
+    <w:p>
+      <w:pPr>
+        <w:pStyle w:val="HTMLPreformatted"/>
+        <w:rPr>
+          <w:rStyle w:val="HTMLCode"/>
+          <w:rFonts w:ascii="Cambria" w:hAnsi="Cambria"/>
+        </w:rPr>
+      </w:pPr>
+      <w:r>
+        <w:rPr>
+          <w:rStyle w:val="HTMLCode"/>
+          <w:rFonts w:ascii="Cambria" w:hAnsi="Cambria"/>
+        </w:rPr>
+        <w:t xml:space="preserve">list2 = </w:t>
+      </w:r>
+      <w:r>
+        <w:rPr>
+          <w:rStyle w:val="hljs-builtin"/>
+          <w:rFonts w:ascii="Cambria" w:hAnsi="Cambria"/>
+        </w:rPr>
+        <w:t>list</w:t>
+      </w:r>
+      <w:r>
+        <w:rPr>
+          <w:rStyle w:val="HTMLCode"/>
+          <w:rFonts w:ascii="Cambria" w:hAnsi="Cambria"/>
+        </w:rPr>
+        <w:t>(</w:t>
+      </w:r>
+      <w:r>
+        <w:rPr>
+          <w:rStyle w:val="hljs-builtin"/>
+          <w:rFonts w:ascii="Cambria" w:hAnsi="Cambria"/>
+        </w:rPr>
+        <w:t>range</w:t>
+      </w:r>
+      <w:r>
+        <w:rPr>
+          <w:rStyle w:val="HTMLCode"/>
+          <w:rFonts w:ascii="Cambria" w:hAnsi="Cambria"/>
+        </w:rPr>
+        <w:t>(</w:t>
+      </w:r>
+      <w:r>
+        <w:rPr>
+          <w:rStyle w:val="hljs-number"/>
+          <w:rFonts w:ascii="Cambria" w:hAnsi="Cambria"/>
+        </w:rPr>
+        <w:t>1</w:t>
+      </w:r>
+      <w:r>
+        <w:rPr>
+          <w:rStyle w:val="HTMLCode"/>
+          <w:rFonts w:ascii="Cambria" w:hAnsi="Cambria"/>
+        </w:rPr>
+        <w:t xml:space="preserve">, </w:t>
+      </w:r>
+      <w:r>
+        <w:rPr>
+          <w:rStyle w:val="hljs-number"/>
+          <w:rFonts w:ascii="Cambria" w:hAnsi="Cambria"/>
+        </w:rPr>
+        <w:t>11</w:t>
+      </w:r>
+      <w:r>
+        <w:rPr>
+          <w:rStyle w:val="HTMLCode"/>
+          <w:rFonts w:ascii="Cambria" w:hAnsi="Cambria"/>
+        </w:rPr>
+        <w:t>))</w:t>
+      </w:r>
+    </w:p>
+    <w:p>
+      <w:pPr>
+        <w:pStyle w:val="HTMLPreformatted"/>
+        <w:rPr>
+          <w:rStyle w:val="HTMLCode"/>
+          <w:rFonts w:ascii="Cambria" w:hAnsi="Cambria"/>
+        </w:rPr>
+      </w:pPr>
+    </w:p>
+    <w:p>
+      <w:pPr>
+        <w:pStyle w:val="HTMLPreformatted"/>
+        <w:rPr>
+          <w:rStyle w:val="HTMLCode"/>
+          <w:rFonts w:ascii="Cambria" w:hAnsi="Cambria"/>
+        </w:rPr>
+      </w:pPr>
+      <w:r>
+        <w:rPr>
+          <w:rStyle w:val="hljs-keyword"/>
+          <w:rFonts w:ascii="Cambria" w:hAnsi="Cambria"/>
+        </w:rPr>
+        <w:t>for</w:t>
+      </w:r>
+      <w:r>
+        <w:rPr>
+          <w:rStyle w:val="HTMLCode"/>
+          <w:rFonts w:ascii="Cambria" w:hAnsi="Cambria"/>
+        </w:rPr>
+        <w:t xml:space="preserve"> x </w:t>
+      </w:r>
+      <w:r>
+        <w:rPr>
+          <w:rStyle w:val="hljs-keyword"/>
+          <w:rFonts w:ascii="Cambria" w:hAnsi="Cambria"/>
+        </w:rPr>
+        <w:t>in</w:t>
+      </w:r>
+      <w:r>
+        <w:rPr>
+          <w:rStyle w:val="HTMLCode"/>
+          <w:rFonts w:ascii="Cambria" w:hAnsi="Cambria"/>
+        </w:rPr>
+        <w:t xml:space="preserve"> list1:</w:t>
+      </w:r>
+    </w:p>
+    <w:p>
+      <w:pPr>
+        <w:pStyle w:val="HTMLPreformatted"/>
+        <w:rPr>
+          <w:rStyle w:val="HTMLCode"/>
+          <w:rFonts w:ascii="Cambria" w:hAnsi="Cambria"/>
+        </w:rPr>
+      </w:pPr>
+      <w:r>
+        <w:rPr>
+          <w:rStyle w:val="HTMLCode"/>
+          <w:rFonts w:ascii="Cambria" w:hAnsi="Cambria"/>
+        </w:rPr>
+        <w:t xml:space="preserve">    </w:t>
+      </w:r>
+      <w:r>
+        <w:rPr>
+          <w:rStyle w:val="hljs-keyword"/>
+          <w:rFonts w:ascii="Cambria" w:hAnsi="Cambria"/>
+        </w:rPr>
+        <w:t>for</w:t>
+      </w:r>
+      <w:r>
+        <w:rPr>
+          <w:rStyle w:val="HTMLCode"/>
+          <w:rFonts w:ascii="Cambria" w:hAnsi="Cambria"/>
+        </w:rPr>
+        <w:t xml:space="preserve"> y </w:t>
+      </w:r>
+      <w:r>
+        <w:rPr>
+          <w:rStyle w:val="hljs-keyword"/>
+          <w:rFonts w:ascii="Cambria" w:hAnsi="Cambria"/>
+        </w:rPr>
+        <w:t>in</w:t>
+      </w:r>
+      <w:r>
+        <w:rPr>
+          <w:rStyle w:val="HTMLCode"/>
+          <w:rFonts w:ascii="Cambria" w:hAnsi="Cambria"/>
+        </w:rPr>
+        <w:t xml:space="preserve"> list2:</w:t>
+      </w:r>
+    </w:p>
+    <w:p>
+      <w:pPr>
+        <w:pStyle w:val="HTMLPreformatted"/>
+        <w:rPr>
+          <w:rStyle w:val="HTMLCode"/>
+          <w:rFonts w:ascii="Cambria" w:hAnsi="Cambria"/>
+        </w:rPr>
+      </w:pPr>
+      <w:r>
+        <w:rPr>
+          <w:rStyle w:val="HTMLCode"/>
+          <w:rFonts w:ascii="Cambria" w:hAnsi="Cambria"/>
+        </w:rPr>
+        <w:t xml:space="preserve">        </w:t>
+      </w:r>
+      <w:r>
+        <w:rPr>
+          <w:rStyle w:val="hljs-builtin"/>
+          <w:rFonts w:ascii="Cambria" w:hAnsi="Cambria"/>
+        </w:rPr>
+        <w:t>print</w:t>
+      </w:r>
+      <w:r>
+        <w:rPr>
+          <w:rStyle w:val="HTMLCode"/>
+          <w:rFonts w:ascii="Cambria" w:hAnsi="Cambria"/>
+        </w:rPr>
+        <w:t>(</w:t>
+      </w:r>
+      <w:r>
+        <w:rPr>
+          <w:rStyle w:val="hljs-string"/>
+          <w:rFonts w:ascii="Cambria" w:eastAsiaTheme="majorEastAsia" w:hAnsi="Cambria"/>
+        </w:rPr>
+        <w:t>f"</w:t>
+      </w:r>
+      <w:r>
+        <w:rPr>
+          <w:rStyle w:val="hljs-subst"/>
+          <w:rFonts w:ascii="Cambria" w:hAnsi="Cambria"/>
+        </w:rPr>
+        <w:t>{x}</w:t>
+      </w:r>
+      <w:r>
+        <w:rPr>
+          <w:rStyle w:val="HTMLCode"/>
+          <w:rFonts w:ascii="Cambria" w:hAnsi="Cambria"/>
+        </w:rPr>
+        <w:t xml:space="preserve"> * </w:t>
+      </w:r>
+      <w:r>
+        <w:rPr>
+          <w:rStyle w:val="hljs-subst"/>
+          <w:rFonts w:ascii="Cambria" w:hAnsi="Cambria"/>
+        </w:rPr>
+        <w:t>{y}</w:t>
+      </w:r>
+      <w:r>
+        <w:rPr>
+          <w:rStyle w:val="HTMLCode"/>
+          <w:rFonts w:ascii="Cambria" w:hAnsi="Cambria"/>
+        </w:rPr>
+        <w:t xml:space="preserve"> = </w:t>
+      </w:r>
+      <w:r>
+        <w:rPr>
+          <w:rStyle w:val="hljs-subst"/>
+          <w:rFonts w:ascii="Cambria" w:hAnsi="Cambria"/>
+        </w:rPr>
+        <w:t>{x * y}</w:t>
+      </w:r>
+      <w:r>
+        <w:rPr>
+          <w:rStyle w:val="HTMLCode"/>
+          <w:rFonts w:ascii="Cambria" w:hAnsi="Cambria"/>
+        </w:rPr>
+        <w:t>")</w:t>
+      </w:r>
+    </w:p>
+    <w:p>
+      <w:pPr>
+        <w:pStyle w:val="Heading3"/>
+        <w:rPr>
+          <w:rFonts w:ascii="Cambria" w:hAnsi="Cambria"/>
+        </w:rPr>
+      </w:pPr>
+      <w:r>
+        <w:rPr>
+          <w:rStyle w:val="Strong"/>
+          <w:rFonts w:ascii="Cambria" w:hAnsi="Cambria"/>
+        </w:rPr>
+        <w:t>Key Takeaway:</w:t>
+      </w:r>
+    </w:p>
+    <w:p>
+      <w:pPr>
+        <w:pStyle w:val="NormalWeb"/>
+        <w:numPr>
+          <w:ilvl w:val="0"/>
+          <w:numId w:val="7"/>
+        </w:numPr>
+        <w:rPr>
+          <w:rFonts w:ascii="Cambria" w:hAnsi="Cambria"/>
+        </w:rPr>
+      </w:pPr>
+      <w:r>
+        <w:rPr>
+          <w:rStyle w:val="Strong"/>
+          <w:rFonts w:ascii="Cambria" w:hAnsi="Cambria"/>
+        </w:rPr>
+        <w:t>Outer loop</w:t>
+      </w:r>
+      <w:r>
+        <w:rPr>
+          <w:rFonts w:ascii="Cambria" w:hAnsi="Cambria"/>
+        </w:rPr>
+        <w:t xml:space="preserve"> runs first → controls rows.</w:t>
+      </w:r>
+    </w:p>
+    <w:p>
+      <w:pPr>
+        <w:pStyle w:val="NormalWeb"/>
+        <w:numPr>
+          <w:ilvl w:val="0"/>
+          <w:numId w:val="7"/>
+        </w:numPr>
+        <w:rPr>
+          <w:rFonts w:ascii="Cambria" w:hAnsi="Cambria"/>
+        </w:rPr>
+      </w:pPr>
+      <w:r>
+        <w:rPr>
+          <w:rStyle w:val="Strong"/>
+          <w:rFonts w:ascii="Cambria" w:hAnsi="Cambria"/>
+        </w:rPr>
+        <w:t>Inner loop</w:t>
+      </w:r>
+      <w:r>
+        <w:rPr>
+          <w:rFonts w:ascii="Cambria" w:hAnsi="Cambria"/>
+        </w:rPr>
+        <w:t xml:space="preserve"> runs inside → controls columns.</w:t>
+      </w:r>
+    </w:p>
+    <w:p>
+      <w:pPr>
+        <w:pStyle w:val="NormalWeb"/>
+        <w:numPr>
+          <w:ilvl w:val="0"/>
+          <w:numId w:val="7"/>
+        </w:numPr>
+        <w:rPr>
+          <w:rFonts w:ascii="Cambria" w:hAnsi="Cambria"/>
+        </w:rPr>
+      </w:pPr>
+      <w:r>
+        <w:rPr>
+          <w:rFonts w:ascii="Cambria" w:hAnsi="Cambria"/>
+        </w:rPr>
+        <w:t xml:space="preserve">Together they are used for </w:t>
+      </w:r>
+      <w:r>
+        <w:rPr>
+          <w:rStyle w:val="Strong"/>
+          <w:rFonts w:ascii="Cambria" w:hAnsi="Cambria"/>
+        </w:rPr>
+        <w:t>tables, matrices, grids, or comparisons</w:t>
+      </w:r>
+      <w:r>
+        <w:rPr>
+          <w:rFonts w:ascii="Cambria" w:hAnsi="Cambria"/>
+        </w:rPr>
+        <w:t>.</w:t>
       </w:r>
     </w:p>
     <w:sectPr>
@@ -1068,7 +2313,7 @@
   <w:abstractNum w:abstractNumId="0" w15:restartNumberingAfterBreak="0">
     <w:nsid w:val="000B618F"/>
     <w:multiLevelType w:val="hybridMultilevel"/>
-    <w:tmpl w:val="FD14A894"/>
+    <w:tmpl w:val="830CC694"/>
     <w:lvl w:ilvl="0" w:tplc="0809000F">
       <w:start w:val="1"/>
       <w:numFmt w:val="decimal"/>
@@ -1152,6 +2397,354 @@
     </w:lvl>
   </w:abstractNum>
   <w:abstractNum w:abstractNumId="1" w15:restartNumberingAfterBreak="0">
+    <w:nsid w:val="09B3366E"/>
+    <w:multiLevelType w:val="multilevel"/>
+    <w:tmpl w:val="D3B09008"/>
+    <w:lvl w:ilvl="0">
+      <w:start w:val="1"/>
+      <w:numFmt w:val="bullet"/>
+      <w:lvlText w:val=""/>
+      <w:lvlJc w:val="left"/>
+      <w:pPr>
+        <w:tabs>
+          <w:tab w:val="num" w:pos="720"/>
+        </w:tabs>
+        <w:ind w:left="720" w:hanging="360"/>
+      </w:pPr>
+      <w:rPr>
+        <w:rFonts w:ascii="Symbol" w:hAnsi="Symbol" w:hint="default"/>
+        <w:sz w:val="20"/>
+      </w:rPr>
+    </w:lvl>
+    <w:lvl w:ilvl="1" w:tentative="1">
+      <w:start w:val="1"/>
+      <w:numFmt w:val="bullet"/>
+      <w:lvlText w:val="o"/>
+      <w:lvlJc w:val="left"/>
+      <w:pPr>
+        <w:tabs>
+          <w:tab w:val="num" w:pos="1440"/>
+        </w:tabs>
+        <w:ind w:left="1440" w:hanging="360"/>
+      </w:pPr>
+      <w:rPr>
+        <w:rFonts w:ascii="Courier New" w:hAnsi="Courier New" w:hint="default"/>
+        <w:sz w:val="20"/>
+      </w:rPr>
+    </w:lvl>
+    <w:lvl w:ilvl="2" w:tentative="1">
+      <w:start w:val="1"/>
+      <w:numFmt w:val="bullet"/>
+      <w:lvlText w:val=""/>
+      <w:lvlJc w:val="left"/>
+      <w:pPr>
+        <w:tabs>
+          <w:tab w:val="num" w:pos="2160"/>
+        </w:tabs>
+        <w:ind w:left="2160" w:hanging="360"/>
+      </w:pPr>
+      <w:rPr>
+        <w:rFonts w:ascii="Wingdings" w:hAnsi="Wingdings" w:hint="default"/>
+        <w:sz w:val="20"/>
+      </w:rPr>
+    </w:lvl>
+    <w:lvl w:ilvl="3" w:tentative="1">
+      <w:start w:val="1"/>
+      <w:numFmt w:val="bullet"/>
+      <w:lvlText w:val=""/>
+      <w:lvlJc w:val="left"/>
+      <w:pPr>
+        <w:tabs>
+          <w:tab w:val="num" w:pos="2880"/>
+        </w:tabs>
+        <w:ind w:left="2880" w:hanging="360"/>
+      </w:pPr>
+      <w:rPr>
+        <w:rFonts w:ascii="Wingdings" w:hAnsi="Wingdings" w:hint="default"/>
+        <w:sz w:val="20"/>
+      </w:rPr>
+    </w:lvl>
+    <w:lvl w:ilvl="4" w:tentative="1">
+      <w:start w:val="1"/>
+      <w:numFmt w:val="bullet"/>
+      <w:lvlText w:val=""/>
+      <w:lvlJc w:val="left"/>
+      <w:pPr>
+        <w:tabs>
+          <w:tab w:val="num" w:pos="3600"/>
+        </w:tabs>
+        <w:ind w:left="3600" w:hanging="360"/>
+      </w:pPr>
+      <w:rPr>
+        <w:rFonts w:ascii="Wingdings" w:hAnsi="Wingdings" w:hint="default"/>
+        <w:sz w:val="20"/>
+      </w:rPr>
+    </w:lvl>
+    <w:lvl w:ilvl="5" w:tentative="1">
+      <w:start w:val="1"/>
+      <w:numFmt w:val="bullet"/>
+      <w:lvlText w:val=""/>
+      <w:lvlJc w:val="left"/>
+      <w:pPr>
+        <w:tabs>
+          <w:tab w:val="num" w:pos="4320"/>
+        </w:tabs>
+        <w:ind w:left="4320" w:hanging="360"/>
+      </w:pPr>
+      <w:rPr>
+        <w:rFonts w:ascii="Wingdings" w:hAnsi="Wingdings" w:hint="default"/>
+        <w:sz w:val="20"/>
+      </w:rPr>
+    </w:lvl>
+    <w:lvl w:ilvl="6" w:tentative="1">
+      <w:start w:val="1"/>
+      <w:numFmt w:val="bullet"/>
+      <w:lvlText w:val=""/>
+      <w:lvlJc w:val="left"/>
+      <w:pPr>
+        <w:tabs>
+          <w:tab w:val="num" w:pos="5040"/>
+        </w:tabs>
+        <w:ind w:left="5040" w:hanging="360"/>
+      </w:pPr>
+      <w:rPr>
+        <w:rFonts w:ascii="Wingdings" w:hAnsi="Wingdings" w:hint="default"/>
+        <w:sz w:val="20"/>
+      </w:rPr>
+    </w:lvl>
+    <w:lvl w:ilvl="7" w:tentative="1">
+      <w:start w:val="1"/>
+      <w:numFmt w:val="bullet"/>
+      <w:lvlText w:val=""/>
+      <w:lvlJc w:val="left"/>
+      <w:pPr>
+        <w:tabs>
+          <w:tab w:val="num" w:pos="5760"/>
+        </w:tabs>
+        <w:ind w:left="5760" w:hanging="360"/>
+      </w:pPr>
+      <w:rPr>
+        <w:rFonts w:ascii="Wingdings" w:hAnsi="Wingdings" w:hint="default"/>
+        <w:sz w:val="20"/>
+      </w:rPr>
+    </w:lvl>
+    <w:lvl w:ilvl="8" w:tentative="1">
+      <w:start w:val="1"/>
+      <w:numFmt w:val="bullet"/>
+      <w:lvlText w:val=""/>
+      <w:lvlJc w:val="left"/>
+      <w:pPr>
+        <w:tabs>
+          <w:tab w:val="num" w:pos="6480"/>
+        </w:tabs>
+        <w:ind w:left="6480" w:hanging="360"/>
+      </w:pPr>
+      <w:rPr>
+        <w:rFonts w:ascii="Wingdings" w:hAnsi="Wingdings" w:hint="default"/>
+        <w:sz w:val="20"/>
+      </w:rPr>
+    </w:lvl>
+  </w:abstractNum>
+  <w:abstractNum w:abstractNumId="2" w15:restartNumberingAfterBreak="0">
+    <w:nsid w:val="4A7B201D"/>
+    <w:multiLevelType w:val="hybridMultilevel"/>
+    <w:tmpl w:val="45BE0764"/>
+    <w:lvl w:ilvl="0" w:tplc="0809000F">
+      <w:start w:val="1"/>
+      <w:numFmt w:val="decimal"/>
+      <w:lvlText w:val="%1."/>
+      <w:lvlJc w:val="left"/>
+      <w:pPr>
+        <w:ind w:left="720" w:hanging="360"/>
+      </w:pPr>
+    </w:lvl>
+    <w:lvl w:ilvl="1" w:tplc="08090019" w:tentative="1">
+      <w:start w:val="1"/>
+      <w:numFmt w:val="lowerLetter"/>
+      <w:lvlText w:val="%2."/>
+      <w:lvlJc w:val="left"/>
+      <w:pPr>
+        <w:ind w:left="1440" w:hanging="360"/>
+      </w:pPr>
+    </w:lvl>
+    <w:lvl w:ilvl="2" w:tplc="0809001B" w:tentative="1">
+      <w:start w:val="1"/>
+      <w:numFmt w:val="lowerRoman"/>
+      <w:lvlText w:val="%3."/>
+      <w:lvlJc w:val="right"/>
+      <w:pPr>
+        <w:ind w:left="2160" w:hanging="180"/>
+      </w:pPr>
+    </w:lvl>
+    <w:lvl w:ilvl="3" w:tplc="0809000F" w:tentative="1">
+      <w:start w:val="1"/>
+      <w:numFmt w:val="decimal"/>
+      <w:lvlText w:val="%4."/>
+      <w:lvlJc w:val="left"/>
+      <w:pPr>
+        <w:ind w:left="2880" w:hanging="360"/>
+      </w:pPr>
+    </w:lvl>
+    <w:lvl w:ilvl="4" w:tplc="08090019" w:tentative="1">
+      <w:start w:val="1"/>
+      <w:numFmt w:val="lowerLetter"/>
+      <w:lvlText w:val="%5."/>
+      <w:lvlJc w:val="left"/>
+      <w:pPr>
+        <w:ind w:left="3600" w:hanging="360"/>
+      </w:pPr>
+    </w:lvl>
+    <w:lvl w:ilvl="5" w:tplc="0809001B" w:tentative="1">
+      <w:start w:val="1"/>
+      <w:numFmt w:val="lowerRoman"/>
+      <w:lvlText w:val="%6."/>
+      <w:lvlJc w:val="right"/>
+      <w:pPr>
+        <w:ind w:left="4320" w:hanging="180"/>
+      </w:pPr>
+    </w:lvl>
+    <w:lvl w:ilvl="6" w:tplc="0809000F" w:tentative="1">
+      <w:start w:val="1"/>
+      <w:numFmt w:val="decimal"/>
+      <w:lvlText w:val="%7."/>
+      <w:lvlJc w:val="left"/>
+      <w:pPr>
+        <w:ind w:left="5040" w:hanging="360"/>
+      </w:pPr>
+    </w:lvl>
+    <w:lvl w:ilvl="7" w:tplc="08090019" w:tentative="1">
+      <w:start w:val="1"/>
+      <w:numFmt w:val="lowerLetter"/>
+      <w:lvlText w:val="%8."/>
+      <w:lvlJc w:val="left"/>
+      <w:pPr>
+        <w:ind w:left="5760" w:hanging="360"/>
+      </w:pPr>
+    </w:lvl>
+    <w:lvl w:ilvl="8" w:tplc="0809001B" w:tentative="1">
+      <w:start w:val="1"/>
+      <w:numFmt w:val="lowerRoman"/>
+      <w:lvlText w:val="%9."/>
+      <w:lvlJc w:val="right"/>
+      <w:pPr>
+        <w:ind w:left="6480" w:hanging="180"/>
+      </w:pPr>
+    </w:lvl>
+  </w:abstractNum>
+  <w:abstractNum w:abstractNumId="3" w15:restartNumberingAfterBreak="0">
+    <w:nsid w:val="57C7439F"/>
+    <w:multiLevelType w:val="hybridMultilevel"/>
+    <w:tmpl w:val="FAF29916"/>
+    <w:lvl w:ilvl="0" w:tplc="08090001">
+      <w:start w:val="1"/>
+      <w:numFmt w:val="bullet"/>
+      <w:lvlText w:val=""/>
+      <w:lvlJc w:val="left"/>
+      <w:pPr>
+        <w:ind w:left="720" w:hanging="360"/>
+      </w:pPr>
+      <w:rPr>
+        <w:rFonts w:ascii="Symbol" w:hAnsi="Symbol" w:hint="default"/>
+      </w:rPr>
+    </w:lvl>
+    <w:lvl w:ilvl="1" w:tplc="08090003" w:tentative="1">
+      <w:start w:val="1"/>
+      <w:numFmt w:val="bullet"/>
+      <w:lvlText w:val="o"/>
+      <w:lvlJc w:val="left"/>
+      <w:pPr>
+        <w:ind w:left="1440" w:hanging="360"/>
+      </w:pPr>
+      <w:rPr>
+        <w:rFonts w:ascii="Courier New" w:hAnsi="Courier New" w:cs="Courier New" w:hint="default"/>
+      </w:rPr>
+    </w:lvl>
+    <w:lvl w:ilvl="2" w:tplc="08090005" w:tentative="1">
+      <w:start w:val="1"/>
+      <w:numFmt w:val="bullet"/>
+      <w:lvlText w:val=""/>
+      <w:lvlJc w:val="left"/>
+      <w:pPr>
+        <w:ind w:left="2160" w:hanging="360"/>
+      </w:pPr>
+      <w:rPr>
+        <w:rFonts w:ascii="Wingdings" w:hAnsi="Wingdings" w:hint="default"/>
+      </w:rPr>
+    </w:lvl>
+    <w:lvl w:ilvl="3" w:tplc="08090001" w:tentative="1">
+      <w:start w:val="1"/>
+      <w:numFmt w:val="bullet"/>
+      <w:lvlText w:val=""/>
+      <w:lvlJc w:val="left"/>
+      <w:pPr>
+        <w:ind w:left="2880" w:hanging="360"/>
+      </w:pPr>
+      <w:rPr>
+        <w:rFonts w:ascii="Symbol" w:hAnsi="Symbol" w:hint="default"/>
+      </w:rPr>
+    </w:lvl>
+    <w:lvl w:ilvl="4" w:tplc="08090003" w:tentative="1">
+      <w:start w:val="1"/>
+      <w:numFmt w:val="bullet"/>
+      <w:lvlText w:val="o"/>
+      <w:lvlJc w:val="left"/>
+      <w:pPr>
+        <w:ind w:left="3600" w:hanging="360"/>
+      </w:pPr>
+      <w:rPr>
+        <w:rFonts w:ascii="Courier New" w:hAnsi="Courier New" w:cs="Courier New" w:hint="default"/>
+      </w:rPr>
+    </w:lvl>
+    <w:lvl w:ilvl="5" w:tplc="08090005" w:tentative="1">
+      <w:start w:val="1"/>
+      <w:numFmt w:val="bullet"/>
+      <w:lvlText w:val=""/>
+      <w:lvlJc w:val="left"/>
+      <w:pPr>
+        <w:ind w:left="4320" w:hanging="360"/>
+      </w:pPr>
+      <w:rPr>
+        <w:rFonts w:ascii="Wingdings" w:hAnsi="Wingdings" w:hint="default"/>
+      </w:rPr>
+    </w:lvl>
+    <w:lvl w:ilvl="6" w:tplc="08090001" w:tentative="1">
+      <w:start w:val="1"/>
+      <w:numFmt w:val="bullet"/>
+      <w:lvlText w:val=""/>
+      <w:lvlJc w:val="left"/>
+      <w:pPr>
+        <w:ind w:left="5040" w:hanging="360"/>
+      </w:pPr>
+      <w:rPr>
+        <w:rFonts w:ascii="Symbol" w:hAnsi="Symbol" w:hint="default"/>
+      </w:rPr>
+    </w:lvl>
+    <w:lvl w:ilvl="7" w:tplc="08090003" w:tentative="1">
+      <w:start w:val="1"/>
+      <w:numFmt w:val="bullet"/>
+      <w:lvlText w:val="o"/>
+      <w:lvlJc w:val="left"/>
+      <w:pPr>
+        <w:ind w:left="5760" w:hanging="360"/>
+      </w:pPr>
+      <w:rPr>
+        <w:rFonts w:ascii="Courier New" w:hAnsi="Courier New" w:cs="Courier New" w:hint="default"/>
+      </w:rPr>
+    </w:lvl>
+    <w:lvl w:ilvl="8" w:tplc="08090005" w:tentative="1">
+      <w:start w:val="1"/>
+      <w:numFmt w:val="bullet"/>
+      <w:lvlText w:val=""/>
+      <w:lvlJc w:val="left"/>
+      <w:pPr>
+        <w:ind w:left="6480" w:hanging="360"/>
+      </w:pPr>
+      <w:rPr>
+        <w:rFonts w:ascii="Wingdings" w:hAnsi="Wingdings" w:hint="default"/>
+      </w:rPr>
+    </w:lvl>
+  </w:abstractNum>
+  <w:abstractNum w:abstractNumId="4" w15:restartNumberingAfterBreak="0">
     <w:nsid w:val="60950B0B"/>
     <w:multiLevelType w:val="multilevel"/>
     <w:tmpl w:val="988CCD6A"/>
@@ -1300,7 +2893,7 @@
       </w:rPr>
     </w:lvl>
   </w:abstractNum>
-  <w:abstractNum w:abstractNumId="2" w15:restartNumberingAfterBreak="0">
+  <w:abstractNum w:abstractNumId="5" w15:restartNumberingAfterBreak="0">
     <w:nsid w:val="6FD463DE"/>
     <w:multiLevelType w:val="multilevel"/>
     <w:tmpl w:val="30B61FF4"/>
@@ -1449,14 +3042,175 @@
       </w:rPr>
     </w:lvl>
   </w:abstractNum>
+  <w:abstractNum w:abstractNumId="6" w15:restartNumberingAfterBreak="0">
+    <w:nsid w:val="776D56BB"/>
+    <w:multiLevelType w:val="multilevel"/>
+    <w:tmpl w:val="FCFCD792"/>
+    <w:lvl w:ilvl="0">
+      <w:start w:val="1"/>
+      <w:numFmt w:val="bullet"/>
+      <w:lvlText w:val=""/>
+      <w:lvlJc w:val="left"/>
+      <w:pPr>
+        <w:tabs>
+          <w:tab w:val="num" w:pos="720"/>
+        </w:tabs>
+        <w:ind w:left="720" w:hanging="360"/>
+      </w:pPr>
+      <w:rPr>
+        <w:rFonts w:ascii="Symbol" w:hAnsi="Symbol" w:hint="default"/>
+        <w:sz w:val="20"/>
+      </w:rPr>
+    </w:lvl>
+    <w:lvl w:ilvl="1" w:tentative="1">
+      <w:start w:val="1"/>
+      <w:numFmt w:val="bullet"/>
+      <w:lvlText w:val="o"/>
+      <w:lvlJc w:val="left"/>
+      <w:pPr>
+        <w:tabs>
+          <w:tab w:val="num" w:pos="1440"/>
+        </w:tabs>
+        <w:ind w:left="1440" w:hanging="360"/>
+      </w:pPr>
+      <w:rPr>
+        <w:rFonts w:ascii="Courier New" w:hAnsi="Courier New" w:hint="default"/>
+        <w:sz w:val="20"/>
+      </w:rPr>
+    </w:lvl>
+    <w:lvl w:ilvl="2" w:tentative="1">
+      <w:start w:val="1"/>
+      <w:numFmt w:val="bullet"/>
+      <w:lvlText w:val=""/>
+      <w:lvlJc w:val="left"/>
+      <w:pPr>
+        <w:tabs>
+          <w:tab w:val="num" w:pos="2160"/>
+        </w:tabs>
+        <w:ind w:left="2160" w:hanging="360"/>
+      </w:pPr>
+      <w:rPr>
+        <w:rFonts w:ascii="Wingdings" w:hAnsi="Wingdings" w:hint="default"/>
+        <w:sz w:val="20"/>
+      </w:rPr>
+    </w:lvl>
+    <w:lvl w:ilvl="3" w:tentative="1">
+      <w:start w:val="1"/>
+      <w:numFmt w:val="bullet"/>
+      <w:lvlText w:val=""/>
+      <w:lvlJc w:val="left"/>
+      <w:pPr>
+        <w:tabs>
+          <w:tab w:val="num" w:pos="2880"/>
+        </w:tabs>
+        <w:ind w:left="2880" w:hanging="360"/>
+      </w:pPr>
+      <w:rPr>
+        <w:rFonts w:ascii="Wingdings" w:hAnsi="Wingdings" w:hint="default"/>
+        <w:sz w:val="20"/>
+      </w:rPr>
+    </w:lvl>
+    <w:lvl w:ilvl="4" w:tentative="1">
+      <w:start w:val="1"/>
+      <w:numFmt w:val="bullet"/>
+      <w:lvlText w:val=""/>
+      <w:lvlJc w:val="left"/>
+      <w:pPr>
+        <w:tabs>
+          <w:tab w:val="num" w:pos="3600"/>
+        </w:tabs>
+        <w:ind w:left="3600" w:hanging="360"/>
+      </w:pPr>
+      <w:rPr>
+        <w:rFonts w:ascii="Wingdings" w:hAnsi="Wingdings" w:hint="default"/>
+        <w:sz w:val="20"/>
+      </w:rPr>
+    </w:lvl>
+    <w:lvl w:ilvl="5" w:tentative="1">
+      <w:start w:val="1"/>
+      <w:numFmt w:val="bullet"/>
+      <w:lvlText w:val=""/>
+      <w:lvlJc w:val="left"/>
+      <w:pPr>
+        <w:tabs>
+          <w:tab w:val="num" w:pos="4320"/>
+        </w:tabs>
+        <w:ind w:left="4320" w:hanging="360"/>
+      </w:pPr>
+      <w:rPr>
+        <w:rFonts w:ascii="Wingdings" w:hAnsi="Wingdings" w:hint="default"/>
+        <w:sz w:val="20"/>
+      </w:rPr>
+    </w:lvl>
+    <w:lvl w:ilvl="6" w:tentative="1">
+      <w:start w:val="1"/>
+      <w:numFmt w:val="bullet"/>
+      <w:lvlText w:val=""/>
+      <w:lvlJc w:val="left"/>
+      <w:pPr>
+        <w:tabs>
+          <w:tab w:val="num" w:pos="5040"/>
+        </w:tabs>
+        <w:ind w:left="5040" w:hanging="360"/>
+      </w:pPr>
+      <w:rPr>
+        <w:rFonts w:ascii="Wingdings" w:hAnsi="Wingdings" w:hint="default"/>
+        <w:sz w:val="20"/>
+      </w:rPr>
+    </w:lvl>
+    <w:lvl w:ilvl="7" w:tentative="1">
+      <w:start w:val="1"/>
+      <w:numFmt w:val="bullet"/>
+      <w:lvlText w:val=""/>
+      <w:lvlJc w:val="left"/>
+      <w:pPr>
+        <w:tabs>
+          <w:tab w:val="num" w:pos="5760"/>
+        </w:tabs>
+        <w:ind w:left="5760" w:hanging="360"/>
+      </w:pPr>
+      <w:rPr>
+        <w:rFonts w:ascii="Wingdings" w:hAnsi="Wingdings" w:hint="default"/>
+        <w:sz w:val="20"/>
+      </w:rPr>
+    </w:lvl>
+    <w:lvl w:ilvl="8" w:tentative="1">
+      <w:start w:val="1"/>
+      <w:numFmt w:val="bullet"/>
+      <w:lvlText w:val=""/>
+      <w:lvlJc w:val="left"/>
+      <w:pPr>
+        <w:tabs>
+          <w:tab w:val="num" w:pos="6480"/>
+        </w:tabs>
+        <w:ind w:left="6480" w:hanging="360"/>
+      </w:pPr>
+      <w:rPr>
+        <w:rFonts w:ascii="Wingdings" w:hAnsi="Wingdings" w:hint="default"/>
+        <w:sz w:val="20"/>
+      </w:rPr>
+    </w:lvl>
+  </w:abstractNum>
   <w:num w:numId="1">
-    <w:abstractNumId w:val="2"/>
+    <w:abstractNumId w:val="5"/>
   </w:num>
   <w:num w:numId="2">
-    <w:abstractNumId w:val="1"/>
+    <w:abstractNumId w:val="4"/>
   </w:num>
   <w:num w:numId="3">
     <w:abstractNumId w:val="0"/>
+  </w:num>
+  <w:num w:numId="4">
+    <w:abstractNumId w:val="3"/>
+  </w:num>
+  <w:num w:numId="5">
+    <w:abstractNumId w:val="2"/>
+  </w:num>
+  <w:num w:numId="6">
+    <w:abstractNumId w:val="6"/>
+  </w:num>
+  <w:num w:numId="7">
+    <w:abstractNumId w:val="1"/>
   </w:num>
 </w:numbering>
 </file>
@@ -1917,7 +3671,6 @@
     <w:next w:val="Normal"/>
     <w:link w:val="Heading3Char"/>
     <w:uiPriority w:val="9"/>
-    <w:semiHidden/>
     <w:unhideWhenUsed/>
     <w:qFormat/>
     <w:rsid w:val="007168B0"/>
@@ -2126,7 +3879,6 @@
     <w:basedOn w:val="DefaultParagraphFont"/>
     <w:link w:val="Heading3"/>
     <w:uiPriority w:val="9"/>
-    <w:semiHidden/>
     <w:rsid w:val="007168B0"/>
     <w:rPr>
       <w:caps/>
@@ -2469,7 +4221,6 @@
     <w:name w:val="Normal (Web)"/>
     <w:basedOn w:val="Normal"/>
     <w:uiPriority w:val="99"/>
-    <w:semiHidden/>
     <w:unhideWhenUsed/>
     <w:rsid w:val="00330BBF"/>
     <w:pPr>
@@ -2568,6 +4319,21 @@
     <w:name w:val="hljs-attribute"/>
     <w:basedOn w:val="DefaultParagraphFont"/>
     <w:rsid w:val="00330BBF"/>
+  </w:style>
+  <w:style w:type="character" w:customStyle="1" w:styleId="hljs-selector-tag">
+    <w:name w:val="hljs-selector-tag"/>
+    <w:basedOn w:val="DefaultParagraphFont"/>
+    <w:rsid w:val="00D21F37"/>
+  </w:style>
+  <w:style w:type="character" w:customStyle="1" w:styleId="hljs-meta">
+    <w:name w:val="hljs-meta"/>
+    <w:basedOn w:val="DefaultParagraphFont"/>
+    <w:rsid w:val="00D21F37"/>
+  </w:style>
+  <w:style w:type="character" w:customStyle="1" w:styleId="hljs-subst">
+    <w:name w:val="hljs-subst"/>
+    <w:basedOn w:val="DefaultParagraphFont"/>
+    <w:rsid w:val="00D21F37"/>
   </w:style>
 </w:styles>
 </file>

--- a/Section-8.docx
+++ b/Section-8.docx
@@ -2297,6 +2297,1766 @@
         </w:rPr>
         <w:t>.</w:t>
       </w:r>
+    </w:p>
+    <w:p>
+      <w:pPr>
+        <w:pStyle w:val="Heading1"/>
+        <w:numPr>
+          <w:ilvl w:val="0"/>
+          <w:numId w:val="3"/>
+        </w:numPr>
+      </w:pPr>
+      <w:r>
+        <w:rPr>
+          <w:rStyle w:val="Strong"/>
+          <w:b w:val="0"/>
+          <w:bCs w:val="0"/>
+        </w:rPr>
+        <w:t>RANGE FUNCTION</w:t>
+      </w:r>
+    </w:p>
+    <w:p>
+      <w:pPr>
+        <w:pStyle w:val="NormalWeb"/>
+        <w:numPr>
+          <w:ilvl w:val="0"/>
+          <w:numId w:val="8"/>
+        </w:numPr>
+      </w:pPr>
+      <w:r>
+        <w:rPr>
+          <w:rStyle w:val="Strong"/>
+        </w:rPr>
+        <w:t>Definition</w:t>
+      </w:r>
+      <w:r>
+        <w:t xml:space="preserve">: The </w:t>
+      </w:r>
+      <w:r>
+        <w:rPr>
+          <w:rStyle w:val="HTMLCode"/>
+        </w:rPr>
+        <w:t>range()</w:t>
+      </w:r>
+      <w:r>
+        <w:t xml:space="preserve"> function creates a sequence of numbers.</w:t>
+      </w:r>
+    </w:p>
+    <w:p>
+      <w:pPr>
+        <w:pStyle w:val="NormalWeb"/>
+        <w:numPr>
+          <w:ilvl w:val="0"/>
+          <w:numId w:val="8"/>
+        </w:numPr>
+      </w:pPr>
+      <w:r>
+        <w:rPr>
+          <w:rStyle w:val="Strong"/>
+        </w:rPr>
+        <w:t>Syntax</w:t>
+      </w:r>
+      <w:r>
+        <w:t>:</w:t>
+      </w:r>
+    </w:p>
+    <w:p>
+      <w:pPr>
+        <w:pStyle w:val="HTMLPreformatted"/>
+        <w:numPr>
+          <w:ilvl w:val="0"/>
+          <w:numId w:val="8"/>
+        </w:numPr>
+        <w:tabs>
+          <w:tab w:val="clear" w:pos="720"/>
+        </w:tabs>
+        <w:rPr>
+          <w:rStyle w:val="HTMLCode"/>
+        </w:rPr>
+      </w:pPr>
+      <w:r>
+        <w:rPr>
+          <w:rStyle w:val="hljs-builtin"/>
+        </w:rPr>
+        <w:t>range</w:t>
+      </w:r>
+      <w:r>
+        <w:rPr>
+          <w:rStyle w:val="HTMLCode"/>
+        </w:rPr>
+        <w:t>(start, stop, step)</w:t>
+      </w:r>
+    </w:p>
+    <w:p>
+      <w:pPr>
+        <w:pStyle w:val="NormalWeb"/>
+        <w:numPr>
+          <w:ilvl w:val="1"/>
+          <w:numId w:val="8"/>
+        </w:numPr>
+      </w:pPr>
+      <w:r>
+        <w:rPr>
+          <w:rStyle w:val="Strong"/>
+        </w:rPr>
+        <w:t>start</w:t>
+      </w:r>
+      <w:r>
+        <w:t xml:space="preserve"> → beginning number (included).</w:t>
+      </w:r>
+    </w:p>
+    <w:p>
+      <w:pPr>
+        <w:pStyle w:val="NormalWeb"/>
+        <w:numPr>
+          <w:ilvl w:val="1"/>
+          <w:numId w:val="8"/>
+        </w:numPr>
+      </w:pPr>
+      <w:r>
+        <w:rPr>
+          <w:rStyle w:val="Strong"/>
+        </w:rPr>
+        <w:t>stop</w:t>
+      </w:r>
+      <w:r>
+        <w:t xml:space="preserve"> → ending number (excluded).</w:t>
+      </w:r>
+    </w:p>
+    <w:p>
+      <w:pPr>
+        <w:pStyle w:val="NormalWeb"/>
+        <w:numPr>
+          <w:ilvl w:val="1"/>
+          <w:numId w:val="8"/>
+        </w:numPr>
+      </w:pPr>
+      <w:r>
+        <w:rPr>
+          <w:rStyle w:val="Strong"/>
+        </w:rPr>
+        <w:t>step</w:t>
+      </w:r>
+      <w:r>
+        <w:t xml:space="preserve"> → difference between numbers.</w:t>
+      </w:r>
+    </w:p>
+    <w:p>
+      <w:pPr>
+        <w:pStyle w:val="Heading2"/>
+      </w:pPr>
+      <w:r>
+        <w:t xml:space="preserve"> Example:</w:t>
+      </w:r>
+    </w:p>
+    <w:p>
+      <w:pPr>
+        <w:pStyle w:val="HTMLPreformatted"/>
+        <w:rPr>
+          <w:rStyle w:val="HTMLCode"/>
+        </w:rPr>
+      </w:pPr>
+      <w:r>
+        <w:rPr>
+          <w:rStyle w:val="HTMLCode"/>
+        </w:rPr>
+        <w:t xml:space="preserve">numbers = </w:t>
+      </w:r>
+      <w:r>
+        <w:rPr>
+          <w:rStyle w:val="hljs-builtin"/>
+        </w:rPr>
+        <w:t>list</w:t>
+      </w:r>
+      <w:r>
+        <w:rPr>
+          <w:rStyle w:val="HTMLCode"/>
+        </w:rPr>
+        <w:t>(</w:t>
+      </w:r>
+      <w:r>
+        <w:rPr>
+          <w:rStyle w:val="hljs-builtin"/>
+        </w:rPr>
+        <w:t>range</w:t>
+      </w:r>
+      <w:r>
+        <w:rPr>
+          <w:rStyle w:val="HTMLCode"/>
+        </w:rPr>
+        <w:t>(</w:t>
+      </w:r>
+      <w:r>
+        <w:rPr>
+          <w:rStyle w:val="hljs-number"/>
+        </w:rPr>
+        <w:t>100</w:t>
+      </w:r>
+      <w:r>
+        <w:rPr>
+          <w:rStyle w:val="HTMLCode"/>
+        </w:rPr>
+        <w:t xml:space="preserve">, </w:t>
+      </w:r>
+      <w:r>
+        <w:rPr>
+          <w:rStyle w:val="hljs-number"/>
+        </w:rPr>
+        <w:t>0</w:t>
+      </w:r>
+      <w:r>
+        <w:rPr>
+          <w:rStyle w:val="HTMLCode"/>
+        </w:rPr>
+        <w:t>, -</w:t>
+      </w:r>
+      <w:r>
+        <w:rPr>
+          <w:rStyle w:val="hljs-number"/>
+        </w:rPr>
+        <w:t>20</w:t>
+      </w:r>
+      <w:r>
+        <w:rPr>
+          <w:rStyle w:val="HTMLCode"/>
+        </w:rPr>
+        <w:t>))</w:t>
+      </w:r>
+    </w:p>
+    <w:p>
+      <w:pPr>
+        <w:pStyle w:val="HTMLPreformatted"/>
+        <w:rPr>
+          <w:rStyle w:val="HTMLCode"/>
+        </w:rPr>
+      </w:pPr>
+      <w:r>
+        <w:rPr>
+          <w:rStyle w:val="hljs-builtin"/>
+        </w:rPr>
+        <w:lastRenderedPageBreak/>
+        <w:t>print</w:t>
+      </w:r>
+      <w:r>
+        <w:rPr>
+          <w:rStyle w:val="HTMLCode"/>
+        </w:rPr>
+        <w:t>(numbers)</w:t>
+      </w:r>
+    </w:p>
+    <w:p>
+      <w:pPr>
+        <w:pStyle w:val="Heading3"/>
+      </w:pPr>
+      <w:r>
+        <w:rPr>
+          <w:rStyle w:val="Strong"/>
+        </w:rPr>
+        <w:t>Output</w:t>
+      </w:r>
+      <w:r>
+        <w:t>:</w:t>
+      </w:r>
+    </w:p>
+    <w:p>
+      <w:pPr>
+        <w:pStyle w:val="HTMLPreformatted"/>
+        <w:rPr>
+          <w:rStyle w:val="HTMLCode"/>
+        </w:rPr>
+      </w:pPr>
+      <w:r>
+        <w:rPr>
+          <w:rStyle w:val="HTMLCode"/>
+        </w:rPr>
+        <w:t>[</w:t>
+      </w:r>
+      <w:r>
+        <w:rPr>
+          <w:rStyle w:val="hljs-meta"/>
+        </w:rPr>
+        <w:t>100, 80, 60, 40, 20</w:t>
+      </w:r>
+      <w:r>
+        <w:rPr>
+          <w:rStyle w:val="HTMLCode"/>
+        </w:rPr>
+        <w:t>]</w:t>
+      </w:r>
+    </w:p>
+    <w:p>
+      <w:pPr>
+        <w:pStyle w:val="Heading3"/>
+      </w:pPr>
+      <w:r>
+        <w:t xml:space="preserve"> Explanation:</w:t>
+      </w:r>
+    </w:p>
+    <w:p>
+      <w:pPr>
+        <w:pStyle w:val="NormalWeb"/>
+        <w:numPr>
+          <w:ilvl w:val="0"/>
+          <w:numId w:val="9"/>
+        </w:numPr>
+      </w:pPr>
+      <w:r>
+        <w:t xml:space="preserve">Starts from </w:t>
+      </w:r>
+      <w:r>
+        <w:rPr>
+          <w:rStyle w:val="Strong"/>
+        </w:rPr>
+        <w:t>100</w:t>
+      </w:r>
+    </w:p>
+    <w:p>
+      <w:pPr>
+        <w:pStyle w:val="NormalWeb"/>
+        <w:numPr>
+          <w:ilvl w:val="0"/>
+          <w:numId w:val="9"/>
+        </w:numPr>
+      </w:pPr>
+      <w:r>
+        <w:t xml:space="preserve">Ends before </w:t>
+      </w:r>
+      <w:r>
+        <w:rPr>
+          <w:rStyle w:val="Strong"/>
+        </w:rPr>
+        <w:t>0</w:t>
+      </w:r>
+    </w:p>
+    <w:p>
+      <w:pPr>
+        <w:pStyle w:val="NormalWeb"/>
+        <w:numPr>
+          <w:ilvl w:val="0"/>
+          <w:numId w:val="9"/>
+        </w:numPr>
+      </w:pPr>
+      <w:r>
+        <w:t xml:space="preserve">Decreases by </w:t>
+      </w:r>
+      <w:r>
+        <w:rPr>
+          <w:rStyle w:val="Strong"/>
+        </w:rPr>
+        <w:t>20</w:t>
+      </w:r>
+      <w:r>
+        <w:t xml:space="preserve"> each step</w:t>
+      </w:r>
+    </w:p>
+    <w:p>
+      <w:pPr>
+        <w:pStyle w:val="Heading1"/>
+        <w:numPr>
+          <w:ilvl w:val="0"/>
+          <w:numId w:val="3"/>
+        </w:numPr>
+      </w:pPr>
+      <w:r>
+        <w:rPr>
+          <w:rStyle w:val="Strong"/>
+          <w:b w:val="0"/>
+          <w:bCs w:val="0"/>
+        </w:rPr>
+        <w:t>WHILE LOOP</w:t>
+      </w:r>
+    </w:p>
+    <w:p>
+      <w:pPr>
+        <w:pStyle w:val="NormalWeb"/>
+        <w:numPr>
+          <w:ilvl w:val="0"/>
+          <w:numId w:val="10"/>
+        </w:numPr>
+      </w:pPr>
+      <w:r>
+        <w:rPr>
+          <w:rStyle w:val="Strong"/>
+        </w:rPr>
+        <w:t>Definition</w:t>
+      </w:r>
+      <w:r>
+        <w:t xml:space="preserve">: Repeats code as long as a condition is </w:t>
+      </w:r>
+      <w:r>
+        <w:rPr>
+          <w:rStyle w:val="HTMLCode"/>
+        </w:rPr>
+        <w:t>True</w:t>
+      </w:r>
+      <w:r>
+        <w:t>.</w:t>
+      </w:r>
+    </w:p>
+    <w:p>
+      <w:pPr>
+        <w:pStyle w:val="NormalWeb"/>
+        <w:numPr>
+          <w:ilvl w:val="0"/>
+          <w:numId w:val="10"/>
+        </w:numPr>
+      </w:pPr>
+      <w:r>
+        <w:rPr>
+          <w:rStyle w:val="Strong"/>
+        </w:rPr>
+        <w:t>Syntax</w:t>
+      </w:r>
+      <w:r>
+        <w:t>:</w:t>
+      </w:r>
+    </w:p>
+    <w:p>
+      <w:pPr>
+        <w:pStyle w:val="HTMLPreformatted"/>
+        <w:numPr>
+          <w:ilvl w:val="0"/>
+          <w:numId w:val="10"/>
+        </w:numPr>
+        <w:tabs>
+          <w:tab w:val="clear" w:pos="720"/>
+        </w:tabs>
+        <w:rPr>
+          <w:rStyle w:val="HTMLCode"/>
+        </w:rPr>
+      </w:pPr>
+      <w:r>
+        <w:rPr>
+          <w:rStyle w:val="hljs-keyword"/>
+          <w:rFonts w:eastAsiaTheme="majorEastAsia"/>
+        </w:rPr>
+        <w:t>while</w:t>
+      </w:r>
+      <w:r>
+        <w:rPr>
+          <w:rStyle w:val="HTMLCode"/>
+        </w:rPr>
+        <w:t xml:space="preserve"> condition:</w:t>
+      </w:r>
+    </w:p>
+    <w:p>
+      <w:pPr>
+        <w:pStyle w:val="HTMLPreformatted"/>
+        <w:numPr>
+          <w:ilvl w:val="0"/>
+          <w:numId w:val="10"/>
+        </w:numPr>
+        <w:tabs>
+          <w:tab w:val="clear" w:pos="720"/>
+        </w:tabs>
+        <w:rPr>
+          <w:rStyle w:val="HTMLCode"/>
+        </w:rPr>
+      </w:pPr>
+      <w:r>
+        <w:rPr>
+          <w:rStyle w:val="HTMLCode"/>
+        </w:rPr>
+        <w:t xml:space="preserve">    </w:t>
+      </w:r>
+      <w:r>
+        <w:rPr>
+          <w:rStyle w:val="hljs-comment"/>
+        </w:rPr>
+        <w:t xml:space="preserve"># </w:t>
+      </w:r>
+      <w:proofErr w:type="gramStart"/>
+      <w:r>
+        <w:rPr>
+          <w:rStyle w:val="hljs-comment"/>
+        </w:rPr>
+        <w:t>code</w:t>
+      </w:r>
+      <w:proofErr w:type="gramEnd"/>
+      <w:r>
+        <w:rPr>
+          <w:rStyle w:val="hljs-comment"/>
+        </w:rPr>
+        <w:t xml:space="preserve"> block</w:t>
+      </w:r>
+    </w:p>
+    <w:p>
+      <w:pPr>
+        <w:pStyle w:val="Heading2"/>
+      </w:pPr>
+      <w:r>
+        <w:t>Example:</w:t>
+      </w:r>
+    </w:p>
+    <w:p>
+      <w:pPr>
+        <w:pStyle w:val="HTMLPreformatted"/>
+        <w:rPr>
+          <w:rStyle w:val="HTMLCode"/>
+        </w:rPr>
+      </w:pPr>
+      <w:r>
+        <w:rPr>
+          <w:rStyle w:val="HTMLCode"/>
+        </w:rPr>
+        <w:t xml:space="preserve">x = </w:t>
+      </w:r>
+      <w:r>
+        <w:rPr>
+          <w:rStyle w:val="hljs-number"/>
+        </w:rPr>
+        <w:t>10</w:t>
+      </w:r>
+    </w:p>
+    <w:p>
+      <w:pPr>
+        <w:pStyle w:val="HTMLPreformatted"/>
+        <w:rPr>
+          <w:rStyle w:val="HTMLCode"/>
+        </w:rPr>
+      </w:pPr>
+      <w:r>
+        <w:rPr>
+          <w:rStyle w:val="hljs-keyword"/>
+          <w:rFonts w:eastAsiaTheme="majorEastAsia"/>
+        </w:rPr>
+        <w:t>while</w:t>
+      </w:r>
+      <w:r>
+        <w:rPr>
+          <w:rStyle w:val="HTMLCode"/>
+        </w:rPr>
+        <w:t xml:space="preserve"> (x &gt; </w:t>
+      </w:r>
+      <w:r>
+        <w:rPr>
+          <w:rStyle w:val="hljs-number"/>
+        </w:rPr>
+        <w:t>0</w:t>
+      </w:r>
+      <w:r>
+        <w:rPr>
+          <w:rStyle w:val="HTMLCode"/>
+        </w:rPr>
+        <w:t>):</w:t>
+      </w:r>
+    </w:p>
+    <w:p>
+      <w:pPr>
+        <w:pStyle w:val="HTMLPreformatted"/>
+        <w:rPr>
+          <w:rStyle w:val="HTMLCode"/>
+        </w:rPr>
+      </w:pPr>
+      <w:r>
+        <w:rPr>
+          <w:rStyle w:val="HTMLCode"/>
+        </w:rPr>
+        <w:t xml:space="preserve">    </w:t>
+      </w:r>
+      <w:r>
+        <w:rPr>
+          <w:rStyle w:val="hljs-builtin"/>
+        </w:rPr>
+        <w:t>print</w:t>
+      </w:r>
+      <w:r>
+        <w:rPr>
+          <w:rStyle w:val="HTMLCode"/>
+        </w:rPr>
+        <w:t>(x)</w:t>
+      </w:r>
+    </w:p>
+    <w:p>
+      <w:pPr>
+        <w:pStyle w:val="HTMLPreformatted"/>
+        <w:rPr>
+          <w:rStyle w:val="HTMLCode"/>
+        </w:rPr>
+      </w:pPr>
+      <w:r>
+        <w:rPr>
+          <w:rStyle w:val="HTMLCode"/>
+        </w:rPr>
+        <w:t xml:space="preserve">    x -= </w:t>
+      </w:r>
+      <w:r>
+        <w:rPr>
+          <w:rStyle w:val="hljs-number"/>
+        </w:rPr>
+        <w:t>1</w:t>
+      </w:r>
+    </w:p>
+    <w:p>
+      <w:pPr>
+        <w:pStyle w:val="Heading3"/>
+      </w:pPr>
+      <w:r>
+        <w:rPr>
+          <w:rStyle w:val="Strong"/>
+        </w:rPr>
+        <w:t>Output</w:t>
+      </w:r>
+      <w:r>
+        <w:t>:</w:t>
+      </w:r>
+    </w:p>
+    <w:p>
+      <w:pPr>
+        <w:pStyle w:val="HTMLPreformatted"/>
+        <w:rPr>
+          <w:rStyle w:val="HTMLCode"/>
+        </w:rPr>
+      </w:pPr>
+      <w:r>
+        <w:rPr>
+          <w:rStyle w:val="HTMLCode"/>
+        </w:rPr>
+        <w:t>10</w:t>
+      </w:r>
+    </w:p>
+    <w:p>
+      <w:pPr>
+        <w:pStyle w:val="HTMLPreformatted"/>
+        <w:rPr>
+          <w:rStyle w:val="HTMLCode"/>
+        </w:rPr>
+      </w:pPr>
+      <w:r>
+        <w:rPr>
+          <w:rStyle w:val="HTMLCode"/>
+        </w:rPr>
+        <w:t>9</w:t>
+      </w:r>
+    </w:p>
+    <w:p>
+      <w:pPr>
+        <w:pStyle w:val="HTMLPreformatted"/>
+        <w:rPr>
+          <w:rStyle w:val="HTMLCode"/>
+        </w:rPr>
+      </w:pPr>
+      <w:r>
+        <w:rPr>
+          <w:rStyle w:val="HTMLCode"/>
+        </w:rPr>
+        <w:t>8</w:t>
+      </w:r>
+    </w:p>
+    <w:p>
+      <w:pPr>
+        <w:pStyle w:val="HTMLPreformatted"/>
+        <w:rPr>
+          <w:rStyle w:val="HTMLCode"/>
+        </w:rPr>
+      </w:pPr>
+      <w:r>
+        <w:rPr>
+          <w:rStyle w:val="HTMLCode"/>
+        </w:rPr>
+        <w:t>7</w:t>
+      </w:r>
+    </w:p>
+    <w:p>
+      <w:pPr>
+        <w:pStyle w:val="HTMLPreformatted"/>
+        <w:rPr>
+          <w:rStyle w:val="HTMLCode"/>
+        </w:rPr>
+      </w:pPr>
+      <w:r>
+        <w:rPr>
+          <w:rStyle w:val="HTMLCode"/>
+        </w:rPr>
+        <w:t>6</w:t>
+      </w:r>
+    </w:p>
+    <w:p>
+      <w:pPr>
+        <w:pStyle w:val="HTMLPreformatted"/>
+        <w:rPr>
+          <w:rStyle w:val="HTMLCode"/>
+        </w:rPr>
+      </w:pPr>
+      <w:r>
+        <w:rPr>
+          <w:rStyle w:val="HTMLCode"/>
+        </w:rPr>
+        <w:t>5</w:t>
+      </w:r>
+    </w:p>
+    <w:p>
+      <w:pPr>
+        <w:pStyle w:val="HTMLPreformatted"/>
+        <w:rPr>
+          <w:rStyle w:val="HTMLCode"/>
+        </w:rPr>
+      </w:pPr>
+      <w:r>
+        <w:rPr>
+          <w:rStyle w:val="HTMLCode"/>
+        </w:rPr>
+        <w:t>4</w:t>
+      </w:r>
+    </w:p>
+    <w:p>
+      <w:pPr>
+        <w:pStyle w:val="HTMLPreformatted"/>
+        <w:rPr>
+          <w:rStyle w:val="HTMLCode"/>
+        </w:rPr>
+      </w:pPr>
+      <w:r>
+        <w:rPr>
+          <w:rStyle w:val="HTMLCode"/>
+        </w:rPr>
+        <w:t>3</w:t>
+      </w:r>
+    </w:p>
+    <w:p>
+      <w:pPr>
+        <w:pStyle w:val="HTMLPreformatted"/>
+        <w:rPr>
+          <w:rStyle w:val="HTMLCode"/>
+        </w:rPr>
+      </w:pPr>
+      <w:r>
+        <w:rPr>
+          <w:rStyle w:val="HTMLCode"/>
+        </w:rPr>
+        <w:t>2</w:t>
+      </w:r>
+    </w:p>
+    <w:p>
+      <w:pPr>
+        <w:pStyle w:val="HTMLPreformatted"/>
+        <w:rPr>
+          <w:rStyle w:val="HTMLCode"/>
+        </w:rPr>
+      </w:pPr>
+      <w:r>
+        <w:rPr>
+          <w:rStyle w:val="HTMLCode"/>
+        </w:rPr>
+        <w:t>1</w:t>
+      </w:r>
+    </w:p>
+    <w:p>
+      <w:pPr>
+        <w:pStyle w:val="Heading3"/>
+      </w:pPr>
+      <w:r>
+        <w:t>Explanation:</w:t>
+      </w:r>
+    </w:p>
+    <w:p>
+      <w:pPr>
+        <w:pStyle w:val="NormalWeb"/>
+        <w:numPr>
+          <w:ilvl w:val="0"/>
+          <w:numId w:val="11"/>
+        </w:numPr>
+      </w:pPr>
+      <w:r>
+        <w:t xml:space="preserve">Starts at </w:t>
+      </w:r>
+      <w:r>
+        <w:rPr>
+          <w:rStyle w:val="Strong"/>
+        </w:rPr>
+        <w:t>10</w:t>
+      </w:r>
+    </w:p>
+    <w:p>
+      <w:pPr>
+        <w:pStyle w:val="NormalWeb"/>
+        <w:numPr>
+          <w:ilvl w:val="0"/>
+          <w:numId w:val="11"/>
+        </w:numPr>
+      </w:pPr>
+      <w:r>
+        <w:t xml:space="preserve">Condition </w:t>
+      </w:r>
+      <w:r>
+        <w:rPr>
+          <w:rStyle w:val="HTMLCode"/>
+        </w:rPr>
+        <w:t>x &gt; 0</w:t>
+      </w:r>
+      <w:r>
+        <w:t xml:space="preserve"> keeps running</w:t>
+      </w:r>
+    </w:p>
+    <w:p>
+      <w:pPr>
+        <w:pStyle w:val="NormalWeb"/>
+        <w:numPr>
+          <w:ilvl w:val="0"/>
+          <w:numId w:val="11"/>
+        </w:numPr>
+      </w:pPr>
+      <w:r>
+        <w:t xml:space="preserve">Each time </w:t>
+      </w:r>
+      <w:r>
+        <w:rPr>
+          <w:rStyle w:val="HTMLCode"/>
+        </w:rPr>
+        <w:t>x</w:t>
+      </w:r>
+      <w:r>
+        <w:t xml:space="preserve"> is decreased by </w:t>
+      </w:r>
+      <w:r>
+        <w:rPr>
+          <w:rStyle w:val="HTMLCode"/>
+        </w:rPr>
+        <w:t>1</w:t>
+      </w:r>
+      <w:r>
+        <w:t xml:space="preserve"> (</w:t>
+      </w:r>
+      <w:r>
+        <w:rPr>
+          <w:rStyle w:val="HTMLCode"/>
+        </w:rPr>
+        <w:t>x -= 1</w:t>
+      </w:r>
+      <w:r>
+        <w:t>)</w:t>
+      </w:r>
+    </w:p>
+    <w:p>
+      <w:pPr>
+        <w:pStyle w:val="Heading1"/>
+        <w:numPr>
+          <w:ilvl w:val="0"/>
+          <w:numId w:val="3"/>
+        </w:numPr>
+      </w:pPr>
+      <w:r>
+        <w:rPr>
+          <w:rStyle w:val="Strong"/>
+          <w:b w:val="0"/>
+          <w:bCs w:val="0"/>
+        </w:rPr>
+        <w:t>CONTINUE, BREAK, PASS KEYWORDS</w:t>
+      </w:r>
+    </w:p>
+    <w:p>
+      <w:pPr>
+        <w:pStyle w:val="Heading2"/>
+      </w:pPr>
+      <w:r>
+        <w:rPr>
+          <w:rFonts w:ascii="Segoe UI Emoji" w:hAnsi="Segoe UI Emoji" w:cs="Segoe UI Emoji"/>
+        </w:rPr>
+        <w:t>🔹</w:t>
+      </w:r>
+      <w:r>
+        <w:t xml:space="preserve"> </w:t>
+      </w:r>
+      <w:r>
+        <w:rPr>
+          <w:rStyle w:val="Strong"/>
+          <w:b w:val="0"/>
+          <w:bCs w:val="0"/>
+        </w:rPr>
+        <w:t>continue</w:t>
+      </w:r>
+    </w:p>
+    <w:p>
+      <w:pPr>
+        <w:pStyle w:val="NormalWeb"/>
+        <w:numPr>
+          <w:ilvl w:val="0"/>
+          <w:numId w:val="12"/>
+        </w:numPr>
+      </w:pPr>
+      <w:r>
+        <w:t>Skips the current loop iteration and goes to the next.</w:t>
+      </w:r>
+    </w:p>
+    <w:p>
+      <w:pPr>
+        <w:pStyle w:val="HTMLPreformatted"/>
+        <w:rPr>
+          <w:rStyle w:val="HTMLCode"/>
+        </w:rPr>
+      </w:pPr>
+      <w:r>
+        <w:rPr>
+          <w:rStyle w:val="hljs-keyword"/>
+          <w:rFonts w:eastAsiaTheme="majorEastAsia"/>
+        </w:rPr>
+        <w:t>for</w:t>
+      </w:r>
+      <w:r>
+        <w:rPr>
+          <w:rStyle w:val="HTMLCode"/>
+        </w:rPr>
+        <w:t xml:space="preserve"> </w:t>
+      </w:r>
+      <w:proofErr w:type="spellStart"/>
+      <w:r>
+        <w:rPr>
+          <w:rStyle w:val="HTMLCode"/>
+        </w:rPr>
+        <w:t>i</w:t>
+      </w:r>
+      <w:proofErr w:type="spellEnd"/>
+      <w:r>
+        <w:rPr>
+          <w:rStyle w:val="HTMLCode"/>
+        </w:rPr>
+        <w:t xml:space="preserve"> </w:t>
+      </w:r>
+      <w:r>
+        <w:rPr>
+          <w:rStyle w:val="hljs-keyword"/>
+          <w:rFonts w:eastAsiaTheme="majorEastAsia"/>
+        </w:rPr>
+        <w:t>in</w:t>
+      </w:r>
+      <w:r>
+        <w:rPr>
+          <w:rStyle w:val="HTMLCode"/>
+        </w:rPr>
+        <w:t xml:space="preserve"> </w:t>
+      </w:r>
+      <w:r>
+        <w:rPr>
+          <w:rStyle w:val="hljs-builtin"/>
+        </w:rPr>
+        <w:t>range</w:t>
+      </w:r>
+      <w:r>
+        <w:rPr>
+          <w:rStyle w:val="HTMLCode"/>
+        </w:rPr>
+        <w:t>(</w:t>
+      </w:r>
+      <w:r>
+        <w:rPr>
+          <w:rStyle w:val="hljs-number"/>
+        </w:rPr>
+        <w:t>1</w:t>
+      </w:r>
+      <w:r>
+        <w:rPr>
+          <w:rStyle w:val="HTMLCode"/>
+        </w:rPr>
+        <w:t xml:space="preserve">, </w:t>
+      </w:r>
+      <w:r>
+        <w:rPr>
+          <w:rStyle w:val="hljs-number"/>
+        </w:rPr>
+        <w:t>6</w:t>
+      </w:r>
+      <w:r>
+        <w:rPr>
+          <w:rStyle w:val="HTMLCode"/>
+        </w:rPr>
+        <w:t>):</w:t>
+      </w:r>
+    </w:p>
+    <w:p>
+      <w:pPr>
+        <w:pStyle w:val="HTMLPreformatted"/>
+        <w:rPr>
+          <w:rStyle w:val="HTMLCode"/>
+        </w:rPr>
+      </w:pPr>
+      <w:r>
+        <w:rPr>
+          <w:rStyle w:val="HTMLCode"/>
+        </w:rPr>
+        <w:t xml:space="preserve">    </w:t>
+      </w:r>
+      <w:r>
+        <w:rPr>
+          <w:rStyle w:val="hljs-keyword"/>
+          <w:rFonts w:eastAsiaTheme="majorEastAsia"/>
+        </w:rPr>
+        <w:t>if</w:t>
+      </w:r>
+      <w:r>
+        <w:rPr>
+          <w:rStyle w:val="HTMLCode"/>
+        </w:rPr>
+        <w:t xml:space="preserve"> </w:t>
+      </w:r>
+      <w:proofErr w:type="spellStart"/>
+      <w:r>
+        <w:rPr>
+          <w:rStyle w:val="HTMLCode"/>
+        </w:rPr>
+        <w:t>i</w:t>
+      </w:r>
+      <w:proofErr w:type="spellEnd"/>
+      <w:r>
+        <w:rPr>
+          <w:rStyle w:val="HTMLCode"/>
+        </w:rPr>
+        <w:t xml:space="preserve"> == </w:t>
+      </w:r>
+      <w:r>
+        <w:rPr>
+          <w:rStyle w:val="hljs-number"/>
+        </w:rPr>
+        <w:t>3</w:t>
+      </w:r>
+      <w:r>
+        <w:rPr>
+          <w:rStyle w:val="HTMLCode"/>
+        </w:rPr>
+        <w:t>:</w:t>
+      </w:r>
+    </w:p>
+    <w:p>
+      <w:pPr>
+        <w:pStyle w:val="HTMLPreformatted"/>
+        <w:rPr>
+          <w:rStyle w:val="HTMLCode"/>
+        </w:rPr>
+      </w:pPr>
+      <w:r>
+        <w:rPr>
+          <w:rStyle w:val="HTMLCode"/>
+        </w:rPr>
+        <w:t xml:space="preserve">        </w:t>
+      </w:r>
+      <w:r>
+        <w:rPr>
+          <w:rStyle w:val="hljs-keyword"/>
+          <w:rFonts w:eastAsiaTheme="majorEastAsia"/>
+        </w:rPr>
+        <w:t>continue</w:t>
+      </w:r>
+    </w:p>
+    <w:p>
+      <w:pPr>
+        <w:pStyle w:val="HTMLPreformatted"/>
+        <w:rPr>
+          <w:rStyle w:val="HTMLCode"/>
+        </w:rPr>
+      </w:pPr>
+      <w:r>
+        <w:rPr>
+          <w:rStyle w:val="HTMLCode"/>
+        </w:rPr>
+        <w:t xml:space="preserve">    </w:t>
+      </w:r>
+      <w:r>
+        <w:rPr>
+          <w:rStyle w:val="hljs-builtin"/>
+        </w:rPr>
+        <w:t>print</w:t>
+      </w:r>
+      <w:r>
+        <w:rPr>
+          <w:rStyle w:val="HTMLCode"/>
+        </w:rPr>
+        <w:t>(</w:t>
+      </w:r>
+      <w:proofErr w:type="spellStart"/>
+      <w:r>
+        <w:rPr>
+          <w:rStyle w:val="HTMLCode"/>
+        </w:rPr>
+        <w:t>i</w:t>
+      </w:r>
+      <w:proofErr w:type="spellEnd"/>
+      <w:r>
+        <w:rPr>
+          <w:rStyle w:val="HTMLCode"/>
+        </w:rPr>
+        <w:t>)</w:t>
+      </w:r>
+    </w:p>
+    <w:p>
+      <w:pPr>
+        <w:pStyle w:val="Heading3"/>
+      </w:pPr>
+      <w:r>
+        <w:lastRenderedPageBreak/>
+        <w:t>Output:</w:t>
+      </w:r>
+    </w:p>
+    <w:p>
+      <w:pPr>
+        <w:pStyle w:val="HTMLPreformatted"/>
+        <w:rPr>
+          <w:rStyle w:val="HTMLCode"/>
+        </w:rPr>
+      </w:pPr>
+      <w:r>
+        <w:rPr>
+          <w:rStyle w:val="HTMLCode"/>
+        </w:rPr>
+        <w:t>1</w:t>
+      </w:r>
+    </w:p>
+    <w:p>
+      <w:pPr>
+        <w:pStyle w:val="HTMLPreformatted"/>
+        <w:rPr>
+          <w:rStyle w:val="HTMLCode"/>
+        </w:rPr>
+      </w:pPr>
+      <w:r>
+        <w:rPr>
+          <w:rStyle w:val="HTMLCode"/>
+        </w:rPr>
+        <w:t>2</w:t>
+      </w:r>
+    </w:p>
+    <w:p>
+      <w:pPr>
+        <w:pStyle w:val="HTMLPreformatted"/>
+        <w:rPr>
+          <w:rStyle w:val="HTMLCode"/>
+        </w:rPr>
+      </w:pPr>
+      <w:r>
+        <w:rPr>
+          <w:rStyle w:val="HTMLCode"/>
+        </w:rPr>
+        <w:t>4</w:t>
+      </w:r>
+    </w:p>
+    <w:p>
+      <w:pPr>
+        <w:pStyle w:val="HTMLPreformatted"/>
+        <w:rPr>
+          <w:rStyle w:val="HTMLCode"/>
+        </w:rPr>
+      </w:pPr>
+      <w:r>
+        <w:rPr>
+          <w:rStyle w:val="HTMLCode"/>
+        </w:rPr>
+        <w:t>5</w:t>
+      </w:r>
+    </w:p>
+    <w:p>
+      <w:pPr>
+        <w:pStyle w:val="NormalWeb"/>
+      </w:pPr>
+      <w:r>
+        <w:t>(3 is skipped)</w:t>
+      </w:r>
+    </w:p>
+    <w:p>
+      <w:pPr>
+        <w:pStyle w:val="Heading2"/>
+      </w:pPr>
+      <w:r>
+        <w:rPr>
+          <w:rFonts w:ascii="Segoe UI Emoji" w:hAnsi="Segoe UI Emoji" w:cs="Segoe UI Emoji"/>
+        </w:rPr>
+        <w:t>🔹</w:t>
+      </w:r>
+      <w:r>
+        <w:t xml:space="preserve"> </w:t>
+      </w:r>
+      <w:r>
+        <w:rPr>
+          <w:rStyle w:val="Strong"/>
+          <w:b w:val="0"/>
+          <w:bCs w:val="0"/>
+        </w:rPr>
+        <w:t>break</w:t>
+      </w:r>
+    </w:p>
+    <w:p>
+      <w:pPr>
+        <w:pStyle w:val="NormalWeb"/>
+        <w:numPr>
+          <w:ilvl w:val="0"/>
+          <w:numId w:val="13"/>
+        </w:numPr>
+      </w:pPr>
+      <w:r>
+        <w:t>Exits the loop completely.</w:t>
+      </w:r>
+    </w:p>
+    <w:p>
+      <w:pPr>
+        <w:pStyle w:val="HTMLPreformatted"/>
+        <w:rPr>
+          <w:rStyle w:val="HTMLCode"/>
+        </w:rPr>
+      </w:pPr>
+      <w:r>
+        <w:rPr>
+          <w:rStyle w:val="hljs-keyword"/>
+          <w:rFonts w:eastAsiaTheme="majorEastAsia"/>
+        </w:rPr>
+        <w:t>for</w:t>
+      </w:r>
+      <w:r>
+        <w:rPr>
+          <w:rStyle w:val="HTMLCode"/>
+        </w:rPr>
+        <w:t xml:space="preserve"> </w:t>
+      </w:r>
+      <w:proofErr w:type="spellStart"/>
+      <w:r>
+        <w:rPr>
+          <w:rStyle w:val="HTMLCode"/>
+        </w:rPr>
+        <w:t>i</w:t>
+      </w:r>
+      <w:proofErr w:type="spellEnd"/>
+      <w:r>
+        <w:rPr>
+          <w:rStyle w:val="HTMLCode"/>
+        </w:rPr>
+        <w:t xml:space="preserve"> </w:t>
+      </w:r>
+      <w:r>
+        <w:rPr>
+          <w:rStyle w:val="hljs-keyword"/>
+          <w:rFonts w:eastAsiaTheme="majorEastAsia"/>
+        </w:rPr>
+        <w:t>in</w:t>
+      </w:r>
+      <w:r>
+        <w:rPr>
+          <w:rStyle w:val="HTMLCode"/>
+        </w:rPr>
+        <w:t xml:space="preserve"> </w:t>
+      </w:r>
+      <w:r>
+        <w:rPr>
+          <w:rStyle w:val="hljs-builtin"/>
+        </w:rPr>
+        <w:t>range</w:t>
+      </w:r>
+      <w:r>
+        <w:rPr>
+          <w:rStyle w:val="HTMLCode"/>
+        </w:rPr>
+        <w:t>(</w:t>
+      </w:r>
+      <w:r>
+        <w:rPr>
+          <w:rStyle w:val="hljs-number"/>
+        </w:rPr>
+        <w:t>1</w:t>
+      </w:r>
+      <w:r>
+        <w:rPr>
+          <w:rStyle w:val="HTMLCode"/>
+        </w:rPr>
+        <w:t xml:space="preserve">, </w:t>
+      </w:r>
+      <w:r>
+        <w:rPr>
+          <w:rStyle w:val="hljs-number"/>
+        </w:rPr>
+        <w:t>6</w:t>
+      </w:r>
+      <w:r>
+        <w:rPr>
+          <w:rStyle w:val="HTMLCode"/>
+        </w:rPr>
+        <w:t>):</w:t>
+      </w:r>
+    </w:p>
+    <w:p>
+      <w:pPr>
+        <w:pStyle w:val="HTMLPreformatted"/>
+        <w:rPr>
+          <w:rStyle w:val="HTMLCode"/>
+        </w:rPr>
+      </w:pPr>
+      <w:r>
+        <w:rPr>
+          <w:rStyle w:val="HTMLCode"/>
+        </w:rPr>
+        <w:t xml:space="preserve">    </w:t>
+      </w:r>
+      <w:r>
+        <w:rPr>
+          <w:rStyle w:val="hljs-keyword"/>
+          <w:rFonts w:eastAsiaTheme="majorEastAsia"/>
+        </w:rPr>
+        <w:t>if</w:t>
+      </w:r>
+      <w:r>
+        <w:rPr>
+          <w:rStyle w:val="HTMLCode"/>
+        </w:rPr>
+        <w:t xml:space="preserve"> </w:t>
+      </w:r>
+      <w:proofErr w:type="spellStart"/>
+      <w:r>
+        <w:rPr>
+          <w:rStyle w:val="HTMLCode"/>
+        </w:rPr>
+        <w:t>i</w:t>
+      </w:r>
+      <w:proofErr w:type="spellEnd"/>
+      <w:r>
+        <w:rPr>
+          <w:rStyle w:val="HTMLCode"/>
+        </w:rPr>
+        <w:t xml:space="preserve"> == </w:t>
+      </w:r>
+      <w:r>
+        <w:rPr>
+          <w:rStyle w:val="hljs-number"/>
+        </w:rPr>
+        <w:t>3</w:t>
+      </w:r>
+      <w:r>
+        <w:rPr>
+          <w:rStyle w:val="HTMLCode"/>
+        </w:rPr>
+        <w:t>:</w:t>
+      </w:r>
+    </w:p>
+    <w:p>
+      <w:pPr>
+        <w:pStyle w:val="HTMLPreformatted"/>
+        <w:rPr>
+          <w:rStyle w:val="HTMLCode"/>
+        </w:rPr>
+      </w:pPr>
+      <w:r>
+        <w:rPr>
+          <w:rStyle w:val="HTMLCode"/>
+        </w:rPr>
+        <w:t xml:space="preserve">        </w:t>
+      </w:r>
+      <w:r>
+        <w:rPr>
+          <w:rStyle w:val="hljs-keyword"/>
+          <w:rFonts w:eastAsiaTheme="majorEastAsia"/>
+        </w:rPr>
+        <w:t>break</w:t>
+      </w:r>
+    </w:p>
+    <w:p>
+      <w:pPr>
+        <w:pStyle w:val="HTMLPreformatted"/>
+        <w:rPr>
+          <w:rStyle w:val="HTMLCode"/>
+        </w:rPr>
+      </w:pPr>
+      <w:r>
+        <w:rPr>
+          <w:rStyle w:val="HTMLCode"/>
+        </w:rPr>
+        <w:t xml:space="preserve">    </w:t>
+      </w:r>
+      <w:r>
+        <w:rPr>
+          <w:rStyle w:val="hljs-builtin"/>
+        </w:rPr>
+        <w:t>print</w:t>
+      </w:r>
+      <w:r>
+        <w:rPr>
+          <w:rStyle w:val="HTMLCode"/>
+        </w:rPr>
+        <w:t>(</w:t>
+      </w:r>
+      <w:proofErr w:type="spellStart"/>
+      <w:r>
+        <w:rPr>
+          <w:rStyle w:val="HTMLCode"/>
+        </w:rPr>
+        <w:t>i</w:t>
+      </w:r>
+      <w:proofErr w:type="spellEnd"/>
+      <w:r>
+        <w:rPr>
+          <w:rStyle w:val="HTMLCode"/>
+        </w:rPr>
+        <w:t>)</w:t>
+      </w:r>
+    </w:p>
+    <w:p>
+      <w:pPr>
+        <w:pStyle w:val="Heading3"/>
+      </w:pPr>
+      <w:r>
+        <w:t>Output:</w:t>
+      </w:r>
+    </w:p>
+    <w:p>
+      <w:pPr>
+        <w:pStyle w:val="HTMLPreformatted"/>
+        <w:rPr>
+          <w:rStyle w:val="HTMLCode"/>
+        </w:rPr>
+      </w:pPr>
+      <w:r>
+        <w:rPr>
+          <w:rStyle w:val="HTMLCode"/>
+        </w:rPr>
+        <w:t>1</w:t>
+      </w:r>
+    </w:p>
+    <w:p>
+      <w:pPr>
+        <w:pStyle w:val="HTMLPreformatted"/>
+        <w:rPr>
+          <w:rStyle w:val="HTMLCode"/>
+        </w:rPr>
+      </w:pPr>
+      <w:r>
+        <w:rPr>
+          <w:rStyle w:val="HTMLCode"/>
+        </w:rPr>
+        <w:t>2</w:t>
+      </w:r>
+    </w:p>
+    <w:p>
+      <w:pPr>
+        <w:pStyle w:val="NormalWeb"/>
+      </w:pPr>
+      <w:r>
+        <w:t>(Loop stops at 3)</w:t>
+      </w:r>
+    </w:p>
+    <w:p>
+      <w:pPr>
+        <w:pStyle w:val="Heading2"/>
+      </w:pPr>
+      <w:r>
+        <w:rPr>
+          <w:rFonts w:ascii="Segoe UI Emoji" w:hAnsi="Segoe UI Emoji" w:cs="Segoe UI Emoji"/>
+        </w:rPr>
+        <w:t>🔹</w:t>
+      </w:r>
+      <w:r>
+        <w:t xml:space="preserve"> </w:t>
+      </w:r>
+      <w:r>
+        <w:rPr>
+          <w:rStyle w:val="Strong"/>
+          <w:b w:val="0"/>
+          <w:bCs w:val="0"/>
+        </w:rPr>
+        <w:t>pass</w:t>
+      </w:r>
+    </w:p>
+    <w:p>
+      <w:pPr>
+        <w:pStyle w:val="NormalWeb"/>
+        <w:numPr>
+          <w:ilvl w:val="0"/>
+          <w:numId w:val="14"/>
+        </w:numPr>
+      </w:pPr>
+      <w:r>
+        <w:t>Does nothing, just a placeholder.</w:t>
+      </w:r>
+    </w:p>
+    <w:p>
+      <w:pPr>
+        <w:pStyle w:val="HTMLPreformatted"/>
+        <w:rPr>
+          <w:rStyle w:val="HTMLCode"/>
+        </w:rPr>
+      </w:pPr>
+      <w:r>
+        <w:rPr>
+          <w:rStyle w:val="hljs-keyword"/>
+          <w:rFonts w:eastAsiaTheme="majorEastAsia"/>
+        </w:rPr>
+        <w:t>for</w:t>
+      </w:r>
+      <w:r>
+        <w:rPr>
+          <w:rStyle w:val="HTMLCode"/>
+        </w:rPr>
+        <w:t xml:space="preserve"> </w:t>
+      </w:r>
+      <w:proofErr w:type="spellStart"/>
+      <w:r>
+        <w:rPr>
+          <w:rStyle w:val="HTMLCode"/>
+        </w:rPr>
+        <w:t>i</w:t>
+      </w:r>
+      <w:proofErr w:type="spellEnd"/>
+      <w:r>
+        <w:rPr>
+          <w:rStyle w:val="HTMLCode"/>
+        </w:rPr>
+        <w:t xml:space="preserve"> </w:t>
+      </w:r>
+      <w:r>
+        <w:rPr>
+          <w:rStyle w:val="hljs-keyword"/>
+          <w:rFonts w:eastAsiaTheme="majorEastAsia"/>
+        </w:rPr>
+        <w:t>in</w:t>
+      </w:r>
+      <w:r>
+        <w:rPr>
+          <w:rStyle w:val="HTMLCode"/>
+        </w:rPr>
+        <w:t xml:space="preserve"> </w:t>
+      </w:r>
+      <w:r>
+        <w:rPr>
+          <w:rStyle w:val="hljs-builtin"/>
+        </w:rPr>
+        <w:t>range</w:t>
+      </w:r>
+      <w:r>
+        <w:rPr>
+          <w:rStyle w:val="HTMLCode"/>
+        </w:rPr>
+        <w:t>(</w:t>
+      </w:r>
+      <w:r>
+        <w:rPr>
+          <w:rStyle w:val="hljs-number"/>
+        </w:rPr>
+        <w:t>1</w:t>
+      </w:r>
+      <w:r>
+        <w:rPr>
+          <w:rStyle w:val="HTMLCode"/>
+        </w:rPr>
+        <w:t xml:space="preserve">, </w:t>
+      </w:r>
+      <w:r>
+        <w:rPr>
+          <w:rStyle w:val="hljs-number"/>
+        </w:rPr>
+        <w:t>6</w:t>
+      </w:r>
+      <w:r>
+        <w:rPr>
+          <w:rStyle w:val="HTMLCode"/>
+        </w:rPr>
+        <w:t>):</w:t>
+      </w:r>
+    </w:p>
+    <w:p>
+      <w:pPr>
+        <w:pStyle w:val="HTMLPreformatted"/>
+        <w:rPr>
+          <w:rStyle w:val="HTMLCode"/>
+        </w:rPr>
+      </w:pPr>
+      <w:r>
+        <w:rPr>
+          <w:rStyle w:val="HTMLCode"/>
+        </w:rPr>
+        <w:t xml:space="preserve">    </w:t>
+      </w:r>
+      <w:r>
+        <w:rPr>
+          <w:rStyle w:val="hljs-keyword"/>
+          <w:rFonts w:eastAsiaTheme="majorEastAsia"/>
+        </w:rPr>
+        <w:t>if</w:t>
+      </w:r>
+      <w:r>
+        <w:rPr>
+          <w:rStyle w:val="HTMLCode"/>
+        </w:rPr>
+        <w:t xml:space="preserve"> </w:t>
+      </w:r>
+      <w:proofErr w:type="spellStart"/>
+      <w:r>
+        <w:rPr>
+          <w:rStyle w:val="HTMLCode"/>
+        </w:rPr>
+        <w:t>i</w:t>
+      </w:r>
+      <w:proofErr w:type="spellEnd"/>
+      <w:r>
+        <w:rPr>
+          <w:rStyle w:val="HTMLCode"/>
+        </w:rPr>
+        <w:t xml:space="preserve"> == </w:t>
+      </w:r>
+      <w:r>
+        <w:rPr>
+          <w:rStyle w:val="hljs-number"/>
+        </w:rPr>
+        <w:t>3</w:t>
+      </w:r>
+      <w:r>
+        <w:rPr>
+          <w:rStyle w:val="HTMLCode"/>
+        </w:rPr>
+        <w:t>:</w:t>
+      </w:r>
+    </w:p>
+    <w:p>
+      <w:pPr>
+        <w:pStyle w:val="HTMLPreformatted"/>
+        <w:rPr>
+          <w:rStyle w:val="HTMLCode"/>
+        </w:rPr>
+      </w:pPr>
+      <w:r>
+        <w:rPr>
+          <w:rStyle w:val="HTMLCode"/>
+        </w:rPr>
+        <w:t xml:space="preserve">        </w:t>
+      </w:r>
+      <w:r>
+        <w:rPr>
+          <w:rStyle w:val="hljs-keyword"/>
+          <w:rFonts w:eastAsiaTheme="majorEastAsia"/>
+        </w:rPr>
+        <w:t>pass</w:t>
+      </w:r>
+    </w:p>
+    <w:p>
+      <w:pPr>
+        <w:pStyle w:val="HTMLPreformatted"/>
+        <w:rPr>
+          <w:rStyle w:val="HTMLCode"/>
+        </w:rPr>
+      </w:pPr>
+      <w:r>
+        <w:rPr>
+          <w:rStyle w:val="HTMLCode"/>
+        </w:rPr>
+        <w:t xml:space="preserve">    </w:t>
+      </w:r>
+      <w:r>
+        <w:rPr>
+          <w:rStyle w:val="hljs-builtin"/>
+        </w:rPr>
+        <w:t>print</w:t>
+      </w:r>
+      <w:r>
+        <w:rPr>
+          <w:rStyle w:val="HTMLCode"/>
+        </w:rPr>
+        <w:t>(</w:t>
+      </w:r>
+      <w:proofErr w:type="spellStart"/>
+      <w:r>
+        <w:rPr>
+          <w:rStyle w:val="HTMLCode"/>
+        </w:rPr>
+        <w:t>i</w:t>
+      </w:r>
+      <w:proofErr w:type="spellEnd"/>
+      <w:r>
+        <w:rPr>
+          <w:rStyle w:val="HTMLCode"/>
+        </w:rPr>
+        <w:t>)</w:t>
+      </w:r>
+    </w:p>
+    <w:p>
+      <w:pPr>
+        <w:pStyle w:val="Heading3"/>
+      </w:pPr>
+      <w:r>
+        <w:t>Output:</w:t>
+      </w:r>
+    </w:p>
+    <w:p>
+      <w:pPr>
+        <w:pStyle w:val="HTMLPreformatted"/>
+        <w:rPr>
+          <w:rStyle w:val="HTMLCode"/>
+        </w:rPr>
+      </w:pPr>
+      <w:r>
+        <w:rPr>
+          <w:rStyle w:val="HTMLCode"/>
+        </w:rPr>
+        <w:t>1</w:t>
+      </w:r>
+    </w:p>
+    <w:p>
+      <w:pPr>
+        <w:pStyle w:val="HTMLPreformatted"/>
+        <w:rPr>
+          <w:rStyle w:val="HTMLCode"/>
+        </w:rPr>
+      </w:pPr>
+      <w:r>
+        <w:rPr>
+          <w:rStyle w:val="HTMLCode"/>
+        </w:rPr>
+        <w:t>2</w:t>
+      </w:r>
+    </w:p>
+    <w:p>
+      <w:pPr>
+        <w:pStyle w:val="HTMLPreformatted"/>
+        <w:rPr>
+          <w:rStyle w:val="HTMLCode"/>
+        </w:rPr>
+      </w:pPr>
+      <w:r>
+        <w:rPr>
+          <w:rStyle w:val="HTMLCode"/>
+        </w:rPr>
+        <w:t>3</w:t>
+      </w:r>
+    </w:p>
+    <w:p>
+      <w:pPr>
+        <w:pStyle w:val="HTMLPreformatted"/>
+        <w:rPr>
+          <w:rStyle w:val="HTMLCode"/>
+        </w:rPr>
+      </w:pPr>
+      <w:r>
+        <w:rPr>
+          <w:rStyle w:val="HTMLCode"/>
+        </w:rPr>
+        <w:t>4</w:t>
+      </w:r>
+    </w:p>
+    <w:p>
+      <w:pPr>
+        <w:pStyle w:val="HTMLPreformatted"/>
+        <w:rPr>
+          <w:rStyle w:val="HTMLCode"/>
+        </w:rPr>
+      </w:pPr>
+      <w:r>
+        <w:rPr>
+          <w:rStyle w:val="HTMLCode"/>
+        </w:rPr>
+        <w:t>5</w:t>
+      </w:r>
+    </w:p>
+    <w:p>
+      <w:pPr>
+        <w:pStyle w:val="z-BottomofForm"/>
+        <w:numPr>
+          <w:ilvl w:val="0"/>
+          <w:numId w:val="13"/>
+        </w:numPr>
+        <w:jc w:val="left"/>
+      </w:pPr>
+      <w:r>
+        <w:t>Bottom of Form</w:t>
+      </w:r>
+    </w:p>
+    <w:p>
+      <w:pPr>
+        <w:pStyle w:val="z-BottomofForm"/>
+        <w:numPr>
+          <w:ilvl w:val="0"/>
+          <w:numId w:val="13"/>
+        </w:numPr>
+        <w:jc w:val="left"/>
+      </w:pPr>
     </w:p>
     <w:sectPr>
       <w:pgSz w:w="11906" w:h="16838"/>
@@ -2312,91 +4072,303 @@
 <w:numbering xmlns:wpc="http://schemas.microsoft.com/office/word/2010/wordprocessingCanvas" xmlns:cx="http://schemas.microsoft.com/office/drawing/2014/chartex" xmlns:cx1="http://schemas.microsoft.com/office/drawing/2015/9/8/chartex" xmlns:cx2="http://schemas.microsoft.com/office/drawing/2015/10/21/chartex" xmlns:cx3="http://schemas.microsoft.com/office/drawing/2016/5/9/chartex" xmlns:cx4="http://schemas.microsoft.com/office/drawing/2016/5/10/chartex" xmlns:cx5="http://schemas.microsoft.com/office/drawing/2016/5/11/chartex" xmlns:cx6="http://schemas.microsoft.com/office/drawing/2016/5/12/chartex" xmlns:cx7="http://schemas.microsoft.com/office/drawing/2016/5/13/chartex" xmlns:cx8="http://schemas.microsoft.com/office/drawing/2016/5/14/chartex" xmlns:mc="http://schemas.openxmlformats.org/markup-compatibility/2006" xmlns:aink="http://schemas.microsoft.com/office/drawing/2016/ink" xmlns:am3d="http://schemas.microsoft.com/office/drawing/2017/model3d" xmlns:o="urn:schemas-microsoft-com:office:office" xmlns:r="http://schemas.openxmlformats.org/officeDocument/2006/relationships" xmlns:m="http://schemas.openxmlformats.org/officeDocument/2006/math" xmlns:v="urn:schemas-microsoft-com:vml" xmlns:wp14="http://schemas.microsoft.com/office/word/2010/wordprocessingDrawing" xmlns:wp="http://schemas.openxmlformats.org/drawingml/2006/wordprocessingDrawing" xmlns:w10="urn:schemas-microsoft-com:office:word" xmlns:w="http://schemas.openxmlformats.org/wordprocessingml/2006/main" xmlns:w14="http://schemas.microsoft.com/office/word/2010/wordml" xmlns:w15="http://schemas.microsoft.com/office/word/2012/wordml" xmlns:w16cex="http://schemas.microsoft.com/office/word/2018/wordml/cex" xmlns:w16cid="http://schemas.microsoft.com/office/word/2016/wordml/cid" xmlns:w16="http://schemas.microsoft.com/office/word/2018/wordml" xmlns:w16sdtdh="http://schemas.microsoft.com/office/word/2020/wordml/sdtdatahash" xmlns:w16se="http://schemas.microsoft.com/office/word/2015/wordml/symex" xmlns:wpg="http://schemas.microsoft.com/office/word/2010/wordprocessingGroup" xmlns:wpi="http://schemas.microsoft.com/office/word/2010/wordprocessingInk" xmlns:wne="http://schemas.microsoft.com/office/word/2006/wordml" xmlns:wps="http://schemas.microsoft.com/office/word/2010/wordprocessingShape" mc:Ignorable="w14 w15 w16se w16cid w16 w16cex w16sdtdh wp14">
   <w:abstractNum w:abstractNumId="0" w15:restartNumberingAfterBreak="0">
     <w:nsid w:val="000B618F"/>
-    <w:multiLevelType w:val="hybridMultilevel"/>
-    <w:tmpl w:val="830CC694"/>
-    <w:lvl w:ilvl="0" w:tplc="0809000F">
+    <w:multiLevelType w:val="multilevel"/>
+    <w:tmpl w:val="140A3990"/>
+    <w:lvl w:ilvl="0">
       <w:start w:val="1"/>
       <w:numFmt w:val="decimal"/>
       <w:lvlText w:val="%1."/>
       <w:lvlJc w:val="left"/>
       <w:pPr>
+        <w:tabs>
+          <w:tab w:val="num" w:pos="720"/>
+        </w:tabs>
         <w:ind w:left="720" w:hanging="360"/>
       </w:pPr>
-    </w:lvl>
-    <w:lvl w:ilvl="1" w:tplc="08090019" w:tentative="1">
-      <w:start w:val="1"/>
-      <w:numFmt w:val="lowerLetter"/>
-      <w:lvlText w:val="%2."/>
-      <w:lvlJc w:val="left"/>
-      <w:pPr>
+      <w:rPr>
+        <w:rFonts w:hint="default"/>
+        <w:sz w:val="20"/>
+      </w:rPr>
+    </w:lvl>
+    <w:lvl w:ilvl="1" w:tentative="1">
+      <w:start w:val="1"/>
+      <w:numFmt w:val="bullet"/>
+      <w:lvlText w:val="o"/>
+      <w:lvlJc w:val="left"/>
+      <w:pPr>
+        <w:tabs>
+          <w:tab w:val="num" w:pos="1440"/>
+        </w:tabs>
         <w:ind w:left="1440" w:hanging="360"/>
       </w:pPr>
-    </w:lvl>
-    <w:lvl w:ilvl="2" w:tplc="0809001B" w:tentative="1">
-      <w:start w:val="1"/>
-      <w:numFmt w:val="lowerRoman"/>
-      <w:lvlText w:val="%3."/>
-      <w:lvlJc w:val="right"/>
-      <w:pPr>
-        <w:ind w:left="2160" w:hanging="180"/>
-      </w:pPr>
-    </w:lvl>
-    <w:lvl w:ilvl="3" w:tplc="0809000F" w:tentative="1">
-      <w:start w:val="1"/>
-      <w:numFmt w:val="decimal"/>
-      <w:lvlText w:val="%4."/>
-      <w:lvlJc w:val="left"/>
-      <w:pPr>
+      <w:rPr>
+        <w:rFonts w:ascii="Courier New" w:hAnsi="Courier New" w:hint="default"/>
+        <w:sz w:val="20"/>
+      </w:rPr>
+    </w:lvl>
+    <w:lvl w:ilvl="2" w:tentative="1">
+      <w:start w:val="1"/>
+      <w:numFmt w:val="bullet"/>
+      <w:lvlText w:val=""/>
+      <w:lvlJc w:val="left"/>
+      <w:pPr>
+        <w:tabs>
+          <w:tab w:val="num" w:pos="2160"/>
+        </w:tabs>
+        <w:ind w:left="2160" w:hanging="360"/>
+      </w:pPr>
+      <w:rPr>
+        <w:rFonts w:ascii="Wingdings" w:hAnsi="Wingdings" w:hint="default"/>
+        <w:sz w:val="20"/>
+      </w:rPr>
+    </w:lvl>
+    <w:lvl w:ilvl="3" w:tentative="1">
+      <w:start w:val="1"/>
+      <w:numFmt w:val="bullet"/>
+      <w:lvlText w:val=""/>
+      <w:lvlJc w:val="left"/>
+      <w:pPr>
+        <w:tabs>
+          <w:tab w:val="num" w:pos="2880"/>
+        </w:tabs>
         <w:ind w:left="2880" w:hanging="360"/>
       </w:pPr>
-    </w:lvl>
-    <w:lvl w:ilvl="4" w:tplc="08090019" w:tentative="1">
-      <w:start w:val="1"/>
-      <w:numFmt w:val="lowerLetter"/>
-      <w:lvlText w:val="%5."/>
-      <w:lvlJc w:val="left"/>
-      <w:pPr>
+      <w:rPr>
+        <w:rFonts w:ascii="Wingdings" w:hAnsi="Wingdings" w:hint="default"/>
+        <w:sz w:val="20"/>
+      </w:rPr>
+    </w:lvl>
+    <w:lvl w:ilvl="4" w:tentative="1">
+      <w:start w:val="1"/>
+      <w:numFmt w:val="bullet"/>
+      <w:lvlText w:val=""/>
+      <w:lvlJc w:val="left"/>
+      <w:pPr>
+        <w:tabs>
+          <w:tab w:val="num" w:pos="3600"/>
+        </w:tabs>
         <w:ind w:left="3600" w:hanging="360"/>
       </w:pPr>
-    </w:lvl>
-    <w:lvl w:ilvl="5" w:tplc="0809001B" w:tentative="1">
-      <w:start w:val="1"/>
-      <w:numFmt w:val="lowerRoman"/>
-      <w:lvlText w:val="%6."/>
-      <w:lvlJc w:val="right"/>
-      <w:pPr>
-        <w:ind w:left="4320" w:hanging="180"/>
-      </w:pPr>
-    </w:lvl>
-    <w:lvl w:ilvl="6" w:tplc="0809000F" w:tentative="1">
-      <w:start w:val="1"/>
-      <w:numFmt w:val="decimal"/>
-      <w:lvlText w:val="%7."/>
-      <w:lvlJc w:val="left"/>
-      <w:pPr>
+      <w:rPr>
+        <w:rFonts w:ascii="Wingdings" w:hAnsi="Wingdings" w:hint="default"/>
+        <w:sz w:val="20"/>
+      </w:rPr>
+    </w:lvl>
+    <w:lvl w:ilvl="5" w:tentative="1">
+      <w:start w:val="1"/>
+      <w:numFmt w:val="bullet"/>
+      <w:lvlText w:val=""/>
+      <w:lvlJc w:val="left"/>
+      <w:pPr>
+        <w:tabs>
+          <w:tab w:val="num" w:pos="4320"/>
+        </w:tabs>
+        <w:ind w:left="4320" w:hanging="360"/>
+      </w:pPr>
+      <w:rPr>
+        <w:rFonts w:ascii="Wingdings" w:hAnsi="Wingdings" w:hint="default"/>
+        <w:sz w:val="20"/>
+      </w:rPr>
+    </w:lvl>
+    <w:lvl w:ilvl="6" w:tentative="1">
+      <w:start w:val="1"/>
+      <w:numFmt w:val="bullet"/>
+      <w:lvlText w:val=""/>
+      <w:lvlJc w:val="left"/>
+      <w:pPr>
+        <w:tabs>
+          <w:tab w:val="num" w:pos="5040"/>
+        </w:tabs>
         <w:ind w:left="5040" w:hanging="360"/>
       </w:pPr>
-    </w:lvl>
-    <w:lvl w:ilvl="7" w:tplc="08090019" w:tentative="1">
-      <w:start w:val="1"/>
-      <w:numFmt w:val="lowerLetter"/>
-      <w:lvlText w:val="%8."/>
-      <w:lvlJc w:val="left"/>
-      <w:pPr>
+      <w:rPr>
+        <w:rFonts w:ascii="Wingdings" w:hAnsi="Wingdings" w:hint="default"/>
+        <w:sz w:val="20"/>
+      </w:rPr>
+    </w:lvl>
+    <w:lvl w:ilvl="7" w:tentative="1">
+      <w:start w:val="1"/>
+      <w:numFmt w:val="bullet"/>
+      <w:lvlText w:val=""/>
+      <w:lvlJc w:val="left"/>
+      <w:pPr>
+        <w:tabs>
+          <w:tab w:val="num" w:pos="5760"/>
+        </w:tabs>
         <w:ind w:left="5760" w:hanging="360"/>
       </w:pPr>
-    </w:lvl>
-    <w:lvl w:ilvl="8" w:tplc="0809001B" w:tentative="1">
-      <w:start w:val="1"/>
-      <w:numFmt w:val="lowerRoman"/>
-      <w:lvlText w:val="%9."/>
-      <w:lvlJc w:val="right"/>
-      <w:pPr>
-        <w:ind w:left="6480" w:hanging="180"/>
-      </w:pPr>
+      <w:rPr>
+        <w:rFonts w:ascii="Wingdings" w:hAnsi="Wingdings" w:hint="default"/>
+        <w:sz w:val="20"/>
+      </w:rPr>
+    </w:lvl>
+    <w:lvl w:ilvl="8" w:tentative="1">
+      <w:start w:val="1"/>
+      <w:numFmt w:val="bullet"/>
+      <w:lvlText w:val=""/>
+      <w:lvlJc w:val="left"/>
+      <w:pPr>
+        <w:tabs>
+          <w:tab w:val="num" w:pos="6480"/>
+        </w:tabs>
+        <w:ind w:left="6480" w:hanging="360"/>
+      </w:pPr>
+      <w:rPr>
+        <w:rFonts w:ascii="Wingdings" w:hAnsi="Wingdings" w:hint="default"/>
+        <w:sz w:val="20"/>
+      </w:rPr>
     </w:lvl>
   </w:abstractNum>
   <w:abstractNum w:abstractNumId="1" w15:restartNumberingAfterBreak="0">
+    <w:nsid w:val="0940037D"/>
+    <w:multiLevelType w:val="multilevel"/>
+    <w:tmpl w:val="FB101A44"/>
+    <w:lvl w:ilvl="0">
+      <w:start w:val="1"/>
+      <w:numFmt w:val="bullet"/>
+      <w:lvlText w:val=""/>
+      <w:lvlJc w:val="left"/>
+      <w:pPr>
+        <w:tabs>
+          <w:tab w:val="num" w:pos="720"/>
+        </w:tabs>
+        <w:ind w:left="720" w:hanging="360"/>
+      </w:pPr>
+      <w:rPr>
+        <w:rFonts w:ascii="Symbol" w:hAnsi="Symbol" w:hint="default"/>
+        <w:sz w:val="20"/>
+      </w:rPr>
+    </w:lvl>
+    <w:lvl w:ilvl="1" w:tentative="1">
+      <w:start w:val="1"/>
+      <w:numFmt w:val="bullet"/>
+      <w:lvlText w:val="o"/>
+      <w:lvlJc w:val="left"/>
+      <w:pPr>
+        <w:tabs>
+          <w:tab w:val="num" w:pos="1440"/>
+        </w:tabs>
+        <w:ind w:left="1440" w:hanging="360"/>
+      </w:pPr>
+      <w:rPr>
+        <w:rFonts w:ascii="Courier New" w:hAnsi="Courier New" w:hint="default"/>
+        <w:sz w:val="20"/>
+      </w:rPr>
+    </w:lvl>
+    <w:lvl w:ilvl="2" w:tentative="1">
+      <w:start w:val="1"/>
+      <w:numFmt w:val="bullet"/>
+      <w:lvlText w:val=""/>
+      <w:lvlJc w:val="left"/>
+      <w:pPr>
+        <w:tabs>
+          <w:tab w:val="num" w:pos="2160"/>
+        </w:tabs>
+        <w:ind w:left="2160" w:hanging="360"/>
+      </w:pPr>
+      <w:rPr>
+        <w:rFonts w:ascii="Wingdings" w:hAnsi="Wingdings" w:hint="default"/>
+        <w:sz w:val="20"/>
+      </w:rPr>
+    </w:lvl>
+    <w:lvl w:ilvl="3" w:tentative="1">
+      <w:start w:val="1"/>
+      <w:numFmt w:val="bullet"/>
+      <w:lvlText w:val=""/>
+      <w:lvlJc w:val="left"/>
+      <w:pPr>
+        <w:tabs>
+          <w:tab w:val="num" w:pos="2880"/>
+        </w:tabs>
+        <w:ind w:left="2880" w:hanging="360"/>
+      </w:pPr>
+      <w:rPr>
+        <w:rFonts w:ascii="Wingdings" w:hAnsi="Wingdings" w:hint="default"/>
+        <w:sz w:val="20"/>
+      </w:rPr>
+    </w:lvl>
+    <w:lvl w:ilvl="4" w:tentative="1">
+      <w:start w:val="1"/>
+      <w:numFmt w:val="bullet"/>
+      <w:lvlText w:val=""/>
+      <w:lvlJc w:val="left"/>
+      <w:pPr>
+        <w:tabs>
+          <w:tab w:val="num" w:pos="3600"/>
+        </w:tabs>
+        <w:ind w:left="3600" w:hanging="360"/>
+      </w:pPr>
+      <w:rPr>
+        <w:rFonts w:ascii="Wingdings" w:hAnsi="Wingdings" w:hint="default"/>
+        <w:sz w:val="20"/>
+      </w:rPr>
+    </w:lvl>
+    <w:lvl w:ilvl="5" w:tentative="1">
+      <w:start w:val="1"/>
+      <w:numFmt w:val="bullet"/>
+      <w:lvlText w:val=""/>
+      <w:lvlJc w:val="left"/>
+      <w:pPr>
+        <w:tabs>
+          <w:tab w:val="num" w:pos="4320"/>
+        </w:tabs>
+        <w:ind w:left="4320" w:hanging="360"/>
+      </w:pPr>
+      <w:rPr>
+        <w:rFonts w:ascii="Wingdings" w:hAnsi="Wingdings" w:hint="default"/>
+        <w:sz w:val="20"/>
+      </w:rPr>
+    </w:lvl>
+    <w:lvl w:ilvl="6" w:tentative="1">
+      <w:start w:val="1"/>
+      <w:numFmt w:val="bullet"/>
+      <w:lvlText w:val=""/>
+      <w:lvlJc w:val="left"/>
+      <w:pPr>
+        <w:tabs>
+          <w:tab w:val="num" w:pos="5040"/>
+        </w:tabs>
+        <w:ind w:left="5040" w:hanging="360"/>
+      </w:pPr>
+      <w:rPr>
+        <w:rFonts w:ascii="Wingdings" w:hAnsi="Wingdings" w:hint="default"/>
+        <w:sz w:val="20"/>
+      </w:rPr>
+    </w:lvl>
+    <w:lvl w:ilvl="7" w:tentative="1">
+      <w:start w:val="1"/>
+      <w:numFmt w:val="bullet"/>
+      <w:lvlText w:val=""/>
+      <w:lvlJc w:val="left"/>
+      <w:pPr>
+        <w:tabs>
+          <w:tab w:val="num" w:pos="5760"/>
+        </w:tabs>
+        <w:ind w:left="5760" w:hanging="360"/>
+      </w:pPr>
+      <w:rPr>
+        <w:rFonts w:ascii="Wingdings" w:hAnsi="Wingdings" w:hint="default"/>
+        <w:sz w:val="20"/>
+      </w:rPr>
+    </w:lvl>
+    <w:lvl w:ilvl="8" w:tentative="1">
+      <w:start w:val="1"/>
+      <w:numFmt w:val="bullet"/>
+      <w:lvlText w:val=""/>
+      <w:lvlJc w:val="left"/>
+      <w:pPr>
+        <w:tabs>
+          <w:tab w:val="num" w:pos="6480"/>
+        </w:tabs>
+        <w:ind w:left="6480" w:hanging="360"/>
+      </w:pPr>
+      <w:rPr>
+        <w:rFonts w:ascii="Wingdings" w:hAnsi="Wingdings" w:hint="default"/>
+        <w:sz w:val="20"/>
+      </w:rPr>
+    </w:lvl>
+  </w:abstractNum>
+  <w:abstractNum w:abstractNumId="2" w15:restartNumberingAfterBreak="0">
     <w:nsid w:val="09B3366E"/>
     <w:multiLevelType w:val="multilevel"/>
     <w:tmpl w:val="D3B09008"/>
@@ -2545,7 +4517,305 @@
       </w:rPr>
     </w:lvl>
   </w:abstractNum>
-  <w:abstractNum w:abstractNumId="2" w15:restartNumberingAfterBreak="0">
+  <w:abstractNum w:abstractNumId="3" w15:restartNumberingAfterBreak="0">
+    <w:nsid w:val="3E92341F"/>
+    <w:multiLevelType w:val="multilevel"/>
+    <w:tmpl w:val="74543A02"/>
+    <w:lvl w:ilvl="0">
+      <w:start w:val="1"/>
+      <w:numFmt w:val="bullet"/>
+      <w:lvlText w:val=""/>
+      <w:lvlJc w:val="left"/>
+      <w:pPr>
+        <w:tabs>
+          <w:tab w:val="num" w:pos="720"/>
+        </w:tabs>
+        <w:ind w:left="720" w:hanging="360"/>
+      </w:pPr>
+      <w:rPr>
+        <w:rFonts w:ascii="Symbol" w:hAnsi="Symbol" w:hint="default"/>
+        <w:sz w:val="20"/>
+      </w:rPr>
+    </w:lvl>
+    <w:lvl w:ilvl="1" w:tentative="1">
+      <w:start w:val="1"/>
+      <w:numFmt w:val="bullet"/>
+      <w:lvlText w:val="o"/>
+      <w:lvlJc w:val="left"/>
+      <w:pPr>
+        <w:tabs>
+          <w:tab w:val="num" w:pos="1440"/>
+        </w:tabs>
+        <w:ind w:left="1440" w:hanging="360"/>
+      </w:pPr>
+      <w:rPr>
+        <w:rFonts w:ascii="Courier New" w:hAnsi="Courier New" w:hint="default"/>
+        <w:sz w:val="20"/>
+      </w:rPr>
+    </w:lvl>
+    <w:lvl w:ilvl="2" w:tentative="1">
+      <w:start w:val="1"/>
+      <w:numFmt w:val="bullet"/>
+      <w:lvlText w:val=""/>
+      <w:lvlJc w:val="left"/>
+      <w:pPr>
+        <w:tabs>
+          <w:tab w:val="num" w:pos="2160"/>
+        </w:tabs>
+        <w:ind w:left="2160" w:hanging="360"/>
+      </w:pPr>
+      <w:rPr>
+        <w:rFonts w:ascii="Wingdings" w:hAnsi="Wingdings" w:hint="default"/>
+        <w:sz w:val="20"/>
+      </w:rPr>
+    </w:lvl>
+    <w:lvl w:ilvl="3" w:tentative="1">
+      <w:start w:val="1"/>
+      <w:numFmt w:val="bullet"/>
+      <w:lvlText w:val=""/>
+      <w:lvlJc w:val="left"/>
+      <w:pPr>
+        <w:tabs>
+          <w:tab w:val="num" w:pos="2880"/>
+        </w:tabs>
+        <w:ind w:left="2880" w:hanging="360"/>
+      </w:pPr>
+      <w:rPr>
+        <w:rFonts w:ascii="Wingdings" w:hAnsi="Wingdings" w:hint="default"/>
+        <w:sz w:val="20"/>
+      </w:rPr>
+    </w:lvl>
+    <w:lvl w:ilvl="4" w:tentative="1">
+      <w:start w:val="1"/>
+      <w:numFmt w:val="bullet"/>
+      <w:lvlText w:val=""/>
+      <w:lvlJc w:val="left"/>
+      <w:pPr>
+        <w:tabs>
+          <w:tab w:val="num" w:pos="3600"/>
+        </w:tabs>
+        <w:ind w:left="3600" w:hanging="360"/>
+      </w:pPr>
+      <w:rPr>
+        <w:rFonts w:ascii="Wingdings" w:hAnsi="Wingdings" w:hint="default"/>
+        <w:sz w:val="20"/>
+      </w:rPr>
+    </w:lvl>
+    <w:lvl w:ilvl="5" w:tentative="1">
+      <w:start w:val="1"/>
+      <w:numFmt w:val="bullet"/>
+      <w:lvlText w:val=""/>
+      <w:lvlJc w:val="left"/>
+      <w:pPr>
+        <w:tabs>
+          <w:tab w:val="num" w:pos="4320"/>
+        </w:tabs>
+        <w:ind w:left="4320" w:hanging="360"/>
+      </w:pPr>
+      <w:rPr>
+        <w:rFonts w:ascii="Wingdings" w:hAnsi="Wingdings" w:hint="default"/>
+        <w:sz w:val="20"/>
+      </w:rPr>
+    </w:lvl>
+    <w:lvl w:ilvl="6" w:tentative="1">
+      <w:start w:val="1"/>
+      <w:numFmt w:val="bullet"/>
+      <w:lvlText w:val=""/>
+      <w:lvlJc w:val="left"/>
+      <w:pPr>
+        <w:tabs>
+          <w:tab w:val="num" w:pos="5040"/>
+        </w:tabs>
+        <w:ind w:left="5040" w:hanging="360"/>
+      </w:pPr>
+      <w:rPr>
+        <w:rFonts w:ascii="Wingdings" w:hAnsi="Wingdings" w:hint="default"/>
+        <w:sz w:val="20"/>
+      </w:rPr>
+    </w:lvl>
+    <w:lvl w:ilvl="7" w:tentative="1">
+      <w:start w:val="1"/>
+      <w:numFmt w:val="bullet"/>
+      <w:lvlText w:val=""/>
+      <w:lvlJc w:val="left"/>
+      <w:pPr>
+        <w:tabs>
+          <w:tab w:val="num" w:pos="5760"/>
+        </w:tabs>
+        <w:ind w:left="5760" w:hanging="360"/>
+      </w:pPr>
+      <w:rPr>
+        <w:rFonts w:ascii="Wingdings" w:hAnsi="Wingdings" w:hint="default"/>
+        <w:sz w:val="20"/>
+      </w:rPr>
+    </w:lvl>
+    <w:lvl w:ilvl="8" w:tentative="1">
+      <w:start w:val="1"/>
+      <w:numFmt w:val="bullet"/>
+      <w:lvlText w:val=""/>
+      <w:lvlJc w:val="left"/>
+      <w:pPr>
+        <w:tabs>
+          <w:tab w:val="num" w:pos="6480"/>
+        </w:tabs>
+        <w:ind w:left="6480" w:hanging="360"/>
+      </w:pPr>
+      <w:rPr>
+        <w:rFonts w:ascii="Wingdings" w:hAnsi="Wingdings" w:hint="default"/>
+        <w:sz w:val="20"/>
+      </w:rPr>
+    </w:lvl>
+  </w:abstractNum>
+  <w:abstractNum w:abstractNumId="4" w15:restartNumberingAfterBreak="0">
+    <w:nsid w:val="3ED6669A"/>
+    <w:multiLevelType w:val="multilevel"/>
+    <w:tmpl w:val="F1028778"/>
+    <w:lvl w:ilvl="0">
+      <w:start w:val="1"/>
+      <w:numFmt w:val="bullet"/>
+      <w:lvlText w:val=""/>
+      <w:lvlJc w:val="left"/>
+      <w:pPr>
+        <w:tabs>
+          <w:tab w:val="num" w:pos="720"/>
+        </w:tabs>
+        <w:ind w:left="720" w:hanging="360"/>
+      </w:pPr>
+      <w:rPr>
+        <w:rFonts w:ascii="Symbol" w:hAnsi="Symbol" w:hint="default"/>
+        <w:sz w:val="20"/>
+      </w:rPr>
+    </w:lvl>
+    <w:lvl w:ilvl="1" w:tentative="1">
+      <w:start w:val="1"/>
+      <w:numFmt w:val="bullet"/>
+      <w:lvlText w:val="o"/>
+      <w:lvlJc w:val="left"/>
+      <w:pPr>
+        <w:tabs>
+          <w:tab w:val="num" w:pos="1440"/>
+        </w:tabs>
+        <w:ind w:left="1440" w:hanging="360"/>
+      </w:pPr>
+      <w:rPr>
+        <w:rFonts w:ascii="Courier New" w:hAnsi="Courier New" w:hint="default"/>
+        <w:sz w:val="20"/>
+      </w:rPr>
+    </w:lvl>
+    <w:lvl w:ilvl="2" w:tentative="1">
+      <w:start w:val="1"/>
+      <w:numFmt w:val="bullet"/>
+      <w:lvlText w:val=""/>
+      <w:lvlJc w:val="left"/>
+      <w:pPr>
+        <w:tabs>
+          <w:tab w:val="num" w:pos="2160"/>
+        </w:tabs>
+        <w:ind w:left="2160" w:hanging="360"/>
+      </w:pPr>
+      <w:rPr>
+        <w:rFonts w:ascii="Wingdings" w:hAnsi="Wingdings" w:hint="default"/>
+        <w:sz w:val="20"/>
+      </w:rPr>
+    </w:lvl>
+    <w:lvl w:ilvl="3" w:tentative="1">
+      <w:start w:val="1"/>
+      <w:numFmt w:val="bullet"/>
+      <w:lvlText w:val=""/>
+      <w:lvlJc w:val="left"/>
+      <w:pPr>
+        <w:tabs>
+          <w:tab w:val="num" w:pos="2880"/>
+        </w:tabs>
+        <w:ind w:left="2880" w:hanging="360"/>
+      </w:pPr>
+      <w:rPr>
+        <w:rFonts w:ascii="Wingdings" w:hAnsi="Wingdings" w:hint="default"/>
+        <w:sz w:val="20"/>
+      </w:rPr>
+    </w:lvl>
+    <w:lvl w:ilvl="4" w:tentative="1">
+      <w:start w:val="1"/>
+      <w:numFmt w:val="bullet"/>
+      <w:lvlText w:val=""/>
+      <w:lvlJc w:val="left"/>
+      <w:pPr>
+        <w:tabs>
+          <w:tab w:val="num" w:pos="3600"/>
+        </w:tabs>
+        <w:ind w:left="3600" w:hanging="360"/>
+      </w:pPr>
+      <w:rPr>
+        <w:rFonts w:ascii="Wingdings" w:hAnsi="Wingdings" w:hint="default"/>
+        <w:sz w:val="20"/>
+      </w:rPr>
+    </w:lvl>
+    <w:lvl w:ilvl="5" w:tentative="1">
+      <w:start w:val="1"/>
+      <w:numFmt w:val="bullet"/>
+      <w:lvlText w:val=""/>
+      <w:lvlJc w:val="left"/>
+      <w:pPr>
+        <w:tabs>
+          <w:tab w:val="num" w:pos="4320"/>
+        </w:tabs>
+        <w:ind w:left="4320" w:hanging="360"/>
+      </w:pPr>
+      <w:rPr>
+        <w:rFonts w:ascii="Wingdings" w:hAnsi="Wingdings" w:hint="default"/>
+        <w:sz w:val="20"/>
+      </w:rPr>
+    </w:lvl>
+    <w:lvl w:ilvl="6" w:tentative="1">
+      <w:start w:val="1"/>
+      <w:numFmt w:val="bullet"/>
+      <w:lvlText w:val=""/>
+      <w:lvlJc w:val="left"/>
+      <w:pPr>
+        <w:tabs>
+          <w:tab w:val="num" w:pos="5040"/>
+        </w:tabs>
+        <w:ind w:left="5040" w:hanging="360"/>
+      </w:pPr>
+      <w:rPr>
+        <w:rFonts w:ascii="Wingdings" w:hAnsi="Wingdings" w:hint="default"/>
+        <w:sz w:val="20"/>
+      </w:rPr>
+    </w:lvl>
+    <w:lvl w:ilvl="7" w:tentative="1">
+      <w:start w:val="1"/>
+      <w:numFmt w:val="bullet"/>
+      <w:lvlText w:val=""/>
+      <w:lvlJc w:val="left"/>
+      <w:pPr>
+        <w:tabs>
+          <w:tab w:val="num" w:pos="5760"/>
+        </w:tabs>
+        <w:ind w:left="5760" w:hanging="360"/>
+      </w:pPr>
+      <w:rPr>
+        <w:rFonts w:ascii="Wingdings" w:hAnsi="Wingdings" w:hint="default"/>
+        <w:sz w:val="20"/>
+      </w:rPr>
+    </w:lvl>
+    <w:lvl w:ilvl="8" w:tentative="1">
+      <w:start w:val="1"/>
+      <w:numFmt w:val="bullet"/>
+      <w:lvlText w:val=""/>
+      <w:lvlJc w:val="left"/>
+      <w:pPr>
+        <w:tabs>
+          <w:tab w:val="num" w:pos="6480"/>
+        </w:tabs>
+        <w:ind w:left="6480" w:hanging="360"/>
+      </w:pPr>
+      <w:rPr>
+        <w:rFonts w:ascii="Wingdings" w:hAnsi="Wingdings" w:hint="default"/>
+        <w:sz w:val="20"/>
+      </w:rPr>
+    </w:lvl>
+  </w:abstractNum>
+  <w:abstractNum w:abstractNumId="5" w15:restartNumberingAfterBreak="0">
     <w:nsid w:val="4A7B201D"/>
     <w:multiLevelType w:val="hybridMultilevel"/>
     <w:tmpl w:val="45BE0764"/>
@@ -2631,7 +4901,156 @@
       </w:pPr>
     </w:lvl>
   </w:abstractNum>
-  <w:abstractNum w:abstractNumId="3" w15:restartNumberingAfterBreak="0">
+  <w:abstractNum w:abstractNumId="6" w15:restartNumberingAfterBreak="0">
+    <w:nsid w:val="529F63B2"/>
+    <w:multiLevelType w:val="multilevel"/>
+    <w:tmpl w:val="C3F054D8"/>
+    <w:lvl w:ilvl="0">
+      <w:start w:val="1"/>
+      <w:numFmt w:val="bullet"/>
+      <w:lvlText w:val=""/>
+      <w:lvlJc w:val="left"/>
+      <w:pPr>
+        <w:tabs>
+          <w:tab w:val="num" w:pos="720"/>
+        </w:tabs>
+        <w:ind w:left="720" w:hanging="360"/>
+      </w:pPr>
+      <w:rPr>
+        <w:rFonts w:ascii="Symbol" w:hAnsi="Symbol" w:hint="default"/>
+        <w:sz w:val="20"/>
+      </w:rPr>
+    </w:lvl>
+    <w:lvl w:ilvl="1" w:tentative="1">
+      <w:start w:val="1"/>
+      <w:numFmt w:val="bullet"/>
+      <w:lvlText w:val="o"/>
+      <w:lvlJc w:val="left"/>
+      <w:pPr>
+        <w:tabs>
+          <w:tab w:val="num" w:pos="1440"/>
+        </w:tabs>
+        <w:ind w:left="1440" w:hanging="360"/>
+      </w:pPr>
+      <w:rPr>
+        <w:rFonts w:ascii="Courier New" w:hAnsi="Courier New" w:hint="default"/>
+        <w:sz w:val="20"/>
+      </w:rPr>
+    </w:lvl>
+    <w:lvl w:ilvl="2" w:tentative="1">
+      <w:start w:val="1"/>
+      <w:numFmt w:val="bullet"/>
+      <w:lvlText w:val=""/>
+      <w:lvlJc w:val="left"/>
+      <w:pPr>
+        <w:tabs>
+          <w:tab w:val="num" w:pos="2160"/>
+        </w:tabs>
+        <w:ind w:left="2160" w:hanging="360"/>
+      </w:pPr>
+      <w:rPr>
+        <w:rFonts w:ascii="Wingdings" w:hAnsi="Wingdings" w:hint="default"/>
+        <w:sz w:val="20"/>
+      </w:rPr>
+    </w:lvl>
+    <w:lvl w:ilvl="3" w:tentative="1">
+      <w:start w:val="1"/>
+      <w:numFmt w:val="bullet"/>
+      <w:lvlText w:val=""/>
+      <w:lvlJc w:val="left"/>
+      <w:pPr>
+        <w:tabs>
+          <w:tab w:val="num" w:pos="2880"/>
+        </w:tabs>
+        <w:ind w:left="2880" w:hanging="360"/>
+      </w:pPr>
+      <w:rPr>
+        <w:rFonts w:ascii="Wingdings" w:hAnsi="Wingdings" w:hint="default"/>
+        <w:sz w:val="20"/>
+      </w:rPr>
+    </w:lvl>
+    <w:lvl w:ilvl="4" w:tentative="1">
+      <w:start w:val="1"/>
+      <w:numFmt w:val="bullet"/>
+      <w:lvlText w:val=""/>
+      <w:lvlJc w:val="left"/>
+      <w:pPr>
+        <w:tabs>
+          <w:tab w:val="num" w:pos="3600"/>
+        </w:tabs>
+        <w:ind w:left="3600" w:hanging="360"/>
+      </w:pPr>
+      <w:rPr>
+        <w:rFonts w:ascii="Wingdings" w:hAnsi="Wingdings" w:hint="default"/>
+        <w:sz w:val="20"/>
+      </w:rPr>
+    </w:lvl>
+    <w:lvl w:ilvl="5" w:tentative="1">
+      <w:start w:val="1"/>
+      <w:numFmt w:val="bullet"/>
+      <w:lvlText w:val=""/>
+      <w:lvlJc w:val="left"/>
+      <w:pPr>
+        <w:tabs>
+          <w:tab w:val="num" w:pos="4320"/>
+        </w:tabs>
+        <w:ind w:left="4320" w:hanging="360"/>
+      </w:pPr>
+      <w:rPr>
+        <w:rFonts w:ascii="Wingdings" w:hAnsi="Wingdings" w:hint="default"/>
+        <w:sz w:val="20"/>
+      </w:rPr>
+    </w:lvl>
+    <w:lvl w:ilvl="6" w:tentative="1">
+      <w:start w:val="1"/>
+      <w:numFmt w:val="bullet"/>
+      <w:lvlText w:val=""/>
+      <w:lvlJc w:val="left"/>
+      <w:pPr>
+        <w:tabs>
+          <w:tab w:val="num" w:pos="5040"/>
+        </w:tabs>
+        <w:ind w:left="5040" w:hanging="360"/>
+      </w:pPr>
+      <w:rPr>
+        <w:rFonts w:ascii="Wingdings" w:hAnsi="Wingdings" w:hint="default"/>
+        <w:sz w:val="20"/>
+      </w:rPr>
+    </w:lvl>
+    <w:lvl w:ilvl="7" w:tentative="1">
+      <w:start w:val="1"/>
+      <w:numFmt w:val="bullet"/>
+      <w:lvlText w:val=""/>
+      <w:lvlJc w:val="left"/>
+      <w:pPr>
+        <w:tabs>
+          <w:tab w:val="num" w:pos="5760"/>
+        </w:tabs>
+        <w:ind w:left="5760" w:hanging="360"/>
+      </w:pPr>
+      <w:rPr>
+        <w:rFonts w:ascii="Wingdings" w:hAnsi="Wingdings" w:hint="default"/>
+        <w:sz w:val="20"/>
+      </w:rPr>
+    </w:lvl>
+    <w:lvl w:ilvl="8" w:tentative="1">
+      <w:start w:val="1"/>
+      <w:numFmt w:val="bullet"/>
+      <w:lvlText w:val=""/>
+      <w:lvlJc w:val="left"/>
+      <w:pPr>
+        <w:tabs>
+          <w:tab w:val="num" w:pos="6480"/>
+        </w:tabs>
+        <w:ind w:left="6480" w:hanging="360"/>
+      </w:pPr>
+      <w:rPr>
+        <w:rFonts w:ascii="Wingdings" w:hAnsi="Wingdings" w:hint="default"/>
+        <w:sz w:val="20"/>
+      </w:rPr>
+    </w:lvl>
+  </w:abstractNum>
+  <w:abstractNum w:abstractNumId="7" w15:restartNumberingAfterBreak="0">
     <w:nsid w:val="57C7439F"/>
     <w:multiLevelType w:val="hybridMultilevel"/>
     <w:tmpl w:val="FAF29916"/>
@@ -2744,7 +5163,156 @@
       </w:rPr>
     </w:lvl>
   </w:abstractNum>
-  <w:abstractNum w:abstractNumId="4" w15:restartNumberingAfterBreak="0">
+  <w:abstractNum w:abstractNumId="8" w15:restartNumberingAfterBreak="0">
+    <w:nsid w:val="59491BEF"/>
+    <w:multiLevelType w:val="multilevel"/>
+    <w:tmpl w:val="9FC86BD8"/>
+    <w:lvl w:ilvl="0">
+      <w:start w:val="1"/>
+      <w:numFmt w:val="bullet"/>
+      <w:lvlText w:val=""/>
+      <w:lvlJc w:val="left"/>
+      <w:pPr>
+        <w:tabs>
+          <w:tab w:val="num" w:pos="720"/>
+        </w:tabs>
+        <w:ind w:left="720" w:hanging="360"/>
+      </w:pPr>
+      <w:rPr>
+        <w:rFonts w:ascii="Symbol" w:hAnsi="Symbol" w:hint="default"/>
+        <w:sz w:val="20"/>
+      </w:rPr>
+    </w:lvl>
+    <w:lvl w:ilvl="1" w:tentative="1">
+      <w:start w:val="1"/>
+      <w:numFmt w:val="bullet"/>
+      <w:lvlText w:val="o"/>
+      <w:lvlJc w:val="left"/>
+      <w:pPr>
+        <w:tabs>
+          <w:tab w:val="num" w:pos="1440"/>
+        </w:tabs>
+        <w:ind w:left="1440" w:hanging="360"/>
+      </w:pPr>
+      <w:rPr>
+        <w:rFonts w:ascii="Courier New" w:hAnsi="Courier New" w:hint="default"/>
+        <w:sz w:val="20"/>
+      </w:rPr>
+    </w:lvl>
+    <w:lvl w:ilvl="2" w:tentative="1">
+      <w:start w:val="1"/>
+      <w:numFmt w:val="bullet"/>
+      <w:lvlText w:val=""/>
+      <w:lvlJc w:val="left"/>
+      <w:pPr>
+        <w:tabs>
+          <w:tab w:val="num" w:pos="2160"/>
+        </w:tabs>
+        <w:ind w:left="2160" w:hanging="360"/>
+      </w:pPr>
+      <w:rPr>
+        <w:rFonts w:ascii="Wingdings" w:hAnsi="Wingdings" w:hint="default"/>
+        <w:sz w:val="20"/>
+      </w:rPr>
+    </w:lvl>
+    <w:lvl w:ilvl="3" w:tentative="1">
+      <w:start w:val="1"/>
+      <w:numFmt w:val="bullet"/>
+      <w:lvlText w:val=""/>
+      <w:lvlJc w:val="left"/>
+      <w:pPr>
+        <w:tabs>
+          <w:tab w:val="num" w:pos="2880"/>
+        </w:tabs>
+        <w:ind w:left="2880" w:hanging="360"/>
+      </w:pPr>
+      <w:rPr>
+        <w:rFonts w:ascii="Wingdings" w:hAnsi="Wingdings" w:hint="default"/>
+        <w:sz w:val="20"/>
+      </w:rPr>
+    </w:lvl>
+    <w:lvl w:ilvl="4" w:tentative="1">
+      <w:start w:val="1"/>
+      <w:numFmt w:val="bullet"/>
+      <w:lvlText w:val=""/>
+      <w:lvlJc w:val="left"/>
+      <w:pPr>
+        <w:tabs>
+          <w:tab w:val="num" w:pos="3600"/>
+        </w:tabs>
+        <w:ind w:left="3600" w:hanging="360"/>
+      </w:pPr>
+      <w:rPr>
+        <w:rFonts w:ascii="Wingdings" w:hAnsi="Wingdings" w:hint="default"/>
+        <w:sz w:val="20"/>
+      </w:rPr>
+    </w:lvl>
+    <w:lvl w:ilvl="5" w:tentative="1">
+      <w:start w:val="1"/>
+      <w:numFmt w:val="bullet"/>
+      <w:lvlText w:val=""/>
+      <w:lvlJc w:val="left"/>
+      <w:pPr>
+        <w:tabs>
+          <w:tab w:val="num" w:pos="4320"/>
+        </w:tabs>
+        <w:ind w:left="4320" w:hanging="360"/>
+      </w:pPr>
+      <w:rPr>
+        <w:rFonts w:ascii="Wingdings" w:hAnsi="Wingdings" w:hint="default"/>
+        <w:sz w:val="20"/>
+      </w:rPr>
+    </w:lvl>
+    <w:lvl w:ilvl="6" w:tentative="1">
+      <w:start w:val="1"/>
+      <w:numFmt w:val="bullet"/>
+      <w:lvlText w:val=""/>
+      <w:lvlJc w:val="left"/>
+      <w:pPr>
+        <w:tabs>
+          <w:tab w:val="num" w:pos="5040"/>
+        </w:tabs>
+        <w:ind w:left="5040" w:hanging="360"/>
+      </w:pPr>
+      <w:rPr>
+        <w:rFonts w:ascii="Wingdings" w:hAnsi="Wingdings" w:hint="default"/>
+        <w:sz w:val="20"/>
+      </w:rPr>
+    </w:lvl>
+    <w:lvl w:ilvl="7" w:tentative="1">
+      <w:start w:val="1"/>
+      <w:numFmt w:val="bullet"/>
+      <w:lvlText w:val=""/>
+      <w:lvlJc w:val="left"/>
+      <w:pPr>
+        <w:tabs>
+          <w:tab w:val="num" w:pos="5760"/>
+        </w:tabs>
+        <w:ind w:left="5760" w:hanging="360"/>
+      </w:pPr>
+      <w:rPr>
+        <w:rFonts w:ascii="Wingdings" w:hAnsi="Wingdings" w:hint="default"/>
+        <w:sz w:val="20"/>
+      </w:rPr>
+    </w:lvl>
+    <w:lvl w:ilvl="8" w:tentative="1">
+      <w:start w:val="1"/>
+      <w:numFmt w:val="bullet"/>
+      <w:lvlText w:val=""/>
+      <w:lvlJc w:val="left"/>
+      <w:pPr>
+        <w:tabs>
+          <w:tab w:val="num" w:pos="6480"/>
+        </w:tabs>
+        <w:ind w:left="6480" w:hanging="360"/>
+      </w:pPr>
+      <w:rPr>
+        <w:rFonts w:ascii="Wingdings" w:hAnsi="Wingdings" w:hint="default"/>
+        <w:sz w:val="20"/>
+      </w:rPr>
+    </w:lvl>
+  </w:abstractNum>
+  <w:abstractNum w:abstractNumId="9" w15:restartNumberingAfterBreak="0">
     <w:nsid w:val="60950B0B"/>
     <w:multiLevelType w:val="multilevel"/>
     <w:tmpl w:val="988CCD6A"/>
@@ -2893,7 +5461,156 @@
       </w:rPr>
     </w:lvl>
   </w:abstractNum>
-  <w:abstractNum w:abstractNumId="5" w15:restartNumberingAfterBreak="0">
+  <w:abstractNum w:abstractNumId="10" w15:restartNumberingAfterBreak="0">
+    <w:nsid w:val="66F45E46"/>
+    <w:multiLevelType w:val="multilevel"/>
+    <w:tmpl w:val="F754EA7E"/>
+    <w:lvl w:ilvl="0">
+      <w:start w:val="1"/>
+      <w:numFmt w:val="bullet"/>
+      <w:lvlText w:val=""/>
+      <w:lvlJc w:val="left"/>
+      <w:pPr>
+        <w:tabs>
+          <w:tab w:val="num" w:pos="720"/>
+        </w:tabs>
+        <w:ind w:left="720" w:hanging="360"/>
+      </w:pPr>
+      <w:rPr>
+        <w:rFonts w:ascii="Symbol" w:hAnsi="Symbol" w:hint="default"/>
+        <w:sz w:val="20"/>
+      </w:rPr>
+    </w:lvl>
+    <w:lvl w:ilvl="1" w:tentative="1">
+      <w:start w:val="1"/>
+      <w:numFmt w:val="bullet"/>
+      <w:lvlText w:val="o"/>
+      <w:lvlJc w:val="left"/>
+      <w:pPr>
+        <w:tabs>
+          <w:tab w:val="num" w:pos="1440"/>
+        </w:tabs>
+        <w:ind w:left="1440" w:hanging="360"/>
+      </w:pPr>
+      <w:rPr>
+        <w:rFonts w:ascii="Courier New" w:hAnsi="Courier New" w:hint="default"/>
+        <w:sz w:val="20"/>
+      </w:rPr>
+    </w:lvl>
+    <w:lvl w:ilvl="2" w:tentative="1">
+      <w:start w:val="1"/>
+      <w:numFmt w:val="bullet"/>
+      <w:lvlText w:val=""/>
+      <w:lvlJc w:val="left"/>
+      <w:pPr>
+        <w:tabs>
+          <w:tab w:val="num" w:pos="2160"/>
+        </w:tabs>
+        <w:ind w:left="2160" w:hanging="360"/>
+      </w:pPr>
+      <w:rPr>
+        <w:rFonts w:ascii="Wingdings" w:hAnsi="Wingdings" w:hint="default"/>
+        <w:sz w:val="20"/>
+      </w:rPr>
+    </w:lvl>
+    <w:lvl w:ilvl="3" w:tentative="1">
+      <w:start w:val="1"/>
+      <w:numFmt w:val="bullet"/>
+      <w:lvlText w:val=""/>
+      <w:lvlJc w:val="left"/>
+      <w:pPr>
+        <w:tabs>
+          <w:tab w:val="num" w:pos="2880"/>
+        </w:tabs>
+        <w:ind w:left="2880" w:hanging="360"/>
+      </w:pPr>
+      <w:rPr>
+        <w:rFonts w:ascii="Wingdings" w:hAnsi="Wingdings" w:hint="default"/>
+        <w:sz w:val="20"/>
+      </w:rPr>
+    </w:lvl>
+    <w:lvl w:ilvl="4" w:tentative="1">
+      <w:start w:val="1"/>
+      <w:numFmt w:val="bullet"/>
+      <w:lvlText w:val=""/>
+      <w:lvlJc w:val="left"/>
+      <w:pPr>
+        <w:tabs>
+          <w:tab w:val="num" w:pos="3600"/>
+        </w:tabs>
+        <w:ind w:left="3600" w:hanging="360"/>
+      </w:pPr>
+      <w:rPr>
+        <w:rFonts w:ascii="Wingdings" w:hAnsi="Wingdings" w:hint="default"/>
+        <w:sz w:val="20"/>
+      </w:rPr>
+    </w:lvl>
+    <w:lvl w:ilvl="5" w:tentative="1">
+      <w:start w:val="1"/>
+      <w:numFmt w:val="bullet"/>
+      <w:lvlText w:val=""/>
+      <w:lvlJc w:val="left"/>
+      <w:pPr>
+        <w:tabs>
+          <w:tab w:val="num" w:pos="4320"/>
+        </w:tabs>
+        <w:ind w:left="4320" w:hanging="360"/>
+      </w:pPr>
+      <w:rPr>
+        <w:rFonts w:ascii="Wingdings" w:hAnsi="Wingdings" w:hint="default"/>
+        <w:sz w:val="20"/>
+      </w:rPr>
+    </w:lvl>
+    <w:lvl w:ilvl="6" w:tentative="1">
+      <w:start w:val="1"/>
+      <w:numFmt w:val="bullet"/>
+      <w:lvlText w:val=""/>
+      <w:lvlJc w:val="left"/>
+      <w:pPr>
+        <w:tabs>
+          <w:tab w:val="num" w:pos="5040"/>
+        </w:tabs>
+        <w:ind w:left="5040" w:hanging="360"/>
+      </w:pPr>
+      <w:rPr>
+        <w:rFonts w:ascii="Wingdings" w:hAnsi="Wingdings" w:hint="default"/>
+        <w:sz w:val="20"/>
+      </w:rPr>
+    </w:lvl>
+    <w:lvl w:ilvl="7" w:tentative="1">
+      <w:start w:val="1"/>
+      <w:numFmt w:val="bullet"/>
+      <w:lvlText w:val=""/>
+      <w:lvlJc w:val="left"/>
+      <w:pPr>
+        <w:tabs>
+          <w:tab w:val="num" w:pos="5760"/>
+        </w:tabs>
+        <w:ind w:left="5760" w:hanging="360"/>
+      </w:pPr>
+      <w:rPr>
+        <w:rFonts w:ascii="Wingdings" w:hAnsi="Wingdings" w:hint="default"/>
+        <w:sz w:val="20"/>
+      </w:rPr>
+    </w:lvl>
+    <w:lvl w:ilvl="8" w:tentative="1">
+      <w:start w:val="1"/>
+      <w:numFmt w:val="bullet"/>
+      <w:lvlText w:val=""/>
+      <w:lvlJc w:val="left"/>
+      <w:pPr>
+        <w:tabs>
+          <w:tab w:val="num" w:pos="6480"/>
+        </w:tabs>
+        <w:ind w:left="6480" w:hanging="360"/>
+      </w:pPr>
+      <w:rPr>
+        <w:rFonts w:ascii="Wingdings" w:hAnsi="Wingdings" w:hint="default"/>
+        <w:sz w:val="20"/>
+      </w:rPr>
+    </w:lvl>
+  </w:abstractNum>
+  <w:abstractNum w:abstractNumId="11" w15:restartNumberingAfterBreak="0">
     <w:nsid w:val="6FD463DE"/>
     <w:multiLevelType w:val="multilevel"/>
     <w:tmpl w:val="30B61FF4"/>
@@ -3042,7 +5759,156 @@
       </w:rPr>
     </w:lvl>
   </w:abstractNum>
-  <w:abstractNum w:abstractNumId="6" w15:restartNumberingAfterBreak="0">
+  <w:abstractNum w:abstractNumId="12" w15:restartNumberingAfterBreak="0">
+    <w:nsid w:val="72C71B6A"/>
+    <w:multiLevelType w:val="multilevel"/>
+    <w:tmpl w:val="B79A4060"/>
+    <w:lvl w:ilvl="0">
+      <w:start w:val="1"/>
+      <w:numFmt w:val="bullet"/>
+      <w:lvlText w:val=""/>
+      <w:lvlJc w:val="left"/>
+      <w:pPr>
+        <w:tabs>
+          <w:tab w:val="num" w:pos="720"/>
+        </w:tabs>
+        <w:ind w:left="720" w:hanging="360"/>
+      </w:pPr>
+      <w:rPr>
+        <w:rFonts w:ascii="Symbol" w:hAnsi="Symbol" w:hint="default"/>
+        <w:sz w:val="20"/>
+      </w:rPr>
+    </w:lvl>
+    <w:lvl w:ilvl="1">
+      <w:start w:val="1"/>
+      <w:numFmt w:val="bullet"/>
+      <w:lvlText w:val="o"/>
+      <w:lvlJc w:val="left"/>
+      <w:pPr>
+        <w:tabs>
+          <w:tab w:val="num" w:pos="1440"/>
+        </w:tabs>
+        <w:ind w:left="1440" w:hanging="360"/>
+      </w:pPr>
+      <w:rPr>
+        <w:rFonts w:ascii="Courier New" w:hAnsi="Courier New" w:hint="default"/>
+        <w:sz w:val="20"/>
+      </w:rPr>
+    </w:lvl>
+    <w:lvl w:ilvl="2" w:tentative="1">
+      <w:start w:val="1"/>
+      <w:numFmt w:val="bullet"/>
+      <w:lvlText w:val=""/>
+      <w:lvlJc w:val="left"/>
+      <w:pPr>
+        <w:tabs>
+          <w:tab w:val="num" w:pos="2160"/>
+        </w:tabs>
+        <w:ind w:left="2160" w:hanging="360"/>
+      </w:pPr>
+      <w:rPr>
+        <w:rFonts w:ascii="Wingdings" w:hAnsi="Wingdings" w:hint="default"/>
+        <w:sz w:val="20"/>
+      </w:rPr>
+    </w:lvl>
+    <w:lvl w:ilvl="3" w:tentative="1">
+      <w:start w:val="1"/>
+      <w:numFmt w:val="bullet"/>
+      <w:lvlText w:val=""/>
+      <w:lvlJc w:val="left"/>
+      <w:pPr>
+        <w:tabs>
+          <w:tab w:val="num" w:pos="2880"/>
+        </w:tabs>
+        <w:ind w:left="2880" w:hanging="360"/>
+      </w:pPr>
+      <w:rPr>
+        <w:rFonts w:ascii="Wingdings" w:hAnsi="Wingdings" w:hint="default"/>
+        <w:sz w:val="20"/>
+      </w:rPr>
+    </w:lvl>
+    <w:lvl w:ilvl="4" w:tentative="1">
+      <w:start w:val="1"/>
+      <w:numFmt w:val="bullet"/>
+      <w:lvlText w:val=""/>
+      <w:lvlJc w:val="left"/>
+      <w:pPr>
+        <w:tabs>
+          <w:tab w:val="num" w:pos="3600"/>
+        </w:tabs>
+        <w:ind w:left="3600" w:hanging="360"/>
+      </w:pPr>
+      <w:rPr>
+        <w:rFonts w:ascii="Wingdings" w:hAnsi="Wingdings" w:hint="default"/>
+        <w:sz w:val="20"/>
+      </w:rPr>
+    </w:lvl>
+    <w:lvl w:ilvl="5" w:tentative="1">
+      <w:start w:val="1"/>
+      <w:numFmt w:val="bullet"/>
+      <w:lvlText w:val=""/>
+      <w:lvlJc w:val="left"/>
+      <w:pPr>
+        <w:tabs>
+          <w:tab w:val="num" w:pos="4320"/>
+        </w:tabs>
+        <w:ind w:left="4320" w:hanging="360"/>
+      </w:pPr>
+      <w:rPr>
+        <w:rFonts w:ascii="Wingdings" w:hAnsi="Wingdings" w:hint="default"/>
+        <w:sz w:val="20"/>
+      </w:rPr>
+    </w:lvl>
+    <w:lvl w:ilvl="6" w:tentative="1">
+      <w:start w:val="1"/>
+      <w:numFmt w:val="bullet"/>
+      <w:lvlText w:val=""/>
+      <w:lvlJc w:val="left"/>
+      <w:pPr>
+        <w:tabs>
+          <w:tab w:val="num" w:pos="5040"/>
+        </w:tabs>
+        <w:ind w:left="5040" w:hanging="360"/>
+      </w:pPr>
+      <w:rPr>
+        <w:rFonts w:ascii="Wingdings" w:hAnsi="Wingdings" w:hint="default"/>
+        <w:sz w:val="20"/>
+      </w:rPr>
+    </w:lvl>
+    <w:lvl w:ilvl="7" w:tentative="1">
+      <w:start w:val="1"/>
+      <w:numFmt w:val="bullet"/>
+      <w:lvlText w:val=""/>
+      <w:lvlJc w:val="left"/>
+      <w:pPr>
+        <w:tabs>
+          <w:tab w:val="num" w:pos="5760"/>
+        </w:tabs>
+        <w:ind w:left="5760" w:hanging="360"/>
+      </w:pPr>
+      <w:rPr>
+        <w:rFonts w:ascii="Wingdings" w:hAnsi="Wingdings" w:hint="default"/>
+        <w:sz w:val="20"/>
+      </w:rPr>
+    </w:lvl>
+    <w:lvl w:ilvl="8" w:tentative="1">
+      <w:start w:val="1"/>
+      <w:numFmt w:val="bullet"/>
+      <w:lvlText w:val=""/>
+      <w:lvlJc w:val="left"/>
+      <w:pPr>
+        <w:tabs>
+          <w:tab w:val="num" w:pos="6480"/>
+        </w:tabs>
+        <w:ind w:left="6480" w:hanging="360"/>
+      </w:pPr>
+      <w:rPr>
+        <w:rFonts w:ascii="Wingdings" w:hAnsi="Wingdings" w:hint="default"/>
+        <w:sz w:val="20"/>
+      </w:rPr>
+    </w:lvl>
+  </w:abstractNum>
+  <w:abstractNum w:abstractNumId="13" w15:restartNumberingAfterBreak="0">
     <w:nsid w:val="776D56BB"/>
     <w:multiLevelType w:val="multilevel"/>
     <w:tmpl w:val="FCFCD792"/>
@@ -3192,24 +6058,45 @@
     </w:lvl>
   </w:abstractNum>
   <w:num w:numId="1">
-    <w:abstractNumId w:val="5"/>
+    <w:abstractNumId w:val="11"/>
   </w:num>
   <w:num w:numId="2">
-    <w:abstractNumId w:val="4"/>
+    <w:abstractNumId w:val="9"/>
   </w:num>
   <w:num w:numId="3">
     <w:abstractNumId w:val="0"/>
   </w:num>
   <w:num w:numId="4">
+    <w:abstractNumId w:val="7"/>
+  </w:num>
+  <w:num w:numId="5">
+    <w:abstractNumId w:val="5"/>
+  </w:num>
+  <w:num w:numId="6">
+    <w:abstractNumId w:val="13"/>
+  </w:num>
+  <w:num w:numId="7">
+    <w:abstractNumId w:val="2"/>
+  </w:num>
+  <w:num w:numId="8">
+    <w:abstractNumId w:val="12"/>
+  </w:num>
+  <w:num w:numId="9">
     <w:abstractNumId w:val="3"/>
   </w:num>
-  <w:num w:numId="5">
-    <w:abstractNumId w:val="2"/>
+  <w:num w:numId="10">
+    <w:abstractNumId w:val="10"/>
   </w:num>
-  <w:num w:numId="6">
+  <w:num w:numId="11">
     <w:abstractNumId w:val="6"/>
   </w:num>
-  <w:num w:numId="7">
+  <w:num w:numId="12">
+    <w:abstractNumId w:val="4"/>
+  </w:num>
+  <w:num w:numId="13">
+    <w:abstractNumId w:val="8"/>
+  </w:num>
+  <w:num w:numId="14">
     <w:abstractNumId w:val="1"/>
   </w:num>
 </w:numbering>
@@ -4335,6 +7222,84 @@
     <w:basedOn w:val="DefaultParagraphFont"/>
     <w:rsid w:val="00D21F37"/>
   </w:style>
+  <w:style w:type="paragraph" w:styleId="z-TopofForm">
+    <w:name w:val="HTML Top of Form"/>
+    <w:basedOn w:val="Normal"/>
+    <w:next w:val="Normal"/>
+    <w:link w:val="z-TopofFormChar"/>
+    <w:hidden/>
+    <w:uiPriority w:val="99"/>
+    <w:semiHidden/>
+    <w:unhideWhenUsed/>
+    <w:rsid w:val="00867198"/>
+    <w:pPr>
+      <w:pBdr>
+        <w:bottom w:val="single" w:sz="6" w:space="1" w:color="auto"/>
+      </w:pBdr>
+      <w:spacing w:before="0" w:after="0" w:line="240" w:lineRule="auto"/>
+      <w:jc w:val="center"/>
+    </w:pPr>
+    <w:rPr>
+      <w:rFonts w:ascii="Arial" w:eastAsia="Times New Roman" w:hAnsi="Arial" w:cs="Arial"/>
+      <w:vanish/>
+      <w:sz w:val="16"/>
+      <w:szCs w:val="16"/>
+      <w:lang w:eastAsia="en-GB"/>
+    </w:rPr>
+  </w:style>
+  <w:style w:type="character" w:customStyle="1" w:styleId="z-TopofFormChar">
+    <w:name w:val="z-Top of Form Char"/>
+    <w:basedOn w:val="DefaultParagraphFont"/>
+    <w:link w:val="z-TopofForm"/>
+    <w:uiPriority w:val="99"/>
+    <w:semiHidden/>
+    <w:rsid w:val="00867198"/>
+    <w:rPr>
+      <w:rFonts w:ascii="Arial" w:eastAsia="Times New Roman" w:hAnsi="Arial" w:cs="Arial"/>
+      <w:vanish/>
+      <w:sz w:val="16"/>
+      <w:szCs w:val="16"/>
+      <w:lang w:eastAsia="en-GB"/>
+    </w:rPr>
+  </w:style>
+  <w:style w:type="paragraph" w:styleId="z-BottomofForm">
+    <w:name w:val="HTML Bottom of Form"/>
+    <w:basedOn w:val="Normal"/>
+    <w:next w:val="Normal"/>
+    <w:link w:val="z-BottomofFormChar"/>
+    <w:hidden/>
+    <w:uiPriority w:val="99"/>
+    <w:unhideWhenUsed/>
+    <w:rsid w:val="00867198"/>
+    <w:pPr>
+      <w:pBdr>
+        <w:top w:val="single" w:sz="6" w:space="1" w:color="auto"/>
+      </w:pBdr>
+      <w:spacing w:before="0" w:after="0" w:line="240" w:lineRule="auto"/>
+      <w:jc w:val="center"/>
+    </w:pPr>
+    <w:rPr>
+      <w:rFonts w:ascii="Arial" w:eastAsia="Times New Roman" w:hAnsi="Arial" w:cs="Arial"/>
+      <w:vanish/>
+      <w:sz w:val="16"/>
+      <w:szCs w:val="16"/>
+      <w:lang w:eastAsia="en-GB"/>
+    </w:rPr>
+  </w:style>
+  <w:style w:type="character" w:customStyle="1" w:styleId="z-BottomofFormChar">
+    <w:name w:val="z-Bottom of Form Char"/>
+    <w:basedOn w:val="DefaultParagraphFont"/>
+    <w:link w:val="z-BottomofForm"/>
+    <w:uiPriority w:val="99"/>
+    <w:rsid w:val="00867198"/>
+    <w:rPr>
+      <w:rFonts w:ascii="Arial" w:eastAsia="Times New Roman" w:hAnsi="Arial" w:cs="Arial"/>
+      <w:vanish/>
+      <w:sz w:val="16"/>
+      <w:szCs w:val="16"/>
+      <w:lang w:eastAsia="en-GB"/>
+    </w:rPr>
+  </w:style>
 </w:styles>
 </file>
 

--- a/Section-8.docx
+++ b/Section-8.docx
@@ -23,6 +23,7 @@
     <w:p>
       <w:pPr>
         <w:pStyle w:val="NormalWeb"/>
+        <w:ind w:firstLine="360"/>
         <w:rPr>
           <w:rFonts w:ascii="Cambria" w:hAnsi="Cambria"/>
         </w:rPr>
@@ -186,7 +187,11 @@
     </w:p>
     <w:p>
       <w:pPr>
-        <w:pStyle w:val="NormalWeb"/>
+        <w:pStyle w:val="Heading2"/>
+        <w:numPr>
+          <w:ilvl w:val="0"/>
+          <w:numId w:val="1"/>
+        </w:numPr>
         <w:rPr>
           <w:rFonts w:ascii="Cambria" w:hAnsi="Cambria"/>
         </w:rPr>
@@ -201,6 +206,7 @@
     <w:p>
       <w:pPr>
         <w:pStyle w:val="HTMLPreformatted"/>
+        <w:ind w:left="916"/>
         <w:rPr>
           <w:rStyle w:val="HTMLCode"/>
           <w:rFonts w:ascii="Cambria" w:hAnsi="Cambria"/>
@@ -224,6 +230,7 @@
     <w:p>
       <w:pPr>
         <w:pStyle w:val="HTMLPreformatted"/>
+        <w:ind w:left="916"/>
         <w:rPr>
           <w:rStyle w:val="HTMLCode"/>
           <w:rFonts w:ascii="Cambria" w:hAnsi="Cambria"/>
@@ -247,6 +254,7 @@
     <w:p>
       <w:pPr>
         <w:pStyle w:val="HTMLPreformatted"/>
+        <w:ind w:left="916"/>
         <w:rPr>
           <w:rStyle w:val="HTMLCode"/>
           <w:rFonts w:ascii="Cambria" w:hAnsi="Cambria"/>
@@ -277,6 +285,7 @@
     <w:p>
       <w:pPr>
         <w:pStyle w:val="HTMLPreformatted"/>
+        <w:ind w:left="916"/>
         <w:rPr>
           <w:rStyle w:val="HTMLCode"/>
           <w:rFonts w:ascii="Cambria" w:hAnsi="Cambria"/>
@@ -307,6 +316,7 @@
     <w:p>
       <w:pPr>
         <w:pStyle w:val="HTMLPreformatted"/>
+        <w:ind w:left="916"/>
         <w:rPr>
           <w:rStyle w:val="HTMLCode"/>
           <w:rFonts w:ascii="Cambria" w:hAnsi="Cambria"/>
@@ -337,6 +347,7 @@
     <w:p>
       <w:pPr>
         <w:pStyle w:val="HTMLPreformatted"/>
+        <w:ind w:left="916"/>
         <w:rPr>
           <w:rFonts w:ascii="Cambria" w:hAnsi="Cambria"/>
         </w:rPr>
@@ -384,6 +395,7 @@
     <w:p>
       <w:pPr>
         <w:pStyle w:val="NormalWeb"/>
+        <w:ind w:firstLine="360"/>
         <w:rPr>
           <w:rFonts w:ascii="Cambria" w:hAnsi="Cambria"/>
         </w:rPr>
@@ -460,7 +472,11 @@
     </w:p>
     <w:p>
       <w:pPr>
-        <w:pStyle w:val="NormalWeb"/>
+        <w:pStyle w:val="Heading2"/>
+        <w:numPr>
+          <w:ilvl w:val="0"/>
+          <w:numId w:val="2"/>
+        </w:numPr>
         <w:rPr>
           <w:rFonts w:ascii="Cambria" w:hAnsi="Cambria"/>
         </w:rPr>
@@ -475,6 +491,7 @@
     <w:p>
       <w:pPr>
         <w:pStyle w:val="HTMLPreformatted"/>
+        <w:ind w:left="720"/>
         <w:rPr>
           <w:rStyle w:val="HTMLCode"/>
           <w:rFonts w:ascii="Cambria" w:hAnsi="Cambria"/>
@@ -603,6 +620,7 @@
     <w:p>
       <w:pPr>
         <w:pStyle w:val="HTMLPreformatted"/>
+        <w:ind w:left="720"/>
         <w:rPr>
           <w:rStyle w:val="HTMLCode"/>
           <w:rFonts w:ascii="Cambria" w:hAnsi="Cambria"/>
@@ -661,6 +679,7 @@
     <w:p>
       <w:pPr>
         <w:pStyle w:val="HTMLPreformatted"/>
+        <w:ind w:left="720"/>
         <w:rPr>
           <w:rStyle w:val="HTMLCode"/>
           <w:rFonts w:ascii="Cambria" w:hAnsi="Cambria"/>
@@ -677,6 +696,7 @@
     <w:p>
       <w:pPr>
         <w:pStyle w:val="HTMLPreformatted"/>
+        <w:ind w:left="720"/>
         <w:rPr>
           <w:rFonts w:ascii="Cambria" w:hAnsi="Cambria"/>
         </w:rPr>
@@ -738,6 +758,7 @@
     <w:p>
       <w:pPr>
         <w:pStyle w:val="NormalWeb"/>
+        <w:ind w:firstLine="360"/>
         <w:rPr>
           <w:rFonts w:ascii="Cambria" w:hAnsi="Cambria"/>
         </w:rPr>
@@ -764,21 +785,26 @@
     </w:p>
     <w:p>
       <w:pPr>
-        <w:pStyle w:val="NormalWeb"/>
-        <w:rPr>
-          <w:rFonts w:ascii="Cambria" w:hAnsi="Cambria"/>
-        </w:rPr>
-      </w:pPr>
-      <w:r>
-        <w:rPr>
-          <w:rFonts w:ascii="Cambria" w:hAnsi="Cambria"/>
-        </w:rPr>
-        <w:t>Example:</w:t>
+        <w:pStyle w:val="Heading2"/>
+        <w:numPr>
+          <w:ilvl w:val="0"/>
+          <w:numId w:val="15"/>
+        </w:numPr>
+        <w:rPr>
+          <w:rFonts w:ascii="Cambria" w:hAnsi="Cambria"/>
+        </w:rPr>
+      </w:pPr>
+      <w:r>
+        <w:rPr>
+          <w:rFonts w:ascii="Cambria" w:hAnsi="Cambria"/>
+        </w:rPr>
+        <w:t>Example</w:t>
       </w:r>
     </w:p>
     <w:p>
       <w:pPr>
         <w:pStyle w:val="HTMLPreformatted"/>
+        <w:ind w:left="720"/>
         <w:rPr>
           <w:rStyle w:val="HTMLCode"/>
           <w:rFonts w:ascii="Cambria" w:hAnsi="Cambria"/>
@@ -865,6 +891,7 @@
     <w:p>
       <w:pPr>
         <w:pStyle w:val="HTMLPreformatted"/>
+        <w:ind w:left="720"/>
         <w:rPr>
           <w:rStyle w:val="HTMLCode"/>
           <w:rFonts w:ascii="Cambria" w:hAnsi="Cambria"/>
@@ -874,6 +901,7 @@
     <w:p>
       <w:pPr>
         <w:pStyle w:val="HTMLPreformatted"/>
+        <w:ind w:left="720"/>
         <w:rPr>
           <w:rStyle w:val="HTMLCode"/>
           <w:rFonts w:ascii="Cambria" w:hAnsi="Cambria"/>
@@ -911,6 +939,7 @@
     <w:p>
       <w:pPr>
         <w:pStyle w:val="HTMLPreformatted"/>
+        <w:ind w:left="720"/>
         <w:rPr>
           <w:rStyle w:val="HTMLCode"/>
           <w:rFonts w:ascii="Cambria" w:hAnsi="Cambria"/>
@@ -954,7 +983,11 @@
     </w:p>
     <w:p>
       <w:pPr>
-        <w:pStyle w:val="NormalWeb"/>
+        <w:pStyle w:val="Heading3"/>
+        <w:numPr>
+          <w:ilvl w:val="0"/>
+          <w:numId w:val="15"/>
+        </w:numPr>
         <w:rPr>
           <w:rFonts w:ascii="Cambria" w:hAnsi="Cambria"/>
         </w:rPr>
@@ -964,12 +997,13 @@
           <w:rStyle w:val="Strong"/>
           <w:rFonts w:ascii="Cambria" w:hAnsi="Cambria"/>
         </w:rPr>
-        <w:t>Output:</w:t>
+        <w:t>Output</w:t>
       </w:r>
     </w:p>
     <w:p>
       <w:pPr>
         <w:pStyle w:val="HTMLPreformatted"/>
+        <w:ind w:left="720"/>
         <w:rPr>
           <w:rStyle w:val="HTMLCode"/>
           <w:rFonts w:ascii="Cambria" w:hAnsi="Cambria"/>
@@ -993,6 +1027,7 @@
     <w:p>
       <w:pPr>
         <w:pStyle w:val="HTMLPreformatted"/>
+        <w:ind w:left="720"/>
         <w:rPr>
           <w:rStyle w:val="HTMLCode"/>
           <w:rFonts w:ascii="Cambria" w:hAnsi="Cambria"/>
@@ -1009,6 +1044,7 @@
     <w:p>
       <w:pPr>
         <w:pStyle w:val="HTMLPreformatted"/>
+        <w:ind w:left="720"/>
         <w:rPr>
           <w:rStyle w:val="HTMLCode"/>
           <w:rFonts w:ascii="Cambria" w:hAnsi="Cambria"/>
@@ -1025,6 +1061,7 @@
     <w:p>
       <w:pPr>
         <w:pStyle w:val="HTMLPreformatted"/>
+        <w:ind w:left="720"/>
         <w:rPr>
           <w:rStyle w:val="HTMLCode"/>
           <w:rFonts w:ascii="Cambria" w:hAnsi="Cambria"/>
@@ -1041,6 +1078,7 @@
     <w:p>
       <w:pPr>
         <w:pStyle w:val="HTMLPreformatted"/>
+        <w:ind w:left="720"/>
         <w:rPr>
           <w:rStyle w:val="HTMLCode"/>
           <w:rFonts w:ascii="Cambria" w:hAnsi="Cambria"/>
@@ -1069,22 +1107,25 @@
         <w:rPr>
           <w:rFonts w:ascii="Cambria" w:hAnsi="Cambria"/>
         </w:rPr>
-        <w:lastRenderedPageBreak/>
         <w:t>NESTED LOOPS IN PYTHON</w:t>
       </w:r>
     </w:p>
     <w:p>
       <w:pPr>
         <w:pStyle w:val="Heading2"/>
-        <w:rPr>
-          <w:rFonts w:ascii="Cambria" w:hAnsi="Cambria"/>
-        </w:rPr>
-      </w:pPr>
-      <w:r>
-        <w:rPr>
-          <w:rFonts w:ascii="Cambria" w:hAnsi="Cambria"/>
-        </w:rPr>
-        <w:t xml:space="preserve"> What is a Nested Loop?</w:t>
+        <w:numPr>
+          <w:ilvl w:val="0"/>
+          <w:numId w:val="15"/>
+        </w:numPr>
+        <w:rPr>
+          <w:rFonts w:ascii="Cambria" w:hAnsi="Cambria"/>
+        </w:rPr>
+      </w:pPr>
+      <w:r>
+        <w:rPr>
+          <w:rFonts w:ascii="Cambria" w:hAnsi="Cambria"/>
+        </w:rPr>
+        <w:t>What is a Nested Loop?</w:t>
       </w:r>
     </w:p>
     <w:p>
@@ -1102,6 +1143,7 @@
         <w:rPr>
           <w:rFonts w:ascii="Cambria" w:hAnsi="Cambria"/>
         </w:rPr>
+        <w:lastRenderedPageBreak/>
         <w:t xml:space="preserve">A </w:t>
       </w:r>
       <w:r>
@@ -1170,6 +1212,7 @@
     <w:p>
       <w:pPr>
         <w:pStyle w:val="HTMLPreformatted"/>
+        <w:ind w:left="720"/>
         <w:rPr>
           <w:rStyle w:val="HTMLCode"/>
           <w:rFonts w:ascii="Cambria" w:hAnsi="Cambria"/>
@@ -1223,6 +1266,7 @@
     <w:p>
       <w:pPr>
         <w:pStyle w:val="HTMLPreformatted"/>
+        <w:ind w:left="720"/>
         <w:rPr>
           <w:rStyle w:val="HTMLCode"/>
           <w:rFonts w:ascii="Cambria" w:hAnsi="Cambria"/>
@@ -1283,6 +1327,7 @@
     <w:p>
       <w:pPr>
         <w:pStyle w:val="HTMLPreformatted"/>
+        <w:ind w:left="720"/>
         <w:rPr>
           <w:rFonts w:ascii="Cambria" w:hAnsi="Cambria"/>
         </w:rPr>
@@ -1321,20 +1366,25 @@
     <w:p>
       <w:pPr>
         <w:pStyle w:val="Heading3"/>
-        <w:rPr>
-          <w:rFonts w:ascii="Cambria" w:hAnsi="Cambria"/>
-        </w:rPr>
-      </w:pPr>
-      <w:r>
-        <w:rPr>
-          <w:rFonts w:ascii="Cambria" w:hAnsi="Cambria"/>
-        </w:rPr>
-        <w:t xml:space="preserve"> Example 1: Looping through two lists</w:t>
+        <w:numPr>
+          <w:ilvl w:val="0"/>
+          <w:numId w:val="15"/>
+        </w:numPr>
+        <w:rPr>
+          <w:rFonts w:ascii="Cambria" w:hAnsi="Cambria"/>
+        </w:rPr>
+      </w:pPr>
+      <w:r>
+        <w:rPr>
+          <w:rFonts w:ascii="Cambria" w:hAnsi="Cambria"/>
+        </w:rPr>
+        <w:t>Example 1: Looping through two lists</w:t>
       </w:r>
     </w:p>
     <w:p>
       <w:pPr>
         <w:pStyle w:val="HTMLPreformatted"/>
+        <w:ind w:left="720"/>
         <w:rPr>
           <w:rStyle w:val="HTMLCode"/>
           <w:rFonts w:ascii="Cambria" w:hAnsi="Cambria"/>
@@ -1407,6 +1457,7 @@
     <w:p>
       <w:pPr>
         <w:pStyle w:val="HTMLPreformatted"/>
+        <w:ind w:left="720"/>
         <w:rPr>
           <w:rStyle w:val="HTMLCode"/>
           <w:rFonts w:ascii="Cambria" w:hAnsi="Cambria"/>
@@ -1465,6 +1516,7 @@
     <w:p>
       <w:pPr>
         <w:pStyle w:val="HTMLPreformatted"/>
+        <w:ind w:left="720"/>
         <w:rPr>
           <w:rStyle w:val="HTMLCode"/>
           <w:rFonts w:ascii="Cambria" w:hAnsi="Cambria"/>
@@ -1474,6 +1526,7 @@
     <w:p>
       <w:pPr>
         <w:pStyle w:val="HTMLPreformatted"/>
+        <w:ind w:left="720"/>
         <w:rPr>
           <w:rStyle w:val="HTMLCode"/>
           <w:rFonts w:ascii="Cambria" w:hAnsi="Cambria"/>
@@ -1511,6 +1564,7 @@
     <w:p>
       <w:pPr>
         <w:pStyle w:val="HTMLPreformatted"/>
+        <w:ind w:left="720"/>
         <w:rPr>
           <w:rStyle w:val="HTMLCode"/>
           <w:rFonts w:ascii="Cambria" w:hAnsi="Cambria"/>
@@ -1555,6 +1609,7 @@
     <w:p>
       <w:pPr>
         <w:pStyle w:val="HTMLPreformatted"/>
+        <w:ind w:left="720"/>
         <w:rPr>
           <w:rFonts w:ascii="Cambria" w:hAnsi="Cambria"/>
         </w:rPr>
@@ -1584,6 +1639,10 @@
     <w:p>
       <w:pPr>
         <w:pStyle w:val="Heading3"/>
+        <w:numPr>
+          <w:ilvl w:val="0"/>
+          <w:numId w:val="15"/>
+        </w:numPr>
         <w:rPr>
           <w:rFonts w:ascii="Cambria" w:hAnsi="Cambria"/>
         </w:rPr>
@@ -1598,6 +1657,7 @@
     <w:p>
       <w:pPr>
         <w:pStyle w:val="HTMLPreformatted"/>
+        <w:ind w:left="720"/>
         <w:rPr>
           <w:rStyle w:val="HTMLCode"/>
           <w:rFonts w:ascii="Cambria" w:hAnsi="Cambria"/>
@@ -1754,6 +1814,7 @@
     <w:p>
       <w:pPr>
         <w:pStyle w:val="HTMLPreformatted"/>
+        <w:ind w:left="720"/>
         <w:rPr>
           <w:rStyle w:val="HTMLCode"/>
           <w:rFonts w:ascii="Cambria" w:hAnsi="Cambria"/>
@@ -1763,6 +1824,7 @@
     <w:p>
       <w:pPr>
         <w:pStyle w:val="HTMLPreformatted"/>
+        <w:ind w:left="720"/>
         <w:rPr>
           <w:rStyle w:val="HTMLCode"/>
           <w:rFonts w:ascii="Cambria" w:hAnsi="Cambria"/>
@@ -1800,6 +1862,7 @@
     <w:p>
       <w:pPr>
         <w:pStyle w:val="HTMLPreformatted"/>
+        <w:ind w:left="720"/>
         <w:rPr>
           <w:rFonts w:ascii="Cambria" w:hAnsi="Cambria"/>
         </w:rPr>
@@ -1871,6 +1934,10 @@
     <w:p>
       <w:pPr>
         <w:pStyle w:val="Heading3"/>
+        <w:numPr>
+          <w:ilvl w:val="0"/>
+          <w:numId w:val="15"/>
+        </w:numPr>
         <w:rPr>
           <w:rFonts w:ascii="Cambria" w:hAnsi="Cambria"/>
         </w:rPr>
@@ -1885,6 +1952,7 @@
     <w:p>
       <w:pPr>
         <w:pStyle w:val="HTMLPreformatted"/>
+        <w:ind w:left="720"/>
         <w:rPr>
           <w:rStyle w:val="HTMLCode"/>
           <w:rFonts w:ascii="Cambria" w:hAnsi="Cambria"/>
@@ -1964,6 +2032,7 @@
     <w:p>
       <w:pPr>
         <w:pStyle w:val="HTMLPreformatted"/>
+        <w:ind w:left="720"/>
         <w:rPr>
           <w:rStyle w:val="HTMLCode"/>
           <w:rFonts w:ascii="Cambria" w:hAnsi="Cambria"/>
@@ -2036,6 +2105,7 @@
     <w:p>
       <w:pPr>
         <w:pStyle w:val="HTMLPreformatted"/>
+        <w:ind w:left="720"/>
         <w:rPr>
           <w:rStyle w:val="HTMLCode"/>
           <w:rFonts w:ascii="Cambria" w:hAnsi="Cambria"/>
@@ -2045,6 +2115,7 @@
     <w:p>
       <w:pPr>
         <w:pStyle w:val="HTMLPreformatted"/>
+        <w:ind w:left="720"/>
         <w:rPr>
           <w:rStyle w:val="HTMLCode"/>
           <w:rFonts w:ascii="Cambria" w:hAnsi="Cambria"/>
@@ -2082,6 +2153,7 @@
     <w:p>
       <w:pPr>
         <w:pStyle w:val="HTMLPreformatted"/>
+        <w:ind w:left="720"/>
         <w:rPr>
           <w:rStyle w:val="HTMLCode"/>
           <w:rFonts w:ascii="Cambria" w:hAnsi="Cambria"/>
@@ -2126,6 +2198,7 @@
     <w:p>
       <w:pPr>
         <w:pStyle w:val="HTMLPreformatted"/>
+        <w:ind w:left="720"/>
         <w:rPr>
           <w:rStyle w:val="HTMLCode"/>
           <w:rFonts w:ascii="Cambria" w:hAnsi="Cambria"/>
@@ -2205,21 +2278,6 @@
     <w:p>
       <w:pPr>
         <w:pStyle w:val="Heading3"/>
-        <w:rPr>
-          <w:rFonts w:ascii="Cambria" w:hAnsi="Cambria"/>
-        </w:rPr>
-      </w:pPr>
-      <w:r>
-        <w:rPr>
-          <w:rStyle w:val="Strong"/>
-          <w:rFonts w:ascii="Cambria" w:hAnsi="Cambria"/>
-        </w:rPr>
-        <w:t>Key Takeaway:</w:t>
-      </w:r>
-    </w:p>
-    <w:p>
-      <w:pPr>
-        <w:pStyle w:val="NormalWeb"/>
         <w:numPr>
           <w:ilvl w:val="0"/>
           <w:numId w:val="7"/>
@@ -2233,13 +2291,7 @@
           <w:rStyle w:val="Strong"/>
           <w:rFonts w:ascii="Cambria" w:hAnsi="Cambria"/>
         </w:rPr>
-        <w:t>Outer loop</w:t>
-      </w:r>
-      <w:r>
-        <w:rPr>
-          <w:rFonts w:ascii="Cambria" w:hAnsi="Cambria"/>
-        </w:rPr>
-        <w:t xml:space="preserve"> runs first → controls rows.</w:t>
+        <w:t>Key Takeaway:</w:t>
       </w:r>
     </w:p>
     <w:p>
@@ -2247,7 +2299,7 @@
         <w:pStyle w:val="NormalWeb"/>
         <w:numPr>
           <w:ilvl w:val="0"/>
-          <w:numId w:val="7"/>
+          <w:numId w:val="16"/>
         </w:numPr>
         <w:rPr>
           <w:rFonts w:ascii="Cambria" w:hAnsi="Cambria"/>
@@ -2258,13 +2310,13 @@
           <w:rStyle w:val="Strong"/>
           <w:rFonts w:ascii="Cambria" w:hAnsi="Cambria"/>
         </w:rPr>
-        <w:t>Inner loop</w:t>
-      </w:r>
-      <w:r>
-        <w:rPr>
-          <w:rFonts w:ascii="Cambria" w:hAnsi="Cambria"/>
-        </w:rPr>
-        <w:t xml:space="preserve"> runs inside → controls columns.</w:t>
+        <w:t>Outer loop</w:t>
+      </w:r>
+      <w:r>
+        <w:rPr>
+          <w:rFonts w:ascii="Cambria" w:hAnsi="Cambria"/>
+        </w:rPr>
+        <w:t xml:space="preserve"> runs first → controls rows.</w:t>
       </w:r>
     </w:p>
     <w:p>
@@ -2272,7 +2324,32 @@
         <w:pStyle w:val="NormalWeb"/>
         <w:numPr>
           <w:ilvl w:val="0"/>
-          <w:numId w:val="7"/>
+          <w:numId w:val="16"/>
+        </w:numPr>
+        <w:rPr>
+          <w:rFonts w:ascii="Cambria" w:hAnsi="Cambria"/>
+        </w:rPr>
+      </w:pPr>
+      <w:r>
+        <w:rPr>
+          <w:rStyle w:val="Strong"/>
+          <w:rFonts w:ascii="Cambria" w:hAnsi="Cambria"/>
+        </w:rPr>
+        <w:t>Inner loop</w:t>
+      </w:r>
+      <w:r>
+        <w:rPr>
+          <w:rFonts w:ascii="Cambria" w:hAnsi="Cambria"/>
+        </w:rPr>
+        <w:t xml:space="preserve"> runs inside → controls columns.</w:t>
+      </w:r>
+    </w:p>
+    <w:p>
+      <w:pPr>
+        <w:pStyle w:val="NormalWeb"/>
+        <w:numPr>
+          <w:ilvl w:val="0"/>
+          <w:numId w:val="16"/>
         </w:numPr>
         <w:rPr>
           <w:rFonts w:ascii="Cambria" w:hAnsi="Cambria"/>
@@ -2305,10 +2382,14 @@
           <w:ilvl w:val="0"/>
           <w:numId w:val="3"/>
         </w:numPr>
+        <w:rPr>
+          <w:rFonts w:ascii="Cambria" w:hAnsi="Cambria"/>
+        </w:rPr>
       </w:pPr>
       <w:r>
         <w:rPr>
           <w:rStyle w:val="Strong"/>
+          <w:rFonts w:ascii="Cambria" w:hAnsi="Cambria"/>
           <w:b w:val="0"/>
           <w:bCs w:val="0"/>
         </w:rPr>
@@ -2322,23 +2403,34 @@
           <w:ilvl w:val="0"/>
           <w:numId w:val="8"/>
         </w:numPr>
+        <w:rPr>
+          <w:rFonts w:ascii="Cambria" w:hAnsi="Cambria"/>
+        </w:rPr>
       </w:pPr>
       <w:r>
         <w:rPr>
           <w:rStyle w:val="Strong"/>
+          <w:rFonts w:ascii="Cambria" w:hAnsi="Cambria"/>
         </w:rPr>
         <w:t>Definition</w:t>
       </w:r>
       <w:r>
+        <w:rPr>
+          <w:rFonts w:ascii="Cambria" w:hAnsi="Cambria"/>
+        </w:rPr>
         <w:t xml:space="preserve">: The </w:t>
       </w:r>
       <w:r>
         <w:rPr>
           <w:rStyle w:val="HTMLCode"/>
+          <w:rFonts w:ascii="Cambria" w:hAnsi="Cambria"/>
         </w:rPr>
         <w:t>range()</w:t>
       </w:r>
       <w:r>
+        <w:rPr>
+          <w:rFonts w:ascii="Cambria" w:hAnsi="Cambria"/>
+        </w:rPr>
         <w:t xml:space="preserve"> function creates a sequence of numbers.</w:t>
       </w:r>
     </w:p>
@@ -2349,14 +2441,21 @@
           <w:ilvl w:val="0"/>
           <w:numId w:val="8"/>
         </w:numPr>
+        <w:rPr>
+          <w:rFonts w:ascii="Cambria" w:hAnsi="Cambria"/>
+        </w:rPr>
       </w:pPr>
       <w:r>
         <w:rPr>
           <w:rStyle w:val="Strong"/>
+          <w:rFonts w:ascii="Cambria" w:hAnsi="Cambria"/>
         </w:rPr>
         <w:t>Syntax</w:t>
       </w:r>
       <w:r>
+        <w:rPr>
+          <w:rFonts w:ascii="Cambria" w:hAnsi="Cambria"/>
+        </w:rPr>
         <w:t>:</w:t>
       </w:r>
     </w:p>
@@ -2367,22 +2466,22 @@
           <w:ilvl w:val="0"/>
           <w:numId w:val="8"/>
         </w:numPr>
-        <w:tabs>
-          <w:tab w:val="clear" w:pos="720"/>
-        </w:tabs>
-        <w:rPr>
-          <w:rStyle w:val="HTMLCode"/>
+        <w:rPr>
+          <w:rStyle w:val="HTMLCode"/>
+          <w:rFonts w:ascii="Cambria" w:hAnsi="Cambria"/>
         </w:rPr>
       </w:pPr>
       <w:r>
         <w:rPr>
           <w:rStyle w:val="hljs-builtin"/>
+          <w:rFonts w:ascii="Cambria" w:hAnsi="Cambria"/>
         </w:rPr>
         <w:t>range</w:t>
       </w:r>
       <w:r>
         <w:rPr>
           <w:rStyle w:val="HTMLCode"/>
+          <w:rFonts w:ascii="Cambria" w:hAnsi="Cambria"/>
         </w:rPr>
         <w:t>(start, stop, step)</w:t>
       </w:r>
@@ -2394,14 +2493,21 @@
           <w:ilvl w:val="1"/>
           <w:numId w:val="8"/>
         </w:numPr>
+        <w:rPr>
+          <w:rFonts w:ascii="Cambria" w:hAnsi="Cambria"/>
+        </w:rPr>
       </w:pPr>
       <w:r>
         <w:rPr>
           <w:rStyle w:val="Strong"/>
+          <w:rFonts w:ascii="Cambria" w:hAnsi="Cambria"/>
         </w:rPr>
         <w:t>start</w:t>
       </w:r>
       <w:r>
+        <w:rPr>
+          <w:rFonts w:ascii="Cambria" w:hAnsi="Cambria"/>
+        </w:rPr>
         <w:t xml:space="preserve"> → beginning number (included).</w:t>
       </w:r>
     </w:p>
@@ -2412,14 +2518,21 @@
           <w:ilvl w:val="1"/>
           <w:numId w:val="8"/>
         </w:numPr>
+        <w:rPr>
+          <w:rFonts w:ascii="Cambria" w:hAnsi="Cambria"/>
+        </w:rPr>
       </w:pPr>
       <w:r>
         <w:rPr>
           <w:rStyle w:val="Strong"/>
+          <w:rFonts w:ascii="Cambria" w:hAnsi="Cambria"/>
         </w:rPr>
         <w:t>stop</w:t>
       </w:r>
       <w:r>
+        <w:rPr>
+          <w:rFonts w:ascii="Cambria" w:hAnsi="Cambria"/>
+        </w:rPr>
         <w:t xml:space="preserve"> → ending number (excluded).</w:t>
       </w:r>
     </w:p>
@@ -2430,95 +2543,125 @@
           <w:ilvl w:val="1"/>
           <w:numId w:val="8"/>
         </w:numPr>
+        <w:rPr>
+          <w:rFonts w:ascii="Cambria" w:hAnsi="Cambria"/>
+        </w:rPr>
       </w:pPr>
       <w:r>
         <w:rPr>
           <w:rStyle w:val="Strong"/>
+          <w:rFonts w:ascii="Cambria" w:hAnsi="Cambria"/>
         </w:rPr>
         <w:t>step</w:t>
       </w:r>
       <w:r>
+        <w:rPr>
+          <w:rFonts w:ascii="Cambria" w:hAnsi="Cambria"/>
+        </w:rPr>
         <w:t xml:space="preserve"> → difference between numbers.</w:t>
       </w:r>
     </w:p>
     <w:p>
       <w:pPr>
         <w:pStyle w:val="Heading2"/>
-      </w:pPr>
-      <w:r>
-        <w:t xml:space="preserve"> Example:</w:t>
+        <w:numPr>
+          <w:ilvl w:val="0"/>
+          <w:numId w:val="8"/>
+        </w:numPr>
+        <w:rPr>
+          <w:rFonts w:ascii="Cambria" w:hAnsi="Cambria"/>
+        </w:rPr>
+      </w:pPr>
+      <w:r>
+        <w:rPr>
+          <w:rFonts w:ascii="Cambria" w:hAnsi="Cambria"/>
+        </w:rPr>
+        <w:t>Example:</w:t>
       </w:r>
     </w:p>
     <w:p>
       <w:pPr>
         <w:pStyle w:val="HTMLPreformatted"/>
-        <w:rPr>
-          <w:rStyle w:val="HTMLCode"/>
-        </w:rPr>
-      </w:pPr>
-      <w:r>
-        <w:rPr>
-          <w:rStyle w:val="HTMLCode"/>
+        <w:ind w:left="720"/>
+        <w:rPr>
+          <w:rStyle w:val="HTMLCode"/>
+          <w:rFonts w:ascii="Cambria" w:hAnsi="Cambria"/>
+        </w:rPr>
+      </w:pPr>
+      <w:r>
+        <w:rPr>
+          <w:rStyle w:val="HTMLCode"/>
+          <w:rFonts w:ascii="Cambria" w:hAnsi="Cambria"/>
         </w:rPr>
         <w:t xml:space="preserve">numbers = </w:t>
       </w:r>
       <w:r>
         <w:rPr>
           <w:rStyle w:val="hljs-builtin"/>
+          <w:rFonts w:ascii="Cambria" w:hAnsi="Cambria"/>
         </w:rPr>
         <w:t>list</w:t>
       </w:r>
       <w:r>
         <w:rPr>
           <w:rStyle w:val="HTMLCode"/>
+          <w:rFonts w:ascii="Cambria" w:hAnsi="Cambria"/>
         </w:rPr>
         <w:t>(</w:t>
       </w:r>
       <w:r>
         <w:rPr>
           <w:rStyle w:val="hljs-builtin"/>
+          <w:rFonts w:ascii="Cambria" w:hAnsi="Cambria"/>
         </w:rPr>
         <w:t>range</w:t>
       </w:r>
       <w:r>
         <w:rPr>
           <w:rStyle w:val="HTMLCode"/>
+          <w:rFonts w:ascii="Cambria" w:hAnsi="Cambria"/>
         </w:rPr>
         <w:t>(</w:t>
       </w:r>
       <w:r>
         <w:rPr>
           <w:rStyle w:val="hljs-number"/>
+          <w:rFonts w:ascii="Cambria" w:hAnsi="Cambria"/>
         </w:rPr>
         <w:t>100</w:t>
       </w:r>
       <w:r>
         <w:rPr>
           <w:rStyle w:val="HTMLCode"/>
+          <w:rFonts w:ascii="Cambria" w:hAnsi="Cambria"/>
         </w:rPr>
         <w:t xml:space="preserve">, </w:t>
       </w:r>
       <w:r>
         <w:rPr>
           <w:rStyle w:val="hljs-number"/>
+          <w:rFonts w:ascii="Cambria" w:hAnsi="Cambria"/>
         </w:rPr>
         <w:t>0</w:t>
       </w:r>
       <w:r>
         <w:rPr>
           <w:rStyle w:val="HTMLCode"/>
+          <w:rFonts w:ascii="Cambria" w:hAnsi="Cambria"/>
         </w:rPr>
         <w:t>, -</w:t>
       </w:r>
       <w:r>
         <w:rPr>
           <w:rStyle w:val="hljs-number"/>
+          <w:rFonts w:ascii="Cambria" w:hAnsi="Cambria"/>
         </w:rPr>
         <w:t>20</w:t>
       </w:r>
       <w:r>
         <w:rPr>
           <w:rStyle w:val="HTMLCode"/>
+          <w:rFonts w:ascii="Cambria" w:hAnsi="Cambria"/>
         </w:rPr>
         <w:t>))</w:t>
       </w:r>
@@ -2526,20 +2669,23 @@
     <w:p>
       <w:pPr>
         <w:pStyle w:val="HTMLPreformatted"/>
-        <w:rPr>
-          <w:rStyle w:val="HTMLCode"/>
+        <w:ind w:left="720"/>
+        <w:rPr>
+          <w:rStyle w:val="HTMLCode"/>
+          <w:rFonts w:ascii="Cambria" w:hAnsi="Cambria"/>
         </w:rPr>
       </w:pPr>
       <w:r>
         <w:rPr>
           <w:rStyle w:val="hljs-builtin"/>
-        </w:rPr>
-        <w:lastRenderedPageBreak/>
+          <w:rFonts w:ascii="Cambria" w:hAnsi="Cambria"/>
+        </w:rPr>
         <w:t>print</w:t>
       </w:r>
       <w:r>
         <w:rPr>
           <w:rStyle w:val="HTMLCode"/>
+          <w:rFonts w:ascii="Cambria" w:hAnsi="Cambria"/>
         </w:rPr>
         <w:t>(numbers)</w:t>
       </w:r>
@@ -2547,14 +2693,25 @@
     <w:p>
       <w:pPr>
         <w:pStyle w:val="Heading3"/>
+        <w:numPr>
+          <w:ilvl w:val="0"/>
+          <w:numId w:val="17"/>
+        </w:numPr>
+        <w:rPr>
+          <w:rFonts w:ascii="Cambria" w:hAnsi="Cambria"/>
+        </w:rPr>
       </w:pPr>
       <w:r>
         <w:rPr>
           <w:rStyle w:val="Strong"/>
+          <w:rFonts w:ascii="Cambria" w:hAnsi="Cambria"/>
         </w:rPr>
         <w:t>Output</w:t>
       </w:r>
       <w:r>
+        <w:rPr>
+          <w:rFonts w:ascii="Cambria" w:hAnsi="Cambria"/>
+        </w:rPr>
         <w:t>:</w:t>
       </w:r>
     </w:p>
@@ -2563,23 +2720,34 @@
         <w:pStyle w:val="HTMLPreformatted"/>
         <w:rPr>
           <w:rStyle w:val="HTMLCode"/>
-        </w:rPr>
-      </w:pPr>
-      <w:r>
-        <w:rPr>
-          <w:rStyle w:val="HTMLCode"/>
+          <w:rFonts w:ascii="Cambria" w:hAnsi="Cambria"/>
+        </w:rPr>
+      </w:pPr>
+      <w:r>
+        <w:rPr>
+          <w:rStyle w:val="HTMLCode"/>
+          <w:rFonts w:ascii="Cambria" w:hAnsi="Cambria"/>
+        </w:rPr>
+        <w:tab/>
+      </w:r>
+      <w:r>
+        <w:rPr>
+          <w:rStyle w:val="HTMLCode"/>
+          <w:rFonts w:ascii="Cambria" w:hAnsi="Cambria"/>
         </w:rPr>
         <w:t>[</w:t>
       </w:r>
       <w:r>
         <w:rPr>
           <w:rStyle w:val="hljs-meta"/>
+          <w:rFonts w:ascii="Cambria" w:hAnsi="Cambria"/>
         </w:rPr>
         <w:t>100, 80, 60, 40, 20</w:t>
       </w:r>
       <w:r>
         <w:rPr>
           <w:rStyle w:val="HTMLCode"/>
+          <w:rFonts w:ascii="Cambria" w:hAnsi="Cambria"/>
         </w:rPr>
         <w:t>]</w:t>
       </w:r>
@@ -2587,27 +2755,20 @@
     <w:p>
       <w:pPr>
         <w:pStyle w:val="Heading3"/>
-      </w:pPr>
-      <w:r>
-        <w:t xml:space="preserve"> Explanation:</w:t>
-      </w:r>
-    </w:p>
-    <w:p>
-      <w:pPr>
-        <w:pStyle w:val="NormalWeb"/>
         <w:numPr>
           <w:ilvl w:val="0"/>
           <w:numId w:val="9"/>
         </w:numPr>
-      </w:pPr>
-      <w:r>
-        <w:t xml:space="preserve">Starts from </w:t>
-      </w:r>
-      <w:r>
-        <w:rPr>
-          <w:rStyle w:val="Strong"/>
-        </w:rPr>
-        <w:t>100</w:t>
+        <w:rPr>
+          <w:rFonts w:ascii="Cambria" w:hAnsi="Cambria"/>
+        </w:rPr>
+      </w:pPr>
+      <w:r>
+        <w:rPr>
+          <w:rFonts w:ascii="Cambria" w:hAnsi="Cambria"/>
+        </w:rPr>
+        <w:lastRenderedPageBreak/>
+        <w:t>Explanation:</w:t>
       </w:r>
     </w:p>
     <w:p>
@@ -2615,17 +2776,24 @@
         <w:pStyle w:val="NormalWeb"/>
         <w:numPr>
           <w:ilvl w:val="0"/>
-          <w:numId w:val="9"/>
+          <w:numId w:val="18"/>
         </w:numPr>
-      </w:pPr>
-      <w:r>
-        <w:t xml:space="preserve">Ends before </w:t>
+        <w:rPr>
+          <w:rFonts w:ascii="Cambria" w:hAnsi="Cambria"/>
+        </w:rPr>
+      </w:pPr>
+      <w:r>
+        <w:rPr>
+          <w:rFonts w:ascii="Cambria" w:hAnsi="Cambria"/>
+        </w:rPr>
+        <w:t xml:space="preserve">Starts from </w:t>
       </w:r>
       <w:r>
         <w:rPr>
           <w:rStyle w:val="Strong"/>
-        </w:rPr>
-        <w:t>0</w:t>
+          <w:rFonts w:ascii="Cambria" w:hAnsi="Cambria"/>
+        </w:rPr>
+        <w:t>100</w:t>
       </w:r>
     </w:p>
     <w:p>
@@ -2633,19 +2801,54 @@
         <w:pStyle w:val="NormalWeb"/>
         <w:numPr>
           <w:ilvl w:val="0"/>
-          <w:numId w:val="9"/>
+          <w:numId w:val="18"/>
         </w:numPr>
-      </w:pPr>
-      <w:r>
+        <w:rPr>
+          <w:rFonts w:ascii="Cambria" w:hAnsi="Cambria"/>
+        </w:rPr>
+      </w:pPr>
+      <w:r>
+        <w:rPr>
+          <w:rFonts w:ascii="Cambria" w:hAnsi="Cambria"/>
+        </w:rPr>
+        <w:t xml:space="preserve">Ends before </w:t>
+      </w:r>
+      <w:r>
+        <w:rPr>
+          <w:rStyle w:val="Strong"/>
+          <w:rFonts w:ascii="Cambria" w:hAnsi="Cambria"/>
+        </w:rPr>
+        <w:t>0</w:t>
+      </w:r>
+    </w:p>
+    <w:p>
+      <w:pPr>
+        <w:pStyle w:val="NormalWeb"/>
+        <w:numPr>
+          <w:ilvl w:val="0"/>
+          <w:numId w:val="18"/>
+        </w:numPr>
+        <w:rPr>
+          <w:rFonts w:ascii="Cambria" w:hAnsi="Cambria"/>
+        </w:rPr>
+      </w:pPr>
+      <w:r>
+        <w:rPr>
+          <w:rFonts w:ascii="Cambria" w:hAnsi="Cambria"/>
+        </w:rPr>
         <w:t xml:space="preserve">Decreases by </w:t>
       </w:r>
       <w:r>
         <w:rPr>
           <w:rStyle w:val="Strong"/>
+          <w:rFonts w:ascii="Cambria" w:hAnsi="Cambria"/>
         </w:rPr>
         <w:t>20</w:t>
       </w:r>
       <w:r>
+        <w:rPr>
+          <w:rFonts w:ascii="Cambria" w:hAnsi="Cambria"/>
+        </w:rPr>
         <w:t xml:space="preserve"> each step</w:t>
       </w:r>
     </w:p>
@@ -2656,10 +2859,14 @@
           <w:ilvl w:val="0"/>
           <w:numId w:val="3"/>
         </w:numPr>
+        <w:rPr>
+          <w:rFonts w:ascii="Cambria" w:hAnsi="Cambria"/>
+        </w:rPr>
       </w:pPr>
       <w:r>
         <w:rPr>
           <w:rStyle w:val="Strong"/>
+          <w:rFonts w:ascii="Cambria" w:hAnsi="Cambria"/>
           <w:b w:val="0"/>
           <w:bCs w:val="0"/>
         </w:rPr>
@@ -2673,41 +2880,59 @@
           <w:ilvl w:val="0"/>
           <w:numId w:val="10"/>
         </w:numPr>
+        <w:rPr>
+          <w:rFonts w:ascii="Cambria" w:hAnsi="Cambria"/>
+        </w:rPr>
       </w:pPr>
       <w:r>
         <w:rPr>
           <w:rStyle w:val="Strong"/>
+          <w:rFonts w:ascii="Cambria" w:hAnsi="Cambria"/>
         </w:rPr>
         <w:t>Definition</w:t>
       </w:r>
       <w:r>
+        <w:rPr>
+          <w:rFonts w:ascii="Cambria" w:hAnsi="Cambria"/>
+        </w:rPr>
         <w:t xml:space="preserve">: Repeats code as long as a condition is </w:t>
       </w:r>
       <w:r>
         <w:rPr>
           <w:rStyle w:val="HTMLCode"/>
+          <w:rFonts w:ascii="Cambria" w:hAnsi="Cambria"/>
         </w:rPr>
         <w:t>True</w:t>
       </w:r>
       <w:r>
+        <w:rPr>
+          <w:rFonts w:ascii="Cambria" w:hAnsi="Cambria"/>
+        </w:rPr>
         <w:t>.</w:t>
       </w:r>
     </w:p>
     <w:p>
       <w:pPr>
-        <w:pStyle w:val="NormalWeb"/>
+        <w:pStyle w:val="Heading2"/>
         <w:numPr>
           <w:ilvl w:val="0"/>
-          <w:numId w:val="10"/>
+          <w:numId w:val="21"/>
         </w:numPr>
+        <w:rPr>
+          <w:rFonts w:ascii="Cambria" w:hAnsi="Cambria"/>
+        </w:rPr>
       </w:pPr>
       <w:r>
         <w:rPr>
           <w:rStyle w:val="Strong"/>
+          <w:rFonts w:ascii="Cambria" w:hAnsi="Cambria"/>
         </w:rPr>
         <w:t>Syntax</w:t>
       </w:r>
       <w:r>
+        <w:rPr>
+          <w:rFonts w:ascii="Cambria" w:hAnsi="Cambria"/>
+        </w:rPr>
         <w:t>:</w:t>
       </w:r>
     </w:p>
@@ -2716,25 +2941,24 @@
         <w:pStyle w:val="HTMLPreformatted"/>
         <w:numPr>
           <w:ilvl w:val="0"/>
-          <w:numId w:val="10"/>
+          <w:numId w:val="19"/>
         </w:numPr>
-        <w:tabs>
-          <w:tab w:val="clear" w:pos="720"/>
-        </w:tabs>
-        <w:rPr>
-          <w:rStyle w:val="HTMLCode"/>
+        <w:rPr>
+          <w:rStyle w:val="HTMLCode"/>
+          <w:rFonts w:ascii="Cambria" w:hAnsi="Cambria"/>
         </w:rPr>
       </w:pPr>
       <w:r>
         <w:rPr>
           <w:rStyle w:val="hljs-keyword"/>
-          <w:rFonts w:eastAsiaTheme="majorEastAsia"/>
+          <w:rFonts w:ascii="Cambria" w:eastAsiaTheme="majorEastAsia" w:hAnsi="Cambria"/>
         </w:rPr>
         <w:t>while</w:t>
       </w:r>
       <w:r>
         <w:rPr>
           <w:rStyle w:val="HTMLCode"/>
+          <w:rFonts w:ascii="Cambria" w:hAnsi="Cambria"/>
         </w:rPr>
         <w:t xml:space="preserve"> condition:</w:t>
       </w:r>
@@ -2744,24 +2968,24 @@
         <w:pStyle w:val="HTMLPreformatted"/>
         <w:numPr>
           <w:ilvl w:val="0"/>
-          <w:numId w:val="10"/>
+          <w:numId w:val="19"/>
         </w:numPr>
-        <w:tabs>
-          <w:tab w:val="clear" w:pos="720"/>
-        </w:tabs>
-        <w:rPr>
-          <w:rStyle w:val="HTMLCode"/>
-        </w:rPr>
-      </w:pPr>
-      <w:r>
-        <w:rPr>
-          <w:rStyle w:val="HTMLCode"/>
+        <w:rPr>
+          <w:rStyle w:val="HTMLCode"/>
+          <w:rFonts w:ascii="Cambria" w:hAnsi="Cambria"/>
+        </w:rPr>
+      </w:pPr>
+      <w:r>
+        <w:rPr>
+          <w:rStyle w:val="HTMLCode"/>
+          <w:rFonts w:ascii="Cambria" w:hAnsi="Cambria"/>
         </w:rPr>
         <w:t xml:space="preserve">    </w:t>
       </w:r>
       <w:r>
         <w:rPr>
           <w:rStyle w:val="hljs-comment"/>
+          <w:rFonts w:ascii="Cambria" w:hAnsi="Cambria"/>
         </w:rPr>
         <w:t xml:space="preserve"># </w:t>
       </w:r>
@@ -2769,6 +2993,7 @@
       <w:r>
         <w:rPr>
           <w:rStyle w:val="hljs-comment"/>
+          <w:rFonts w:ascii="Cambria" w:hAnsi="Cambria"/>
         </w:rPr>
         <w:t>code</w:t>
       </w:r>
@@ -2776,6 +3001,7 @@
       <w:r>
         <w:rPr>
           <w:rStyle w:val="hljs-comment"/>
+          <w:rFonts w:ascii="Cambria" w:hAnsi="Cambria"/>
         </w:rPr>
         <w:t xml:space="preserve"> block</w:t>
       </w:r>
@@ -2783,27 +3009,41 @@
     <w:p>
       <w:pPr>
         <w:pStyle w:val="Heading2"/>
-      </w:pPr>
-      <w:r>
+        <w:numPr>
+          <w:ilvl w:val="0"/>
+          <w:numId w:val="22"/>
+        </w:numPr>
+        <w:rPr>
+          <w:rFonts w:ascii="Cambria" w:hAnsi="Cambria"/>
+        </w:rPr>
+      </w:pPr>
+      <w:r>
+        <w:rPr>
+          <w:rFonts w:ascii="Cambria" w:hAnsi="Cambria"/>
+        </w:rPr>
         <w:t>Example:</w:t>
       </w:r>
     </w:p>
     <w:p>
       <w:pPr>
         <w:pStyle w:val="HTMLPreformatted"/>
-        <w:rPr>
-          <w:rStyle w:val="HTMLCode"/>
-        </w:rPr>
-      </w:pPr>
-      <w:r>
-        <w:rPr>
-          <w:rStyle w:val="HTMLCode"/>
+        <w:ind w:left="360"/>
+        <w:rPr>
+          <w:rStyle w:val="HTMLCode"/>
+          <w:rFonts w:ascii="Cambria" w:hAnsi="Cambria"/>
+        </w:rPr>
+      </w:pPr>
+      <w:r>
+        <w:rPr>
+          <w:rStyle w:val="HTMLCode"/>
+          <w:rFonts w:ascii="Cambria" w:hAnsi="Cambria"/>
         </w:rPr>
         <w:t xml:space="preserve">x = </w:t>
       </w:r>
       <w:r>
         <w:rPr>
           <w:rStyle w:val="hljs-number"/>
+          <w:rFonts w:ascii="Cambria" w:hAnsi="Cambria"/>
         </w:rPr>
         <w:t>10</w:t>
       </w:r>
@@ -2811,32 +3051,37 @@
     <w:p>
       <w:pPr>
         <w:pStyle w:val="HTMLPreformatted"/>
-        <w:rPr>
-          <w:rStyle w:val="HTMLCode"/>
+        <w:ind w:left="360"/>
+        <w:rPr>
+          <w:rStyle w:val="HTMLCode"/>
+          <w:rFonts w:ascii="Cambria" w:hAnsi="Cambria"/>
         </w:rPr>
       </w:pPr>
       <w:r>
         <w:rPr>
           <w:rStyle w:val="hljs-keyword"/>
-          <w:rFonts w:eastAsiaTheme="majorEastAsia"/>
+          <w:rFonts w:ascii="Cambria" w:eastAsiaTheme="majorEastAsia" w:hAnsi="Cambria"/>
         </w:rPr>
         <w:t>while</w:t>
       </w:r>
       <w:r>
         <w:rPr>
           <w:rStyle w:val="HTMLCode"/>
+          <w:rFonts w:ascii="Cambria" w:hAnsi="Cambria"/>
         </w:rPr>
         <w:t xml:space="preserve"> (x &gt; </w:t>
       </w:r>
       <w:r>
         <w:rPr>
           <w:rStyle w:val="hljs-number"/>
+          <w:rFonts w:ascii="Cambria" w:hAnsi="Cambria"/>
         </w:rPr>
         <w:t>0</w:t>
       </w:r>
       <w:r>
         <w:rPr>
           <w:rStyle w:val="HTMLCode"/>
+          <w:rFonts w:ascii="Cambria" w:hAnsi="Cambria"/>
         </w:rPr>
         <w:t>):</w:t>
       </w:r>
@@ -2844,25 +3089,30 @@
     <w:p>
       <w:pPr>
         <w:pStyle w:val="HTMLPreformatted"/>
-        <w:rPr>
-          <w:rStyle w:val="HTMLCode"/>
-        </w:rPr>
-      </w:pPr>
-      <w:r>
-        <w:rPr>
-          <w:rStyle w:val="HTMLCode"/>
+        <w:ind w:left="360"/>
+        <w:rPr>
+          <w:rStyle w:val="HTMLCode"/>
+          <w:rFonts w:ascii="Cambria" w:hAnsi="Cambria"/>
+        </w:rPr>
+      </w:pPr>
+      <w:r>
+        <w:rPr>
+          <w:rStyle w:val="HTMLCode"/>
+          <w:rFonts w:ascii="Cambria" w:hAnsi="Cambria"/>
         </w:rPr>
         <w:t xml:space="preserve">    </w:t>
       </w:r>
       <w:r>
         <w:rPr>
           <w:rStyle w:val="hljs-builtin"/>
+          <w:rFonts w:ascii="Cambria" w:hAnsi="Cambria"/>
         </w:rPr>
         <w:t>print</w:t>
       </w:r>
       <w:r>
         <w:rPr>
           <w:rStyle w:val="HTMLCode"/>
+          <w:rFonts w:ascii="Cambria" w:hAnsi="Cambria"/>
         </w:rPr>
         <w:t>(x)</w:t>
       </w:r>
@@ -2870,19 +3120,23 @@
     <w:p>
       <w:pPr>
         <w:pStyle w:val="HTMLPreformatted"/>
-        <w:rPr>
-          <w:rStyle w:val="HTMLCode"/>
-        </w:rPr>
-      </w:pPr>
-      <w:r>
-        <w:rPr>
-          <w:rStyle w:val="HTMLCode"/>
+        <w:ind w:left="360"/>
+        <w:rPr>
+          <w:rStyle w:val="HTMLCode"/>
+          <w:rFonts w:ascii="Cambria" w:hAnsi="Cambria"/>
+        </w:rPr>
+      </w:pPr>
+      <w:r>
+        <w:rPr>
+          <w:rStyle w:val="HTMLCode"/>
+          <w:rFonts w:ascii="Cambria" w:hAnsi="Cambria"/>
         </w:rPr>
         <w:t xml:space="preserve">    x -= </w:t>
       </w:r>
       <w:r>
         <w:rPr>
           <w:rStyle w:val="hljs-number"/>
+          <w:rFonts w:ascii="Cambria" w:hAnsi="Cambria"/>
         </w:rPr>
         <w:t>1</w:t>
       </w:r>
@@ -2890,27 +3144,41 @@
     <w:p>
       <w:pPr>
         <w:pStyle w:val="Heading3"/>
+        <w:numPr>
+          <w:ilvl w:val="0"/>
+          <w:numId w:val="22"/>
+        </w:numPr>
+        <w:rPr>
+          <w:rFonts w:ascii="Cambria" w:hAnsi="Cambria"/>
+        </w:rPr>
       </w:pPr>
       <w:r>
         <w:rPr>
           <w:rStyle w:val="Strong"/>
+          <w:rFonts w:ascii="Cambria" w:hAnsi="Cambria"/>
         </w:rPr>
         <w:t>Output</w:t>
       </w:r>
       <w:r>
+        <w:rPr>
+          <w:rFonts w:ascii="Cambria" w:hAnsi="Cambria"/>
+        </w:rPr>
         <w:t>:</w:t>
       </w:r>
     </w:p>
     <w:p>
       <w:pPr>
         <w:pStyle w:val="HTMLPreformatted"/>
-        <w:rPr>
-          <w:rStyle w:val="HTMLCode"/>
-        </w:rPr>
-      </w:pPr>
-      <w:r>
-        <w:rPr>
-          <w:rStyle w:val="HTMLCode"/>
+        <w:ind w:left="360"/>
+        <w:rPr>
+          <w:rStyle w:val="HTMLCode"/>
+          <w:rFonts w:ascii="Cambria" w:hAnsi="Cambria"/>
+        </w:rPr>
+      </w:pPr>
+      <w:r>
+        <w:rPr>
+          <w:rStyle w:val="HTMLCode"/>
+          <w:rFonts w:ascii="Cambria" w:hAnsi="Cambria"/>
         </w:rPr>
         <w:t>10</w:t>
       </w:r>
@@ -2918,13 +3186,16 @@
     <w:p>
       <w:pPr>
         <w:pStyle w:val="HTMLPreformatted"/>
-        <w:rPr>
-          <w:rStyle w:val="HTMLCode"/>
-        </w:rPr>
-      </w:pPr>
-      <w:r>
-        <w:rPr>
-          <w:rStyle w:val="HTMLCode"/>
+        <w:ind w:left="360"/>
+        <w:rPr>
+          <w:rStyle w:val="HTMLCode"/>
+          <w:rFonts w:ascii="Cambria" w:hAnsi="Cambria"/>
+        </w:rPr>
+      </w:pPr>
+      <w:r>
+        <w:rPr>
+          <w:rStyle w:val="HTMLCode"/>
+          <w:rFonts w:ascii="Cambria" w:hAnsi="Cambria"/>
         </w:rPr>
         <w:t>9</w:t>
       </w:r>
@@ -2932,13 +3203,16 @@
     <w:p>
       <w:pPr>
         <w:pStyle w:val="HTMLPreformatted"/>
-        <w:rPr>
-          <w:rStyle w:val="HTMLCode"/>
-        </w:rPr>
-      </w:pPr>
-      <w:r>
-        <w:rPr>
-          <w:rStyle w:val="HTMLCode"/>
+        <w:ind w:left="360"/>
+        <w:rPr>
+          <w:rStyle w:val="HTMLCode"/>
+          <w:rFonts w:ascii="Cambria" w:hAnsi="Cambria"/>
+        </w:rPr>
+      </w:pPr>
+      <w:r>
+        <w:rPr>
+          <w:rStyle w:val="HTMLCode"/>
+          <w:rFonts w:ascii="Cambria" w:hAnsi="Cambria"/>
         </w:rPr>
         <w:t>8</w:t>
       </w:r>
@@ -2946,13 +3220,16 @@
     <w:p>
       <w:pPr>
         <w:pStyle w:val="HTMLPreformatted"/>
-        <w:rPr>
-          <w:rStyle w:val="HTMLCode"/>
-        </w:rPr>
-      </w:pPr>
-      <w:r>
-        <w:rPr>
-          <w:rStyle w:val="HTMLCode"/>
+        <w:ind w:left="360"/>
+        <w:rPr>
+          <w:rStyle w:val="HTMLCode"/>
+          <w:rFonts w:ascii="Cambria" w:hAnsi="Cambria"/>
+        </w:rPr>
+      </w:pPr>
+      <w:r>
+        <w:rPr>
+          <w:rStyle w:val="HTMLCode"/>
+          <w:rFonts w:ascii="Cambria" w:hAnsi="Cambria"/>
         </w:rPr>
         <w:t>7</w:t>
       </w:r>
@@ -2960,13 +3237,16 @@
     <w:p>
       <w:pPr>
         <w:pStyle w:val="HTMLPreformatted"/>
-        <w:rPr>
-          <w:rStyle w:val="HTMLCode"/>
-        </w:rPr>
-      </w:pPr>
-      <w:r>
-        <w:rPr>
-          <w:rStyle w:val="HTMLCode"/>
+        <w:ind w:left="360"/>
+        <w:rPr>
+          <w:rStyle w:val="HTMLCode"/>
+          <w:rFonts w:ascii="Cambria" w:hAnsi="Cambria"/>
+        </w:rPr>
+      </w:pPr>
+      <w:r>
+        <w:rPr>
+          <w:rStyle w:val="HTMLCode"/>
+          <w:rFonts w:ascii="Cambria" w:hAnsi="Cambria"/>
         </w:rPr>
         <w:t>6</w:t>
       </w:r>
@@ -2974,13 +3254,16 @@
     <w:p>
       <w:pPr>
         <w:pStyle w:val="HTMLPreformatted"/>
-        <w:rPr>
-          <w:rStyle w:val="HTMLCode"/>
-        </w:rPr>
-      </w:pPr>
-      <w:r>
-        <w:rPr>
-          <w:rStyle w:val="HTMLCode"/>
+        <w:ind w:left="360"/>
+        <w:rPr>
+          <w:rStyle w:val="HTMLCode"/>
+          <w:rFonts w:ascii="Cambria" w:hAnsi="Cambria"/>
+        </w:rPr>
+      </w:pPr>
+      <w:r>
+        <w:rPr>
+          <w:rStyle w:val="HTMLCode"/>
+          <w:rFonts w:ascii="Cambria" w:hAnsi="Cambria"/>
         </w:rPr>
         <w:t>5</w:t>
       </w:r>
@@ -2988,13 +3271,16 @@
     <w:p>
       <w:pPr>
         <w:pStyle w:val="HTMLPreformatted"/>
-        <w:rPr>
-          <w:rStyle w:val="HTMLCode"/>
-        </w:rPr>
-      </w:pPr>
-      <w:r>
-        <w:rPr>
-          <w:rStyle w:val="HTMLCode"/>
+        <w:ind w:left="360"/>
+        <w:rPr>
+          <w:rStyle w:val="HTMLCode"/>
+          <w:rFonts w:ascii="Cambria" w:hAnsi="Cambria"/>
+        </w:rPr>
+      </w:pPr>
+      <w:r>
+        <w:rPr>
+          <w:rStyle w:val="HTMLCode"/>
+          <w:rFonts w:ascii="Cambria" w:hAnsi="Cambria"/>
         </w:rPr>
         <w:t>4</w:t>
       </w:r>
@@ -3002,13 +3288,16 @@
     <w:p>
       <w:pPr>
         <w:pStyle w:val="HTMLPreformatted"/>
-        <w:rPr>
-          <w:rStyle w:val="HTMLCode"/>
-        </w:rPr>
-      </w:pPr>
-      <w:r>
-        <w:rPr>
-          <w:rStyle w:val="HTMLCode"/>
+        <w:ind w:left="360"/>
+        <w:rPr>
+          <w:rStyle w:val="HTMLCode"/>
+          <w:rFonts w:ascii="Cambria" w:hAnsi="Cambria"/>
+        </w:rPr>
+      </w:pPr>
+      <w:r>
+        <w:rPr>
+          <w:rStyle w:val="HTMLCode"/>
+          <w:rFonts w:ascii="Cambria" w:hAnsi="Cambria"/>
         </w:rPr>
         <w:t>3</w:t>
       </w:r>
@@ -3016,13 +3305,16 @@
     <w:p>
       <w:pPr>
         <w:pStyle w:val="HTMLPreformatted"/>
-        <w:rPr>
-          <w:rStyle w:val="HTMLCode"/>
-        </w:rPr>
-      </w:pPr>
-      <w:r>
-        <w:rPr>
-          <w:rStyle w:val="HTMLCode"/>
+        <w:ind w:left="360"/>
+        <w:rPr>
+          <w:rStyle w:val="HTMLCode"/>
+          <w:rFonts w:ascii="Cambria" w:hAnsi="Cambria"/>
+        </w:rPr>
+      </w:pPr>
+      <w:r>
+        <w:rPr>
+          <w:rStyle w:val="HTMLCode"/>
+          <w:rFonts w:ascii="Cambria" w:hAnsi="Cambria"/>
         </w:rPr>
         <w:t>2</w:t>
       </w:r>
@@ -3030,13 +3322,16 @@
     <w:p>
       <w:pPr>
         <w:pStyle w:val="HTMLPreformatted"/>
-        <w:rPr>
-          <w:rStyle w:val="HTMLCode"/>
-        </w:rPr>
-      </w:pPr>
-      <w:r>
-        <w:rPr>
-          <w:rStyle w:val="HTMLCode"/>
+        <w:ind w:left="360"/>
+        <w:rPr>
+          <w:rStyle w:val="HTMLCode"/>
+          <w:rFonts w:ascii="Cambria" w:hAnsi="Cambria"/>
+        </w:rPr>
+      </w:pPr>
+      <w:r>
+        <w:rPr>
+          <w:rStyle w:val="HTMLCode"/>
+          <w:rFonts w:ascii="Cambria" w:hAnsi="Cambria"/>
         </w:rPr>
         <w:t>1</w:t>
       </w:r>
@@ -3044,27 +3339,19 @@
     <w:p>
       <w:pPr>
         <w:pStyle w:val="Heading3"/>
-      </w:pPr>
-      <w:r>
-        <w:t>Explanation:</w:t>
-      </w:r>
-    </w:p>
-    <w:p>
-      <w:pPr>
-        <w:pStyle w:val="NormalWeb"/>
         <w:numPr>
           <w:ilvl w:val="0"/>
           <w:numId w:val="11"/>
         </w:numPr>
-      </w:pPr>
-      <w:r>
-        <w:t xml:space="preserve">Starts at </w:t>
-      </w:r>
-      <w:r>
-        <w:rPr>
-          <w:rStyle w:val="Strong"/>
-        </w:rPr>
-        <w:t>10</w:t>
+        <w:rPr>
+          <w:rFonts w:ascii="Cambria" w:hAnsi="Cambria"/>
+        </w:rPr>
+      </w:pPr>
+      <w:r>
+        <w:rPr>
+          <w:rFonts w:ascii="Cambria" w:hAnsi="Cambria"/>
+        </w:rPr>
+        <w:t>Explanation:</w:t>
       </w:r>
     </w:p>
     <w:p>
@@ -3072,20 +3359,24 @@
         <w:pStyle w:val="NormalWeb"/>
         <w:numPr>
           <w:ilvl w:val="0"/>
-          <w:numId w:val="11"/>
+          <w:numId w:val="23"/>
         </w:numPr>
-      </w:pPr>
-      <w:r>
-        <w:t xml:space="preserve">Condition </w:t>
-      </w:r>
-      <w:r>
-        <w:rPr>
-          <w:rStyle w:val="HTMLCode"/>
-        </w:rPr>
-        <w:t>x &gt; 0</w:t>
-      </w:r>
-      <w:r>
-        <w:t xml:space="preserve"> keeps running</w:t>
+        <w:rPr>
+          <w:rFonts w:ascii="Cambria" w:hAnsi="Cambria"/>
+        </w:rPr>
+      </w:pPr>
+      <w:r>
+        <w:rPr>
+          <w:rFonts w:ascii="Cambria" w:hAnsi="Cambria"/>
+        </w:rPr>
+        <w:t xml:space="preserve">Starts at </w:t>
+      </w:r>
+      <w:r>
+        <w:rPr>
+          <w:rStyle w:val="Strong"/>
+          <w:rFonts w:ascii="Cambria" w:hAnsi="Cambria"/>
+        </w:rPr>
+        <w:t>10</w:t>
       </w:r>
     </w:p>
     <w:p>
@@ -3093,37 +3384,86 @@
         <w:pStyle w:val="NormalWeb"/>
         <w:numPr>
           <w:ilvl w:val="0"/>
-          <w:numId w:val="11"/>
+          <w:numId w:val="23"/>
         </w:numPr>
-      </w:pPr>
-      <w:r>
+        <w:rPr>
+          <w:rFonts w:ascii="Cambria" w:hAnsi="Cambria"/>
+        </w:rPr>
+      </w:pPr>
+      <w:r>
+        <w:rPr>
+          <w:rFonts w:ascii="Cambria" w:hAnsi="Cambria"/>
+        </w:rPr>
+        <w:t xml:space="preserve">Condition </w:t>
+      </w:r>
+      <w:r>
+        <w:rPr>
+          <w:rStyle w:val="HTMLCode"/>
+          <w:rFonts w:ascii="Cambria" w:hAnsi="Cambria"/>
+        </w:rPr>
+        <w:t>x &gt; 0</w:t>
+      </w:r>
+      <w:r>
+        <w:rPr>
+          <w:rFonts w:ascii="Cambria" w:hAnsi="Cambria"/>
+        </w:rPr>
+        <w:t xml:space="preserve"> keeps running</w:t>
+      </w:r>
+    </w:p>
+    <w:p>
+      <w:pPr>
+        <w:pStyle w:val="NormalWeb"/>
+        <w:numPr>
+          <w:ilvl w:val="0"/>
+          <w:numId w:val="23"/>
+        </w:numPr>
+        <w:rPr>
+          <w:rFonts w:ascii="Cambria" w:hAnsi="Cambria"/>
+        </w:rPr>
+      </w:pPr>
+      <w:r>
+        <w:rPr>
+          <w:rFonts w:ascii="Cambria" w:hAnsi="Cambria"/>
+        </w:rPr>
         <w:t xml:space="preserve">Each time </w:t>
       </w:r>
       <w:r>
         <w:rPr>
           <w:rStyle w:val="HTMLCode"/>
+          <w:rFonts w:ascii="Cambria" w:hAnsi="Cambria"/>
         </w:rPr>
         <w:t>x</w:t>
       </w:r>
       <w:r>
+        <w:rPr>
+          <w:rFonts w:ascii="Cambria" w:hAnsi="Cambria"/>
+        </w:rPr>
         <w:t xml:space="preserve"> is decreased by </w:t>
       </w:r>
       <w:r>
         <w:rPr>
           <w:rStyle w:val="HTMLCode"/>
+          <w:rFonts w:ascii="Cambria" w:hAnsi="Cambria"/>
         </w:rPr>
         <w:t>1</w:t>
       </w:r>
       <w:r>
+        <w:rPr>
+          <w:rFonts w:ascii="Cambria" w:hAnsi="Cambria"/>
+        </w:rPr>
         <w:t xml:space="preserve"> (</w:t>
       </w:r>
       <w:r>
         <w:rPr>
           <w:rStyle w:val="HTMLCode"/>
+          <w:rFonts w:ascii="Cambria" w:hAnsi="Cambria"/>
         </w:rPr>
         <w:t>x -= 1</w:t>
       </w:r>
       <w:r>
+        <w:rPr>
+          <w:rFonts w:ascii="Cambria" w:hAnsi="Cambria"/>
+        </w:rPr>
         <w:t>)</w:t>
       </w:r>
     </w:p>
@@ -3134,10 +3474,14 @@
           <w:ilvl w:val="0"/>
           <w:numId w:val="3"/>
         </w:numPr>
+        <w:rPr>
+          <w:rFonts w:ascii="Cambria" w:hAnsi="Cambria"/>
+        </w:rPr>
       </w:pPr>
       <w:r>
         <w:rPr>
           <w:rStyle w:val="Strong"/>
+          <w:rFonts w:ascii="Cambria" w:hAnsi="Cambria"/>
           <w:b w:val="0"/>
           <w:bCs w:val="0"/>
         </w:rPr>
@@ -3147,19 +3491,18 @@
     <w:p>
       <w:pPr>
         <w:pStyle w:val="Heading2"/>
-      </w:pPr>
-      <w:r>
-        <w:rPr>
-          <w:rFonts w:ascii="Segoe UI Emoji" w:hAnsi="Segoe UI Emoji" w:cs="Segoe UI Emoji"/>
-        </w:rPr>
-        <w:t>🔹</w:t>
-      </w:r>
-      <w:r>
-        <w:t xml:space="preserve"> </w:t>
-      </w:r>
+        <w:numPr>
+          <w:ilvl w:val="0"/>
+          <w:numId w:val="24"/>
+        </w:numPr>
+        <w:rPr>
+          <w:rFonts w:ascii="Cambria" w:hAnsi="Cambria"/>
+        </w:rPr>
+      </w:pPr>
       <w:r>
         <w:rPr>
           <w:rStyle w:val="Strong"/>
+          <w:rFonts w:ascii="Cambria" w:hAnsi="Cambria"/>
           <w:b w:val="0"/>
           <w:bCs w:val="0"/>
         </w:rPr>
@@ -3173,28 +3516,37 @@
           <w:ilvl w:val="0"/>
           <w:numId w:val="12"/>
         </w:numPr>
-      </w:pPr>
-      <w:r>
+        <w:rPr>
+          <w:rFonts w:ascii="Cambria" w:hAnsi="Cambria"/>
+        </w:rPr>
+      </w:pPr>
+      <w:r>
+        <w:rPr>
+          <w:rFonts w:ascii="Cambria" w:hAnsi="Cambria"/>
+        </w:rPr>
         <w:t>Skips the current loop iteration and goes to the next.</w:t>
       </w:r>
     </w:p>
     <w:p>
       <w:pPr>
         <w:pStyle w:val="HTMLPreformatted"/>
-        <w:rPr>
-          <w:rStyle w:val="HTMLCode"/>
+        <w:ind w:left="720"/>
+        <w:rPr>
+          <w:rStyle w:val="HTMLCode"/>
+          <w:rFonts w:ascii="Cambria" w:hAnsi="Cambria"/>
         </w:rPr>
       </w:pPr>
       <w:r>
         <w:rPr>
           <w:rStyle w:val="hljs-keyword"/>
-          <w:rFonts w:eastAsiaTheme="majorEastAsia"/>
+          <w:rFonts w:ascii="Cambria" w:eastAsiaTheme="majorEastAsia" w:hAnsi="Cambria"/>
         </w:rPr>
         <w:t>for</w:t>
       </w:r>
       <w:r>
         <w:rPr>
           <w:rStyle w:val="HTMLCode"/>
+          <w:rFonts w:ascii="Cambria" w:hAnsi="Cambria"/>
         </w:rPr>
         <w:t xml:space="preserve"> </w:t>
       </w:r>
@@ -3202,6 +3554,7 @@
       <w:r>
         <w:rPr>
           <w:rStyle w:val="HTMLCode"/>
+          <w:rFonts w:ascii="Cambria" w:hAnsi="Cambria"/>
         </w:rPr>
         <w:t>i</w:t>
       </w:r>
@@ -3209,55 +3562,63 @@
       <w:r>
         <w:rPr>
           <w:rStyle w:val="HTMLCode"/>
+          <w:rFonts w:ascii="Cambria" w:hAnsi="Cambria"/>
         </w:rPr>
         <w:t xml:space="preserve"> </w:t>
       </w:r>
       <w:r>
         <w:rPr>
           <w:rStyle w:val="hljs-keyword"/>
-          <w:rFonts w:eastAsiaTheme="majorEastAsia"/>
+          <w:rFonts w:ascii="Cambria" w:eastAsiaTheme="majorEastAsia" w:hAnsi="Cambria"/>
         </w:rPr>
         <w:t>in</w:t>
       </w:r>
       <w:r>
         <w:rPr>
           <w:rStyle w:val="HTMLCode"/>
+          <w:rFonts w:ascii="Cambria" w:hAnsi="Cambria"/>
         </w:rPr>
         <w:t xml:space="preserve"> </w:t>
       </w:r>
       <w:r>
         <w:rPr>
           <w:rStyle w:val="hljs-builtin"/>
+          <w:rFonts w:ascii="Cambria" w:hAnsi="Cambria"/>
         </w:rPr>
         <w:t>range</w:t>
       </w:r>
       <w:r>
         <w:rPr>
           <w:rStyle w:val="HTMLCode"/>
+          <w:rFonts w:ascii="Cambria" w:hAnsi="Cambria"/>
         </w:rPr>
         <w:t>(</w:t>
       </w:r>
       <w:r>
         <w:rPr>
           <w:rStyle w:val="hljs-number"/>
+          <w:rFonts w:ascii="Cambria" w:hAnsi="Cambria"/>
         </w:rPr>
         <w:t>1</w:t>
       </w:r>
       <w:r>
         <w:rPr>
           <w:rStyle w:val="HTMLCode"/>
+          <w:rFonts w:ascii="Cambria" w:hAnsi="Cambria"/>
         </w:rPr>
         <w:t xml:space="preserve">, </w:t>
       </w:r>
       <w:r>
         <w:rPr>
           <w:rStyle w:val="hljs-number"/>
+          <w:rFonts w:ascii="Cambria" w:hAnsi="Cambria"/>
         </w:rPr>
         <w:t>6</w:t>
       </w:r>
       <w:r>
         <w:rPr>
           <w:rStyle w:val="HTMLCode"/>
+          <w:rFonts w:ascii="Cambria" w:hAnsi="Cambria"/>
         </w:rPr>
         <w:t>):</w:t>
       </w:r>
@@ -3265,26 +3626,30 @@
     <w:p>
       <w:pPr>
         <w:pStyle w:val="HTMLPreformatted"/>
-        <w:rPr>
-          <w:rStyle w:val="HTMLCode"/>
-        </w:rPr>
-      </w:pPr>
-      <w:r>
-        <w:rPr>
-          <w:rStyle w:val="HTMLCode"/>
+        <w:ind w:left="720"/>
+        <w:rPr>
+          <w:rStyle w:val="HTMLCode"/>
+          <w:rFonts w:ascii="Cambria" w:hAnsi="Cambria"/>
+        </w:rPr>
+      </w:pPr>
+      <w:r>
+        <w:rPr>
+          <w:rStyle w:val="HTMLCode"/>
+          <w:rFonts w:ascii="Cambria" w:hAnsi="Cambria"/>
         </w:rPr>
         <w:t xml:space="preserve">    </w:t>
       </w:r>
       <w:r>
         <w:rPr>
           <w:rStyle w:val="hljs-keyword"/>
-          <w:rFonts w:eastAsiaTheme="majorEastAsia"/>
+          <w:rFonts w:ascii="Cambria" w:eastAsiaTheme="majorEastAsia" w:hAnsi="Cambria"/>
         </w:rPr>
         <w:t>if</w:t>
       </w:r>
       <w:r>
         <w:rPr>
           <w:rStyle w:val="HTMLCode"/>
+          <w:rFonts w:ascii="Cambria" w:hAnsi="Cambria"/>
         </w:rPr>
         <w:t xml:space="preserve"> </w:t>
       </w:r>
@@ -3292,6 +3657,7 @@
       <w:r>
         <w:rPr>
           <w:rStyle w:val="HTMLCode"/>
+          <w:rFonts w:ascii="Cambria" w:hAnsi="Cambria"/>
         </w:rPr>
         <w:t>i</w:t>
       </w:r>
@@ -3299,18 +3665,21 @@
       <w:r>
         <w:rPr>
           <w:rStyle w:val="HTMLCode"/>
+          <w:rFonts w:ascii="Cambria" w:hAnsi="Cambria"/>
         </w:rPr>
         <w:t xml:space="preserve"> == </w:t>
       </w:r>
       <w:r>
         <w:rPr>
           <w:rStyle w:val="hljs-number"/>
+          <w:rFonts w:ascii="Cambria" w:hAnsi="Cambria"/>
         </w:rPr>
         <w:t>3</w:t>
       </w:r>
       <w:r>
         <w:rPr>
           <w:rStyle w:val="HTMLCode"/>
+          <w:rFonts w:ascii="Cambria" w:hAnsi="Cambria"/>
         </w:rPr>
         <w:t>:</w:t>
       </w:r>
@@ -3318,20 +3687,23 @@
     <w:p>
       <w:pPr>
         <w:pStyle w:val="HTMLPreformatted"/>
-        <w:rPr>
-          <w:rStyle w:val="HTMLCode"/>
-        </w:rPr>
-      </w:pPr>
-      <w:r>
-        <w:rPr>
-          <w:rStyle w:val="HTMLCode"/>
+        <w:ind w:left="720"/>
+        <w:rPr>
+          <w:rStyle w:val="HTMLCode"/>
+          <w:rFonts w:ascii="Cambria" w:hAnsi="Cambria"/>
+        </w:rPr>
+      </w:pPr>
+      <w:r>
+        <w:rPr>
+          <w:rStyle w:val="HTMLCode"/>
+          <w:rFonts w:ascii="Cambria" w:hAnsi="Cambria"/>
         </w:rPr>
         <w:t xml:space="preserve">        </w:t>
       </w:r>
       <w:r>
         <w:rPr>
           <w:rStyle w:val="hljs-keyword"/>
-          <w:rFonts w:eastAsiaTheme="majorEastAsia"/>
+          <w:rFonts w:ascii="Cambria" w:eastAsiaTheme="majorEastAsia" w:hAnsi="Cambria"/>
         </w:rPr>
         <w:t>continue</w:t>
       </w:r>
@@ -3339,25 +3711,30 @@
     <w:p>
       <w:pPr>
         <w:pStyle w:val="HTMLPreformatted"/>
-        <w:rPr>
-          <w:rStyle w:val="HTMLCode"/>
-        </w:rPr>
-      </w:pPr>
-      <w:r>
-        <w:rPr>
-          <w:rStyle w:val="HTMLCode"/>
+        <w:ind w:left="720"/>
+        <w:rPr>
+          <w:rStyle w:val="HTMLCode"/>
+          <w:rFonts w:ascii="Cambria" w:hAnsi="Cambria"/>
+        </w:rPr>
+      </w:pPr>
+      <w:r>
+        <w:rPr>
+          <w:rStyle w:val="HTMLCode"/>
+          <w:rFonts w:ascii="Cambria" w:hAnsi="Cambria"/>
         </w:rPr>
         <w:t xml:space="preserve">    </w:t>
       </w:r>
       <w:r>
         <w:rPr>
           <w:rStyle w:val="hljs-builtin"/>
+          <w:rFonts w:ascii="Cambria" w:hAnsi="Cambria"/>
         </w:rPr>
         <w:t>print</w:t>
       </w:r>
       <w:r>
         <w:rPr>
           <w:rStyle w:val="HTMLCode"/>
+          <w:rFonts w:ascii="Cambria" w:hAnsi="Cambria"/>
         </w:rPr>
         <w:t>(</w:t>
       </w:r>
@@ -3365,6 +3742,7 @@
       <w:r>
         <w:rPr>
           <w:rStyle w:val="HTMLCode"/>
+          <w:rFonts w:ascii="Cambria" w:hAnsi="Cambria"/>
         </w:rPr>
         <w:t>i</w:t>
       </w:r>
@@ -3372,6 +3750,7 @@
       <w:r>
         <w:rPr>
           <w:rStyle w:val="HTMLCode"/>
+          <w:rFonts w:ascii="Cambria" w:hAnsi="Cambria"/>
         </w:rPr>
         <w:t>)</w:t>
       </w:r>
@@ -3379,64 +3758,86 @@
     <w:p>
       <w:pPr>
         <w:pStyle w:val="Heading3"/>
-      </w:pPr>
-      <w:r>
+        <w:numPr>
+          <w:ilvl w:val="0"/>
+          <w:numId w:val="24"/>
+        </w:numPr>
+        <w:rPr>
+          <w:rFonts w:ascii="Cambria" w:hAnsi="Cambria"/>
+        </w:rPr>
+      </w:pPr>
+      <w:r>
+        <w:rPr>
+          <w:rFonts w:ascii="Cambria" w:hAnsi="Cambria"/>
+        </w:rPr>
+        <w:t>Output:</w:t>
+      </w:r>
+    </w:p>
+    <w:p>
+      <w:pPr>
+        <w:pStyle w:val="HTMLPreformatted"/>
+        <w:ind w:left="360"/>
+        <w:rPr>
+          <w:rStyle w:val="HTMLCode"/>
+          <w:rFonts w:ascii="Cambria" w:hAnsi="Cambria"/>
+        </w:rPr>
+      </w:pPr>
+      <w:r>
+        <w:rPr>
+          <w:rStyle w:val="HTMLCode"/>
+          <w:rFonts w:ascii="Cambria" w:hAnsi="Cambria"/>
+        </w:rPr>
+        <w:t>1</w:t>
+      </w:r>
+    </w:p>
+    <w:p>
+      <w:pPr>
+        <w:pStyle w:val="HTMLPreformatted"/>
+        <w:ind w:left="360"/>
+        <w:rPr>
+          <w:rStyle w:val="HTMLCode"/>
+          <w:rFonts w:ascii="Cambria" w:hAnsi="Cambria"/>
+        </w:rPr>
+      </w:pPr>
+      <w:r>
+        <w:rPr>
+          <w:rStyle w:val="HTMLCode"/>
+          <w:rFonts w:ascii="Cambria" w:hAnsi="Cambria"/>
+        </w:rPr>
         <w:lastRenderedPageBreak/>
-        <w:t>Output:</w:t>
+        <w:t>2</w:t>
       </w:r>
     </w:p>
     <w:p>
       <w:pPr>
         <w:pStyle w:val="HTMLPreformatted"/>
-        <w:rPr>
-          <w:rStyle w:val="HTMLCode"/>
-        </w:rPr>
-      </w:pPr>
-      <w:r>
-        <w:rPr>
-          <w:rStyle w:val="HTMLCode"/>
-        </w:rPr>
-        <w:t>1</w:t>
+        <w:ind w:left="360"/>
+        <w:rPr>
+          <w:rStyle w:val="HTMLCode"/>
+          <w:rFonts w:ascii="Cambria" w:hAnsi="Cambria"/>
+        </w:rPr>
+      </w:pPr>
+      <w:r>
+        <w:rPr>
+          <w:rStyle w:val="HTMLCode"/>
+          <w:rFonts w:ascii="Cambria" w:hAnsi="Cambria"/>
+        </w:rPr>
+        <w:t>4</w:t>
       </w:r>
     </w:p>
     <w:p>
       <w:pPr>
         <w:pStyle w:val="HTMLPreformatted"/>
-        <w:rPr>
-          <w:rStyle w:val="HTMLCode"/>
-        </w:rPr>
-      </w:pPr>
-      <w:r>
-        <w:rPr>
-          <w:rStyle w:val="HTMLCode"/>
-        </w:rPr>
-        <w:t>2</w:t>
-      </w:r>
-    </w:p>
-    <w:p>
-      <w:pPr>
-        <w:pStyle w:val="HTMLPreformatted"/>
-        <w:rPr>
-          <w:rStyle w:val="HTMLCode"/>
-        </w:rPr>
-      </w:pPr>
-      <w:r>
-        <w:rPr>
-          <w:rStyle w:val="HTMLCode"/>
-        </w:rPr>
-        <w:t>4</w:t>
-      </w:r>
-    </w:p>
-    <w:p>
-      <w:pPr>
-        <w:pStyle w:val="HTMLPreformatted"/>
-        <w:rPr>
-          <w:rStyle w:val="HTMLCode"/>
-        </w:rPr>
-      </w:pPr>
-      <w:r>
-        <w:rPr>
-          <w:rStyle w:val="HTMLCode"/>
+        <w:ind w:left="360"/>
+        <w:rPr>
+          <w:rStyle w:val="HTMLCode"/>
+          <w:rFonts w:ascii="Cambria" w:hAnsi="Cambria"/>
+        </w:rPr>
+      </w:pPr>
+      <w:r>
+        <w:rPr>
+          <w:rStyle w:val="HTMLCode"/>
+          <w:rFonts w:ascii="Cambria" w:hAnsi="Cambria"/>
         </w:rPr>
         <w:t>5</w:t>
       </w:r>
@@ -3444,27 +3845,33 @@
     <w:p>
       <w:pPr>
         <w:pStyle w:val="NormalWeb"/>
-      </w:pPr>
-      <w:r>
+        <w:ind w:left="360"/>
+        <w:rPr>
+          <w:rFonts w:ascii="Cambria" w:hAnsi="Cambria"/>
+        </w:rPr>
+      </w:pPr>
+      <w:r>
+        <w:rPr>
+          <w:rFonts w:ascii="Cambria" w:hAnsi="Cambria"/>
+        </w:rPr>
         <w:t>(3 is skipped)</w:t>
       </w:r>
     </w:p>
     <w:p>
       <w:pPr>
         <w:pStyle w:val="Heading2"/>
-      </w:pPr>
-      <w:r>
-        <w:rPr>
-          <w:rFonts w:ascii="Segoe UI Emoji" w:hAnsi="Segoe UI Emoji" w:cs="Segoe UI Emoji"/>
-        </w:rPr>
-        <w:t>🔹</w:t>
-      </w:r>
-      <w:r>
-        <w:t xml:space="preserve"> </w:t>
-      </w:r>
+        <w:numPr>
+          <w:ilvl w:val="0"/>
+          <w:numId w:val="24"/>
+        </w:numPr>
+        <w:rPr>
+          <w:rFonts w:ascii="Cambria" w:hAnsi="Cambria"/>
+        </w:rPr>
+      </w:pPr>
       <w:r>
         <w:rPr>
           <w:rStyle w:val="Strong"/>
+          <w:rFonts w:ascii="Cambria" w:hAnsi="Cambria"/>
           <w:b w:val="0"/>
           <w:bCs w:val="0"/>
         </w:rPr>
@@ -3478,28 +3885,37 @@
           <w:ilvl w:val="0"/>
           <w:numId w:val="13"/>
         </w:numPr>
-      </w:pPr>
-      <w:r>
+        <w:rPr>
+          <w:rFonts w:ascii="Cambria" w:hAnsi="Cambria"/>
+        </w:rPr>
+      </w:pPr>
+      <w:r>
+        <w:rPr>
+          <w:rFonts w:ascii="Cambria" w:hAnsi="Cambria"/>
+        </w:rPr>
         <w:t>Exits the loop completely.</w:t>
       </w:r>
     </w:p>
     <w:p>
       <w:pPr>
         <w:pStyle w:val="HTMLPreformatted"/>
-        <w:rPr>
-          <w:rStyle w:val="HTMLCode"/>
+        <w:ind w:left="720"/>
+        <w:rPr>
+          <w:rStyle w:val="HTMLCode"/>
+          <w:rFonts w:ascii="Cambria" w:hAnsi="Cambria"/>
         </w:rPr>
       </w:pPr>
       <w:r>
         <w:rPr>
           <w:rStyle w:val="hljs-keyword"/>
-          <w:rFonts w:eastAsiaTheme="majorEastAsia"/>
+          <w:rFonts w:ascii="Cambria" w:eastAsiaTheme="majorEastAsia" w:hAnsi="Cambria"/>
         </w:rPr>
         <w:t>for</w:t>
       </w:r>
       <w:r>
         <w:rPr>
           <w:rStyle w:val="HTMLCode"/>
+          <w:rFonts w:ascii="Cambria" w:hAnsi="Cambria"/>
         </w:rPr>
         <w:t xml:space="preserve"> </w:t>
       </w:r>
@@ -3507,6 +3923,7 @@
       <w:r>
         <w:rPr>
           <w:rStyle w:val="HTMLCode"/>
+          <w:rFonts w:ascii="Cambria" w:hAnsi="Cambria"/>
         </w:rPr>
         <w:t>i</w:t>
       </w:r>
@@ -3514,55 +3931,63 @@
       <w:r>
         <w:rPr>
           <w:rStyle w:val="HTMLCode"/>
+          <w:rFonts w:ascii="Cambria" w:hAnsi="Cambria"/>
         </w:rPr>
         <w:t xml:space="preserve"> </w:t>
       </w:r>
       <w:r>
         <w:rPr>
           <w:rStyle w:val="hljs-keyword"/>
-          <w:rFonts w:eastAsiaTheme="majorEastAsia"/>
+          <w:rFonts w:ascii="Cambria" w:eastAsiaTheme="majorEastAsia" w:hAnsi="Cambria"/>
         </w:rPr>
         <w:t>in</w:t>
       </w:r>
       <w:r>
         <w:rPr>
           <w:rStyle w:val="HTMLCode"/>
+          <w:rFonts w:ascii="Cambria" w:hAnsi="Cambria"/>
         </w:rPr>
         <w:t xml:space="preserve"> </w:t>
       </w:r>
       <w:r>
         <w:rPr>
           <w:rStyle w:val="hljs-builtin"/>
+          <w:rFonts w:ascii="Cambria" w:hAnsi="Cambria"/>
         </w:rPr>
         <w:t>range</w:t>
       </w:r>
       <w:r>
         <w:rPr>
           <w:rStyle w:val="HTMLCode"/>
+          <w:rFonts w:ascii="Cambria" w:hAnsi="Cambria"/>
         </w:rPr>
         <w:t>(</w:t>
       </w:r>
       <w:r>
         <w:rPr>
           <w:rStyle w:val="hljs-number"/>
+          <w:rFonts w:ascii="Cambria" w:hAnsi="Cambria"/>
         </w:rPr>
         <w:t>1</w:t>
       </w:r>
       <w:r>
         <w:rPr>
           <w:rStyle w:val="HTMLCode"/>
+          <w:rFonts w:ascii="Cambria" w:hAnsi="Cambria"/>
         </w:rPr>
         <w:t xml:space="preserve">, </w:t>
       </w:r>
       <w:r>
         <w:rPr>
           <w:rStyle w:val="hljs-number"/>
+          <w:rFonts w:ascii="Cambria" w:hAnsi="Cambria"/>
         </w:rPr>
         <w:t>6</w:t>
       </w:r>
       <w:r>
         <w:rPr>
           <w:rStyle w:val="HTMLCode"/>
+          <w:rFonts w:ascii="Cambria" w:hAnsi="Cambria"/>
         </w:rPr>
         <w:t>):</w:t>
       </w:r>
@@ -3570,26 +3995,30 @@
     <w:p>
       <w:pPr>
         <w:pStyle w:val="HTMLPreformatted"/>
-        <w:rPr>
-          <w:rStyle w:val="HTMLCode"/>
-        </w:rPr>
-      </w:pPr>
-      <w:r>
-        <w:rPr>
-          <w:rStyle w:val="HTMLCode"/>
+        <w:ind w:left="720"/>
+        <w:rPr>
+          <w:rStyle w:val="HTMLCode"/>
+          <w:rFonts w:ascii="Cambria" w:hAnsi="Cambria"/>
+        </w:rPr>
+      </w:pPr>
+      <w:r>
+        <w:rPr>
+          <w:rStyle w:val="HTMLCode"/>
+          <w:rFonts w:ascii="Cambria" w:hAnsi="Cambria"/>
         </w:rPr>
         <w:t xml:space="preserve">    </w:t>
       </w:r>
       <w:r>
         <w:rPr>
           <w:rStyle w:val="hljs-keyword"/>
-          <w:rFonts w:eastAsiaTheme="majorEastAsia"/>
+          <w:rFonts w:ascii="Cambria" w:eastAsiaTheme="majorEastAsia" w:hAnsi="Cambria"/>
         </w:rPr>
         <w:t>if</w:t>
       </w:r>
       <w:r>
         <w:rPr>
           <w:rStyle w:val="HTMLCode"/>
+          <w:rFonts w:ascii="Cambria" w:hAnsi="Cambria"/>
         </w:rPr>
         <w:t xml:space="preserve"> </w:t>
       </w:r>
@@ -3597,6 +4026,7 @@
       <w:r>
         <w:rPr>
           <w:rStyle w:val="HTMLCode"/>
+          <w:rFonts w:ascii="Cambria" w:hAnsi="Cambria"/>
         </w:rPr>
         <w:t>i</w:t>
       </w:r>
@@ -3604,18 +4034,21 @@
       <w:r>
         <w:rPr>
           <w:rStyle w:val="HTMLCode"/>
+          <w:rFonts w:ascii="Cambria" w:hAnsi="Cambria"/>
         </w:rPr>
         <w:t xml:space="preserve"> == </w:t>
       </w:r>
       <w:r>
         <w:rPr>
           <w:rStyle w:val="hljs-number"/>
+          <w:rFonts w:ascii="Cambria" w:hAnsi="Cambria"/>
         </w:rPr>
         <w:t>3</w:t>
       </w:r>
       <w:r>
         <w:rPr>
           <w:rStyle w:val="HTMLCode"/>
+          <w:rFonts w:ascii="Cambria" w:hAnsi="Cambria"/>
         </w:rPr>
         <w:t>:</w:t>
       </w:r>
@@ -3623,20 +4056,23 @@
     <w:p>
       <w:pPr>
         <w:pStyle w:val="HTMLPreformatted"/>
-        <w:rPr>
-          <w:rStyle w:val="HTMLCode"/>
-        </w:rPr>
-      </w:pPr>
-      <w:r>
-        <w:rPr>
-          <w:rStyle w:val="HTMLCode"/>
+        <w:ind w:left="720"/>
+        <w:rPr>
+          <w:rStyle w:val="HTMLCode"/>
+          <w:rFonts w:ascii="Cambria" w:hAnsi="Cambria"/>
+        </w:rPr>
+      </w:pPr>
+      <w:r>
+        <w:rPr>
+          <w:rStyle w:val="HTMLCode"/>
+          <w:rFonts w:ascii="Cambria" w:hAnsi="Cambria"/>
         </w:rPr>
         <w:t xml:space="preserve">        </w:t>
       </w:r>
       <w:r>
         <w:rPr>
           <w:rStyle w:val="hljs-keyword"/>
-          <w:rFonts w:eastAsiaTheme="majorEastAsia"/>
+          <w:rFonts w:ascii="Cambria" w:eastAsiaTheme="majorEastAsia" w:hAnsi="Cambria"/>
         </w:rPr>
         <w:t>break</w:t>
       </w:r>
@@ -3644,25 +4080,30 @@
     <w:p>
       <w:pPr>
         <w:pStyle w:val="HTMLPreformatted"/>
-        <w:rPr>
-          <w:rStyle w:val="HTMLCode"/>
-        </w:rPr>
-      </w:pPr>
-      <w:r>
-        <w:rPr>
-          <w:rStyle w:val="HTMLCode"/>
+        <w:ind w:left="720"/>
+        <w:rPr>
+          <w:rStyle w:val="HTMLCode"/>
+          <w:rFonts w:ascii="Cambria" w:hAnsi="Cambria"/>
+        </w:rPr>
+      </w:pPr>
+      <w:r>
+        <w:rPr>
+          <w:rStyle w:val="HTMLCode"/>
+          <w:rFonts w:ascii="Cambria" w:hAnsi="Cambria"/>
         </w:rPr>
         <w:t xml:space="preserve">    </w:t>
       </w:r>
       <w:r>
         <w:rPr>
           <w:rStyle w:val="hljs-builtin"/>
+          <w:rFonts w:ascii="Cambria" w:hAnsi="Cambria"/>
         </w:rPr>
         <w:t>print</w:t>
       </w:r>
       <w:r>
         <w:rPr>
           <w:rStyle w:val="HTMLCode"/>
+          <w:rFonts w:ascii="Cambria" w:hAnsi="Cambria"/>
         </w:rPr>
         <w:t>(</w:t>
       </w:r>
@@ -3670,6 +4111,7 @@
       <w:r>
         <w:rPr>
           <w:rStyle w:val="HTMLCode"/>
+          <w:rFonts w:ascii="Cambria" w:hAnsi="Cambria"/>
         </w:rPr>
         <w:t>i</w:t>
       </w:r>
@@ -3677,6 +4119,7 @@
       <w:r>
         <w:rPr>
           <w:rStyle w:val="HTMLCode"/>
+          <w:rFonts w:ascii="Cambria" w:hAnsi="Cambria"/>
         </w:rPr>
         <w:t>)</w:t>
       </w:r>
@@ -3684,21 +4127,34 @@
     <w:p>
       <w:pPr>
         <w:pStyle w:val="Heading3"/>
-      </w:pPr>
-      <w:r>
+        <w:numPr>
+          <w:ilvl w:val="0"/>
+          <w:numId w:val="24"/>
+        </w:numPr>
+        <w:rPr>
+          <w:rFonts w:ascii="Cambria" w:hAnsi="Cambria"/>
+        </w:rPr>
+      </w:pPr>
+      <w:r>
+        <w:rPr>
+          <w:rFonts w:ascii="Cambria" w:hAnsi="Cambria"/>
+        </w:rPr>
         <w:t>Output:</w:t>
       </w:r>
     </w:p>
     <w:p>
       <w:pPr>
         <w:pStyle w:val="HTMLPreformatted"/>
-        <w:rPr>
-          <w:rStyle w:val="HTMLCode"/>
-        </w:rPr>
-      </w:pPr>
-      <w:r>
-        <w:rPr>
-          <w:rStyle w:val="HTMLCode"/>
+        <w:ind w:left="360"/>
+        <w:rPr>
+          <w:rStyle w:val="HTMLCode"/>
+          <w:rFonts w:ascii="Cambria" w:hAnsi="Cambria"/>
+        </w:rPr>
+      </w:pPr>
+      <w:r>
+        <w:rPr>
+          <w:rStyle w:val="HTMLCode"/>
+          <w:rFonts w:ascii="Cambria" w:hAnsi="Cambria"/>
         </w:rPr>
         <w:t>1</w:t>
       </w:r>
@@ -3706,13 +4162,16 @@
     <w:p>
       <w:pPr>
         <w:pStyle w:val="HTMLPreformatted"/>
-        <w:rPr>
-          <w:rStyle w:val="HTMLCode"/>
-        </w:rPr>
-      </w:pPr>
-      <w:r>
-        <w:rPr>
-          <w:rStyle w:val="HTMLCode"/>
+        <w:ind w:left="360"/>
+        <w:rPr>
+          <w:rStyle w:val="HTMLCode"/>
+          <w:rFonts w:ascii="Cambria" w:hAnsi="Cambria"/>
+        </w:rPr>
+      </w:pPr>
+      <w:r>
+        <w:rPr>
+          <w:rStyle w:val="HTMLCode"/>
+          <w:rFonts w:ascii="Cambria" w:hAnsi="Cambria"/>
         </w:rPr>
         <w:t>2</w:t>
       </w:r>
@@ -3720,27 +4179,33 @@
     <w:p>
       <w:pPr>
         <w:pStyle w:val="NormalWeb"/>
-      </w:pPr>
-      <w:r>
+        <w:ind w:left="360"/>
+        <w:rPr>
+          <w:rFonts w:ascii="Cambria" w:hAnsi="Cambria"/>
+        </w:rPr>
+      </w:pPr>
+      <w:r>
+        <w:rPr>
+          <w:rFonts w:ascii="Cambria" w:hAnsi="Cambria"/>
+        </w:rPr>
         <w:t>(Loop stops at 3)</w:t>
       </w:r>
     </w:p>
     <w:p>
       <w:pPr>
         <w:pStyle w:val="Heading2"/>
-      </w:pPr>
-      <w:r>
-        <w:rPr>
-          <w:rFonts w:ascii="Segoe UI Emoji" w:hAnsi="Segoe UI Emoji" w:cs="Segoe UI Emoji"/>
-        </w:rPr>
-        <w:t>🔹</w:t>
-      </w:r>
-      <w:r>
-        <w:t xml:space="preserve"> </w:t>
-      </w:r>
+        <w:numPr>
+          <w:ilvl w:val="0"/>
+          <w:numId w:val="24"/>
+        </w:numPr>
+        <w:rPr>
+          <w:rFonts w:ascii="Cambria" w:hAnsi="Cambria"/>
+        </w:rPr>
+      </w:pPr>
       <w:r>
         <w:rPr>
           <w:rStyle w:val="Strong"/>
+          <w:rFonts w:ascii="Cambria" w:hAnsi="Cambria"/>
           <w:b w:val="0"/>
           <w:bCs w:val="0"/>
         </w:rPr>
@@ -3754,28 +4219,37 @@
           <w:ilvl w:val="0"/>
           <w:numId w:val="14"/>
         </w:numPr>
-      </w:pPr>
-      <w:r>
+        <w:rPr>
+          <w:rFonts w:ascii="Cambria" w:hAnsi="Cambria"/>
+        </w:rPr>
+      </w:pPr>
+      <w:r>
+        <w:rPr>
+          <w:rFonts w:ascii="Cambria" w:hAnsi="Cambria"/>
+        </w:rPr>
         <w:t>Does nothing, just a placeholder.</w:t>
       </w:r>
     </w:p>
     <w:p>
       <w:pPr>
         <w:pStyle w:val="HTMLPreformatted"/>
-        <w:rPr>
-          <w:rStyle w:val="HTMLCode"/>
+        <w:ind w:left="720"/>
+        <w:rPr>
+          <w:rStyle w:val="HTMLCode"/>
+          <w:rFonts w:ascii="Cambria" w:hAnsi="Cambria"/>
         </w:rPr>
       </w:pPr>
       <w:r>
         <w:rPr>
           <w:rStyle w:val="hljs-keyword"/>
-          <w:rFonts w:eastAsiaTheme="majorEastAsia"/>
+          <w:rFonts w:ascii="Cambria" w:eastAsiaTheme="majorEastAsia" w:hAnsi="Cambria"/>
         </w:rPr>
         <w:t>for</w:t>
       </w:r>
       <w:r>
         <w:rPr>
           <w:rStyle w:val="HTMLCode"/>
+          <w:rFonts w:ascii="Cambria" w:hAnsi="Cambria"/>
         </w:rPr>
         <w:t xml:space="preserve"> </w:t>
       </w:r>
@@ -3783,6 +4257,7 @@
       <w:r>
         <w:rPr>
           <w:rStyle w:val="HTMLCode"/>
+          <w:rFonts w:ascii="Cambria" w:hAnsi="Cambria"/>
         </w:rPr>
         <w:t>i</w:t>
       </w:r>
@@ -3790,55 +4265,63 @@
       <w:r>
         <w:rPr>
           <w:rStyle w:val="HTMLCode"/>
+          <w:rFonts w:ascii="Cambria" w:hAnsi="Cambria"/>
         </w:rPr>
         <w:t xml:space="preserve"> </w:t>
       </w:r>
       <w:r>
         <w:rPr>
           <w:rStyle w:val="hljs-keyword"/>
-          <w:rFonts w:eastAsiaTheme="majorEastAsia"/>
+          <w:rFonts w:ascii="Cambria" w:eastAsiaTheme="majorEastAsia" w:hAnsi="Cambria"/>
         </w:rPr>
         <w:t>in</w:t>
       </w:r>
       <w:r>
         <w:rPr>
           <w:rStyle w:val="HTMLCode"/>
+          <w:rFonts w:ascii="Cambria" w:hAnsi="Cambria"/>
         </w:rPr>
         <w:t xml:space="preserve"> </w:t>
       </w:r>
       <w:r>
         <w:rPr>
           <w:rStyle w:val="hljs-builtin"/>
+          <w:rFonts w:ascii="Cambria" w:hAnsi="Cambria"/>
         </w:rPr>
         <w:t>range</w:t>
       </w:r>
       <w:r>
         <w:rPr>
           <w:rStyle w:val="HTMLCode"/>
+          <w:rFonts w:ascii="Cambria" w:hAnsi="Cambria"/>
         </w:rPr>
         <w:t>(</w:t>
       </w:r>
       <w:r>
         <w:rPr>
           <w:rStyle w:val="hljs-number"/>
+          <w:rFonts w:ascii="Cambria" w:hAnsi="Cambria"/>
         </w:rPr>
         <w:t>1</w:t>
       </w:r>
       <w:r>
         <w:rPr>
           <w:rStyle w:val="HTMLCode"/>
+          <w:rFonts w:ascii="Cambria" w:hAnsi="Cambria"/>
         </w:rPr>
         <w:t xml:space="preserve">, </w:t>
       </w:r>
       <w:r>
         <w:rPr>
           <w:rStyle w:val="hljs-number"/>
+          <w:rFonts w:ascii="Cambria" w:hAnsi="Cambria"/>
         </w:rPr>
         <w:t>6</w:t>
       </w:r>
       <w:r>
         <w:rPr>
           <w:rStyle w:val="HTMLCode"/>
+          <w:rFonts w:ascii="Cambria" w:hAnsi="Cambria"/>
         </w:rPr>
         <w:t>):</w:t>
       </w:r>
@@ -3846,26 +4329,30 @@
     <w:p>
       <w:pPr>
         <w:pStyle w:val="HTMLPreformatted"/>
-        <w:rPr>
-          <w:rStyle w:val="HTMLCode"/>
-        </w:rPr>
-      </w:pPr>
-      <w:r>
-        <w:rPr>
-          <w:rStyle w:val="HTMLCode"/>
+        <w:ind w:left="720"/>
+        <w:rPr>
+          <w:rStyle w:val="HTMLCode"/>
+          <w:rFonts w:ascii="Cambria" w:hAnsi="Cambria"/>
+        </w:rPr>
+      </w:pPr>
+      <w:r>
+        <w:rPr>
+          <w:rStyle w:val="HTMLCode"/>
+          <w:rFonts w:ascii="Cambria" w:hAnsi="Cambria"/>
         </w:rPr>
         <w:t xml:space="preserve">    </w:t>
       </w:r>
       <w:r>
         <w:rPr>
           <w:rStyle w:val="hljs-keyword"/>
-          <w:rFonts w:eastAsiaTheme="majorEastAsia"/>
+          <w:rFonts w:ascii="Cambria" w:eastAsiaTheme="majorEastAsia" w:hAnsi="Cambria"/>
         </w:rPr>
         <w:t>if</w:t>
       </w:r>
       <w:r>
         <w:rPr>
           <w:rStyle w:val="HTMLCode"/>
+          <w:rFonts w:ascii="Cambria" w:hAnsi="Cambria"/>
         </w:rPr>
         <w:t xml:space="preserve"> </w:t>
       </w:r>
@@ -3873,6 +4360,7 @@
       <w:r>
         <w:rPr>
           <w:rStyle w:val="HTMLCode"/>
+          <w:rFonts w:ascii="Cambria" w:hAnsi="Cambria"/>
         </w:rPr>
         <w:t>i</w:t>
       </w:r>
@@ -3880,18 +4368,21 @@
       <w:r>
         <w:rPr>
           <w:rStyle w:val="HTMLCode"/>
+          <w:rFonts w:ascii="Cambria" w:hAnsi="Cambria"/>
         </w:rPr>
         <w:t xml:space="preserve"> == </w:t>
       </w:r>
       <w:r>
         <w:rPr>
           <w:rStyle w:val="hljs-number"/>
+          <w:rFonts w:ascii="Cambria" w:hAnsi="Cambria"/>
         </w:rPr>
         <w:t>3</w:t>
       </w:r>
       <w:r>
         <w:rPr>
           <w:rStyle w:val="HTMLCode"/>
+          <w:rFonts w:ascii="Cambria" w:hAnsi="Cambria"/>
         </w:rPr>
         <w:t>:</w:t>
       </w:r>
@@ -3899,20 +4390,23 @@
     <w:p>
       <w:pPr>
         <w:pStyle w:val="HTMLPreformatted"/>
-        <w:rPr>
-          <w:rStyle w:val="HTMLCode"/>
-        </w:rPr>
-      </w:pPr>
-      <w:r>
-        <w:rPr>
-          <w:rStyle w:val="HTMLCode"/>
+        <w:ind w:left="720"/>
+        <w:rPr>
+          <w:rStyle w:val="HTMLCode"/>
+          <w:rFonts w:ascii="Cambria" w:hAnsi="Cambria"/>
+        </w:rPr>
+      </w:pPr>
+      <w:r>
+        <w:rPr>
+          <w:rStyle w:val="HTMLCode"/>
+          <w:rFonts w:ascii="Cambria" w:hAnsi="Cambria"/>
         </w:rPr>
         <w:t xml:space="preserve">        </w:t>
       </w:r>
       <w:r>
         <w:rPr>
           <w:rStyle w:val="hljs-keyword"/>
-          <w:rFonts w:eastAsiaTheme="majorEastAsia"/>
+          <w:rFonts w:ascii="Cambria" w:eastAsiaTheme="majorEastAsia" w:hAnsi="Cambria"/>
         </w:rPr>
         <w:t>pass</w:t>
       </w:r>
@@ -3920,25 +4414,30 @@
     <w:p>
       <w:pPr>
         <w:pStyle w:val="HTMLPreformatted"/>
-        <w:rPr>
-          <w:rStyle w:val="HTMLCode"/>
-        </w:rPr>
-      </w:pPr>
-      <w:r>
-        <w:rPr>
-          <w:rStyle w:val="HTMLCode"/>
+        <w:ind w:left="720"/>
+        <w:rPr>
+          <w:rStyle w:val="HTMLCode"/>
+          <w:rFonts w:ascii="Cambria" w:hAnsi="Cambria"/>
+        </w:rPr>
+      </w:pPr>
+      <w:r>
+        <w:rPr>
+          <w:rStyle w:val="HTMLCode"/>
+          <w:rFonts w:ascii="Cambria" w:hAnsi="Cambria"/>
         </w:rPr>
         <w:t xml:space="preserve">    </w:t>
       </w:r>
       <w:r>
         <w:rPr>
           <w:rStyle w:val="hljs-builtin"/>
+          <w:rFonts w:ascii="Cambria" w:hAnsi="Cambria"/>
         </w:rPr>
         <w:t>print</w:t>
       </w:r>
       <w:r>
         <w:rPr>
           <w:rStyle w:val="HTMLCode"/>
+          <w:rFonts w:ascii="Cambria" w:hAnsi="Cambria"/>
         </w:rPr>
         <w:t>(</w:t>
       </w:r>
@@ -3946,6 +4445,7 @@
       <w:r>
         <w:rPr>
           <w:rStyle w:val="HTMLCode"/>
+          <w:rFonts w:ascii="Cambria" w:hAnsi="Cambria"/>
         </w:rPr>
         <w:t>i</w:t>
       </w:r>
@@ -3953,6 +4453,7 @@
       <w:r>
         <w:rPr>
           <w:rStyle w:val="HTMLCode"/>
+          <w:rFonts w:ascii="Cambria" w:hAnsi="Cambria"/>
         </w:rPr>
         <w:t>)</w:t>
       </w:r>
@@ -3960,21 +4461,34 @@
     <w:p>
       <w:pPr>
         <w:pStyle w:val="Heading3"/>
-      </w:pPr>
-      <w:r>
+        <w:numPr>
+          <w:ilvl w:val="0"/>
+          <w:numId w:val="24"/>
+        </w:numPr>
+        <w:rPr>
+          <w:rFonts w:ascii="Cambria" w:hAnsi="Cambria"/>
+        </w:rPr>
+      </w:pPr>
+      <w:r>
+        <w:rPr>
+          <w:rFonts w:ascii="Cambria" w:hAnsi="Cambria"/>
+        </w:rPr>
         <w:t>Output:</w:t>
       </w:r>
     </w:p>
     <w:p>
       <w:pPr>
         <w:pStyle w:val="HTMLPreformatted"/>
-        <w:rPr>
-          <w:rStyle w:val="HTMLCode"/>
-        </w:rPr>
-      </w:pPr>
-      <w:r>
-        <w:rPr>
-          <w:rStyle w:val="HTMLCode"/>
+        <w:ind w:left="360"/>
+        <w:rPr>
+          <w:rStyle w:val="HTMLCode"/>
+          <w:rFonts w:ascii="Cambria" w:hAnsi="Cambria"/>
+        </w:rPr>
+      </w:pPr>
+      <w:r>
+        <w:rPr>
+          <w:rStyle w:val="HTMLCode"/>
+          <w:rFonts w:ascii="Cambria" w:hAnsi="Cambria"/>
         </w:rPr>
         <w:t>1</w:t>
       </w:r>
@@ -3982,13 +4496,16 @@
     <w:p>
       <w:pPr>
         <w:pStyle w:val="HTMLPreformatted"/>
-        <w:rPr>
-          <w:rStyle w:val="HTMLCode"/>
-        </w:rPr>
-      </w:pPr>
-      <w:r>
-        <w:rPr>
-          <w:rStyle w:val="HTMLCode"/>
+        <w:ind w:left="360"/>
+        <w:rPr>
+          <w:rStyle w:val="HTMLCode"/>
+          <w:rFonts w:ascii="Cambria" w:hAnsi="Cambria"/>
+        </w:rPr>
+      </w:pPr>
+      <w:r>
+        <w:rPr>
+          <w:rStyle w:val="HTMLCode"/>
+          <w:rFonts w:ascii="Cambria" w:hAnsi="Cambria"/>
         </w:rPr>
         <w:t>2</w:t>
       </w:r>
@@ -3996,13 +4513,16 @@
     <w:p>
       <w:pPr>
         <w:pStyle w:val="HTMLPreformatted"/>
-        <w:rPr>
-          <w:rStyle w:val="HTMLCode"/>
-        </w:rPr>
-      </w:pPr>
-      <w:r>
-        <w:rPr>
-          <w:rStyle w:val="HTMLCode"/>
+        <w:ind w:left="360"/>
+        <w:rPr>
+          <w:rStyle w:val="HTMLCode"/>
+          <w:rFonts w:ascii="Cambria" w:hAnsi="Cambria"/>
+        </w:rPr>
+      </w:pPr>
+      <w:r>
+        <w:rPr>
+          <w:rStyle w:val="HTMLCode"/>
+          <w:rFonts w:ascii="Cambria" w:hAnsi="Cambria"/>
         </w:rPr>
         <w:t>3</w:t>
       </w:r>
@@ -4010,13 +4530,16 @@
     <w:p>
       <w:pPr>
         <w:pStyle w:val="HTMLPreformatted"/>
-        <w:rPr>
-          <w:rStyle w:val="HTMLCode"/>
-        </w:rPr>
-      </w:pPr>
-      <w:r>
-        <w:rPr>
-          <w:rStyle w:val="HTMLCode"/>
+        <w:ind w:left="360"/>
+        <w:rPr>
+          <w:rStyle w:val="HTMLCode"/>
+          <w:rFonts w:ascii="Cambria" w:hAnsi="Cambria"/>
+        </w:rPr>
+      </w:pPr>
+      <w:r>
+        <w:rPr>
+          <w:rStyle w:val="HTMLCode"/>
+          <w:rFonts w:ascii="Cambria" w:hAnsi="Cambria"/>
         </w:rPr>
         <w:t>4</w:t>
       </w:r>
@@ -4024,13 +4547,16 @@
     <w:p>
       <w:pPr>
         <w:pStyle w:val="HTMLPreformatted"/>
-        <w:rPr>
-          <w:rStyle w:val="HTMLCode"/>
-        </w:rPr>
-      </w:pPr>
-      <w:r>
-        <w:rPr>
-          <w:rStyle w:val="HTMLCode"/>
+        <w:ind w:left="360"/>
+        <w:rPr>
+          <w:rStyle w:val="HTMLCode"/>
+          <w:rFonts w:ascii="Cambria" w:hAnsi="Cambria"/>
+        </w:rPr>
+      </w:pPr>
+      <w:r>
+        <w:rPr>
+          <w:rStyle w:val="HTMLCode"/>
+          <w:rFonts w:ascii="Cambria" w:hAnsi="Cambria"/>
         </w:rPr>
         <w:t>5</w:t>
       </w:r>
@@ -4043,8 +4569,14 @@
           <w:numId w:val="13"/>
         </w:numPr>
         <w:jc w:val="left"/>
-      </w:pPr>
-      <w:r>
+        <w:rPr>
+          <w:rFonts w:ascii="Cambria" w:hAnsi="Cambria"/>
+        </w:rPr>
+      </w:pPr>
+      <w:r>
+        <w:rPr>
+          <w:rFonts w:ascii="Cambria" w:hAnsi="Cambria"/>
+        </w:rPr>
         <w:t>Bottom of Form</w:t>
       </w:r>
     </w:p>
@@ -4056,6 +4588,9 @@
           <w:numId w:val="13"/>
         </w:numPr>
         <w:jc w:val="left"/>
+        <w:rPr>
+          <w:rFonts w:ascii="Cambria" w:hAnsi="Cambria"/>
+        </w:rPr>
       </w:pPr>
     </w:p>
     <w:sectPr>
@@ -4220,6 +4755,304 @@
     </w:lvl>
   </w:abstractNum>
   <w:abstractNum w:abstractNumId="1" w15:restartNumberingAfterBreak="0">
+    <w:nsid w:val="07B60CAB"/>
+    <w:multiLevelType w:val="multilevel"/>
+    <w:tmpl w:val="F754EA7E"/>
+    <w:lvl w:ilvl="0">
+      <w:start w:val="1"/>
+      <w:numFmt w:val="bullet"/>
+      <w:lvlText w:val=""/>
+      <w:lvlJc w:val="left"/>
+      <w:pPr>
+        <w:tabs>
+          <w:tab w:val="num" w:pos="720"/>
+        </w:tabs>
+        <w:ind w:left="720" w:hanging="360"/>
+      </w:pPr>
+      <w:rPr>
+        <w:rFonts w:ascii="Symbol" w:hAnsi="Symbol" w:hint="default"/>
+        <w:sz w:val="20"/>
+      </w:rPr>
+    </w:lvl>
+    <w:lvl w:ilvl="1" w:tentative="1">
+      <w:start w:val="1"/>
+      <w:numFmt w:val="bullet"/>
+      <w:lvlText w:val="o"/>
+      <w:lvlJc w:val="left"/>
+      <w:pPr>
+        <w:tabs>
+          <w:tab w:val="num" w:pos="1440"/>
+        </w:tabs>
+        <w:ind w:left="1440" w:hanging="360"/>
+      </w:pPr>
+      <w:rPr>
+        <w:rFonts w:ascii="Courier New" w:hAnsi="Courier New" w:hint="default"/>
+        <w:sz w:val="20"/>
+      </w:rPr>
+    </w:lvl>
+    <w:lvl w:ilvl="2" w:tentative="1">
+      <w:start w:val="1"/>
+      <w:numFmt w:val="bullet"/>
+      <w:lvlText w:val=""/>
+      <w:lvlJc w:val="left"/>
+      <w:pPr>
+        <w:tabs>
+          <w:tab w:val="num" w:pos="2160"/>
+        </w:tabs>
+        <w:ind w:left="2160" w:hanging="360"/>
+      </w:pPr>
+      <w:rPr>
+        <w:rFonts w:ascii="Wingdings" w:hAnsi="Wingdings" w:hint="default"/>
+        <w:sz w:val="20"/>
+      </w:rPr>
+    </w:lvl>
+    <w:lvl w:ilvl="3" w:tentative="1">
+      <w:start w:val="1"/>
+      <w:numFmt w:val="bullet"/>
+      <w:lvlText w:val=""/>
+      <w:lvlJc w:val="left"/>
+      <w:pPr>
+        <w:tabs>
+          <w:tab w:val="num" w:pos="2880"/>
+        </w:tabs>
+        <w:ind w:left="2880" w:hanging="360"/>
+      </w:pPr>
+      <w:rPr>
+        <w:rFonts w:ascii="Wingdings" w:hAnsi="Wingdings" w:hint="default"/>
+        <w:sz w:val="20"/>
+      </w:rPr>
+    </w:lvl>
+    <w:lvl w:ilvl="4" w:tentative="1">
+      <w:start w:val="1"/>
+      <w:numFmt w:val="bullet"/>
+      <w:lvlText w:val=""/>
+      <w:lvlJc w:val="left"/>
+      <w:pPr>
+        <w:tabs>
+          <w:tab w:val="num" w:pos="3600"/>
+        </w:tabs>
+        <w:ind w:left="3600" w:hanging="360"/>
+      </w:pPr>
+      <w:rPr>
+        <w:rFonts w:ascii="Wingdings" w:hAnsi="Wingdings" w:hint="default"/>
+        <w:sz w:val="20"/>
+      </w:rPr>
+    </w:lvl>
+    <w:lvl w:ilvl="5" w:tentative="1">
+      <w:start w:val="1"/>
+      <w:numFmt w:val="bullet"/>
+      <w:lvlText w:val=""/>
+      <w:lvlJc w:val="left"/>
+      <w:pPr>
+        <w:tabs>
+          <w:tab w:val="num" w:pos="4320"/>
+        </w:tabs>
+        <w:ind w:left="4320" w:hanging="360"/>
+      </w:pPr>
+      <w:rPr>
+        <w:rFonts w:ascii="Wingdings" w:hAnsi="Wingdings" w:hint="default"/>
+        <w:sz w:val="20"/>
+      </w:rPr>
+    </w:lvl>
+    <w:lvl w:ilvl="6" w:tentative="1">
+      <w:start w:val="1"/>
+      <w:numFmt w:val="bullet"/>
+      <w:lvlText w:val=""/>
+      <w:lvlJc w:val="left"/>
+      <w:pPr>
+        <w:tabs>
+          <w:tab w:val="num" w:pos="5040"/>
+        </w:tabs>
+        <w:ind w:left="5040" w:hanging="360"/>
+      </w:pPr>
+      <w:rPr>
+        <w:rFonts w:ascii="Wingdings" w:hAnsi="Wingdings" w:hint="default"/>
+        <w:sz w:val="20"/>
+      </w:rPr>
+    </w:lvl>
+    <w:lvl w:ilvl="7" w:tentative="1">
+      <w:start w:val="1"/>
+      <w:numFmt w:val="bullet"/>
+      <w:lvlText w:val=""/>
+      <w:lvlJc w:val="left"/>
+      <w:pPr>
+        <w:tabs>
+          <w:tab w:val="num" w:pos="5760"/>
+        </w:tabs>
+        <w:ind w:left="5760" w:hanging="360"/>
+      </w:pPr>
+      <w:rPr>
+        <w:rFonts w:ascii="Wingdings" w:hAnsi="Wingdings" w:hint="default"/>
+        <w:sz w:val="20"/>
+      </w:rPr>
+    </w:lvl>
+    <w:lvl w:ilvl="8" w:tentative="1">
+      <w:start w:val="1"/>
+      <w:numFmt w:val="bullet"/>
+      <w:lvlText w:val=""/>
+      <w:lvlJc w:val="left"/>
+      <w:pPr>
+        <w:tabs>
+          <w:tab w:val="num" w:pos="6480"/>
+        </w:tabs>
+        <w:ind w:left="6480" w:hanging="360"/>
+      </w:pPr>
+      <w:rPr>
+        <w:rFonts w:ascii="Wingdings" w:hAnsi="Wingdings" w:hint="default"/>
+        <w:sz w:val="20"/>
+      </w:rPr>
+    </w:lvl>
+  </w:abstractNum>
+  <w:abstractNum w:abstractNumId="2" w15:restartNumberingAfterBreak="0">
+    <w:nsid w:val="07C702E4"/>
+    <w:multiLevelType w:val="multilevel"/>
+    <w:tmpl w:val="F754EA7E"/>
+    <w:lvl w:ilvl="0">
+      <w:start w:val="1"/>
+      <w:numFmt w:val="bullet"/>
+      <w:lvlText w:val=""/>
+      <w:lvlJc w:val="left"/>
+      <w:pPr>
+        <w:tabs>
+          <w:tab w:val="num" w:pos="720"/>
+        </w:tabs>
+        <w:ind w:left="720" w:hanging="360"/>
+      </w:pPr>
+      <w:rPr>
+        <w:rFonts w:ascii="Symbol" w:hAnsi="Symbol" w:hint="default"/>
+        <w:sz w:val="20"/>
+      </w:rPr>
+    </w:lvl>
+    <w:lvl w:ilvl="1" w:tentative="1">
+      <w:start w:val="1"/>
+      <w:numFmt w:val="bullet"/>
+      <w:lvlText w:val="o"/>
+      <w:lvlJc w:val="left"/>
+      <w:pPr>
+        <w:tabs>
+          <w:tab w:val="num" w:pos="1440"/>
+        </w:tabs>
+        <w:ind w:left="1440" w:hanging="360"/>
+      </w:pPr>
+      <w:rPr>
+        <w:rFonts w:ascii="Courier New" w:hAnsi="Courier New" w:hint="default"/>
+        <w:sz w:val="20"/>
+      </w:rPr>
+    </w:lvl>
+    <w:lvl w:ilvl="2" w:tentative="1">
+      <w:start w:val="1"/>
+      <w:numFmt w:val="bullet"/>
+      <w:lvlText w:val=""/>
+      <w:lvlJc w:val="left"/>
+      <w:pPr>
+        <w:tabs>
+          <w:tab w:val="num" w:pos="2160"/>
+        </w:tabs>
+        <w:ind w:left="2160" w:hanging="360"/>
+      </w:pPr>
+      <w:rPr>
+        <w:rFonts w:ascii="Wingdings" w:hAnsi="Wingdings" w:hint="default"/>
+        <w:sz w:val="20"/>
+      </w:rPr>
+    </w:lvl>
+    <w:lvl w:ilvl="3" w:tentative="1">
+      <w:start w:val="1"/>
+      <w:numFmt w:val="bullet"/>
+      <w:lvlText w:val=""/>
+      <w:lvlJc w:val="left"/>
+      <w:pPr>
+        <w:tabs>
+          <w:tab w:val="num" w:pos="2880"/>
+        </w:tabs>
+        <w:ind w:left="2880" w:hanging="360"/>
+      </w:pPr>
+      <w:rPr>
+        <w:rFonts w:ascii="Wingdings" w:hAnsi="Wingdings" w:hint="default"/>
+        <w:sz w:val="20"/>
+      </w:rPr>
+    </w:lvl>
+    <w:lvl w:ilvl="4" w:tentative="1">
+      <w:start w:val="1"/>
+      <w:numFmt w:val="bullet"/>
+      <w:lvlText w:val=""/>
+      <w:lvlJc w:val="left"/>
+      <w:pPr>
+        <w:tabs>
+          <w:tab w:val="num" w:pos="3600"/>
+        </w:tabs>
+        <w:ind w:left="3600" w:hanging="360"/>
+      </w:pPr>
+      <w:rPr>
+        <w:rFonts w:ascii="Wingdings" w:hAnsi="Wingdings" w:hint="default"/>
+        <w:sz w:val="20"/>
+      </w:rPr>
+    </w:lvl>
+    <w:lvl w:ilvl="5" w:tentative="1">
+      <w:start w:val="1"/>
+      <w:numFmt w:val="bullet"/>
+      <w:lvlText w:val=""/>
+      <w:lvlJc w:val="left"/>
+      <w:pPr>
+        <w:tabs>
+          <w:tab w:val="num" w:pos="4320"/>
+        </w:tabs>
+        <w:ind w:left="4320" w:hanging="360"/>
+      </w:pPr>
+      <w:rPr>
+        <w:rFonts w:ascii="Wingdings" w:hAnsi="Wingdings" w:hint="default"/>
+        <w:sz w:val="20"/>
+      </w:rPr>
+    </w:lvl>
+    <w:lvl w:ilvl="6" w:tentative="1">
+      <w:start w:val="1"/>
+      <w:numFmt w:val="bullet"/>
+      <w:lvlText w:val=""/>
+      <w:lvlJc w:val="left"/>
+      <w:pPr>
+        <w:tabs>
+          <w:tab w:val="num" w:pos="5040"/>
+        </w:tabs>
+        <w:ind w:left="5040" w:hanging="360"/>
+      </w:pPr>
+      <w:rPr>
+        <w:rFonts w:ascii="Wingdings" w:hAnsi="Wingdings" w:hint="default"/>
+        <w:sz w:val="20"/>
+      </w:rPr>
+    </w:lvl>
+    <w:lvl w:ilvl="7" w:tentative="1">
+      <w:start w:val="1"/>
+      <w:numFmt w:val="bullet"/>
+      <w:lvlText w:val=""/>
+      <w:lvlJc w:val="left"/>
+      <w:pPr>
+        <w:tabs>
+          <w:tab w:val="num" w:pos="5760"/>
+        </w:tabs>
+        <w:ind w:left="5760" w:hanging="360"/>
+      </w:pPr>
+      <w:rPr>
+        <w:rFonts w:ascii="Wingdings" w:hAnsi="Wingdings" w:hint="default"/>
+        <w:sz w:val="20"/>
+      </w:rPr>
+    </w:lvl>
+    <w:lvl w:ilvl="8" w:tentative="1">
+      <w:start w:val="1"/>
+      <w:numFmt w:val="bullet"/>
+      <w:lvlText w:val=""/>
+      <w:lvlJc w:val="left"/>
+      <w:pPr>
+        <w:tabs>
+          <w:tab w:val="num" w:pos="6480"/>
+        </w:tabs>
+        <w:ind w:left="6480" w:hanging="360"/>
+      </w:pPr>
+      <w:rPr>
+        <w:rFonts w:ascii="Wingdings" w:hAnsi="Wingdings" w:hint="default"/>
+        <w:sz w:val="20"/>
+      </w:rPr>
+    </w:lvl>
+  </w:abstractNum>
+  <w:abstractNum w:abstractNumId="3" w15:restartNumberingAfterBreak="0">
     <w:nsid w:val="0940037D"/>
     <w:multiLevelType w:val="multilevel"/>
     <w:tmpl w:val="FB101A44"/>
@@ -4230,9 +5063,9 @@
       <w:lvlJc w:val="left"/>
       <w:pPr>
         <w:tabs>
-          <w:tab w:val="num" w:pos="720"/>
-        </w:tabs>
-        <w:ind w:left="720" w:hanging="360"/>
+          <w:tab w:val="num" w:pos="1080"/>
+        </w:tabs>
+        <w:ind w:left="1080" w:hanging="360"/>
       </w:pPr>
       <w:rPr>
         <w:rFonts w:ascii="Symbol" w:hAnsi="Symbol" w:hint="default"/>
@@ -4246,9 +5079,9 @@
       <w:lvlJc w:val="left"/>
       <w:pPr>
         <w:tabs>
-          <w:tab w:val="num" w:pos="1440"/>
-        </w:tabs>
-        <w:ind w:left="1440" w:hanging="360"/>
+          <w:tab w:val="num" w:pos="1800"/>
+        </w:tabs>
+        <w:ind w:left="1800" w:hanging="360"/>
       </w:pPr>
       <w:rPr>
         <w:rFonts w:ascii="Courier New" w:hAnsi="Courier New" w:hint="default"/>
@@ -4262,9 +5095,9 @@
       <w:lvlJc w:val="left"/>
       <w:pPr>
         <w:tabs>
-          <w:tab w:val="num" w:pos="2160"/>
-        </w:tabs>
-        <w:ind w:left="2160" w:hanging="360"/>
+          <w:tab w:val="num" w:pos="2520"/>
+        </w:tabs>
+        <w:ind w:left="2520" w:hanging="360"/>
       </w:pPr>
       <w:rPr>
         <w:rFonts w:ascii="Wingdings" w:hAnsi="Wingdings" w:hint="default"/>
@@ -4278,9 +5111,9 @@
       <w:lvlJc w:val="left"/>
       <w:pPr>
         <w:tabs>
-          <w:tab w:val="num" w:pos="2880"/>
-        </w:tabs>
-        <w:ind w:left="2880" w:hanging="360"/>
+          <w:tab w:val="num" w:pos="3240"/>
+        </w:tabs>
+        <w:ind w:left="3240" w:hanging="360"/>
       </w:pPr>
       <w:rPr>
         <w:rFonts w:ascii="Wingdings" w:hAnsi="Wingdings" w:hint="default"/>
@@ -4294,9 +5127,9 @@
       <w:lvlJc w:val="left"/>
       <w:pPr>
         <w:tabs>
-          <w:tab w:val="num" w:pos="3600"/>
-        </w:tabs>
-        <w:ind w:left="3600" w:hanging="360"/>
+          <w:tab w:val="num" w:pos="3960"/>
+        </w:tabs>
+        <w:ind w:left="3960" w:hanging="360"/>
       </w:pPr>
       <w:rPr>
         <w:rFonts w:ascii="Wingdings" w:hAnsi="Wingdings" w:hint="default"/>
@@ -4310,9 +5143,9 @@
       <w:lvlJc w:val="left"/>
       <w:pPr>
         <w:tabs>
-          <w:tab w:val="num" w:pos="4320"/>
-        </w:tabs>
-        <w:ind w:left="4320" w:hanging="360"/>
+          <w:tab w:val="num" w:pos="4680"/>
+        </w:tabs>
+        <w:ind w:left="4680" w:hanging="360"/>
       </w:pPr>
       <w:rPr>
         <w:rFonts w:ascii="Wingdings" w:hAnsi="Wingdings" w:hint="default"/>
@@ -4326,9 +5159,9 @@
       <w:lvlJc w:val="left"/>
       <w:pPr>
         <w:tabs>
-          <w:tab w:val="num" w:pos="5040"/>
-        </w:tabs>
-        <w:ind w:left="5040" w:hanging="360"/>
+          <w:tab w:val="num" w:pos="5400"/>
+        </w:tabs>
+        <w:ind w:left="5400" w:hanging="360"/>
       </w:pPr>
       <w:rPr>
         <w:rFonts w:ascii="Wingdings" w:hAnsi="Wingdings" w:hint="default"/>
@@ -4342,9 +5175,9 @@
       <w:lvlJc w:val="left"/>
       <w:pPr>
         <w:tabs>
-          <w:tab w:val="num" w:pos="5760"/>
-        </w:tabs>
-        <w:ind w:left="5760" w:hanging="360"/>
+          <w:tab w:val="num" w:pos="6120"/>
+        </w:tabs>
+        <w:ind w:left="6120" w:hanging="360"/>
       </w:pPr>
       <w:rPr>
         <w:rFonts w:ascii="Wingdings" w:hAnsi="Wingdings" w:hint="default"/>
@@ -4358,9 +5191,9 @@
       <w:lvlJc w:val="left"/>
       <w:pPr>
         <w:tabs>
-          <w:tab w:val="num" w:pos="6480"/>
-        </w:tabs>
-        <w:ind w:left="6480" w:hanging="360"/>
+          <w:tab w:val="num" w:pos="6840"/>
+        </w:tabs>
+        <w:ind w:left="6840" w:hanging="360"/>
       </w:pPr>
       <w:rPr>
         <w:rFonts w:ascii="Wingdings" w:hAnsi="Wingdings" w:hint="default"/>
@@ -4368,7 +5201,7 @@
       </w:rPr>
     </w:lvl>
   </w:abstractNum>
-  <w:abstractNum w:abstractNumId="2" w15:restartNumberingAfterBreak="0">
+  <w:abstractNum w:abstractNumId="4" w15:restartNumberingAfterBreak="0">
     <w:nsid w:val="09B3366E"/>
     <w:multiLevelType w:val="multilevel"/>
     <w:tmpl w:val="D3B09008"/>
@@ -4379,6 +5212,453 @@
       <w:lvlJc w:val="left"/>
       <w:pPr>
         <w:tabs>
+          <w:tab w:val="num" w:pos="1080"/>
+        </w:tabs>
+        <w:ind w:left="1080" w:hanging="360"/>
+      </w:pPr>
+      <w:rPr>
+        <w:rFonts w:ascii="Symbol" w:hAnsi="Symbol" w:hint="default"/>
+        <w:sz w:val="20"/>
+      </w:rPr>
+    </w:lvl>
+    <w:lvl w:ilvl="1" w:tentative="1">
+      <w:start w:val="1"/>
+      <w:numFmt w:val="bullet"/>
+      <w:lvlText w:val="o"/>
+      <w:lvlJc w:val="left"/>
+      <w:pPr>
+        <w:tabs>
+          <w:tab w:val="num" w:pos="1800"/>
+        </w:tabs>
+        <w:ind w:left="1800" w:hanging="360"/>
+      </w:pPr>
+      <w:rPr>
+        <w:rFonts w:ascii="Courier New" w:hAnsi="Courier New" w:hint="default"/>
+        <w:sz w:val="20"/>
+      </w:rPr>
+    </w:lvl>
+    <w:lvl w:ilvl="2" w:tentative="1">
+      <w:start w:val="1"/>
+      <w:numFmt w:val="bullet"/>
+      <w:lvlText w:val=""/>
+      <w:lvlJc w:val="left"/>
+      <w:pPr>
+        <w:tabs>
+          <w:tab w:val="num" w:pos="2520"/>
+        </w:tabs>
+        <w:ind w:left="2520" w:hanging="360"/>
+      </w:pPr>
+      <w:rPr>
+        <w:rFonts w:ascii="Wingdings" w:hAnsi="Wingdings" w:hint="default"/>
+        <w:sz w:val="20"/>
+      </w:rPr>
+    </w:lvl>
+    <w:lvl w:ilvl="3" w:tentative="1">
+      <w:start w:val="1"/>
+      <w:numFmt w:val="bullet"/>
+      <w:lvlText w:val=""/>
+      <w:lvlJc w:val="left"/>
+      <w:pPr>
+        <w:tabs>
+          <w:tab w:val="num" w:pos="3240"/>
+        </w:tabs>
+        <w:ind w:left="3240" w:hanging="360"/>
+      </w:pPr>
+      <w:rPr>
+        <w:rFonts w:ascii="Wingdings" w:hAnsi="Wingdings" w:hint="default"/>
+        <w:sz w:val="20"/>
+      </w:rPr>
+    </w:lvl>
+    <w:lvl w:ilvl="4" w:tentative="1">
+      <w:start w:val="1"/>
+      <w:numFmt w:val="bullet"/>
+      <w:lvlText w:val=""/>
+      <w:lvlJc w:val="left"/>
+      <w:pPr>
+        <w:tabs>
+          <w:tab w:val="num" w:pos="3960"/>
+        </w:tabs>
+        <w:ind w:left="3960" w:hanging="360"/>
+      </w:pPr>
+      <w:rPr>
+        <w:rFonts w:ascii="Wingdings" w:hAnsi="Wingdings" w:hint="default"/>
+        <w:sz w:val="20"/>
+      </w:rPr>
+    </w:lvl>
+    <w:lvl w:ilvl="5" w:tentative="1">
+      <w:start w:val="1"/>
+      <w:numFmt w:val="bullet"/>
+      <w:lvlText w:val=""/>
+      <w:lvlJc w:val="left"/>
+      <w:pPr>
+        <w:tabs>
+          <w:tab w:val="num" w:pos="4680"/>
+        </w:tabs>
+        <w:ind w:left="4680" w:hanging="360"/>
+      </w:pPr>
+      <w:rPr>
+        <w:rFonts w:ascii="Wingdings" w:hAnsi="Wingdings" w:hint="default"/>
+        <w:sz w:val="20"/>
+      </w:rPr>
+    </w:lvl>
+    <w:lvl w:ilvl="6" w:tentative="1">
+      <w:start w:val="1"/>
+      <w:numFmt w:val="bullet"/>
+      <w:lvlText w:val=""/>
+      <w:lvlJc w:val="left"/>
+      <w:pPr>
+        <w:tabs>
+          <w:tab w:val="num" w:pos="5400"/>
+        </w:tabs>
+        <w:ind w:left="5400" w:hanging="360"/>
+      </w:pPr>
+      <w:rPr>
+        <w:rFonts w:ascii="Wingdings" w:hAnsi="Wingdings" w:hint="default"/>
+        <w:sz w:val="20"/>
+      </w:rPr>
+    </w:lvl>
+    <w:lvl w:ilvl="7" w:tentative="1">
+      <w:start w:val="1"/>
+      <w:numFmt w:val="bullet"/>
+      <w:lvlText w:val=""/>
+      <w:lvlJc w:val="left"/>
+      <w:pPr>
+        <w:tabs>
+          <w:tab w:val="num" w:pos="6120"/>
+        </w:tabs>
+        <w:ind w:left="6120" w:hanging="360"/>
+      </w:pPr>
+      <w:rPr>
+        <w:rFonts w:ascii="Wingdings" w:hAnsi="Wingdings" w:hint="default"/>
+        <w:sz w:val="20"/>
+      </w:rPr>
+    </w:lvl>
+    <w:lvl w:ilvl="8" w:tentative="1">
+      <w:start w:val="1"/>
+      <w:numFmt w:val="bullet"/>
+      <w:lvlText w:val=""/>
+      <w:lvlJc w:val="left"/>
+      <w:pPr>
+        <w:tabs>
+          <w:tab w:val="num" w:pos="6840"/>
+        </w:tabs>
+        <w:ind w:left="6840" w:hanging="360"/>
+      </w:pPr>
+      <w:rPr>
+        <w:rFonts w:ascii="Wingdings" w:hAnsi="Wingdings" w:hint="default"/>
+        <w:sz w:val="20"/>
+      </w:rPr>
+    </w:lvl>
+  </w:abstractNum>
+  <w:abstractNum w:abstractNumId="5" w15:restartNumberingAfterBreak="0">
+    <w:nsid w:val="0E1576D1"/>
+    <w:multiLevelType w:val="multilevel"/>
+    <w:tmpl w:val="D3B09008"/>
+    <w:lvl w:ilvl="0">
+      <w:start w:val="1"/>
+      <w:numFmt w:val="bullet"/>
+      <w:lvlText w:val=""/>
+      <w:lvlJc w:val="left"/>
+      <w:pPr>
+        <w:tabs>
+          <w:tab w:val="num" w:pos="1080"/>
+        </w:tabs>
+        <w:ind w:left="1080" w:hanging="360"/>
+      </w:pPr>
+      <w:rPr>
+        <w:rFonts w:ascii="Symbol" w:hAnsi="Symbol" w:hint="default"/>
+        <w:sz w:val="20"/>
+      </w:rPr>
+    </w:lvl>
+    <w:lvl w:ilvl="1" w:tentative="1">
+      <w:start w:val="1"/>
+      <w:numFmt w:val="bullet"/>
+      <w:lvlText w:val="o"/>
+      <w:lvlJc w:val="left"/>
+      <w:pPr>
+        <w:tabs>
+          <w:tab w:val="num" w:pos="1800"/>
+        </w:tabs>
+        <w:ind w:left="1800" w:hanging="360"/>
+      </w:pPr>
+      <w:rPr>
+        <w:rFonts w:ascii="Courier New" w:hAnsi="Courier New" w:hint="default"/>
+        <w:sz w:val="20"/>
+      </w:rPr>
+    </w:lvl>
+    <w:lvl w:ilvl="2" w:tentative="1">
+      <w:start w:val="1"/>
+      <w:numFmt w:val="bullet"/>
+      <w:lvlText w:val=""/>
+      <w:lvlJc w:val="left"/>
+      <w:pPr>
+        <w:tabs>
+          <w:tab w:val="num" w:pos="2520"/>
+        </w:tabs>
+        <w:ind w:left="2520" w:hanging="360"/>
+      </w:pPr>
+      <w:rPr>
+        <w:rFonts w:ascii="Wingdings" w:hAnsi="Wingdings" w:hint="default"/>
+        <w:sz w:val="20"/>
+      </w:rPr>
+    </w:lvl>
+    <w:lvl w:ilvl="3" w:tentative="1">
+      <w:start w:val="1"/>
+      <w:numFmt w:val="bullet"/>
+      <w:lvlText w:val=""/>
+      <w:lvlJc w:val="left"/>
+      <w:pPr>
+        <w:tabs>
+          <w:tab w:val="num" w:pos="3240"/>
+        </w:tabs>
+        <w:ind w:left="3240" w:hanging="360"/>
+      </w:pPr>
+      <w:rPr>
+        <w:rFonts w:ascii="Wingdings" w:hAnsi="Wingdings" w:hint="default"/>
+        <w:sz w:val="20"/>
+      </w:rPr>
+    </w:lvl>
+    <w:lvl w:ilvl="4" w:tentative="1">
+      <w:start w:val="1"/>
+      <w:numFmt w:val="bullet"/>
+      <w:lvlText w:val=""/>
+      <w:lvlJc w:val="left"/>
+      <w:pPr>
+        <w:tabs>
+          <w:tab w:val="num" w:pos="3960"/>
+        </w:tabs>
+        <w:ind w:left="3960" w:hanging="360"/>
+      </w:pPr>
+      <w:rPr>
+        <w:rFonts w:ascii="Wingdings" w:hAnsi="Wingdings" w:hint="default"/>
+        <w:sz w:val="20"/>
+      </w:rPr>
+    </w:lvl>
+    <w:lvl w:ilvl="5" w:tentative="1">
+      <w:start w:val="1"/>
+      <w:numFmt w:val="bullet"/>
+      <w:lvlText w:val=""/>
+      <w:lvlJc w:val="left"/>
+      <w:pPr>
+        <w:tabs>
+          <w:tab w:val="num" w:pos="4680"/>
+        </w:tabs>
+        <w:ind w:left="4680" w:hanging="360"/>
+      </w:pPr>
+      <w:rPr>
+        <w:rFonts w:ascii="Wingdings" w:hAnsi="Wingdings" w:hint="default"/>
+        <w:sz w:val="20"/>
+      </w:rPr>
+    </w:lvl>
+    <w:lvl w:ilvl="6" w:tentative="1">
+      <w:start w:val="1"/>
+      <w:numFmt w:val="bullet"/>
+      <w:lvlText w:val=""/>
+      <w:lvlJc w:val="left"/>
+      <w:pPr>
+        <w:tabs>
+          <w:tab w:val="num" w:pos="5400"/>
+        </w:tabs>
+        <w:ind w:left="5400" w:hanging="360"/>
+      </w:pPr>
+      <w:rPr>
+        <w:rFonts w:ascii="Wingdings" w:hAnsi="Wingdings" w:hint="default"/>
+        <w:sz w:val="20"/>
+      </w:rPr>
+    </w:lvl>
+    <w:lvl w:ilvl="7" w:tentative="1">
+      <w:start w:val="1"/>
+      <w:numFmt w:val="bullet"/>
+      <w:lvlText w:val=""/>
+      <w:lvlJc w:val="left"/>
+      <w:pPr>
+        <w:tabs>
+          <w:tab w:val="num" w:pos="6120"/>
+        </w:tabs>
+        <w:ind w:left="6120" w:hanging="360"/>
+      </w:pPr>
+      <w:rPr>
+        <w:rFonts w:ascii="Wingdings" w:hAnsi="Wingdings" w:hint="default"/>
+        <w:sz w:val="20"/>
+      </w:rPr>
+    </w:lvl>
+    <w:lvl w:ilvl="8" w:tentative="1">
+      <w:start w:val="1"/>
+      <w:numFmt w:val="bullet"/>
+      <w:lvlText w:val=""/>
+      <w:lvlJc w:val="left"/>
+      <w:pPr>
+        <w:tabs>
+          <w:tab w:val="num" w:pos="6840"/>
+        </w:tabs>
+        <w:ind w:left="6840" w:hanging="360"/>
+      </w:pPr>
+      <w:rPr>
+        <w:rFonts w:ascii="Wingdings" w:hAnsi="Wingdings" w:hint="default"/>
+        <w:sz w:val="20"/>
+      </w:rPr>
+    </w:lvl>
+  </w:abstractNum>
+  <w:abstractNum w:abstractNumId="6" w15:restartNumberingAfterBreak="0">
+    <w:nsid w:val="0FA25DFF"/>
+    <w:multiLevelType w:val="multilevel"/>
+    <w:tmpl w:val="C3F054D8"/>
+    <w:lvl w:ilvl="0">
+      <w:start w:val="1"/>
+      <w:numFmt w:val="bullet"/>
+      <w:lvlText w:val=""/>
+      <w:lvlJc w:val="left"/>
+      <w:pPr>
+        <w:tabs>
+          <w:tab w:val="num" w:pos="1080"/>
+        </w:tabs>
+        <w:ind w:left="1080" w:hanging="360"/>
+      </w:pPr>
+      <w:rPr>
+        <w:rFonts w:ascii="Symbol" w:hAnsi="Symbol" w:hint="default"/>
+        <w:sz w:val="20"/>
+      </w:rPr>
+    </w:lvl>
+    <w:lvl w:ilvl="1" w:tentative="1">
+      <w:start w:val="1"/>
+      <w:numFmt w:val="bullet"/>
+      <w:lvlText w:val="o"/>
+      <w:lvlJc w:val="left"/>
+      <w:pPr>
+        <w:tabs>
+          <w:tab w:val="num" w:pos="1800"/>
+        </w:tabs>
+        <w:ind w:left="1800" w:hanging="360"/>
+      </w:pPr>
+      <w:rPr>
+        <w:rFonts w:ascii="Courier New" w:hAnsi="Courier New" w:hint="default"/>
+        <w:sz w:val="20"/>
+      </w:rPr>
+    </w:lvl>
+    <w:lvl w:ilvl="2" w:tentative="1">
+      <w:start w:val="1"/>
+      <w:numFmt w:val="bullet"/>
+      <w:lvlText w:val=""/>
+      <w:lvlJc w:val="left"/>
+      <w:pPr>
+        <w:tabs>
+          <w:tab w:val="num" w:pos="2520"/>
+        </w:tabs>
+        <w:ind w:left="2520" w:hanging="360"/>
+      </w:pPr>
+      <w:rPr>
+        <w:rFonts w:ascii="Wingdings" w:hAnsi="Wingdings" w:hint="default"/>
+        <w:sz w:val="20"/>
+      </w:rPr>
+    </w:lvl>
+    <w:lvl w:ilvl="3" w:tentative="1">
+      <w:start w:val="1"/>
+      <w:numFmt w:val="bullet"/>
+      <w:lvlText w:val=""/>
+      <w:lvlJc w:val="left"/>
+      <w:pPr>
+        <w:tabs>
+          <w:tab w:val="num" w:pos="3240"/>
+        </w:tabs>
+        <w:ind w:left="3240" w:hanging="360"/>
+      </w:pPr>
+      <w:rPr>
+        <w:rFonts w:ascii="Wingdings" w:hAnsi="Wingdings" w:hint="default"/>
+        <w:sz w:val="20"/>
+      </w:rPr>
+    </w:lvl>
+    <w:lvl w:ilvl="4" w:tentative="1">
+      <w:start w:val="1"/>
+      <w:numFmt w:val="bullet"/>
+      <w:lvlText w:val=""/>
+      <w:lvlJc w:val="left"/>
+      <w:pPr>
+        <w:tabs>
+          <w:tab w:val="num" w:pos="3960"/>
+        </w:tabs>
+        <w:ind w:left="3960" w:hanging="360"/>
+      </w:pPr>
+      <w:rPr>
+        <w:rFonts w:ascii="Wingdings" w:hAnsi="Wingdings" w:hint="default"/>
+        <w:sz w:val="20"/>
+      </w:rPr>
+    </w:lvl>
+    <w:lvl w:ilvl="5" w:tentative="1">
+      <w:start w:val="1"/>
+      <w:numFmt w:val="bullet"/>
+      <w:lvlText w:val=""/>
+      <w:lvlJc w:val="left"/>
+      <w:pPr>
+        <w:tabs>
+          <w:tab w:val="num" w:pos="4680"/>
+        </w:tabs>
+        <w:ind w:left="4680" w:hanging="360"/>
+      </w:pPr>
+      <w:rPr>
+        <w:rFonts w:ascii="Wingdings" w:hAnsi="Wingdings" w:hint="default"/>
+        <w:sz w:val="20"/>
+      </w:rPr>
+    </w:lvl>
+    <w:lvl w:ilvl="6" w:tentative="1">
+      <w:start w:val="1"/>
+      <w:numFmt w:val="bullet"/>
+      <w:lvlText w:val=""/>
+      <w:lvlJc w:val="left"/>
+      <w:pPr>
+        <w:tabs>
+          <w:tab w:val="num" w:pos="5400"/>
+        </w:tabs>
+        <w:ind w:left="5400" w:hanging="360"/>
+      </w:pPr>
+      <w:rPr>
+        <w:rFonts w:ascii="Wingdings" w:hAnsi="Wingdings" w:hint="default"/>
+        <w:sz w:val="20"/>
+      </w:rPr>
+    </w:lvl>
+    <w:lvl w:ilvl="7" w:tentative="1">
+      <w:start w:val="1"/>
+      <w:numFmt w:val="bullet"/>
+      <w:lvlText w:val=""/>
+      <w:lvlJc w:val="left"/>
+      <w:pPr>
+        <w:tabs>
+          <w:tab w:val="num" w:pos="6120"/>
+        </w:tabs>
+        <w:ind w:left="6120" w:hanging="360"/>
+      </w:pPr>
+      <w:rPr>
+        <w:rFonts w:ascii="Wingdings" w:hAnsi="Wingdings" w:hint="default"/>
+        <w:sz w:val="20"/>
+      </w:rPr>
+    </w:lvl>
+    <w:lvl w:ilvl="8" w:tentative="1">
+      <w:start w:val="1"/>
+      <w:numFmt w:val="bullet"/>
+      <w:lvlText w:val=""/>
+      <w:lvlJc w:val="left"/>
+      <w:pPr>
+        <w:tabs>
+          <w:tab w:val="num" w:pos="6840"/>
+        </w:tabs>
+        <w:ind w:left="6840" w:hanging="360"/>
+      </w:pPr>
+      <w:rPr>
+        <w:rFonts w:ascii="Wingdings" w:hAnsi="Wingdings" w:hint="default"/>
+        <w:sz w:val="20"/>
+      </w:rPr>
+    </w:lvl>
+  </w:abstractNum>
+  <w:abstractNum w:abstractNumId="7" w15:restartNumberingAfterBreak="0">
+    <w:nsid w:val="24F333C3"/>
+    <w:multiLevelType w:val="multilevel"/>
+    <w:tmpl w:val="F754EA7E"/>
+    <w:lvl w:ilvl="0">
+      <w:start w:val="1"/>
+      <w:numFmt w:val="bullet"/>
+      <w:lvlText w:val=""/>
+      <w:lvlJc w:val="left"/>
+      <w:pPr>
+        <w:tabs>
           <w:tab w:val="num" w:pos="720"/>
         </w:tabs>
         <w:ind w:left="720" w:hanging="360"/>
@@ -4517,7 +5797,156 @@
       </w:rPr>
     </w:lvl>
   </w:abstractNum>
-  <w:abstractNum w:abstractNumId="3" w15:restartNumberingAfterBreak="0">
+  <w:abstractNum w:abstractNumId="8" w15:restartNumberingAfterBreak="0">
+    <w:nsid w:val="2F9D5EC1"/>
+    <w:multiLevelType w:val="multilevel"/>
+    <w:tmpl w:val="988CCD6A"/>
+    <w:lvl w:ilvl="0">
+      <w:start w:val="1"/>
+      <w:numFmt w:val="bullet"/>
+      <w:lvlText w:val=""/>
+      <w:lvlJc w:val="left"/>
+      <w:pPr>
+        <w:tabs>
+          <w:tab w:val="num" w:pos="1080"/>
+        </w:tabs>
+        <w:ind w:left="1080" w:hanging="360"/>
+      </w:pPr>
+      <w:rPr>
+        <w:rFonts w:ascii="Symbol" w:hAnsi="Symbol" w:hint="default"/>
+        <w:sz w:val="20"/>
+      </w:rPr>
+    </w:lvl>
+    <w:lvl w:ilvl="1" w:tentative="1">
+      <w:start w:val="1"/>
+      <w:numFmt w:val="bullet"/>
+      <w:lvlText w:val="o"/>
+      <w:lvlJc w:val="left"/>
+      <w:pPr>
+        <w:tabs>
+          <w:tab w:val="num" w:pos="1800"/>
+        </w:tabs>
+        <w:ind w:left="1800" w:hanging="360"/>
+      </w:pPr>
+      <w:rPr>
+        <w:rFonts w:ascii="Courier New" w:hAnsi="Courier New" w:hint="default"/>
+        <w:sz w:val="20"/>
+      </w:rPr>
+    </w:lvl>
+    <w:lvl w:ilvl="2" w:tentative="1">
+      <w:start w:val="1"/>
+      <w:numFmt w:val="bullet"/>
+      <w:lvlText w:val=""/>
+      <w:lvlJc w:val="left"/>
+      <w:pPr>
+        <w:tabs>
+          <w:tab w:val="num" w:pos="2520"/>
+        </w:tabs>
+        <w:ind w:left="2520" w:hanging="360"/>
+      </w:pPr>
+      <w:rPr>
+        <w:rFonts w:ascii="Wingdings" w:hAnsi="Wingdings" w:hint="default"/>
+        <w:sz w:val="20"/>
+      </w:rPr>
+    </w:lvl>
+    <w:lvl w:ilvl="3" w:tentative="1">
+      <w:start w:val="1"/>
+      <w:numFmt w:val="bullet"/>
+      <w:lvlText w:val=""/>
+      <w:lvlJc w:val="left"/>
+      <w:pPr>
+        <w:tabs>
+          <w:tab w:val="num" w:pos="3240"/>
+        </w:tabs>
+        <w:ind w:left="3240" w:hanging="360"/>
+      </w:pPr>
+      <w:rPr>
+        <w:rFonts w:ascii="Wingdings" w:hAnsi="Wingdings" w:hint="default"/>
+        <w:sz w:val="20"/>
+      </w:rPr>
+    </w:lvl>
+    <w:lvl w:ilvl="4" w:tentative="1">
+      <w:start w:val="1"/>
+      <w:numFmt w:val="bullet"/>
+      <w:lvlText w:val=""/>
+      <w:lvlJc w:val="left"/>
+      <w:pPr>
+        <w:tabs>
+          <w:tab w:val="num" w:pos="3960"/>
+        </w:tabs>
+        <w:ind w:left="3960" w:hanging="360"/>
+      </w:pPr>
+      <w:rPr>
+        <w:rFonts w:ascii="Wingdings" w:hAnsi="Wingdings" w:hint="default"/>
+        <w:sz w:val="20"/>
+      </w:rPr>
+    </w:lvl>
+    <w:lvl w:ilvl="5" w:tentative="1">
+      <w:start w:val="1"/>
+      <w:numFmt w:val="bullet"/>
+      <w:lvlText w:val=""/>
+      <w:lvlJc w:val="left"/>
+      <w:pPr>
+        <w:tabs>
+          <w:tab w:val="num" w:pos="4680"/>
+        </w:tabs>
+        <w:ind w:left="4680" w:hanging="360"/>
+      </w:pPr>
+      <w:rPr>
+        <w:rFonts w:ascii="Wingdings" w:hAnsi="Wingdings" w:hint="default"/>
+        <w:sz w:val="20"/>
+      </w:rPr>
+    </w:lvl>
+    <w:lvl w:ilvl="6" w:tentative="1">
+      <w:start w:val="1"/>
+      <w:numFmt w:val="bullet"/>
+      <w:lvlText w:val=""/>
+      <w:lvlJc w:val="left"/>
+      <w:pPr>
+        <w:tabs>
+          <w:tab w:val="num" w:pos="5400"/>
+        </w:tabs>
+        <w:ind w:left="5400" w:hanging="360"/>
+      </w:pPr>
+      <w:rPr>
+        <w:rFonts w:ascii="Wingdings" w:hAnsi="Wingdings" w:hint="default"/>
+        <w:sz w:val="20"/>
+      </w:rPr>
+    </w:lvl>
+    <w:lvl w:ilvl="7" w:tentative="1">
+      <w:start w:val="1"/>
+      <w:numFmt w:val="bullet"/>
+      <w:lvlText w:val=""/>
+      <w:lvlJc w:val="left"/>
+      <w:pPr>
+        <w:tabs>
+          <w:tab w:val="num" w:pos="6120"/>
+        </w:tabs>
+        <w:ind w:left="6120" w:hanging="360"/>
+      </w:pPr>
+      <w:rPr>
+        <w:rFonts w:ascii="Wingdings" w:hAnsi="Wingdings" w:hint="default"/>
+        <w:sz w:val="20"/>
+      </w:rPr>
+    </w:lvl>
+    <w:lvl w:ilvl="8" w:tentative="1">
+      <w:start w:val="1"/>
+      <w:numFmt w:val="bullet"/>
+      <w:lvlText w:val=""/>
+      <w:lvlJc w:val="left"/>
+      <w:pPr>
+        <w:tabs>
+          <w:tab w:val="num" w:pos="6840"/>
+        </w:tabs>
+        <w:ind w:left="6840" w:hanging="360"/>
+      </w:pPr>
+      <w:rPr>
+        <w:rFonts w:ascii="Wingdings" w:hAnsi="Wingdings" w:hint="default"/>
+        <w:sz w:val="20"/>
+      </w:rPr>
+    </w:lvl>
+  </w:abstractNum>
+  <w:abstractNum w:abstractNumId="9" w15:restartNumberingAfterBreak="0">
     <w:nsid w:val="3E92341F"/>
     <w:multiLevelType w:val="multilevel"/>
     <w:tmpl w:val="74543A02"/>
@@ -4666,7 +6095,7 @@
       </w:rPr>
     </w:lvl>
   </w:abstractNum>
-  <w:abstractNum w:abstractNumId="4" w15:restartNumberingAfterBreak="0">
+  <w:abstractNum w:abstractNumId="10" w15:restartNumberingAfterBreak="0">
     <w:nsid w:val="3ED6669A"/>
     <w:multiLevelType w:val="multilevel"/>
     <w:tmpl w:val="F1028778"/>
@@ -4677,9 +6106,9 @@
       <w:lvlJc w:val="left"/>
       <w:pPr>
         <w:tabs>
-          <w:tab w:val="num" w:pos="720"/>
-        </w:tabs>
-        <w:ind w:left="720" w:hanging="360"/>
+          <w:tab w:val="num" w:pos="1080"/>
+        </w:tabs>
+        <w:ind w:left="1080" w:hanging="360"/>
       </w:pPr>
       <w:rPr>
         <w:rFonts w:ascii="Symbol" w:hAnsi="Symbol" w:hint="default"/>
@@ -4693,9 +6122,9 @@
       <w:lvlJc w:val="left"/>
       <w:pPr>
         <w:tabs>
-          <w:tab w:val="num" w:pos="1440"/>
-        </w:tabs>
-        <w:ind w:left="1440" w:hanging="360"/>
+          <w:tab w:val="num" w:pos="1800"/>
+        </w:tabs>
+        <w:ind w:left="1800" w:hanging="360"/>
       </w:pPr>
       <w:rPr>
         <w:rFonts w:ascii="Courier New" w:hAnsi="Courier New" w:hint="default"/>
@@ -4709,9 +6138,9 @@
       <w:lvlJc w:val="left"/>
       <w:pPr>
         <w:tabs>
-          <w:tab w:val="num" w:pos="2160"/>
-        </w:tabs>
-        <w:ind w:left="2160" w:hanging="360"/>
+          <w:tab w:val="num" w:pos="2520"/>
+        </w:tabs>
+        <w:ind w:left="2520" w:hanging="360"/>
       </w:pPr>
       <w:rPr>
         <w:rFonts w:ascii="Wingdings" w:hAnsi="Wingdings" w:hint="default"/>
@@ -4725,9 +6154,9 @@
       <w:lvlJc w:val="left"/>
       <w:pPr>
         <w:tabs>
-          <w:tab w:val="num" w:pos="2880"/>
-        </w:tabs>
-        <w:ind w:left="2880" w:hanging="360"/>
+          <w:tab w:val="num" w:pos="3240"/>
+        </w:tabs>
+        <w:ind w:left="3240" w:hanging="360"/>
       </w:pPr>
       <w:rPr>
         <w:rFonts w:ascii="Wingdings" w:hAnsi="Wingdings" w:hint="default"/>
@@ -4741,9 +6170,9 @@
       <w:lvlJc w:val="left"/>
       <w:pPr>
         <w:tabs>
-          <w:tab w:val="num" w:pos="3600"/>
-        </w:tabs>
-        <w:ind w:left="3600" w:hanging="360"/>
+          <w:tab w:val="num" w:pos="3960"/>
+        </w:tabs>
+        <w:ind w:left="3960" w:hanging="360"/>
       </w:pPr>
       <w:rPr>
         <w:rFonts w:ascii="Wingdings" w:hAnsi="Wingdings" w:hint="default"/>
@@ -4757,9 +6186,9 @@
       <w:lvlJc w:val="left"/>
       <w:pPr>
         <w:tabs>
-          <w:tab w:val="num" w:pos="4320"/>
-        </w:tabs>
-        <w:ind w:left="4320" w:hanging="360"/>
+          <w:tab w:val="num" w:pos="4680"/>
+        </w:tabs>
+        <w:ind w:left="4680" w:hanging="360"/>
       </w:pPr>
       <w:rPr>
         <w:rFonts w:ascii="Wingdings" w:hAnsi="Wingdings" w:hint="default"/>
@@ -4773,9 +6202,9 @@
       <w:lvlJc w:val="left"/>
       <w:pPr>
         <w:tabs>
-          <w:tab w:val="num" w:pos="5040"/>
-        </w:tabs>
-        <w:ind w:left="5040" w:hanging="360"/>
+          <w:tab w:val="num" w:pos="5400"/>
+        </w:tabs>
+        <w:ind w:left="5400" w:hanging="360"/>
       </w:pPr>
       <w:rPr>
         <w:rFonts w:ascii="Wingdings" w:hAnsi="Wingdings" w:hint="default"/>
@@ -4789,9 +6218,9 @@
       <w:lvlJc w:val="left"/>
       <w:pPr>
         <w:tabs>
-          <w:tab w:val="num" w:pos="5760"/>
-        </w:tabs>
-        <w:ind w:left="5760" w:hanging="360"/>
+          <w:tab w:val="num" w:pos="6120"/>
+        </w:tabs>
+        <w:ind w:left="6120" w:hanging="360"/>
       </w:pPr>
       <w:rPr>
         <w:rFonts w:ascii="Wingdings" w:hAnsi="Wingdings" w:hint="default"/>
@@ -4805,9 +6234,9 @@
       <w:lvlJc w:val="left"/>
       <w:pPr>
         <w:tabs>
-          <w:tab w:val="num" w:pos="6480"/>
-        </w:tabs>
-        <w:ind w:left="6480" w:hanging="360"/>
+          <w:tab w:val="num" w:pos="6840"/>
+        </w:tabs>
+        <w:ind w:left="6840" w:hanging="360"/>
       </w:pPr>
       <w:rPr>
         <w:rFonts w:ascii="Wingdings" w:hAnsi="Wingdings" w:hint="default"/>
@@ -4815,7 +6244,7 @@
       </w:rPr>
     </w:lvl>
   </w:abstractNum>
-  <w:abstractNum w:abstractNumId="5" w15:restartNumberingAfterBreak="0">
+  <w:abstractNum w:abstractNumId="11" w15:restartNumberingAfterBreak="0">
     <w:nsid w:val="4A7B201D"/>
     <w:multiLevelType w:val="hybridMultilevel"/>
     <w:tmpl w:val="45BE0764"/>
@@ -4901,7 +6330,156 @@
       </w:pPr>
     </w:lvl>
   </w:abstractNum>
-  <w:abstractNum w:abstractNumId="6" w15:restartNumberingAfterBreak="0">
+  <w:abstractNum w:abstractNumId="12" w15:restartNumberingAfterBreak="0">
+    <w:nsid w:val="4EAA1BC2"/>
+    <w:multiLevelType w:val="multilevel"/>
+    <w:tmpl w:val="F754EA7E"/>
+    <w:lvl w:ilvl="0">
+      <w:start w:val="1"/>
+      <w:numFmt w:val="bullet"/>
+      <w:lvlText w:val=""/>
+      <w:lvlJc w:val="left"/>
+      <w:pPr>
+        <w:tabs>
+          <w:tab w:val="num" w:pos="1080"/>
+        </w:tabs>
+        <w:ind w:left="1080" w:hanging="360"/>
+      </w:pPr>
+      <w:rPr>
+        <w:rFonts w:ascii="Symbol" w:hAnsi="Symbol" w:hint="default"/>
+        <w:sz w:val="20"/>
+      </w:rPr>
+    </w:lvl>
+    <w:lvl w:ilvl="1" w:tentative="1">
+      <w:start w:val="1"/>
+      <w:numFmt w:val="bullet"/>
+      <w:lvlText w:val="o"/>
+      <w:lvlJc w:val="left"/>
+      <w:pPr>
+        <w:tabs>
+          <w:tab w:val="num" w:pos="1800"/>
+        </w:tabs>
+        <w:ind w:left="1800" w:hanging="360"/>
+      </w:pPr>
+      <w:rPr>
+        <w:rFonts w:ascii="Courier New" w:hAnsi="Courier New" w:hint="default"/>
+        <w:sz w:val="20"/>
+      </w:rPr>
+    </w:lvl>
+    <w:lvl w:ilvl="2" w:tentative="1">
+      <w:start w:val="1"/>
+      <w:numFmt w:val="bullet"/>
+      <w:lvlText w:val=""/>
+      <w:lvlJc w:val="left"/>
+      <w:pPr>
+        <w:tabs>
+          <w:tab w:val="num" w:pos="2520"/>
+        </w:tabs>
+        <w:ind w:left="2520" w:hanging="360"/>
+      </w:pPr>
+      <w:rPr>
+        <w:rFonts w:ascii="Wingdings" w:hAnsi="Wingdings" w:hint="default"/>
+        <w:sz w:val="20"/>
+      </w:rPr>
+    </w:lvl>
+    <w:lvl w:ilvl="3" w:tentative="1">
+      <w:start w:val="1"/>
+      <w:numFmt w:val="bullet"/>
+      <w:lvlText w:val=""/>
+      <w:lvlJc w:val="left"/>
+      <w:pPr>
+        <w:tabs>
+          <w:tab w:val="num" w:pos="3240"/>
+        </w:tabs>
+        <w:ind w:left="3240" w:hanging="360"/>
+      </w:pPr>
+      <w:rPr>
+        <w:rFonts w:ascii="Wingdings" w:hAnsi="Wingdings" w:hint="default"/>
+        <w:sz w:val="20"/>
+      </w:rPr>
+    </w:lvl>
+    <w:lvl w:ilvl="4" w:tentative="1">
+      <w:start w:val="1"/>
+      <w:numFmt w:val="bullet"/>
+      <w:lvlText w:val=""/>
+      <w:lvlJc w:val="left"/>
+      <w:pPr>
+        <w:tabs>
+          <w:tab w:val="num" w:pos="3960"/>
+        </w:tabs>
+        <w:ind w:left="3960" w:hanging="360"/>
+      </w:pPr>
+      <w:rPr>
+        <w:rFonts w:ascii="Wingdings" w:hAnsi="Wingdings" w:hint="default"/>
+        <w:sz w:val="20"/>
+      </w:rPr>
+    </w:lvl>
+    <w:lvl w:ilvl="5" w:tentative="1">
+      <w:start w:val="1"/>
+      <w:numFmt w:val="bullet"/>
+      <w:lvlText w:val=""/>
+      <w:lvlJc w:val="left"/>
+      <w:pPr>
+        <w:tabs>
+          <w:tab w:val="num" w:pos="4680"/>
+        </w:tabs>
+        <w:ind w:left="4680" w:hanging="360"/>
+      </w:pPr>
+      <w:rPr>
+        <w:rFonts w:ascii="Wingdings" w:hAnsi="Wingdings" w:hint="default"/>
+        <w:sz w:val="20"/>
+      </w:rPr>
+    </w:lvl>
+    <w:lvl w:ilvl="6" w:tentative="1">
+      <w:start w:val="1"/>
+      <w:numFmt w:val="bullet"/>
+      <w:lvlText w:val=""/>
+      <w:lvlJc w:val="left"/>
+      <w:pPr>
+        <w:tabs>
+          <w:tab w:val="num" w:pos="5400"/>
+        </w:tabs>
+        <w:ind w:left="5400" w:hanging="360"/>
+      </w:pPr>
+      <w:rPr>
+        <w:rFonts w:ascii="Wingdings" w:hAnsi="Wingdings" w:hint="default"/>
+        <w:sz w:val="20"/>
+      </w:rPr>
+    </w:lvl>
+    <w:lvl w:ilvl="7" w:tentative="1">
+      <w:start w:val="1"/>
+      <w:numFmt w:val="bullet"/>
+      <w:lvlText w:val=""/>
+      <w:lvlJc w:val="left"/>
+      <w:pPr>
+        <w:tabs>
+          <w:tab w:val="num" w:pos="6120"/>
+        </w:tabs>
+        <w:ind w:left="6120" w:hanging="360"/>
+      </w:pPr>
+      <w:rPr>
+        <w:rFonts w:ascii="Wingdings" w:hAnsi="Wingdings" w:hint="default"/>
+        <w:sz w:val="20"/>
+      </w:rPr>
+    </w:lvl>
+    <w:lvl w:ilvl="8" w:tentative="1">
+      <w:start w:val="1"/>
+      <w:numFmt w:val="bullet"/>
+      <w:lvlText w:val=""/>
+      <w:lvlJc w:val="left"/>
+      <w:pPr>
+        <w:tabs>
+          <w:tab w:val="num" w:pos="6840"/>
+        </w:tabs>
+        <w:ind w:left="6840" w:hanging="360"/>
+      </w:pPr>
+      <w:rPr>
+        <w:rFonts w:ascii="Wingdings" w:hAnsi="Wingdings" w:hint="default"/>
+        <w:sz w:val="20"/>
+      </w:rPr>
+    </w:lvl>
+  </w:abstractNum>
+  <w:abstractNum w:abstractNumId="13" w15:restartNumberingAfterBreak="0">
     <w:nsid w:val="529F63B2"/>
     <w:multiLevelType w:val="multilevel"/>
     <w:tmpl w:val="C3F054D8"/>
@@ -5050,7 +6628,7 @@
       </w:rPr>
     </w:lvl>
   </w:abstractNum>
-  <w:abstractNum w:abstractNumId="7" w15:restartNumberingAfterBreak="0">
+  <w:abstractNum w:abstractNumId="14" w15:restartNumberingAfterBreak="0">
     <w:nsid w:val="57C7439F"/>
     <w:multiLevelType w:val="hybridMultilevel"/>
     <w:tmpl w:val="FAF29916"/>
@@ -5163,7 +6741,7 @@
       </w:rPr>
     </w:lvl>
   </w:abstractNum>
-  <w:abstractNum w:abstractNumId="8" w15:restartNumberingAfterBreak="0">
+  <w:abstractNum w:abstractNumId="15" w15:restartNumberingAfterBreak="0">
     <w:nsid w:val="59491BEF"/>
     <w:multiLevelType w:val="multilevel"/>
     <w:tmpl w:val="9FC86BD8"/>
@@ -5174,9 +6752,9 @@
       <w:lvlJc w:val="left"/>
       <w:pPr>
         <w:tabs>
-          <w:tab w:val="num" w:pos="720"/>
-        </w:tabs>
-        <w:ind w:left="720" w:hanging="360"/>
+          <w:tab w:val="num" w:pos="1080"/>
+        </w:tabs>
+        <w:ind w:left="1080" w:hanging="360"/>
       </w:pPr>
       <w:rPr>
         <w:rFonts w:ascii="Symbol" w:hAnsi="Symbol" w:hint="default"/>
@@ -5190,9 +6768,9 @@
       <w:lvlJc w:val="left"/>
       <w:pPr>
         <w:tabs>
-          <w:tab w:val="num" w:pos="1440"/>
-        </w:tabs>
-        <w:ind w:left="1440" w:hanging="360"/>
+          <w:tab w:val="num" w:pos="1800"/>
+        </w:tabs>
+        <w:ind w:left="1800" w:hanging="360"/>
       </w:pPr>
       <w:rPr>
         <w:rFonts w:ascii="Courier New" w:hAnsi="Courier New" w:hint="default"/>
@@ -5206,9 +6784,9 @@
       <w:lvlJc w:val="left"/>
       <w:pPr>
         <w:tabs>
-          <w:tab w:val="num" w:pos="2160"/>
-        </w:tabs>
-        <w:ind w:left="2160" w:hanging="360"/>
+          <w:tab w:val="num" w:pos="2520"/>
+        </w:tabs>
+        <w:ind w:left="2520" w:hanging="360"/>
       </w:pPr>
       <w:rPr>
         <w:rFonts w:ascii="Wingdings" w:hAnsi="Wingdings" w:hint="default"/>
@@ -5222,9 +6800,9 @@
       <w:lvlJc w:val="left"/>
       <w:pPr>
         <w:tabs>
-          <w:tab w:val="num" w:pos="2880"/>
-        </w:tabs>
-        <w:ind w:left="2880" w:hanging="360"/>
+          <w:tab w:val="num" w:pos="3240"/>
+        </w:tabs>
+        <w:ind w:left="3240" w:hanging="360"/>
       </w:pPr>
       <w:rPr>
         <w:rFonts w:ascii="Wingdings" w:hAnsi="Wingdings" w:hint="default"/>
@@ -5238,9 +6816,9 @@
       <w:lvlJc w:val="left"/>
       <w:pPr>
         <w:tabs>
-          <w:tab w:val="num" w:pos="3600"/>
-        </w:tabs>
-        <w:ind w:left="3600" w:hanging="360"/>
+          <w:tab w:val="num" w:pos="3960"/>
+        </w:tabs>
+        <w:ind w:left="3960" w:hanging="360"/>
       </w:pPr>
       <w:rPr>
         <w:rFonts w:ascii="Wingdings" w:hAnsi="Wingdings" w:hint="default"/>
@@ -5254,9 +6832,9 @@
       <w:lvlJc w:val="left"/>
       <w:pPr>
         <w:tabs>
-          <w:tab w:val="num" w:pos="4320"/>
-        </w:tabs>
-        <w:ind w:left="4320" w:hanging="360"/>
+          <w:tab w:val="num" w:pos="4680"/>
+        </w:tabs>
+        <w:ind w:left="4680" w:hanging="360"/>
       </w:pPr>
       <w:rPr>
         <w:rFonts w:ascii="Wingdings" w:hAnsi="Wingdings" w:hint="default"/>
@@ -5270,9 +6848,9 @@
       <w:lvlJc w:val="left"/>
       <w:pPr>
         <w:tabs>
-          <w:tab w:val="num" w:pos="5040"/>
-        </w:tabs>
-        <w:ind w:left="5040" w:hanging="360"/>
+          <w:tab w:val="num" w:pos="5400"/>
+        </w:tabs>
+        <w:ind w:left="5400" w:hanging="360"/>
       </w:pPr>
       <w:rPr>
         <w:rFonts w:ascii="Wingdings" w:hAnsi="Wingdings" w:hint="default"/>
@@ -5286,9 +6864,9 @@
       <w:lvlJc w:val="left"/>
       <w:pPr>
         <w:tabs>
-          <w:tab w:val="num" w:pos="5760"/>
-        </w:tabs>
-        <w:ind w:left="5760" w:hanging="360"/>
+          <w:tab w:val="num" w:pos="6120"/>
+        </w:tabs>
+        <w:ind w:left="6120" w:hanging="360"/>
       </w:pPr>
       <w:rPr>
         <w:rFonts w:ascii="Wingdings" w:hAnsi="Wingdings" w:hint="default"/>
@@ -5302,9 +6880,9 @@
       <w:lvlJc w:val="left"/>
       <w:pPr>
         <w:tabs>
-          <w:tab w:val="num" w:pos="6480"/>
-        </w:tabs>
-        <w:ind w:left="6480" w:hanging="360"/>
+          <w:tab w:val="num" w:pos="6840"/>
+        </w:tabs>
+        <w:ind w:left="6840" w:hanging="360"/>
       </w:pPr>
       <w:rPr>
         <w:rFonts w:ascii="Wingdings" w:hAnsi="Wingdings" w:hint="default"/>
@@ -5312,7 +6890,7 @@
       </w:rPr>
     </w:lvl>
   </w:abstractNum>
-  <w:abstractNum w:abstractNumId="9" w15:restartNumberingAfterBreak="0">
+  <w:abstractNum w:abstractNumId="16" w15:restartNumberingAfterBreak="0">
     <w:nsid w:val="60950B0B"/>
     <w:multiLevelType w:val="multilevel"/>
     <w:tmpl w:val="988CCD6A"/>
@@ -5323,9 +6901,9 @@
       <w:lvlJc w:val="left"/>
       <w:pPr>
         <w:tabs>
-          <w:tab w:val="num" w:pos="720"/>
-        </w:tabs>
-        <w:ind w:left="720" w:hanging="360"/>
+          <w:tab w:val="num" w:pos="1080"/>
+        </w:tabs>
+        <w:ind w:left="1080" w:hanging="360"/>
       </w:pPr>
       <w:rPr>
         <w:rFonts w:ascii="Symbol" w:hAnsi="Symbol" w:hint="default"/>
@@ -5339,9 +6917,9 @@
       <w:lvlJc w:val="left"/>
       <w:pPr>
         <w:tabs>
-          <w:tab w:val="num" w:pos="1440"/>
-        </w:tabs>
-        <w:ind w:left="1440" w:hanging="360"/>
+          <w:tab w:val="num" w:pos="1800"/>
+        </w:tabs>
+        <w:ind w:left="1800" w:hanging="360"/>
       </w:pPr>
       <w:rPr>
         <w:rFonts w:ascii="Courier New" w:hAnsi="Courier New" w:hint="default"/>
@@ -5355,9 +6933,9 @@
       <w:lvlJc w:val="left"/>
       <w:pPr>
         <w:tabs>
-          <w:tab w:val="num" w:pos="2160"/>
-        </w:tabs>
-        <w:ind w:left="2160" w:hanging="360"/>
+          <w:tab w:val="num" w:pos="2520"/>
+        </w:tabs>
+        <w:ind w:left="2520" w:hanging="360"/>
       </w:pPr>
       <w:rPr>
         <w:rFonts w:ascii="Wingdings" w:hAnsi="Wingdings" w:hint="default"/>
@@ -5371,9 +6949,9 @@
       <w:lvlJc w:val="left"/>
       <w:pPr>
         <w:tabs>
-          <w:tab w:val="num" w:pos="2880"/>
-        </w:tabs>
-        <w:ind w:left="2880" w:hanging="360"/>
+          <w:tab w:val="num" w:pos="3240"/>
+        </w:tabs>
+        <w:ind w:left="3240" w:hanging="360"/>
       </w:pPr>
       <w:rPr>
         <w:rFonts w:ascii="Wingdings" w:hAnsi="Wingdings" w:hint="default"/>
@@ -5387,9 +6965,9 @@
       <w:lvlJc w:val="left"/>
       <w:pPr>
         <w:tabs>
-          <w:tab w:val="num" w:pos="3600"/>
-        </w:tabs>
-        <w:ind w:left="3600" w:hanging="360"/>
+          <w:tab w:val="num" w:pos="3960"/>
+        </w:tabs>
+        <w:ind w:left="3960" w:hanging="360"/>
       </w:pPr>
       <w:rPr>
         <w:rFonts w:ascii="Wingdings" w:hAnsi="Wingdings" w:hint="default"/>
@@ -5403,9 +6981,9 @@
       <w:lvlJc w:val="left"/>
       <w:pPr>
         <w:tabs>
-          <w:tab w:val="num" w:pos="4320"/>
-        </w:tabs>
-        <w:ind w:left="4320" w:hanging="360"/>
+          <w:tab w:val="num" w:pos="4680"/>
+        </w:tabs>
+        <w:ind w:left="4680" w:hanging="360"/>
       </w:pPr>
       <w:rPr>
         <w:rFonts w:ascii="Wingdings" w:hAnsi="Wingdings" w:hint="default"/>
@@ -5419,9 +6997,9 @@
       <w:lvlJc w:val="left"/>
       <w:pPr>
         <w:tabs>
-          <w:tab w:val="num" w:pos="5040"/>
-        </w:tabs>
-        <w:ind w:left="5040" w:hanging="360"/>
+          <w:tab w:val="num" w:pos="5400"/>
+        </w:tabs>
+        <w:ind w:left="5400" w:hanging="360"/>
       </w:pPr>
       <w:rPr>
         <w:rFonts w:ascii="Wingdings" w:hAnsi="Wingdings" w:hint="default"/>
@@ -5435,9 +7013,9 @@
       <w:lvlJc w:val="left"/>
       <w:pPr>
         <w:tabs>
-          <w:tab w:val="num" w:pos="5760"/>
-        </w:tabs>
-        <w:ind w:left="5760" w:hanging="360"/>
+          <w:tab w:val="num" w:pos="6120"/>
+        </w:tabs>
+        <w:ind w:left="6120" w:hanging="360"/>
       </w:pPr>
       <w:rPr>
         <w:rFonts w:ascii="Wingdings" w:hAnsi="Wingdings" w:hint="default"/>
@@ -5451,9 +7029,9 @@
       <w:lvlJc w:val="left"/>
       <w:pPr>
         <w:tabs>
-          <w:tab w:val="num" w:pos="6480"/>
-        </w:tabs>
-        <w:ind w:left="6480" w:hanging="360"/>
+          <w:tab w:val="num" w:pos="6840"/>
+        </w:tabs>
+        <w:ind w:left="6840" w:hanging="360"/>
       </w:pPr>
       <w:rPr>
         <w:rFonts w:ascii="Wingdings" w:hAnsi="Wingdings" w:hint="default"/>
@@ -5461,7 +7039,156 @@
       </w:rPr>
     </w:lvl>
   </w:abstractNum>
-  <w:abstractNum w:abstractNumId="10" w15:restartNumberingAfterBreak="0">
+  <w:abstractNum w:abstractNumId="17" w15:restartNumberingAfterBreak="0">
+    <w:nsid w:val="60D04F95"/>
+    <w:multiLevelType w:val="multilevel"/>
+    <w:tmpl w:val="B79A4060"/>
+    <w:lvl w:ilvl="0">
+      <w:start w:val="1"/>
+      <w:numFmt w:val="bullet"/>
+      <w:lvlText w:val=""/>
+      <w:lvlJc w:val="left"/>
+      <w:pPr>
+        <w:tabs>
+          <w:tab w:val="num" w:pos="1080"/>
+        </w:tabs>
+        <w:ind w:left="1080" w:hanging="360"/>
+      </w:pPr>
+      <w:rPr>
+        <w:rFonts w:ascii="Symbol" w:hAnsi="Symbol" w:hint="default"/>
+        <w:sz w:val="20"/>
+      </w:rPr>
+    </w:lvl>
+    <w:lvl w:ilvl="1">
+      <w:start w:val="1"/>
+      <w:numFmt w:val="bullet"/>
+      <w:lvlText w:val="o"/>
+      <w:lvlJc w:val="left"/>
+      <w:pPr>
+        <w:tabs>
+          <w:tab w:val="num" w:pos="1800"/>
+        </w:tabs>
+        <w:ind w:left="1800" w:hanging="360"/>
+      </w:pPr>
+      <w:rPr>
+        <w:rFonts w:ascii="Courier New" w:hAnsi="Courier New" w:hint="default"/>
+        <w:sz w:val="20"/>
+      </w:rPr>
+    </w:lvl>
+    <w:lvl w:ilvl="2" w:tentative="1">
+      <w:start w:val="1"/>
+      <w:numFmt w:val="bullet"/>
+      <w:lvlText w:val=""/>
+      <w:lvlJc w:val="left"/>
+      <w:pPr>
+        <w:tabs>
+          <w:tab w:val="num" w:pos="2520"/>
+        </w:tabs>
+        <w:ind w:left="2520" w:hanging="360"/>
+      </w:pPr>
+      <w:rPr>
+        <w:rFonts w:ascii="Wingdings" w:hAnsi="Wingdings" w:hint="default"/>
+        <w:sz w:val="20"/>
+      </w:rPr>
+    </w:lvl>
+    <w:lvl w:ilvl="3" w:tentative="1">
+      <w:start w:val="1"/>
+      <w:numFmt w:val="bullet"/>
+      <w:lvlText w:val=""/>
+      <w:lvlJc w:val="left"/>
+      <w:pPr>
+        <w:tabs>
+          <w:tab w:val="num" w:pos="3240"/>
+        </w:tabs>
+        <w:ind w:left="3240" w:hanging="360"/>
+      </w:pPr>
+      <w:rPr>
+        <w:rFonts w:ascii="Wingdings" w:hAnsi="Wingdings" w:hint="default"/>
+        <w:sz w:val="20"/>
+      </w:rPr>
+    </w:lvl>
+    <w:lvl w:ilvl="4" w:tentative="1">
+      <w:start w:val="1"/>
+      <w:numFmt w:val="bullet"/>
+      <w:lvlText w:val=""/>
+      <w:lvlJc w:val="left"/>
+      <w:pPr>
+        <w:tabs>
+          <w:tab w:val="num" w:pos="3960"/>
+        </w:tabs>
+        <w:ind w:left="3960" w:hanging="360"/>
+      </w:pPr>
+      <w:rPr>
+        <w:rFonts w:ascii="Wingdings" w:hAnsi="Wingdings" w:hint="default"/>
+        <w:sz w:val="20"/>
+      </w:rPr>
+    </w:lvl>
+    <w:lvl w:ilvl="5" w:tentative="1">
+      <w:start w:val="1"/>
+      <w:numFmt w:val="bullet"/>
+      <w:lvlText w:val=""/>
+      <w:lvlJc w:val="left"/>
+      <w:pPr>
+        <w:tabs>
+          <w:tab w:val="num" w:pos="4680"/>
+        </w:tabs>
+        <w:ind w:left="4680" w:hanging="360"/>
+      </w:pPr>
+      <w:rPr>
+        <w:rFonts w:ascii="Wingdings" w:hAnsi="Wingdings" w:hint="default"/>
+        <w:sz w:val="20"/>
+      </w:rPr>
+    </w:lvl>
+    <w:lvl w:ilvl="6" w:tentative="1">
+      <w:start w:val="1"/>
+      <w:numFmt w:val="bullet"/>
+      <w:lvlText w:val=""/>
+      <w:lvlJc w:val="left"/>
+      <w:pPr>
+        <w:tabs>
+          <w:tab w:val="num" w:pos="5400"/>
+        </w:tabs>
+        <w:ind w:left="5400" w:hanging="360"/>
+      </w:pPr>
+      <w:rPr>
+        <w:rFonts w:ascii="Wingdings" w:hAnsi="Wingdings" w:hint="default"/>
+        <w:sz w:val="20"/>
+      </w:rPr>
+    </w:lvl>
+    <w:lvl w:ilvl="7" w:tentative="1">
+      <w:start w:val="1"/>
+      <w:numFmt w:val="bullet"/>
+      <w:lvlText w:val=""/>
+      <w:lvlJc w:val="left"/>
+      <w:pPr>
+        <w:tabs>
+          <w:tab w:val="num" w:pos="6120"/>
+        </w:tabs>
+        <w:ind w:left="6120" w:hanging="360"/>
+      </w:pPr>
+      <w:rPr>
+        <w:rFonts w:ascii="Wingdings" w:hAnsi="Wingdings" w:hint="default"/>
+        <w:sz w:val="20"/>
+      </w:rPr>
+    </w:lvl>
+    <w:lvl w:ilvl="8" w:tentative="1">
+      <w:start w:val="1"/>
+      <w:numFmt w:val="bullet"/>
+      <w:lvlText w:val=""/>
+      <w:lvlJc w:val="left"/>
+      <w:pPr>
+        <w:tabs>
+          <w:tab w:val="num" w:pos="6840"/>
+        </w:tabs>
+        <w:ind w:left="6840" w:hanging="360"/>
+      </w:pPr>
+      <w:rPr>
+        <w:rFonts w:ascii="Wingdings" w:hAnsi="Wingdings" w:hint="default"/>
+        <w:sz w:val="20"/>
+      </w:rPr>
+    </w:lvl>
+  </w:abstractNum>
+  <w:abstractNum w:abstractNumId="18" w15:restartNumberingAfterBreak="0">
     <w:nsid w:val="66F45E46"/>
     <w:multiLevelType w:val="multilevel"/>
     <w:tmpl w:val="F754EA7E"/>
@@ -5472,6 +7199,155 @@
       <w:lvlJc w:val="left"/>
       <w:pPr>
         <w:tabs>
+          <w:tab w:val="num" w:pos="1080"/>
+        </w:tabs>
+        <w:ind w:left="1080" w:hanging="360"/>
+      </w:pPr>
+      <w:rPr>
+        <w:rFonts w:ascii="Symbol" w:hAnsi="Symbol" w:hint="default"/>
+        <w:sz w:val="20"/>
+      </w:rPr>
+    </w:lvl>
+    <w:lvl w:ilvl="1" w:tentative="1">
+      <w:start w:val="1"/>
+      <w:numFmt w:val="bullet"/>
+      <w:lvlText w:val="o"/>
+      <w:lvlJc w:val="left"/>
+      <w:pPr>
+        <w:tabs>
+          <w:tab w:val="num" w:pos="1800"/>
+        </w:tabs>
+        <w:ind w:left="1800" w:hanging="360"/>
+      </w:pPr>
+      <w:rPr>
+        <w:rFonts w:ascii="Courier New" w:hAnsi="Courier New" w:hint="default"/>
+        <w:sz w:val="20"/>
+      </w:rPr>
+    </w:lvl>
+    <w:lvl w:ilvl="2" w:tentative="1">
+      <w:start w:val="1"/>
+      <w:numFmt w:val="bullet"/>
+      <w:lvlText w:val=""/>
+      <w:lvlJc w:val="left"/>
+      <w:pPr>
+        <w:tabs>
+          <w:tab w:val="num" w:pos="2520"/>
+        </w:tabs>
+        <w:ind w:left="2520" w:hanging="360"/>
+      </w:pPr>
+      <w:rPr>
+        <w:rFonts w:ascii="Wingdings" w:hAnsi="Wingdings" w:hint="default"/>
+        <w:sz w:val="20"/>
+      </w:rPr>
+    </w:lvl>
+    <w:lvl w:ilvl="3" w:tentative="1">
+      <w:start w:val="1"/>
+      <w:numFmt w:val="bullet"/>
+      <w:lvlText w:val=""/>
+      <w:lvlJc w:val="left"/>
+      <w:pPr>
+        <w:tabs>
+          <w:tab w:val="num" w:pos="3240"/>
+        </w:tabs>
+        <w:ind w:left="3240" w:hanging="360"/>
+      </w:pPr>
+      <w:rPr>
+        <w:rFonts w:ascii="Wingdings" w:hAnsi="Wingdings" w:hint="default"/>
+        <w:sz w:val="20"/>
+      </w:rPr>
+    </w:lvl>
+    <w:lvl w:ilvl="4" w:tentative="1">
+      <w:start w:val="1"/>
+      <w:numFmt w:val="bullet"/>
+      <w:lvlText w:val=""/>
+      <w:lvlJc w:val="left"/>
+      <w:pPr>
+        <w:tabs>
+          <w:tab w:val="num" w:pos="3960"/>
+        </w:tabs>
+        <w:ind w:left="3960" w:hanging="360"/>
+      </w:pPr>
+      <w:rPr>
+        <w:rFonts w:ascii="Wingdings" w:hAnsi="Wingdings" w:hint="default"/>
+        <w:sz w:val="20"/>
+      </w:rPr>
+    </w:lvl>
+    <w:lvl w:ilvl="5" w:tentative="1">
+      <w:start w:val="1"/>
+      <w:numFmt w:val="bullet"/>
+      <w:lvlText w:val=""/>
+      <w:lvlJc w:val="left"/>
+      <w:pPr>
+        <w:tabs>
+          <w:tab w:val="num" w:pos="4680"/>
+        </w:tabs>
+        <w:ind w:left="4680" w:hanging="360"/>
+      </w:pPr>
+      <w:rPr>
+        <w:rFonts w:ascii="Wingdings" w:hAnsi="Wingdings" w:hint="default"/>
+        <w:sz w:val="20"/>
+      </w:rPr>
+    </w:lvl>
+    <w:lvl w:ilvl="6" w:tentative="1">
+      <w:start w:val="1"/>
+      <w:numFmt w:val="bullet"/>
+      <w:lvlText w:val=""/>
+      <w:lvlJc w:val="left"/>
+      <w:pPr>
+        <w:tabs>
+          <w:tab w:val="num" w:pos="5400"/>
+        </w:tabs>
+        <w:ind w:left="5400" w:hanging="360"/>
+      </w:pPr>
+      <w:rPr>
+        <w:rFonts w:ascii="Wingdings" w:hAnsi="Wingdings" w:hint="default"/>
+        <w:sz w:val="20"/>
+      </w:rPr>
+    </w:lvl>
+    <w:lvl w:ilvl="7" w:tentative="1">
+      <w:start w:val="1"/>
+      <w:numFmt w:val="bullet"/>
+      <w:lvlText w:val=""/>
+      <w:lvlJc w:val="left"/>
+      <w:pPr>
+        <w:tabs>
+          <w:tab w:val="num" w:pos="6120"/>
+        </w:tabs>
+        <w:ind w:left="6120" w:hanging="360"/>
+      </w:pPr>
+      <w:rPr>
+        <w:rFonts w:ascii="Wingdings" w:hAnsi="Wingdings" w:hint="default"/>
+        <w:sz w:val="20"/>
+      </w:rPr>
+    </w:lvl>
+    <w:lvl w:ilvl="8" w:tentative="1">
+      <w:start w:val="1"/>
+      <w:numFmt w:val="bullet"/>
+      <w:lvlText w:val=""/>
+      <w:lvlJc w:val="left"/>
+      <w:pPr>
+        <w:tabs>
+          <w:tab w:val="num" w:pos="6840"/>
+        </w:tabs>
+        <w:ind w:left="6840" w:hanging="360"/>
+      </w:pPr>
+      <w:rPr>
+        <w:rFonts w:ascii="Wingdings" w:hAnsi="Wingdings" w:hint="default"/>
+        <w:sz w:val="20"/>
+      </w:rPr>
+    </w:lvl>
+  </w:abstractNum>
+  <w:abstractNum w:abstractNumId="19" w15:restartNumberingAfterBreak="0">
+    <w:nsid w:val="68BD67CA"/>
+    <w:multiLevelType w:val="multilevel"/>
+    <w:tmpl w:val="C3F054D8"/>
+    <w:lvl w:ilvl="0">
+      <w:start w:val="1"/>
+      <w:numFmt w:val="bullet"/>
+      <w:lvlText w:val=""/>
+      <w:lvlJc w:val="left"/>
+      <w:pPr>
+        <w:tabs>
           <w:tab w:val="num" w:pos="720"/>
         </w:tabs>
         <w:ind w:left="720" w:hanging="360"/>
@@ -5610,7 +7486,156 @@
       </w:rPr>
     </w:lvl>
   </w:abstractNum>
-  <w:abstractNum w:abstractNumId="11" w15:restartNumberingAfterBreak="0">
+  <w:abstractNum w:abstractNumId="20" w15:restartNumberingAfterBreak="0">
+    <w:nsid w:val="6BAF793A"/>
+    <w:multiLevelType w:val="multilevel"/>
+    <w:tmpl w:val="74543A02"/>
+    <w:lvl w:ilvl="0">
+      <w:start w:val="1"/>
+      <w:numFmt w:val="bullet"/>
+      <w:lvlText w:val=""/>
+      <w:lvlJc w:val="left"/>
+      <w:pPr>
+        <w:tabs>
+          <w:tab w:val="num" w:pos="1080"/>
+        </w:tabs>
+        <w:ind w:left="1080" w:hanging="360"/>
+      </w:pPr>
+      <w:rPr>
+        <w:rFonts w:ascii="Symbol" w:hAnsi="Symbol" w:hint="default"/>
+        <w:sz w:val="20"/>
+      </w:rPr>
+    </w:lvl>
+    <w:lvl w:ilvl="1" w:tentative="1">
+      <w:start w:val="1"/>
+      <w:numFmt w:val="bullet"/>
+      <w:lvlText w:val="o"/>
+      <w:lvlJc w:val="left"/>
+      <w:pPr>
+        <w:tabs>
+          <w:tab w:val="num" w:pos="1800"/>
+        </w:tabs>
+        <w:ind w:left="1800" w:hanging="360"/>
+      </w:pPr>
+      <w:rPr>
+        <w:rFonts w:ascii="Courier New" w:hAnsi="Courier New" w:hint="default"/>
+        <w:sz w:val="20"/>
+      </w:rPr>
+    </w:lvl>
+    <w:lvl w:ilvl="2" w:tentative="1">
+      <w:start w:val="1"/>
+      <w:numFmt w:val="bullet"/>
+      <w:lvlText w:val=""/>
+      <w:lvlJc w:val="left"/>
+      <w:pPr>
+        <w:tabs>
+          <w:tab w:val="num" w:pos="2520"/>
+        </w:tabs>
+        <w:ind w:left="2520" w:hanging="360"/>
+      </w:pPr>
+      <w:rPr>
+        <w:rFonts w:ascii="Wingdings" w:hAnsi="Wingdings" w:hint="default"/>
+        <w:sz w:val="20"/>
+      </w:rPr>
+    </w:lvl>
+    <w:lvl w:ilvl="3" w:tentative="1">
+      <w:start w:val="1"/>
+      <w:numFmt w:val="bullet"/>
+      <w:lvlText w:val=""/>
+      <w:lvlJc w:val="left"/>
+      <w:pPr>
+        <w:tabs>
+          <w:tab w:val="num" w:pos="3240"/>
+        </w:tabs>
+        <w:ind w:left="3240" w:hanging="360"/>
+      </w:pPr>
+      <w:rPr>
+        <w:rFonts w:ascii="Wingdings" w:hAnsi="Wingdings" w:hint="default"/>
+        <w:sz w:val="20"/>
+      </w:rPr>
+    </w:lvl>
+    <w:lvl w:ilvl="4" w:tentative="1">
+      <w:start w:val="1"/>
+      <w:numFmt w:val="bullet"/>
+      <w:lvlText w:val=""/>
+      <w:lvlJc w:val="left"/>
+      <w:pPr>
+        <w:tabs>
+          <w:tab w:val="num" w:pos="3960"/>
+        </w:tabs>
+        <w:ind w:left="3960" w:hanging="360"/>
+      </w:pPr>
+      <w:rPr>
+        <w:rFonts w:ascii="Wingdings" w:hAnsi="Wingdings" w:hint="default"/>
+        <w:sz w:val="20"/>
+      </w:rPr>
+    </w:lvl>
+    <w:lvl w:ilvl="5" w:tentative="1">
+      <w:start w:val="1"/>
+      <w:numFmt w:val="bullet"/>
+      <w:lvlText w:val=""/>
+      <w:lvlJc w:val="left"/>
+      <w:pPr>
+        <w:tabs>
+          <w:tab w:val="num" w:pos="4680"/>
+        </w:tabs>
+        <w:ind w:left="4680" w:hanging="360"/>
+      </w:pPr>
+      <w:rPr>
+        <w:rFonts w:ascii="Wingdings" w:hAnsi="Wingdings" w:hint="default"/>
+        <w:sz w:val="20"/>
+      </w:rPr>
+    </w:lvl>
+    <w:lvl w:ilvl="6" w:tentative="1">
+      <w:start w:val="1"/>
+      <w:numFmt w:val="bullet"/>
+      <w:lvlText w:val=""/>
+      <w:lvlJc w:val="left"/>
+      <w:pPr>
+        <w:tabs>
+          <w:tab w:val="num" w:pos="5400"/>
+        </w:tabs>
+        <w:ind w:left="5400" w:hanging="360"/>
+      </w:pPr>
+      <w:rPr>
+        <w:rFonts w:ascii="Wingdings" w:hAnsi="Wingdings" w:hint="default"/>
+        <w:sz w:val="20"/>
+      </w:rPr>
+    </w:lvl>
+    <w:lvl w:ilvl="7" w:tentative="1">
+      <w:start w:val="1"/>
+      <w:numFmt w:val="bullet"/>
+      <w:lvlText w:val=""/>
+      <w:lvlJc w:val="left"/>
+      <w:pPr>
+        <w:tabs>
+          <w:tab w:val="num" w:pos="6120"/>
+        </w:tabs>
+        <w:ind w:left="6120" w:hanging="360"/>
+      </w:pPr>
+      <w:rPr>
+        <w:rFonts w:ascii="Wingdings" w:hAnsi="Wingdings" w:hint="default"/>
+        <w:sz w:val="20"/>
+      </w:rPr>
+    </w:lvl>
+    <w:lvl w:ilvl="8" w:tentative="1">
+      <w:start w:val="1"/>
+      <w:numFmt w:val="bullet"/>
+      <w:lvlText w:val=""/>
+      <w:lvlJc w:val="left"/>
+      <w:pPr>
+        <w:tabs>
+          <w:tab w:val="num" w:pos="6840"/>
+        </w:tabs>
+        <w:ind w:left="6840" w:hanging="360"/>
+      </w:pPr>
+      <w:rPr>
+        <w:rFonts w:ascii="Wingdings" w:hAnsi="Wingdings" w:hint="default"/>
+        <w:sz w:val="20"/>
+      </w:rPr>
+    </w:lvl>
+  </w:abstractNum>
+  <w:abstractNum w:abstractNumId="21" w15:restartNumberingAfterBreak="0">
     <w:nsid w:val="6FD463DE"/>
     <w:multiLevelType w:val="multilevel"/>
     <w:tmpl w:val="30B61FF4"/>
@@ -5621,9 +7646,9 @@
       <w:lvlJc w:val="left"/>
       <w:pPr>
         <w:tabs>
-          <w:tab w:val="num" w:pos="720"/>
-        </w:tabs>
-        <w:ind w:left="720" w:hanging="360"/>
+          <w:tab w:val="num" w:pos="1080"/>
+        </w:tabs>
+        <w:ind w:left="1080" w:hanging="360"/>
       </w:pPr>
       <w:rPr>
         <w:rFonts w:ascii="Symbol" w:hAnsi="Symbol" w:hint="default"/>
@@ -5637,9 +7662,9 @@
       <w:lvlJc w:val="left"/>
       <w:pPr>
         <w:tabs>
-          <w:tab w:val="num" w:pos="1440"/>
-        </w:tabs>
-        <w:ind w:left="1440" w:hanging="360"/>
+          <w:tab w:val="num" w:pos="1800"/>
+        </w:tabs>
+        <w:ind w:left="1800" w:hanging="360"/>
       </w:pPr>
       <w:rPr>
         <w:rFonts w:ascii="Courier New" w:hAnsi="Courier New" w:hint="default"/>
@@ -5653,9 +7678,9 @@
       <w:lvlJc w:val="left"/>
       <w:pPr>
         <w:tabs>
-          <w:tab w:val="num" w:pos="2160"/>
-        </w:tabs>
-        <w:ind w:left="2160" w:hanging="360"/>
+          <w:tab w:val="num" w:pos="2520"/>
+        </w:tabs>
+        <w:ind w:left="2520" w:hanging="360"/>
       </w:pPr>
       <w:rPr>
         <w:rFonts w:ascii="Wingdings" w:hAnsi="Wingdings" w:hint="default"/>
@@ -5669,9 +7694,9 @@
       <w:lvlJc w:val="left"/>
       <w:pPr>
         <w:tabs>
-          <w:tab w:val="num" w:pos="2880"/>
-        </w:tabs>
-        <w:ind w:left="2880" w:hanging="360"/>
+          <w:tab w:val="num" w:pos="3240"/>
+        </w:tabs>
+        <w:ind w:left="3240" w:hanging="360"/>
       </w:pPr>
       <w:rPr>
         <w:rFonts w:ascii="Wingdings" w:hAnsi="Wingdings" w:hint="default"/>
@@ -5685,9 +7710,9 @@
       <w:lvlJc w:val="left"/>
       <w:pPr>
         <w:tabs>
-          <w:tab w:val="num" w:pos="3600"/>
-        </w:tabs>
-        <w:ind w:left="3600" w:hanging="360"/>
+          <w:tab w:val="num" w:pos="3960"/>
+        </w:tabs>
+        <w:ind w:left="3960" w:hanging="360"/>
       </w:pPr>
       <w:rPr>
         <w:rFonts w:ascii="Wingdings" w:hAnsi="Wingdings" w:hint="default"/>
@@ -5701,9 +7726,9 @@
       <w:lvlJc w:val="left"/>
       <w:pPr>
         <w:tabs>
-          <w:tab w:val="num" w:pos="4320"/>
-        </w:tabs>
-        <w:ind w:left="4320" w:hanging="360"/>
+          <w:tab w:val="num" w:pos="4680"/>
+        </w:tabs>
+        <w:ind w:left="4680" w:hanging="360"/>
       </w:pPr>
       <w:rPr>
         <w:rFonts w:ascii="Wingdings" w:hAnsi="Wingdings" w:hint="default"/>
@@ -5717,9 +7742,9 @@
       <w:lvlJc w:val="left"/>
       <w:pPr>
         <w:tabs>
-          <w:tab w:val="num" w:pos="5040"/>
-        </w:tabs>
-        <w:ind w:left="5040" w:hanging="360"/>
+          <w:tab w:val="num" w:pos="5400"/>
+        </w:tabs>
+        <w:ind w:left="5400" w:hanging="360"/>
       </w:pPr>
       <w:rPr>
         <w:rFonts w:ascii="Wingdings" w:hAnsi="Wingdings" w:hint="default"/>
@@ -5733,9 +7758,9 @@
       <w:lvlJc w:val="left"/>
       <w:pPr>
         <w:tabs>
-          <w:tab w:val="num" w:pos="5760"/>
-        </w:tabs>
-        <w:ind w:left="5760" w:hanging="360"/>
+          <w:tab w:val="num" w:pos="6120"/>
+        </w:tabs>
+        <w:ind w:left="6120" w:hanging="360"/>
       </w:pPr>
       <w:rPr>
         <w:rFonts w:ascii="Wingdings" w:hAnsi="Wingdings" w:hint="default"/>
@@ -5749,9 +7774,9 @@
       <w:lvlJc w:val="left"/>
       <w:pPr>
         <w:tabs>
-          <w:tab w:val="num" w:pos="6480"/>
-        </w:tabs>
-        <w:ind w:left="6480" w:hanging="360"/>
+          <w:tab w:val="num" w:pos="6840"/>
+        </w:tabs>
+        <w:ind w:left="6840" w:hanging="360"/>
       </w:pPr>
       <w:rPr>
         <w:rFonts w:ascii="Wingdings" w:hAnsi="Wingdings" w:hint="default"/>
@@ -5759,7 +7784,7 @@
       </w:rPr>
     </w:lvl>
   </w:abstractNum>
-  <w:abstractNum w:abstractNumId="12" w15:restartNumberingAfterBreak="0">
+  <w:abstractNum w:abstractNumId="22" w15:restartNumberingAfterBreak="0">
     <w:nsid w:val="72C71B6A"/>
     <w:multiLevelType w:val="multilevel"/>
     <w:tmpl w:val="B79A4060"/>
@@ -5770,9 +7795,9 @@
       <w:lvlJc w:val="left"/>
       <w:pPr>
         <w:tabs>
-          <w:tab w:val="num" w:pos="720"/>
-        </w:tabs>
-        <w:ind w:left="720" w:hanging="360"/>
+          <w:tab w:val="num" w:pos="1080"/>
+        </w:tabs>
+        <w:ind w:left="1080" w:hanging="360"/>
       </w:pPr>
       <w:rPr>
         <w:rFonts w:ascii="Symbol" w:hAnsi="Symbol" w:hint="default"/>
@@ -5786,9 +7811,9 @@
       <w:lvlJc w:val="left"/>
       <w:pPr>
         <w:tabs>
-          <w:tab w:val="num" w:pos="1440"/>
-        </w:tabs>
-        <w:ind w:left="1440" w:hanging="360"/>
+          <w:tab w:val="num" w:pos="1800"/>
+        </w:tabs>
+        <w:ind w:left="1800" w:hanging="360"/>
       </w:pPr>
       <w:rPr>
         <w:rFonts w:ascii="Courier New" w:hAnsi="Courier New" w:hint="default"/>
@@ -5802,9 +7827,9 @@
       <w:lvlJc w:val="left"/>
       <w:pPr>
         <w:tabs>
-          <w:tab w:val="num" w:pos="2160"/>
-        </w:tabs>
-        <w:ind w:left="2160" w:hanging="360"/>
+          <w:tab w:val="num" w:pos="2520"/>
+        </w:tabs>
+        <w:ind w:left="2520" w:hanging="360"/>
       </w:pPr>
       <w:rPr>
         <w:rFonts w:ascii="Wingdings" w:hAnsi="Wingdings" w:hint="default"/>
@@ -5818,9 +7843,9 @@
       <w:lvlJc w:val="left"/>
       <w:pPr>
         <w:tabs>
-          <w:tab w:val="num" w:pos="2880"/>
-        </w:tabs>
-        <w:ind w:left="2880" w:hanging="360"/>
+          <w:tab w:val="num" w:pos="3240"/>
+        </w:tabs>
+        <w:ind w:left="3240" w:hanging="360"/>
       </w:pPr>
       <w:rPr>
         <w:rFonts w:ascii="Wingdings" w:hAnsi="Wingdings" w:hint="default"/>
@@ -5834,9 +7859,9 @@
       <w:lvlJc w:val="left"/>
       <w:pPr>
         <w:tabs>
-          <w:tab w:val="num" w:pos="3600"/>
-        </w:tabs>
-        <w:ind w:left="3600" w:hanging="360"/>
+          <w:tab w:val="num" w:pos="3960"/>
+        </w:tabs>
+        <w:ind w:left="3960" w:hanging="360"/>
       </w:pPr>
       <w:rPr>
         <w:rFonts w:ascii="Wingdings" w:hAnsi="Wingdings" w:hint="default"/>
@@ -5850,9 +7875,9 @@
       <w:lvlJc w:val="left"/>
       <w:pPr>
         <w:tabs>
-          <w:tab w:val="num" w:pos="4320"/>
-        </w:tabs>
-        <w:ind w:left="4320" w:hanging="360"/>
+          <w:tab w:val="num" w:pos="4680"/>
+        </w:tabs>
+        <w:ind w:left="4680" w:hanging="360"/>
       </w:pPr>
       <w:rPr>
         <w:rFonts w:ascii="Wingdings" w:hAnsi="Wingdings" w:hint="default"/>
@@ -5866,9 +7891,9 @@
       <w:lvlJc w:val="left"/>
       <w:pPr>
         <w:tabs>
-          <w:tab w:val="num" w:pos="5040"/>
-        </w:tabs>
-        <w:ind w:left="5040" w:hanging="360"/>
+          <w:tab w:val="num" w:pos="5400"/>
+        </w:tabs>
+        <w:ind w:left="5400" w:hanging="360"/>
       </w:pPr>
       <w:rPr>
         <w:rFonts w:ascii="Wingdings" w:hAnsi="Wingdings" w:hint="default"/>
@@ -5882,9 +7907,9 @@
       <w:lvlJc w:val="left"/>
       <w:pPr>
         <w:tabs>
-          <w:tab w:val="num" w:pos="5760"/>
-        </w:tabs>
-        <w:ind w:left="5760" w:hanging="360"/>
+          <w:tab w:val="num" w:pos="6120"/>
+        </w:tabs>
+        <w:ind w:left="6120" w:hanging="360"/>
       </w:pPr>
       <w:rPr>
         <w:rFonts w:ascii="Wingdings" w:hAnsi="Wingdings" w:hint="default"/>
@@ -5898,9 +7923,9 @@
       <w:lvlJc w:val="left"/>
       <w:pPr>
         <w:tabs>
-          <w:tab w:val="num" w:pos="6480"/>
-        </w:tabs>
-        <w:ind w:left="6480" w:hanging="360"/>
+          <w:tab w:val="num" w:pos="6840"/>
+        </w:tabs>
+        <w:ind w:left="6840" w:hanging="360"/>
       </w:pPr>
       <w:rPr>
         <w:rFonts w:ascii="Wingdings" w:hAnsi="Wingdings" w:hint="default"/>
@@ -5908,7 +7933,7 @@
       </w:rPr>
     </w:lvl>
   </w:abstractNum>
-  <w:abstractNum w:abstractNumId="13" w15:restartNumberingAfterBreak="0">
+  <w:abstractNum w:abstractNumId="23" w15:restartNumberingAfterBreak="0">
     <w:nsid w:val="776D56BB"/>
     <w:multiLevelType w:val="multilevel"/>
     <w:tmpl w:val="FCFCD792"/>
@@ -5919,9 +7944,9 @@
       <w:lvlJc w:val="left"/>
       <w:pPr>
         <w:tabs>
-          <w:tab w:val="num" w:pos="720"/>
-        </w:tabs>
-        <w:ind w:left="720" w:hanging="360"/>
+          <w:tab w:val="num" w:pos="1080"/>
+        </w:tabs>
+        <w:ind w:left="1080" w:hanging="360"/>
       </w:pPr>
       <w:rPr>
         <w:rFonts w:ascii="Symbol" w:hAnsi="Symbol" w:hint="default"/>
@@ -5935,9 +7960,9 @@
       <w:lvlJc w:val="left"/>
       <w:pPr>
         <w:tabs>
-          <w:tab w:val="num" w:pos="1440"/>
-        </w:tabs>
-        <w:ind w:left="1440" w:hanging="360"/>
+          <w:tab w:val="num" w:pos="1800"/>
+        </w:tabs>
+        <w:ind w:left="1800" w:hanging="360"/>
       </w:pPr>
       <w:rPr>
         <w:rFonts w:ascii="Courier New" w:hAnsi="Courier New" w:hint="default"/>
@@ -5951,9 +7976,9 @@
       <w:lvlJc w:val="left"/>
       <w:pPr>
         <w:tabs>
-          <w:tab w:val="num" w:pos="2160"/>
-        </w:tabs>
-        <w:ind w:left="2160" w:hanging="360"/>
+          <w:tab w:val="num" w:pos="2520"/>
+        </w:tabs>
+        <w:ind w:left="2520" w:hanging="360"/>
       </w:pPr>
       <w:rPr>
         <w:rFonts w:ascii="Wingdings" w:hAnsi="Wingdings" w:hint="default"/>
@@ -5967,9 +7992,9 @@
       <w:lvlJc w:val="left"/>
       <w:pPr>
         <w:tabs>
-          <w:tab w:val="num" w:pos="2880"/>
-        </w:tabs>
-        <w:ind w:left="2880" w:hanging="360"/>
+          <w:tab w:val="num" w:pos="3240"/>
+        </w:tabs>
+        <w:ind w:left="3240" w:hanging="360"/>
       </w:pPr>
       <w:rPr>
         <w:rFonts w:ascii="Wingdings" w:hAnsi="Wingdings" w:hint="default"/>
@@ -5983,9 +8008,9 @@
       <w:lvlJc w:val="left"/>
       <w:pPr>
         <w:tabs>
-          <w:tab w:val="num" w:pos="3600"/>
-        </w:tabs>
-        <w:ind w:left="3600" w:hanging="360"/>
+          <w:tab w:val="num" w:pos="3960"/>
+        </w:tabs>
+        <w:ind w:left="3960" w:hanging="360"/>
       </w:pPr>
       <w:rPr>
         <w:rFonts w:ascii="Wingdings" w:hAnsi="Wingdings" w:hint="default"/>
@@ -5999,9 +8024,9 @@
       <w:lvlJc w:val="left"/>
       <w:pPr>
         <w:tabs>
-          <w:tab w:val="num" w:pos="4320"/>
-        </w:tabs>
-        <w:ind w:left="4320" w:hanging="360"/>
+          <w:tab w:val="num" w:pos="4680"/>
+        </w:tabs>
+        <w:ind w:left="4680" w:hanging="360"/>
       </w:pPr>
       <w:rPr>
         <w:rFonts w:ascii="Wingdings" w:hAnsi="Wingdings" w:hint="default"/>
@@ -6015,9 +8040,9 @@
       <w:lvlJc w:val="left"/>
       <w:pPr>
         <w:tabs>
-          <w:tab w:val="num" w:pos="5040"/>
-        </w:tabs>
-        <w:ind w:left="5040" w:hanging="360"/>
+          <w:tab w:val="num" w:pos="5400"/>
+        </w:tabs>
+        <w:ind w:left="5400" w:hanging="360"/>
       </w:pPr>
       <w:rPr>
         <w:rFonts w:ascii="Wingdings" w:hAnsi="Wingdings" w:hint="default"/>
@@ -6031,9 +8056,9 @@
       <w:lvlJc w:val="left"/>
       <w:pPr>
         <w:tabs>
-          <w:tab w:val="num" w:pos="5760"/>
-        </w:tabs>
-        <w:ind w:left="5760" w:hanging="360"/>
+          <w:tab w:val="num" w:pos="6120"/>
+        </w:tabs>
+        <w:ind w:left="6120" w:hanging="360"/>
       </w:pPr>
       <w:rPr>
         <w:rFonts w:ascii="Wingdings" w:hAnsi="Wingdings" w:hint="default"/>
@@ -6047,9 +8072,9 @@
       <w:lvlJc w:val="left"/>
       <w:pPr>
         <w:tabs>
-          <w:tab w:val="num" w:pos="6480"/>
-        </w:tabs>
-        <w:ind w:left="6480" w:hanging="360"/>
+          <w:tab w:val="num" w:pos="6840"/>
+        </w:tabs>
+        <w:ind w:left="6840" w:hanging="360"/>
       </w:pPr>
       <w:rPr>
         <w:rFonts w:ascii="Wingdings" w:hAnsi="Wingdings" w:hint="default"/>
@@ -6058,46 +8083,76 @@
     </w:lvl>
   </w:abstractNum>
   <w:num w:numId="1">
-    <w:abstractNumId w:val="11"/>
+    <w:abstractNumId w:val="21"/>
   </w:num>
   <w:num w:numId="2">
-    <w:abstractNumId w:val="9"/>
+    <w:abstractNumId w:val="16"/>
   </w:num>
   <w:num w:numId="3">
     <w:abstractNumId w:val="0"/>
   </w:num>
   <w:num w:numId="4">
+    <w:abstractNumId w:val="14"/>
+  </w:num>
+  <w:num w:numId="5">
+    <w:abstractNumId w:val="11"/>
+  </w:num>
+  <w:num w:numId="6">
+    <w:abstractNumId w:val="23"/>
+  </w:num>
+  <w:num w:numId="7">
+    <w:abstractNumId w:val="4"/>
+  </w:num>
+  <w:num w:numId="8">
+    <w:abstractNumId w:val="22"/>
+  </w:num>
+  <w:num w:numId="9">
+    <w:abstractNumId w:val="9"/>
+  </w:num>
+  <w:num w:numId="10">
+    <w:abstractNumId w:val="18"/>
+  </w:num>
+  <w:num w:numId="11">
+    <w:abstractNumId w:val="13"/>
+  </w:num>
+  <w:num w:numId="12">
+    <w:abstractNumId w:val="10"/>
+  </w:num>
+  <w:num w:numId="13">
+    <w:abstractNumId w:val="15"/>
+  </w:num>
+  <w:num w:numId="14">
+    <w:abstractNumId w:val="3"/>
+  </w:num>
+  <w:num w:numId="15">
+    <w:abstractNumId w:val="8"/>
+  </w:num>
+  <w:num w:numId="16">
+    <w:abstractNumId w:val="5"/>
+  </w:num>
+  <w:num w:numId="17">
+    <w:abstractNumId w:val="17"/>
+  </w:num>
+  <w:num w:numId="18">
+    <w:abstractNumId w:val="20"/>
+  </w:num>
+  <w:num w:numId="19">
+    <w:abstractNumId w:val="2"/>
+  </w:num>
+  <w:num w:numId="20">
+    <w:abstractNumId w:val="12"/>
+  </w:num>
+  <w:num w:numId="21">
+    <w:abstractNumId w:val="1"/>
+  </w:num>
+  <w:num w:numId="22">
     <w:abstractNumId w:val="7"/>
   </w:num>
-  <w:num w:numId="5">
-    <w:abstractNumId w:val="5"/>
-  </w:num>
-  <w:num w:numId="6">
-    <w:abstractNumId w:val="13"/>
-  </w:num>
-  <w:num w:numId="7">
-    <w:abstractNumId w:val="2"/>
-  </w:num>
-  <w:num w:numId="8">
-    <w:abstractNumId w:val="12"/>
-  </w:num>
-  <w:num w:numId="9">
-    <w:abstractNumId w:val="3"/>
-  </w:num>
-  <w:num w:numId="10">
-    <w:abstractNumId w:val="10"/>
-  </w:num>
-  <w:num w:numId="11">
+  <w:num w:numId="23">
     <w:abstractNumId w:val="6"/>
   </w:num>
-  <w:num w:numId="12">
-    <w:abstractNumId w:val="4"/>
-  </w:num>
-  <w:num w:numId="13">
-    <w:abstractNumId w:val="8"/>
-  </w:num>
-  <w:num w:numId="14">
-    <w:abstractNumId w:val="1"/>
+  <w:num w:numId="24">
+    <w:abstractNumId w:val="19"/>
   </w:num>
 </w:numbering>
 </file>

--- a/Section-8.docx
+++ b/Section-8.docx
@@ -1,6 +1,6 @@
 
 <file path=word/document.xml><?xml version="1.0" encoding="utf-8"?>
-<w:document xmlns:wpc="http://schemas.microsoft.com/office/word/2010/wordprocessingCanvas" xmlns:cx="http://schemas.microsoft.com/office/drawing/2014/chartex" xmlns:cx1="http://schemas.microsoft.com/office/drawing/2015/9/8/chartex" xmlns:cx2="http://schemas.microsoft.com/office/drawing/2015/10/21/chartex" xmlns:cx3="http://schemas.microsoft.com/office/drawing/2016/5/9/chartex" xmlns:cx4="http://schemas.microsoft.com/office/drawing/2016/5/10/chartex" xmlns:cx5="http://schemas.microsoft.com/office/drawing/2016/5/11/chartex" xmlns:cx6="http://schemas.microsoft.com/office/drawing/2016/5/12/chartex" xmlns:cx7="http://schemas.microsoft.com/office/drawing/2016/5/13/chartex" xmlns:cx8="http://schemas.microsoft.com/office/drawing/2016/5/14/chartex" xmlns:mc="http://schemas.openxmlformats.org/markup-compatibility/2006" xmlns:aink="http://schemas.microsoft.com/office/drawing/2016/ink" xmlns:am3d="http://schemas.microsoft.com/office/drawing/2017/model3d" xmlns:o="urn:schemas-microsoft-com:office:office" xmlns:r="http://schemas.openxmlformats.org/officeDocument/2006/relationships" xmlns:m="http://schemas.openxmlformats.org/officeDocument/2006/math" xmlns:v="urn:schemas-microsoft-com:vml" xmlns:wp14="http://schemas.microsoft.com/office/word/2010/wordprocessingDrawing" xmlns:wp="http://schemas.openxmlformats.org/drawingml/2006/wordprocessingDrawing" xmlns:w10="urn:schemas-microsoft-com:office:word" xmlns:w="http://schemas.openxmlformats.org/wordprocessingml/2006/main" xmlns:w14="http://schemas.microsoft.com/office/word/2010/wordml" xmlns:w15="http://schemas.microsoft.com/office/word/2012/wordml" xmlns:w16cex="http://schemas.microsoft.com/office/word/2018/wordml/cex" xmlns:w16cid="http://schemas.microsoft.com/office/word/2016/wordml/cid" xmlns:w16="http://schemas.microsoft.com/office/word/2018/wordml" xmlns:w16sdtdh="http://schemas.microsoft.com/office/word/2020/wordml/sdtdatahash" xmlns:w16se="http://schemas.microsoft.com/office/word/2015/wordml/symex" xmlns:wpg="http://schemas.microsoft.com/office/word/2010/wordprocessingGroup" xmlns:wpi="http://schemas.microsoft.com/office/word/2010/wordprocessingInk" xmlns:wne="http://schemas.microsoft.com/office/word/2006/wordml" xmlns:wps="http://schemas.microsoft.com/office/word/2010/wordprocessingShape" mc:Ignorable="w14 w15 w16se w16cid w16 w16cex w16sdtdh wp14">
+<w:document xmlns:wpc="http://schemas.microsoft.com/office/word/2010/wordprocessingCanvas" xmlns:cx="http://schemas.microsoft.com/office/drawing/2014/chartex" xmlns:cx1="http://schemas.microsoft.com/office/drawing/2015/9/8/chartex" xmlns:cx2="http://schemas.microsoft.com/office/drawing/2015/10/21/chartex" xmlns:cx3="http://schemas.microsoft.com/office/drawing/2016/5/9/chartex" xmlns:cx4="http://schemas.microsoft.com/office/drawing/2016/5/10/chartex" xmlns:cx5="http://schemas.microsoft.com/office/drawing/2016/5/11/chartex" xmlns:cx6="http://schemas.microsoft.com/office/drawing/2016/5/12/chartex" xmlns:cx7="http://schemas.microsoft.com/office/drawing/2016/5/13/chartex" xmlns:cx8="http://schemas.microsoft.com/office/drawing/2016/5/14/chartex" xmlns:mc="http://schemas.openxmlformats.org/markup-compatibility/2006" xmlns:aink="http://schemas.microsoft.com/office/drawing/2016/ink" xmlns:am3d="http://schemas.microsoft.com/office/drawing/2017/model3d" xmlns:o="urn:schemas-microsoft-com:office:office" xmlns:oel="http://schemas.microsoft.com/office/2019/extlst" xmlns:r="http://schemas.openxmlformats.org/officeDocument/2006/relationships" xmlns:m="http://schemas.openxmlformats.org/officeDocument/2006/math" xmlns:v="urn:schemas-microsoft-com:vml" xmlns:wp14="http://schemas.microsoft.com/office/word/2010/wordprocessingDrawing" xmlns:wp="http://schemas.openxmlformats.org/drawingml/2006/wordprocessingDrawing" xmlns:w10="urn:schemas-microsoft-com:office:word" xmlns:w="http://schemas.openxmlformats.org/wordprocessingml/2006/main" xmlns:w14="http://schemas.microsoft.com/office/word/2010/wordml" xmlns:w15="http://schemas.microsoft.com/office/word/2012/wordml" xmlns:w16cex="http://schemas.microsoft.com/office/word/2018/wordml/cex" xmlns:w16cid="http://schemas.microsoft.com/office/word/2016/wordml/cid" xmlns:w16="http://schemas.microsoft.com/office/word/2018/wordml" xmlns:w16du="http://schemas.microsoft.com/office/word/2023/wordml/word16du" xmlns:w16sdtdh="http://schemas.microsoft.com/office/word/2020/wordml/sdtdatahash" xmlns:w16sdtfl="http://schemas.microsoft.com/office/word/2024/wordml/sdtformatlock" xmlns:w16se="http://schemas.microsoft.com/office/word/2015/wordml/symex" xmlns:wpg="http://schemas.microsoft.com/office/word/2010/wordprocessingGroup" xmlns:wpi="http://schemas.microsoft.com/office/word/2010/wordprocessingInk" xmlns:wne="http://schemas.microsoft.com/office/word/2006/wordml" xmlns:wps="http://schemas.microsoft.com/office/word/2010/wordprocessingShape" mc:Ignorable="w14 w15 w16se w16cid w16 w16cex w16sdtdh w16sdtfl w16du wp14">
   <w:body>
     <w:p>
       <w:pPr>
@@ -11,11 +11,16 @@
         </w:numPr>
         <w:rPr>
           <w:rFonts w:ascii="Cambria" w:hAnsi="Cambria"/>
-        </w:rPr>
-      </w:pPr>
-      <w:r>
-        <w:rPr>
-          <w:rFonts w:ascii="Cambria" w:hAnsi="Cambria"/>
+          <w:sz w:val="20"/>
+          <w:szCs w:val="20"/>
+        </w:rPr>
+      </w:pPr>
+      <w:r>
+        <w:rPr>
+          <w:rFonts w:ascii="Cambria" w:hAnsi="Cambria"/>
+          <w:caps w:val="0"/>
+          <w:sz w:val="20"/>
+          <w:szCs w:val="20"/>
         </w:rPr>
         <w:t>LOGICAL OPERATORS</w:t>
       </w:r>
@@ -26,13 +31,17 @@
         <w:ind w:firstLine="360"/>
         <w:rPr>
           <w:rFonts w:ascii="Cambria" w:hAnsi="Cambria"/>
-        </w:rPr>
-      </w:pPr>
-      <w:r>
-        <w:rPr>
-          <w:rFonts w:ascii="Cambria" w:hAnsi="Cambria"/>
-        </w:rPr>
-        <w:t>Logical operators in Python are used to compare values:</w:t>
+          <w:sz w:val="20"/>
+          <w:szCs w:val="20"/>
+        </w:rPr>
+      </w:pPr>
+      <w:r>
+        <w:rPr>
+          <w:rFonts w:ascii="Cambria" w:hAnsi="Cambria"/>
+          <w:sz w:val="20"/>
+          <w:szCs w:val="20"/>
+        </w:rPr>
+        <w:t>LOGICAL OPERATORS IN PYTHON ARE USED TO COMPARE VALUES:</w:t>
       </w:r>
     </w:p>
     <w:p>
@@ -44,6 +53,8 @@
         </w:numPr>
         <w:rPr>
           <w:rFonts w:ascii="Cambria" w:hAnsi="Cambria"/>
+          <w:sz w:val="20"/>
+          <w:szCs w:val="20"/>
         </w:rPr>
       </w:pPr>
       <w:r>
@@ -56,8 +67,10 @@
       <w:r>
         <w:rPr>
           <w:rFonts w:ascii="Cambria" w:hAnsi="Cambria"/>
-        </w:rPr>
-        <w:t xml:space="preserve"> → Equal to</w:t>
+          <w:sz w:val="20"/>
+          <w:szCs w:val="20"/>
+        </w:rPr>
+        <w:t xml:space="preserve"> → EQUAL TO</w:t>
       </w:r>
     </w:p>
     <w:p>
@@ -69,6 +82,8 @@
         </w:numPr>
         <w:rPr>
           <w:rFonts w:ascii="Cambria" w:hAnsi="Cambria"/>
+          <w:sz w:val="20"/>
+          <w:szCs w:val="20"/>
         </w:rPr>
       </w:pPr>
       <w:r>
@@ -81,8 +96,10 @@
       <w:r>
         <w:rPr>
           <w:rFonts w:ascii="Cambria" w:hAnsi="Cambria"/>
-        </w:rPr>
-        <w:t xml:space="preserve"> → Not equal to</w:t>
+          <w:sz w:val="20"/>
+          <w:szCs w:val="20"/>
+        </w:rPr>
+        <w:t xml:space="preserve"> → NOT EQUAL TO</w:t>
       </w:r>
     </w:p>
     <w:p>
@@ -94,6 +111,8 @@
         </w:numPr>
         <w:rPr>
           <w:rFonts w:ascii="Cambria" w:hAnsi="Cambria"/>
+          <w:sz w:val="20"/>
+          <w:szCs w:val="20"/>
         </w:rPr>
       </w:pPr>
       <w:r>
@@ -106,8 +125,10 @@
       <w:r>
         <w:rPr>
           <w:rFonts w:ascii="Cambria" w:hAnsi="Cambria"/>
-        </w:rPr>
-        <w:t xml:space="preserve"> → Less than</w:t>
+          <w:sz w:val="20"/>
+          <w:szCs w:val="20"/>
+        </w:rPr>
+        <w:t xml:space="preserve"> → LESS THAN</w:t>
       </w:r>
     </w:p>
     <w:p>
@@ -119,6 +140,8 @@
         </w:numPr>
         <w:rPr>
           <w:rFonts w:ascii="Cambria" w:hAnsi="Cambria"/>
+          <w:sz w:val="20"/>
+          <w:szCs w:val="20"/>
         </w:rPr>
       </w:pPr>
       <w:r>
@@ -131,8 +154,10 @@
       <w:r>
         <w:rPr>
           <w:rFonts w:ascii="Cambria" w:hAnsi="Cambria"/>
-        </w:rPr>
-        <w:t xml:space="preserve"> → Greater than</w:t>
+          <w:sz w:val="20"/>
+          <w:szCs w:val="20"/>
+        </w:rPr>
+        <w:t xml:space="preserve"> → GREATER THAN</w:t>
       </w:r>
     </w:p>
     <w:p>
@@ -144,6 +169,8 @@
         </w:numPr>
         <w:rPr>
           <w:rFonts w:ascii="Cambria" w:hAnsi="Cambria"/>
+          <w:sz w:val="20"/>
+          <w:szCs w:val="20"/>
         </w:rPr>
       </w:pPr>
       <w:r>
@@ -156,8 +183,10 @@
       <w:r>
         <w:rPr>
           <w:rFonts w:ascii="Cambria" w:hAnsi="Cambria"/>
-        </w:rPr>
-        <w:t xml:space="preserve"> → Less than or equal to</w:t>
+          <w:sz w:val="20"/>
+          <w:szCs w:val="20"/>
+        </w:rPr>
+        <w:t xml:space="preserve"> → LESS THAN OR EQUAL TO</w:t>
       </w:r>
     </w:p>
     <w:p>
@@ -169,6 +198,8 @@
         </w:numPr>
         <w:rPr>
           <w:rFonts w:ascii="Cambria" w:hAnsi="Cambria"/>
+          <w:sz w:val="20"/>
+          <w:szCs w:val="20"/>
         </w:rPr>
       </w:pPr>
       <w:r>
@@ -181,8 +212,10 @@
       <w:r>
         <w:rPr>
           <w:rFonts w:ascii="Cambria" w:hAnsi="Cambria"/>
-        </w:rPr>
-        <w:t xml:space="preserve"> → Greater than or equal to</w:t>
+          <w:sz w:val="20"/>
+          <w:szCs w:val="20"/>
+        </w:rPr>
+        <w:t xml:space="preserve"> → GREATER THAN OR EQUAL TO</w:t>
       </w:r>
     </w:p>
     <w:p>
@@ -199,8 +232,9 @@
       <w:r>
         <w:rPr>
           <w:rFonts w:ascii="Cambria" w:hAnsi="Cambria"/>
-        </w:rPr>
-        <w:t>Example:</w:t>
+          <w:caps w:val="0"/>
+        </w:rPr>
+        <w:t>EXAMPLE:</w:t>
       </w:r>
     </w:p>
     <w:p>
@@ -217,7 +251,7 @@
           <w:rStyle w:val="HTMLCode"/>
           <w:rFonts w:ascii="Cambria" w:hAnsi="Cambria"/>
         </w:rPr>
-        <w:t xml:space="preserve">a = </w:t>
+        <w:t xml:space="preserve">A = </w:t>
       </w:r>
       <w:r>
         <w:rPr>
@@ -241,7 +275,7 @@
           <w:rStyle w:val="HTMLCode"/>
           <w:rFonts w:ascii="Cambria" w:hAnsi="Cambria"/>
         </w:rPr>
-        <w:t xml:space="preserve">b = </w:t>
+        <w:t xml:space="preserve">B = </w:t>
       </w:r>
       <w:r>
         <w:rPr>
@@ -265,21 +299,21 @@
           <w:rStyle w:val="hljs-builtin"/>
           <w:rFonts w:ascii="Cambria" w:hAnsi="Cambria"/>
         </w:rPr>
-        <w:t>print</w:t>
-      </w:r>
-      <w:r>
-        <w:rPr>
-          <w:rStyle w:val="HTMLCode"/>
-          <w:rFonts w:ascii="Cambria" w:hAnsi="Cambria"/>
-        </w:rPr>
-        <w:t xml:space="preserve">(a == b)   </w:t>
+        <w:t>PRINT</w:t>
+      </w:r>
+      <w:r>
+        <w:rPr>
+          <w:rStyle w:val="HTMLCode"/>
+          <w:rFonts w:ascii="Cambria" w:hAnsi="Cambria"/>
+        </w:rPr>
+        <w:t xml:space="preserve">(A == B)   </w:t>
       </w:r>
       <w:r>
         <w:rPr>
           <w:rStyle w:val="hljs-comment"/>
           <w:rFonts w:ascii="Cambria" w:hAnsi="Cambria"/>
         </w:rPr>
-        <w:t># False</w:t>
+        <w:t># FALSE</w:t>
       </w:r>
     </w:p>
     <w:p>
@@ -296,21 +330,21 @@
           <w:rStyle w:val="hljs-builtin"/>
           <w:rFonts w:ascii="Cambria" w:hAnsi="Cambria"/>
         </w:rPr>
-        <w:t>print</w:t>
-      </w:r>
-      <w:r>
-        <w:rPr>
-          <w:rStyle w:val="HTMLCode"/>
-          <w:rFonts w:ascii="Cambria" w:hAnsi="Cambria"/>
-        </w:rPr>
-        <w:t xml:space="preserve">(a != b)   </w:t>
+        <w:t>PRINT</w:t>
+      </w:r>
+      <w:r>
+        <w:rPr>
+          <w:rStyle w:val="HTMLCode"/>
+          <w:rFonts w:ascii="Cambria" w:hAnsi="Cambria"/>
+        </w:rPr>
+        <w:t xml:space="preserve">(A != B)   </w:t>
       </w:r>
       <w:r>
         <w:rPr>
           <w:rStyle w:val="hljs-comment"/>
           <w:rFonts w:ascii="Cambria" w:hAnsi="Cambria"/>
         </w:rPr>
-        <w:t># True</w:t>
+        <w:t># TRUE</w:t>
       </w:r>
     </w:p>
     <w:p>
@@ -327,21 +361,21 @@
           <w:rStyle w:val="hljs-builtin"/>
           <w:rFonts w:ascii="Cambria" w:hAnsi="Cambria"/>
         </w:rPr>
-        <w:t>print</w:t>
-      </w:r>
-      <w:r>
-        <w:rPr>
-          <w:rStyle w:val="HTMLCode"/>
-          <w:rFonts w:ascii="Cambria" w:hAnsi="Cambria"/>
-        </w:rPr>
-        <w:t xml:space="preserve">(a &lt; b)    </w:t>
+        <w:t>PRINT</w:t>
+      </w:r>
+      <w:r>
+        <w:rPr>
+          <w:rStyle w:val="HTMLCode"/>
+          <w:rFonts w:ascii="Cambria" w:hAnsi="Cambria"/>
+        </w:rPr>
+        <w:t xml:space="preserve">(A &lt; B)    </w:t>
       </w:r>
       <w:r>
         <w:rPr>
           <w:rStyle w:val="hljs-comment"/>
           <w:rFonts w:ascii="Cambria" w:hAnsi="Cambria"/>
         </w:rPr>
-        <w:t># True</w:t>
+        <w:t># TRUE</w:t>
       </w:r>
     </w:p>
     <w:p>
@@ -357,21 +391,21 @@
           <w:rStyle w:val="hljs-builtin"/>
           <w:rFonts w:ascii="Cambria" w:hAnsi="Cambria"/>
         </w:rPr>
-        <w:t>print</w:t>
-      </w:r>
-      <w:r>
-        <w:rPr>
-          <w:rStyle w:val="HTMLCode"/>
-          <w:rFonts w:ascii="Cambria" w:hAnsi="Cambria"/>
-        </w:rPr>
-        <w:t xml:space="preserve">(a &gt;= b)   </w:t>
+        <w:t>PRINT</w:t>
+      </w:r>
+      <w:r>
+        <w:rPr>
+          <w:rStyle w:val="HTMLCode"/>
+          <w:rFonts w:ascii="Cambria" w:hAnsi="Cambria"/>
+        </w:rPr>
+        <w:t xml:space="preserve">(A &gt;= B)   </w:t>
       </w:r>
       <w:r>
         <w:rPr>
           <w:rStyle w:val="hljs-comment"/>
           <w:rFonts w:ascii="Cambria" w:hAnsi="Cambria"/>
         </w:rPr>
-        <w:t># False</w:t>
+        <w:t># FALSE</w:t>
       </w:r>
     </w:p>
     <w:p>
@@ -383,11 +417,16 @@
         </w:numPr>
         <w:rPr>
           <w:rFonts w:ascii="Cambria" w:hAnsi="Cambria"/>
-        </w:rPr>
-      </w:pPr>
-      <w:r>
-        <w:rPr>
-          <w:rFonts w:ascii="Cambria" w:hAnsi="Cambria"/>
+          <w:sz w:val="20"/>
+          <w:szCs w:val="20"/>
+        </w:rPr>
+      </w:pPr>
+      <w:r>
+        <w:rPr>
+          <w:rFonts w:ascii="Cambria" w:hAnsi="Cambria"/>
+          <w:caps w:val="0"/>
+          <w:sz w:val="20"/>
+          <w:szCs w:val="20"/>
         </w:rPr>
         <w:t>IDENTITY OPERATOR</w:t>
       </w:r>
@@ -398,24 +437,32 @@
         <w:ind w:firstLine="360"/>
         <w:rPr>
           <w:rFonts w:ascii="Cambria" w:hAnsi="Cambria"/>
-        </w:rPr>
-      </w:pPr>
-      <w:r>
-        <w:rPr>
-          <w:rFonts w:ascii="Cambria" w:hAnsi="Cambria"/>
-        </w:rPr>
-        <w:t xml:space="preserve">Identity operators check whether </w:t>
+          <w:sz w:val="20"/>
+          <w:szCs w:val="20"/>
+        </w:rPr>
+      </w:pPr>
+      <w:r>
+        <w:rPr>
+          <w:rFonts w:ascii="Cambria" w:hAnsi="Cambria"/>
+          <w:sz w:val="20"/>
+          <w:szCs w:val="20"/>
+        </w:rPr>
+        <w:t xml:space="preserve">IDENTITY OPERATORS CHECK WHETHER </w:t>
       </w:r>
       <w:r>
         <w:rPr>
           <w:rStyle w:val="Strong"/>
           <w:rFonts w:ascii="Cambria" w:hAnsi="Cambria"/>
-        </w:rPr>
-        <w:t>two objects are the same in memory</w:t>
-      </w:r>
-      <w:r>
-        <w:rPr>
-          <w:rFonts w:ascii="Cambria" w:hAnsi="Cambria"/>
+          <w:sz w:val="20"/>
+          <w:szCs w:val="20"/>
+        </w:rPr>
+        <w:t>TWO OBJECTS ARE THE SAME IN MEMORY</w:t>
+      </w:r>
+      <w:r>
+        <w:rPr>
+          <w:rFonts w:ascii="Cambria" w:hAnsi="Cambria"/>
+          <w:sz w:val="20"/>
+          <w:szCs w:val="20"/>
         </w:rPr>
         <w:t>.</w:t>
       </w:r>
@@ -429,20 +476,24 @@
         </w:numPr>
         <w:rPr>
           <w:rFonts w:ascii="Cambria" w:hAnsi="Cambria"/>
-        </w:rPr>
-      </w:pPr>
-      <w:r>
-        <w:rPr>
-          <w:rStyle w:val="HTMLCode"/>
-          <w:rFonts w:ascii="Cambria" w:hAnsi="Cambria"/>
-        </w:rPr>
-        <w:t>is</w:t>
-      </w:r>
-      <w:r>
-        <w:rPr>
-          <w:rFonts w:ascii="Cambria" w:hAnsi="Cambria"/>
-        </w:rPr>
-        <w:t xml:space="preserve"> → True if both objects are the same</w:t>
+          <w:sz w:val="20"/>
+          <w:szCs w:val="20"/>
+        </w:rPr>
+      </w:pPr>
+      <w:r>
+        <w:rPr>
+          <w:rStyle w:val="HTMLCode"/>
+          <w:rFonts w:ascii="Cambria" w:hAnsi="Cambria"/>
+        </w:rPr>
+        <w:t>IS</w:t>
+      </w:r>
+      <w:r>
+        <w:rPr>
+          <w:rFonts w:ascii="Cambria" w:hAnsi="Cambria"/>
+          <w:sz w:val="20"/>
+          <w:szCs w:val="20"/>
+        </w:rPr>
+        <w:t xml:space="preserve"> → TRUE IF BOTH OBJECTS ARE THE SAME</w:t>
       </w:r>
     </w:p>
     <w:p>
@@ -454,20 +505,24 @@
         </w:numPr>
         <w:rPr>
           <w:rFonts w:ascii="Cambria" w:hAnsi="Cambria"/>
-        </w:rPr>
-      </w:pPr>
-      <w:r>
-        <w:rPr>
-          <w:rStyle w:val="HTMLCode"/>
-          <w:rFonts w:ascii="Cambria" w:hAnsi="Cambria"/>
-        </w:rPr>
-        <w:t>is not</w:t>
-      </w:r>
-      <w:r>
-        <w:rPr>
-          <w:rFonts w:ascii="Cambria" w:hAnsi="Cambria"/>
-        </w:rPr>
-        <w:t xml:space="preserve"> → True if both objects are not the same</w:t>
+          <w:sz w:val="20"/>
+          <w:szCs w:val="20"/>
+        </w:rPr>
+      </w:pPr>
+      <w:r>
+        <w:rPr>
+          <w:rStyle w:val="HTMLCode"/>
+          <w:rFonts w:ascii="Cambria" w:hAnsi="Cambria"/>
+        </w:rPr>
+        <w:t>IS NOT</w:t>
+      </w:r>
+      <w:r>
+        <w:rPr>
+          <w:rFonts w:ascii="Cambria" w:hAnsi="Cambria"/>
+          <w:sz w:val="20"/>
+          <w:szCs w:val="20"/>
+        </w:rPr>
+        <w:t xml:space="preserve"> → TRUE IF BOTH OBJECTS ARE NOT THE SAME</w:t>
       </w:r>
     </w:p>
     <w:p>
@@ -484,8 +539,9 @@
       <w:r>
         <w:rPr>
           <w:rFonts w:ascii="Cambria" w:hAnsi="Cambria"/>
-        </w:rPr>
-        <w:t>Example:</w:t>
+          <w:caps w:val="0"/>
+        </w:rPr>
+        <w:t>EXAMPLE:</w:t>
       </w:r>
     </w:p>
     <w:p>
@@ -502,7 +558,7 @@
           <w:rStyle w:val="hljs-builtin"/>
           <w:rFonts w:ascii="Cambria" w:hAnsi="Cambria"/>
         </w:rPr>
-        <w:t>print</w:t>
+        <w:t>PRINT</w:t>
       </w:r>
       <w:r>
         <w:rPr>
@@ -558,7 +614,7 @@
           <w:rStyle w:val="hljs-keyword"/>
           <w:rFonts w:ascii="Cambria" w:hAnsi="Cambria"/>
         </w:rPr>
-        <w:t>is</w:t>
+        <w:t>IS</w:t>
       </w:r>
       <w:r>
         <w:rPr>
@@ -614,7 +670,7 @@
           <w:rStyle w:val="hljs-comment"/>
           <w:rFonts w:ascii="Cambria" w:hAnsi="Cambria"/>
         </w:rPr>
-        <w:t># False (different objects, even if values are same)</w:t>
+        <w:t># FALSE (DIFFERENT OBJECTS, EVEN IF VALUES ARE SAME)</w:t>
       </w:r>
     </w:p>
     <w:p>
@@ -631,7 +687,7 @@
           <w:rStyle w:val="HTMLCode"/>
           <w:rFonts w:ascii="Cambria" w:hAnsi="Cambria"/>
         </w:rPr>
-        <w:t>x = [</w:t>
+        <w:t>X = [</w:t>
       </w:r>
       <w:r>
         <w:rPr>
@@ -690,7 +746,7 @@
           <w:rStyle w:val="HTMLCode"/>
           <w:rFonts w:ascii="Cambria" w:hAnsi="Cambria"/>
         </w:rPr>
-        <w:t>y = x</w:t>
+        <w:t>Y = X</w:t>
       </w:r>
     </w:p>
     <w:p>
@@ -706,35 +762,35 @@
           <w:rStyle w:val="hljs-builtin"/>
           <w:rFonts w:ascii="Cambria" w:hAnsi="Cambria"/>
         </w:rPr>
-        <w:t>print</w:t>
-      </w:r>
-      <w:r>
-        <w:rPr>
-          <w:rStyle w:val="HTMLCode"/>
-          <w:rFonts w:ascii="Cambria" w:hAnsi="Cambria"/>
-        </w:rPr>
-        <w:t xml:space="preserve">(x </w:t>
+        <w:t>PRINT</w:t>
+      </w:r>
+      <w:r>
+        <w:rPr>
+          <w:rStyle w:val="HTMLCode"/>
+          <w:rFonts w:ascii="Cambria" w:hAnsi="Cambria"/>
+        </w:rPr>
+        <w:t xml:space="preserve">(X </w:t>
       </w:r>
       <w:r>
         <w:rPr>
           <w:rStyle w:val="hljs-keyword"/>
           <w:rFonts w:ascii="Cambria" w:hAnsi="Cambria"/>
         </w:rPr>
-        <w:t>is</w:t>
-      </w:r>
-      <w:r>
-        <w:rPr>
-          <w:rStyle w:val="HTMLCode"/>
-          <w:rFonts w:ascii="Cambria" w:hAnsi="Cambria"/>
-        </w:rPr>
-        <w:t xml:space="preserve"> y)   </w:t>
+        <w:t>IS</w:t>
+      </w:r>
+      <w:r>
+        <w:rPr>
+          <w:rStyle w:val="HTMLCode"/>
+          <w:rFonts w:ascii="Cambria" w:hAnsi="Cambria"/>
+        </w:rPr>
+        <w:t xml:space="preserve"> Y)   </w:t>
       </w:r>
       <w:r>
         <w:rPr>
           <w:rStyle w:val="hljs-comment"/>
           <w:rFonts w:ascii="Cambria" w:hAnsi="Cambria"/>
         </w:rPr>
-        <w:t># True (same memory reference)</w:t>
+        <w:t># TRUE (SAME MEMORY REFERENCE)</w:t>
       </w:r>
     </w:p>
     <w:p>
@@ -746,11 +802,16 @@
         </w:numPr>
         <w:rPr>
           <w:rFonts w:ascii="Cambria" w:hAnsi="Cambria"/>
-        </w:rPr>
-      </w:pPr>
-      <w:r>
-        <w:rPr>
-          <w:rFonts w:ascii="Cambria" w:hAnsi="Cambria"/>
+          <w:sz w:val="20"/>
+          <w:szCs w:val="20"/>
+        </w:rPr>
+      </w:pPr>
+      <w:r>
+        <w:rPr>
+          <w:rFonts w:ascii="Cambria" w:hAnsi="Cambria"/>
+          <w:caps w:val="0"/>
+          <w:sz w:val="20"/>
+          <w:szCs w:val="20"/>
         </w:rPr>
         <w:t>FOR LOOP AND ITERABLES</w:t>
       </w:r>
@@ -761,11 +822,15 @@
         <w:ind w:firstLine="360"/>
         <w:rPr>
           <w:rFonts w:ascii="Cambria" w:hAnsi="Cambria"/>
-        </w:rPr>
-      </w:pPr>
-      <w:r>
-        <w:rPr>
-          <w:rFonts w:ascii="Cambria" w:hAnsi="Cambria"/>
+          <w:sz w:val="20"/>
+          <w:szCs w:val="20"/>
+        </w:rPr>
+      </w:pPr>
+      <w:r>
+        <w:rPr>
+          <w:rFonts w:ascii="Cambria" w:hAnsi="Cambria"/>
+          <w:sz w:val="20"/>
+          <w:szCs w:val="20"/>
         </w:rPr>
         <w:t xml:space="preserve">A </w:t>
       </w:r>
@@ -773,14 +838,18 @@
         <w:rPr>
           <w:rStyle w:val="Strong"/>
           <w:rFonts w:ascii="Cambria" w:hAnsi="Cambria"/>
-        </w:rPr>
-        <w:t>for loop</w:t>
-      </w:r>
-      <w:r>
-        <w:rPr>
-          <w:rFonts w:ascii="Cambria" w:hAnsi="Cambria"/>
-        </w:rPr>
-        <w:t xml:space="preserve"> is used to iterate over sequences (lists, tuples, strings, sets, etc.).</w:t>
+          <w:sz w:val="20"/>
+          <w:szCs w:val="20"/>
+        </w:rPr>
+        <w:t>FOR LOOP</w:t>
+      </w:r>
+      <w:r>
+        <w:rPr>
+          <w:rFonts w:ascii="Cambria" w:hAnsi="Cambria"/>
+          <w:sz w:val="20"/>
+          <w:szCs w:val="20"/>
+        </w:rPr>
+        <w:t xml:space="preserve"> IS USED TO ITERATE OVER SEQUENCES (LISTS, TUPLES, STRINGS, SETS, ETC.).</w:t>
       </w:r>
     </w:p>
     <w:p>
@@ -797,8 +866,9 @@
       <w:r>
         <w:rPr>
           <w:rFonts w:ascii="Cambria" w:hAnsi="Cambria"/>
-        </w:rPr>
-        <w:t>Example</w:t>
+          <w:caps w:val="0"/>
+        </w:rPr>
+        <w:t>EXAMPLE</w:t>
       </w:r>
     </w:p>
     <w:p>
@@ -815,14 +885,14 @@
           <w:rStyle w:val="HTMLCode"/>
           <w:rFonts w:ascii="Cambria" w:hAnsi="Cambria"/>
         </w:rPr>
-        <w:t>myList = [</w:t>
+        <w:t>MYLIST = [</w:t>
       </w:r>
       <w:r>
         <w:rPr>
           <w:rStyle w:val="hljs-string"/>
           <w:rFonts w:ascii="Cambria" w:eastAsiaTheme="majorEastAsia" w:hAnsi="Cambria"/>
         </w:rPr>
-        <w:t>'apple'</w:t>
+        <w:t>'APPLE'</w:t>
       </w:r>
       <w:r>
         <w:rPr>
@@ -836,7 +906,7 @@
           <w:rStyle w:val="hljs-string"/>
           <w:rFonts w:ascii="Cambria" w:eastAsiaTheme="majorEastAsia" w:hAnsi="Cambria"/>
         </w:rPr>
-        <w:t>'banana'</w:t>
+        <w:t>'BANANA'</w:t>
       </w:r>
       <w:r>
         <w:rPr>
@@ -850,7 +920,7 @@
           <w:rStyle w:val="hljs-string"/>
           <w:rFonts w:ascii="Cambria" w:eastAsiaTheme="majorEastAsia" w:hAnsi="Cambria"/>
         </w:rPr>
-        <w:t>'cherry'</w:t>
+        <w:t>'CHERRY'</w:t>
       </w:r>
       <w:r>
         <w:rPr>
@@ -864,7 +934,7 @@
           <w:rStyle w:val="hljs-string"/>
           <w:rFonts w:ascii="Cambria" w:eastAsiaTheme="majorEastAsia" w:hAnsi="Cambria"/>
         </w:rPr>
-        <w:t>'eggs'</w:t>
+        <w:t>'EGGS'</w:t>
       </w:r>
       <w:r>
         <w:rPr>
@@ -878,7 +948,7 @@
           <w:rStyle w:val="hljs-string"/>
           <w:rFonts w:ascii="Cambria" w:eastAsiaTheme="majorEastAsia" w:hAnsi="Cambria"/>
         </w:rPr>
-        <w:t>'milk'</w:t>
+        <w:t>'MILK'</w:t>
       </w:r>
       <w:r>
         <w:rPr>
@@ -912,28 +982,28 @@
           <w:rStyle w:val="hljs-keyword"/>
           <w:rFonts w:ascii="Cambria" w:hAnsi="Cambria"/>
         </w:rPr>
-        <w:t>for</w:t>
-      </w:r>
-      <w:r>
-        <w:rPr>
-          <w:rStyle w:val="HTMLCode"/>
-          <w:rFonts w:ascii="Cambria" w:hAnsi="Cambria"/>
-        </w:rPr>
-        <w:t xml:space="preserve"> newItem </w:t>
+        <w:t>FOR</w:t>
+      </w:r>
+      <w:r>
+        <w:rPr>
+          <w:rStyle w:val="HTMLCode"/>
+          <w:rFonts w:ascii="Cambria" w:hAnsi="Cambria"/>
+        </w:rPr>
+        <w:t xml:space="preserve"> NEWITEM </w:t>
       </w:r>
       <w:r>
         <w:rPr>
           <w:rStyle w:val="hljs-keyword"/>
           <w:rFonts w:ascii="Cambria" w:hAnsi="Cambria"/>
         </w:rPr>
-        <w:t>in</w:t>
-      </w:r>
-      <w:r>
-        <w:rPr>
-          <w:rStyle w:val="HTMLCode"/>
-          <w:rFonts w:ascii="Cambria" w:hAnsi="Cambria"/>
-        </w:rPr>
-        <w:t xml:space="preserve"> myList:</w:t>
+        <w:t>IN</w:t>
+      </w:r>
+      <w:r>
+        <w:rPr>
+          <w:rStyle w:val="HTMLCode"/>
+          <w:rFonts w:ascii="Cambria" w:hAnsi="Cambria"/>
+        </w:rPr>
+        <w:t xml:space="preserve"> MYLIST:</w:t>
       </w:r>
     </w:p>
     <w:p>
@@ -957,21 +1027,21 @@
           <w:rStyle w:val="hljs-builtin"/>
           <w:rFonts w:ascii="Cambria" w:hAnsi="Cambria"/>
         </w:rPr>
-        <w:t>print</w:t>
-      </w:r>
-      <w:r>
-        <w:rPr>
-          <w:rStyle w:val="HTMLCode"/>
-          <w:rFonts w:ascii="Cambria" w:hAnsi="Cambria"/>
-        </w:rPr>
-        <w:t xml:space="preserve">(newItem + </w:t>
+        <w:t>PRINT</w:t>
+      </w:r>
+      <w:r>
+        <w:rPr>
+          <w:rStyle w:val="HTMLCode"/>
+          <w:rFonts w:ascii="Cambria" w:hAnsi="Cambria"/>
+        </w:rPr>
+        <w:t xml:space="preserve">(NEWITEM + </w:t>
       </w:r>
       <w:r>
         <w:rPr>
           <w:rStyle w:val="hljs-string"/>
           <w:rFonts w:ascii="Cambria" w:eastAsiaTheme="majorEastAsia" w:hAnsi="Cambria"/>
         </w:rPr>
-        <w:t>' price tag'</w:t>
+        <w:t>' PRICE TAG'</w:t>
       </w:r>
       <w:r>
         <w:rPr>
@@ -996,8 +1066,9 @@
         <w:rPr>
           <w:rStyle w:val="Strong"/>
           <w:rFonts w:ascii="Cambria" w:hAnsi="Cambria"/>
-        </w:rPr>
-        <w:t>Output</w:t>
+          <w:caps w:val="0"/>
+        </w:rPr>
+        <w:t>OUTPUT</w:t>
       </w:r>
     </w:p>
     <w:p>
@@ -1014,14 +1085,14 @@
           <w:rStyle w:val="hljs-attribute"/>
           <w:rFonts w:ascii="Cambria" w:hAnsi="Cambria"/>
         </w:rPr>
-        <w:t>apple</w:t>
-      </w:r>
-      <w:r>
-        <w:rPr>
-          <w:rStyle w:val="HTMLCode"/>
-          <w:rFonts w:ascii="Cambria" w:hAnsi="Cambria"/>
-        </w:rPr>
-        <w:t xml:space="preserve"> price tag</w:t>
+        <w:t>APPLE</w:t>
+      </w:r>
+      <w:r>
+        <w:rPr>
+          <w:rStyle w:val="HTMLCode"/>
+          <w:rFonts w:ascii="Cambria" w:hAnsi="Cambria"/>
+        </w:rPr>
+        <w:t xml:space="preserve"> PRICE TAG</w:t>
       </w:r>
     </w:p>
     <w:p>
@@ -1038,7 +1109,7 @@
           <w:rStyle w:val="HTMLCode"/>
           <w:rFonts w:ascii="Cambria" w:hAnsi="Cambria"/>
         </w:rPr>
-        <w:t>banana price tag</w:t>
+        <w:t>BANANA PRICE TAG</w:t>
       </w:r>
     </w:p>
     <w:p>
@@ -1055,7 +1126,7 @@
           <w:rStyle w:val="HTMLCode"/>
           <w:rFonts w:ascii="Cambria" w:hAnsi="Cambria"/>
         </w:rPr>
-        <w:t>cherry price tag</w:t>
+        <w:t>CHERRY PRICE TAG</w:t>
       </w:r>
     </w:p>
     <w:p>
@@ -1072,7 +1143,7 @@
           <w:rStyle w:val="HTMLCode"/>
           <w:rFonts w:ascii="Cambria" w:hAnsi="Cambria"/>
         </w:rPr>
-        <w:t>eggs price tag</w:t>
+        <w:t>EGGS PRICE TAG</w:t>
       </w:r>
     </w:p>
     <w:p>
@@ -1089,7 +1160,7 @@
           <w:rStyle w:val="HTMLCode"/>
           <w:rFonts w:ascii="Cambria" w:hAnsi="Cambria"/>
         </w:rPr>
-        <w:t>milk price tag</w:t>
+        <w:t>MILK PRICE TAG</w:t>
       </w:r>
     </w:p>
     <w:p>
@@ -1101,11 +1172,16 @@
         </w:numPr>
         <w:rPr>
           <w:rFonts w:ascii="Cambria" w:hAnsi="Cambria"/>
-        </w:rPr>
-      </w:pPr>
-      <w:r>
-        <w:rPr>
-          <w:rFonts w:ascii="Cambria" w:hAnsi="Cambria"/>
+          <w:sz w:val="20"/>
+          <w:szCs w:val="20"/>
+        </w:rPr>
+      </w:pPr>
+      <w:r>
+        <w:rPr>
+          <w:rFonts w:ascii="Cambria" w:hAnsi="Cambria"/>
+          <w:caps w:val="0"/>
+          <w:sz w:val="20"/>
+          <w:szCs w:val="20"/>
         </w:rPr>
         <w:t>NESTED LOOPS IN PYTHON</w:t>
       </w:r>
@@ -1124,8 +1200,9 @@
       <w:r>
         <w:rPr>
           <w:rFonts w:ascii="Cambria" w:hAnsi="Cambria"/>
-        </w:rPr>
-        <w:t>What is a Nested Loop?</w:t>
+          <w:caps w:val="0"/>
+        </w:rPr>
+        <w:t>WHAT IS A NESTED LOOP?</w:t>
       </w:r>
     </w:p>
     <w:p>
@@ -1137,27 +1214,34 @@
         </w:numPr>
         <w:rPr>
           <w:rFonts w:ascii="Cambria" w:hAnsi="Cambria"/>
-        </w:rPr>
-      </w:pPr>
-      <w:r>
-        <w:rPr>
-          <w:rFonts w:ascii="Cambria" w:hAnsi="Cambria"/>
-        </w:rPr>
-        <w:lastRenderedPageBreak/>
+          <w:sz w:val="20"/>
+          <w:szCs w:val="20"/>
+        </w:rPr>
+      </w:pPr>
+      <w:r>
+        <w:rPr>
+          <w:rFonts w:ascii="Cambria" w:hAnsi="Cambria"/>
+          <w:sz w:val="20"/>
+          <w:szCs w:val="20"/>
+        </w:rPr>
         <w:t xml:space="preserve">A </w:t>
       </w:r>
       <w:r>
         <w:rPr>
           <w:rStyle w:val="Strong"/>
           <w:rFonts w:ascii="Cambria" w:hAnsi="Cambria"/>
-        </w:rPr>
-        <w:t>nested loop</w:t>
-      </w:r>
-      <w:r>
-        <w:rPr>
-          <w:rFonts w:ascii="Cambria" w:hAnsi="Cambria"/>
-        </w:rPr>
-        <w:t xml:space="preserve"> means putting one loop inside another loop.</w:t>
+          <w:sz w:val="20"/>
+          <w:szCs w:val="20"/>
+        </w:rPr>
+        <w:t>NESTED LOOP</w:t>
+      </w:r>
+      <w:r>
+        <w:rPr>
+          <w:rFonts w:ascii="Cambria" w:hAnsi="Cambria"/>
+          <w:sz w:val="20"/>
+          <w:szCs w:val="20"/>
+        </w:rPr>
+        <w:t xml:space="preserve"> MEANS PUTTING ONE LOOP INSIDE ANOTHER LOOP.</w:t>
       </w:r>
     </w:p>
     <w:p>
@@ -1169,26 +1253,35 @@
         </w:numPr>
         <w:rPr>
           <w:rFonts w:ascii="Cambria" w:hAnsi="Cambria"/>
-        </w:rPr>
-      </w:pPr>
-      <w:r>
-        <w:rPr>
-          <w:rFonts w:ascii="Cambria" w:hAnsi="Cambria"/>
-        </w:rPr>
-        <w:t xml:space="preserve">It is used when we need to repeat a loop for </w:t>
+          <w:sz w:val="20"/>
+          <w:szCs w:val="20"/>
+        </w:rPr>
+      </w:pPr>
+      <w:r>
+        <w:rPr>
+          <w:rFonts w:ascii="Cambria" w:hAnsi="Cambria"/>
+          <w:sz w:val="20"/>
+          <w:szCs w:val="20"/>
+        </w:rPr>
+        <w:lastRenderedPageBreak/>
+        <w:t xml:space="preserve">IT IS USED WHEN WE NEED TO REPEAT A LOOP FOR </w:t>
       </w:r>
       <w:r>
         <w:rPr>
           <w:rStyle w:val="Strong"/>
           <w:rFonts w:ascii="Cambria" w:hAnsi="Cambria"/>
-        </w:rPr>
-        <w:t>each item</w:t>
-      </w:r>
-      <w:r>
-        <w:rPr>
-          <w:rFonts w:ascii="Cambria" w:hAnsi="Cambria"/>
-        </w:rPr>
-        <w:t xml:space="preserve"> in another loop.</w:t>
+          <w:sz w:val="20"/>
+          <w:szCs w:val="20"/>
+        </w:rPr>
+        <w:t>EACH ITEM</w:t>
+      </w:r>
+      <w:r>
+        <w:rPr>
+          <w:rFonts w:ascii="Cambria" w:hAnsi="Cambria"/>
+          <w:sz w:val="20"/>
+          <w:szCs w:val="20"/>
+        </w:rPr>
+        <w:t xml:space="preserve"> IN ANOTHER LOOP.</w:t>
       </w:r>
     </w:p>
     <w:p>
@@ -1200,13 +1293,17 @@
         </w:numPr>
         <w:rPr>
           <w:rFonts w:ascii="Cambria" w:hAnsi="Cambria"/>
-        </w:rPr>
-      </w:pPr>
-      <w:r>
-        <w:rPr>
-          <w:rFonts w:ascii="Cambria" w:hAnsi="Cambria"/>
-        </w:rPr>
-        <w:t>Syntax:</w:t>
+          <w:sz w:val="20"/>
+          <w:szCs w:val="20"/>
+        </w:rPr>
+      </w:pPr>
+      <w:r>
+        <w:rPr>
+          <w:rFonts w:ascii="Cambria" w:hAnsi="Cambria"/>
+          <w:sz w:val="20"/>
+          <w:szCs w:val="20"/>
+        </w:rPr>
+        <w:t>SYNTAX:</w:t>
       </w:r>
     </w:p>
     <w:p>
@@ -1223,44 +1320,28 @@
           <w:rStyle w:val="hljs-keyword"/>
           <w:rFonts w:ascii="Cambria" w:hAnsi="Cambria"/>
         </w:rPr>
-        <w:t>for</w:t>
-      </w:r>
-      <w:r>
-        <w:rPr>
-          <w:rStyle w:val="HTMLCode"/>
-          <w:rFonts w:ascii="Cambria" w:hAnsi="Cambria"/>
-        </w:rPr>
-        <w:t xml:space="preserve"> outer </w:t>
+        <w:t>FOR</w:t>
+      </w:r>
+      <w:r>
+        <w:rPr>
+          <w:rStyle w:val="HTMLCode"/>
+          <w:rFonts w:ascii="Cambria" w:hAnsi="Cambria"/>
+        </w:rPr>
+        <w:t xml:space="preserve"> OUTER </w:t>
       </w:r>
       <w:r>
         <w:rPr>
           <w:rStyle w:val="hljs-keyword"/>
           <w:rFonts w:ascii="Cambria" w:hAnsi="Cambria"/>
         </w:rPr>
-        <w:t>in</w:t>
-      </w:r>
-      <w:r>
-        <w:rPr>
-          <w:rStyle w:val="HTMLCode"/>
-          <w:rFonts w:ascii="Cambria" w:hAnsi="Cambria"/>
-        </w:rPr>
-        <w:t xml:space="preserve"> </w:t>
-      </w:r>
-      <w:proofErr w:type="spellStart"/>
-      <w:r>
-        <w:rPr>
-          <w:rStyle w:val="HTMLCode"/>
-          <w:rFonts w:ascii="Cambria" w:hAnsi="Cambria"/>
-        </w:rPr>
-        <w:t>outer_list</w:t>
-      </w:r>
-      <w:proofErr w:type="spellEnd"/>
-      <w:r>
-        <w:rPr>
-          <w:rStyle w:val="HTMLCode"/>
-          <w:rFonts w:ascii="Cambria" w:hAnsi="Cambria"/>
-        </w:rPr>
-        <w:t>:</w:t>
+        <w:t>IN</w:t>
+      </w:r>
+      <w:r>
+        <w:rPr>
+          <w:rStyle w:val="HTMLCode"/>
+          <w:rFonts w:ascii="Cambria" w:hAnsi="Cambria"/>
+        </w:rPr>
+        <w:t xml:space="preserve"> OUTER_LIST:</w:t>
       </w:r>
     </w:p>
     <w:p>
@@ -1284,44 +1365,28 @@
           <w:rStyle w:val="hljs-keyword"/>
           <w:rFonts w:ascii="Cambria" w:hAnsi="Cambria"/>
         </w:rPr>
-        <w:t>for</w:t>
-      </w:r>
-      <w:r>
-        <w:rPr>
-          <w:rStyle w:val="HTMLCode"/>
-          <w:rFonts w:ascii="Cambria" w:hAnsi="Cambria"/>
-        </w:rPr>
-        <w:t xml:space="preserve"> inner </w:t>
+        <w:t>FOR</w:t>
+      </w:r>
+      <w:r>
+        <w:rPr>
+          <w:rStyle w:val="HTMLCode"/>
+          <w:rFonts w:ascii="Cambria" w:hAnsi="Cambria"/>
+        </w:rPr>
+        <w:t xml:space="preserve"> INNER </w:t>
       </w:r>
       <w:r>
         <w:rPr>
           <w:rStyle w:val="hljs-keyword"/>
           <w:rFonts w:ascii="Cambria" w:hAnsi="Cambria"/>
         </w:rPr>
-        <w:t>in</w:t>
-      </w:r>
-      <w:r>
-        <w:rPr>
-          <w:rStyle w:val="HTMLCode"/>
-          <w:rFonts w:ascii="Cambria" w:hAnsi="Cambria"/>
-        </w:rPr>
-        <w:t xml:space="preserve"> </w:t>
-      </w:r>
-      <w:proofErr w:type="spellStart"/>
-      <w:r>
-        <w:rPr>
-          <w:rStyle w:val="HTMLCode"/>
-          <w:rFonts w:ascii="Cambria" w:hAnsi="Cambria"/>
-        </w:rPr>
-        <w:t>inner_list</w:t>
-      </w:r>
-      <w:proofErr w:type="spellEnd"/>
-      <w:r>
-        <w:rPr>
-          <w:rStyle w:val="HTMLCode"/>
-          <w:rFonts w:ascii="Cambria" w:hAnsi="Cambria"/>
-        </w:rPr>
-        <w:t>:</w:t>
+        <w:t>IN</w:t>
+      </w:r>
+      <w:r>
+        <w:rPr>
+          <w:rStyle w:val="HTMLCode"/>
+          <w:rFonts w:ascii="Cambria" w:hAnsi="Cambria"/>
+        </w:rPr>
+        <w:t xml:space="preserve"> INNER_LIST:</w:t>
       </w:r>
     </w:p>
     <w:p>
@@ -1344,23 +1409,7 @@
           <w:rStyle w:val="hljs-comment"/>
           <w:rFonts w:ascii="Cambria" w:hAnsi="Cambria"/>
         </w:rPr>
-        <w:t xml:space="preserve"># </w:t>
-      </w:r>
-      <w:proofErr w:type="gramStart"/>
-      <w:r>
-        <w:rPr>
-          <w:rStyle w:val="hljs-comment"/>
-          <w:rFonts w:ascii="Cambria" w:hAnsi="Cambria"/>
-        </w:rPr>
-        <w:t>do</w:t>
-      </w:r>
-      <w:proofErr w:type="gramEnd"/>
-      <w:r>
-        <w:rPr>
-          <w:rStyle w:val="hljs-comment"/>
-          <w:rFonts w:ascii="Cambria" w:hAnsi="Cambria"/>
-        </w:rPr>
-        <w:t xml:space="preserve"> something</w:t>
+        <w:t># DO SOMETHING</w:t>
       </w:r>
     </w:p>
     <w:p>
@@ -1377,8 +1426,9 @@
       <w:r>
         <w:rPr>
           <w:rFonts w:ascii="Cambria" w:hAnsi="Cambria"/>
-        </w:rPr>
-        <w:t>Example 1: Looping through two lists</w:t>
+          <w:caps w:val="0"/>
+        </w:rPr>
+        <w:t>EXAMPLE 1: LOOPING THROUGH TWO LISTS</w:t>
       </w:r>
     </w:p>
     <w:p>
@@ -1395,7 +1445,7 @@
           <w:rStyle w:val="HTMLCode"/>
           <w:rFonts w:ascii="Cambria" w:hAnsi="Cambria"/>
         </w:rPr>
-        <w:t>list1 = [</w:t>
+        <w:t>LIST1 = [</w:t>
       </w:r>
       <w:r>
         <w:rPr>
@@ -1468,14 +1518,14 @@
           <w:rStyle w:val="HTMLCode"/>
           <w:rFonts w:ascii="Cambria" w:hAnsi="Cambria"/>
         </w:rPr>
-        <w:t>list2 = [</w:t>
+        <w:t>LIST2 = [</w:t>
       </w:r>
       <w:r>
         <w:rPr>
           <w:rStyle w:val="hljs-string"/>
           <w:rFonts w:ascii="Cambria" w:eastAsiaTheme="majorEastAsia" w:hAnsi="Cambria"/>
         </w:rPr>
-        <w:t>'a'</w:t>
+        <w:t>'A'</w:t>
       </w:r>
       <w:r>
         <w:rPr>
@@ -1489,7 +1539,7 @@
           <w:rStyle w:val="hljs-string"/>
           <w:rFonts w:ascii="Cambria" w:eastAsiaTheme="majorEastAsia" w:hAnsi="Cambria"/>
         </w:rPr>
-        <w:t>'b'</w:t>
+        <w:t>'B'</w:t>
       </w:r>
       <w:r>
         <w:rPr>
@@ -1503,7 +1553,7 @@
           <w:rStyle w:val="hljs-string"/>
           <w:rFonts w:ascii="Cambria" w:eastAsiaTheme="majorEastAsia" w:hAnsi="Cambria"/>
         </w:rPr>
-        <w:t>'c'</w:t>
+        <w:t>'C'</w:t>
       </w:r>
       <w:r>
         <w:rPr>
@@ -1537,28 +1587,28 @@
           <w:rStyle w:val="hljs-keyword"/>
           <w:rFonts w:ascii="Cambria" w:hAnsi="Cambria"/>
         </w:rPr>
-        <w:t>for</w:t>
-      </w:r>
-      <w:r>
-        <w:rPr>
-          <w:rStyle w:val="HTMLCode"/>
-          <w:rFonts w:ascii="Cambria" w:hAnsi="Cambria"/>
-        </w:rPr>
-        <w:t xml:space="preserve"> x </w:t>
+        <w:t>FOR</w:t>
+      </w:r>
+      <w:r>
+        <w:rPr>
+          <w:rStyle w:val="HTMLCode"/>
+          <w:rFonts w:ascii="Cambria" w:hAnsi="Cambria"/>
+        </w:rPr>
+        <w:t xml:space="preserve"> X </w:t>
       </w:r>
       <w:r>
         <w:rPr>
           <w:rStyle w:val="hljs-keyword"/>
           <w:rFonts w:ascii="Cambria" w:hAnsi="Cambria"/>
         </w:rPr>
-        <w:t>in</w:t>
-      </w:r>
-      <w:r>
-        <w:rPr>
-          <w:rStyle w:val="HTMLCode"/>
-          <w:rFonts w:ascii="Cambria" w:hAnsi="Cambria"/>
-        </w:rPr>
-        <w:t xml:space="preserve"> list1:</w:t>
+        <w:t>IN</w:t>
+      </w:r>
+      <w:r>
+        <w:rPr>
+          <w:rStyle w:val="HTMLCode"/>
+          <w:rFonts w:ascii="Cambria" w:hAnsi="Cambria"/>
+        </w:rPr>
+        <w:t xml:space="preserve"> LIST1:</w:t>
       </w:r>
     </w:p>
     <w:p>
@@ -1582,28 +1632,28 @@
           <w:rStyle w:val="hljs-keyword"/>
           <w:rFonts w:ascii="Cambria" w:hAnsi="Cambria"/>
         </w:rPr>
-        <w:t>for</w:t>
-      </w:r>
-      <w:r>
-        <w:rPr>
-          <w:rStyle w:val="HTMLCode"/>
-          <w:rFonts w:ascii="Cambria" w:hAnsi="Cambria"/>
-        </w:rPr>
-        <w:t xml:space="preserve"> y </w:t>
+        <w:t>FOR</w:t>
+      </w:r>
+      <w:r>
+        <w:rPr>
+          <w:rStyle w:val="HTMLCode"/>
+          <w:rFonts w:ascii="Cambria" w:hAnsi="Cambria"/>
+        </w:rPr>
+        <w:t xml:space="preserve"> Y </w:t>
       </w:r>
       <w:r>
         <w:rPr>
           <w:rStyle w:val="hljs-keyword"/>
           <w:rFonts w:ascii="Cambria" w:hAnsi="Cambria"/>
         </w:rPr>
-        <w:t>in</w:t>
-      </w:r>
-      <w:r>
-        <w:rPr>
-          <w:rStyle w:val="HTMLCode"/>
-          <w:rFonts w:ascii="Cambria" w:hAnsi="Cambria"/>
-        </w:rPr>
-        <w:t xml:space="preserve"> list2:</w:t>
+        <w:t>IN</w:t>
+      </w:r>
+      <w:r>
+        <w:rPr>
+          <w:rStyle w:val="HTMLCode"/>
+          <w:rFonts w:ascii="Cambria" w:hAnsi="Cambria"/>
+        </w:rPr>
+        <w:t xml:space="preserve"> LIST2:</w:t>
       </w:r>
     </w:p>
     <w:p>
@@ -1626,14 +1676,14 @@
           <w:rStyle w:val="hljs-builtin"/>
           <w:rFonts w:ascii="Cambria" w:hAnsi="Cambria"/>
         </w:rPr>
-        <w:t>print</w:t>
-      </w:r>
-      <w:r>
-        <w:rPr>
-          <w:rStyle w:val="HTMLCode"/>
-          <w:rFonts w:ascii="Cambria" w:hAnsi="Cambria"/>
-        </w:rPr>
-        <w:t>(x, y)</w:t>
+        <w:t>PRINT</w:t>
+      </w:r>
+      <w:r>
+        <w:rPr>
+          <w:rStyle w:val="HTMLCode"/>
+          <w:rFonts w:ascii="Cambria" w:hAnsi="Cambria"/>
+        </w:rPr>
+        <w:t>(X, Y)</w:t>
       </w:r>
     </w:p>
     <w:p>
@@ -1650,8 +1700,9 @@
       <w:r>
         <w:rPr>
           <w:rFonts w:ascii="Cambria" w:hAnsi="Cambria"/>
-        </w:rPr>
-        <w:t>Example 2: Simple Multiplication Table (2 times table)</w:t>
+          <w:caps w:val="0"/>
+        </w:rPr>
+        <w:t>EXAMPLE 2: SIMPLE MULTIPLICATION TABLE (2 TIMES TABLE)</w:t>
       </w:r>
     </w:p>
     <w:p>
@@ -1668,7 +1719,7 @@
           <w:rStyle w:val="HTMLCode"/>
           <w:rFonts w:ascii="Cambria" w:hAnsi="Cambria"/>
         </w:rPr>
-        <w:t>table = [</w:t>
+        <w:t>TABLE = [</w:t>
       </w:r>
       <w:r>
         <w:rPr>
@@ -1835,28 +1886,28 @@
           <w:rStyle w:val="hljs-keyword"/>
           <w:rFonts w:ascii="Cambria" w:hAnsi="Cambria"/>
         </w:rPr>
-        <w:t>for</w:t>
-      </w:r>
-      <w:r>
-        <w:rPr>
-          <w:rStyle w:val="HTMLCode"/>
-          <w:rFonts w:ascii="Cambria" w:hAnsi="Cambria"/>
-        </w:rPr>
-        <w:t xml:space="preserve"> x </w:t>
+        <w:t>FOR</w:t>
+      </w:r>
+      <w:r>
+        <w:rPr>
+          <w:rStyle w:val="HTMLCode"/>
+          <w:rFonts w:ascii="Cambria" w:hAnsi="Cambria"/>
+        </w:rPr>
+        <w:t xml:space="preserve"> X </w:t>
       </w:r>
       <w:r>
         <w:rPr>
           <w:rStyle w:val="hljs-keyword"/>
           <w:rFonts w:ascii="Cambria" w:hAnsi="Cambria"/>
         </w:rPr>
-        <w:t>in</w:t>
-      </w:r>
-      <w:r>
-        <w:rPr>
-          <w:rStyle w:val="HTMLCode"/>
-          <w:rFonts w:ascii="Cambria" w:hAnsi="Cambria"/>
-        </w:rPr>
-        <w:t xml:space="preserve"> table:</w:t>
+        <w:t>IN</w:t>
+      </w:r>
+      <w:r>
+        <w:rPr>
+          <w:rStyle w:val="HTMLCode"/>
+          <w:rFonts w:ascii="Cambria" w:hAnsi="Cambria"/>
+        </w:rPr>
+        <w:t xml:space="preserve"> TABLE:</w:t>
       </w:r>
     </w:p>
     <w:p>
@@ -1879,7 +1930,7 @@
           <w:rStyle w:val="hljs-builtin"/>
           <w:rFonts w:ascii="Cambria" w:hAnsi="Cambria"/>
         </w:rPr>
-        <w:t>print</w:t>
+        <w:t>PRINT</w:t>
       </w:r>
       <w:r>
         <w:rPr>
@@ -1900,7 +1951,7 @@
           <w:rStyle w:val="HTMLCode"/>
           <w:rFonts w:ascii="Cambria" w:hAnsi="Cambria"/>
         </w:rPr>
-        <w:t xml:space="preserve">, x, </w:t>
+        <w:t xml:space="preserve">, X, </w:t>
       </w:r>
       <w:r>
         <w:rPr>
@@ -1928,7 +1979,7 @@
           <w:rStyle w:val="HTMLCode"/>
           <w:rFonts w:ascii="Cambria" w:hAnsi="Cambria"/>
         </w:rPr>
-        <w:t xml:space="preserve"> * x)</w:t>
+        <w:t xml:space="preserve"> * X)</w:t>
       </w:r>
     </w:p>
     <w:p>
@@ -1945,8 +1996,9 @@
       <w:r>
         <w:rPr>
           <w:rFonts w:ascii="Cambria" w:hAnsi="Cambria"/>
-        </w:rPr>
-        <w:t>Example 3: Full Multiplication Table (1–10)</w:t>
+          <w:caps w:val="0"/>
+        </w:rPr>
+        <w:t>EXAMPLE 3: FULL MULTIPLICATION TABLE (1–10)</w:t>
       </w:r>
     </w:p>
     <w:p>
@@ -1963,14 +2015,14 @@
           <w:rStyle w:val="HTMLCode"/>
           <w:rFonts w:ascii="Cambria" w:hAnsi="Cambria"/>
         </w:rPr>
-        <w:t xml:space="preserve">list1 = </w:t>
+        <w:t xml:space="preserve">LIST1 = </w:t>
       </w:r>
       <w:r>
         <w:rPr>
           <w:rStyle w:val="hljs-builtin"/>
           <w:rFonts w:ascii="Cambria" w:hAnsi="Cambria"/>
         </w:rPr>
-        <w:t>list</w:t>
+        <w:t>LIST</w:t>
       </w:r>
       <w:r>
         <w:rPr>
@@ -1984,7 +2036,7 @@
           <w:rStyle w:val="hljs-builtin"/>
           <w:rFonts w:ascii="Cambria" w:hAnsi="Cambria"/>
         </w:rPr>
-        <w:t>range</w:t>
+        <w:t>RANGE</w:t>
       </w:r>
       <w:r>
         <w:rPr>
@@ -2026,7 +2078,7 @@
           <w:rStyle w:val="hljs-comment"/>
           <w:rFonts w:ascii="Cambria" w:hAnsi="Cambria"/>
         </w:rPr>
-        <w:t># numbers from 1 to 10</w:t>
+        <w:t># NUMBERS FROM 1 TO 10</w:t>
       </w:r>
     </w:p>
     <w:p>
@@ -2043,14 +2095,14 @@
           <w:rStyle w:val="HTMLCode"/>
           <w:rFonts w:ascii="Cambria" w:hAnsi="Cambria"/>
         </w:rPr>
-        <w:t xml:space="preserve">list2 = </w:t>
+        <w:t xml:space="preserve">LIST2 = </w:t>
       </w:r>
       <w:r>
         <w:rPr>
           <w:rStyle w:val="hljs-builtin"/>
           <w:rFonts w:ascii="Cambria" w:hAnsi="Cambria"/>
         </w:rPr>
-        <w:t>list</w:t>
+        <w:t>LIST</w:t>
       </w:r>
       <w:r>
         <w:rPr>
@@ -2064,7 +2116,7 @@
           <w:rStyle w:val="hljs-builtin"/>
           <w:rFonts w:ascii="Cambria" w:hAnsi="Cambria"/>
         </w:rPr>
-        <w:t>range</w:t>
+        <w:t>RANGE</w:t>
       </w:r>
       <w:r>
         <w:rPr>
@@ -2126,28 +2178,28 @@
           <w:rStyle w:val="hljs-keyword"/>
           <w:rFonts w:ascii="Cambria" w:hAnsi="Cambria"/>
         </w:rPr>
-        <w:t>for</w:t>
-      </w:r>
-      <w:r>
-        <w:rPr>
-          <w:rStyle w:val="HTMLCode"/>
-          <w:rFonts w:ascii="Cambria" w:hAnsi="Cambria"/>
-        </w:rPr>
-        <w:t xml:space="preserve"> x </w:t>
+        <w:t>FOR</w:t>
+      </w:r>
+      <w:r>
+        <w:rPr>
+          <w:rStyle w:val="HTMLCode"/>
+          <w:rFonts w:ascii="Cambria" w:hAnsi="Cambria"/>
+        </w:rPr>
+        <w:t xml:space="preserve"> X </w:t>
       </w:r>
       <w:r>
         <w:rPr>
           <w:rStyle w:val="hljs-keyword"/>
           <w:rFonts w:ascii="Cambria" w:hAnsi="Cambria"/>
         </w:rPr>
-        <w:t>in</w:t>
-      </w:r>
-      <w:r>
-        <w:rPr>
-          <w:rStyle w:val="HTMLCode"/>
-          <w:rFonts w:ascii="Cambria" w:hAnsi="Cambria"/>
-        </w:rPr>
-        <w:t xml:space="preserve"> list1:</w:t>
+        <w:t>IN</w:t>
+      </w:r>
+      <w:r>
+        <w:rPr>
+          <w:rStyle w:val="HTMLCode"/>
+          <w:rFonts w:ascii="Cambria" w:hAnsi="Cambria"/>
+        </w:rPr>
+        <w:t xml:space="preserve"> LIST1:</w:t>
       </w:r>
     </w:p>
     <w:p>
@@ -2171,28 +2223,28 @@
           <w:rStyle w:val="hljs-keyword"/>
           <w:rFonts w:ascii="Cambria" w:hAnsi="Cambria"/>
         </w:rPr>
-        <w:t>for</w:t>
-      </w:r>
-      <w:r>
-        <w:rPr>
-          <w:rStyle w:val="HTMLCode"/>
-          <w:rFonts w:ascii="Cambria" w:hAnsi="Cambria"/>
-        </w:rPr>
-        <w:t xml:space="preserve"> y </w:t>
+        <w:t>FOR</w:t>
+      </w:r>
+      <w:r>
+        <w:rPr>
+          <w:rStyle w:val="HTMLCode"/>
+          <w:rFonts w:ascii="Cambria" w:hAnsi="Cambria"/>
+        </w:rPr>
+        <w:t xml:space="preserve"> Y </w:t>
       </w:r>
       <w:r>
         <w:rPr>
           <w:rStyle w:val="hljs-keyword"/>
           <w:rFonts w:ascii="Cambria" w:hAnsi="Cambria"/>
         </w:rPr>
-        <w:t>in</w:t>
-      </w:r>
-      <w:r>
-        <w:rPr>
-          <w:rStyle w:val="HTMLCode"/>
-          <w:rFonts w:ascii="Cambria" w:hAnsi="Cambria"/>
-        </w:rPr>
-        <w:t xml:space="preserve"> list2:</w:t>
+        <w:t>IN</w:t>
+      </w:r>
+      <w:r>
+        <w:rPr>
+          <w:rStyle w:val="HTMLCode"/>
+          <w:rFonts w:ascii="Cambria" w:hAnsi="Cambria"/>
+        </w:rPr>
+        <w:t xml:space="preserve"> LIST2:</w:t>
       </w:r>
     </w:p>
     <w:p>
@@ -2216,7 +2268,7 @@
           <w:rStyle w:val="hljs-builtin"/>
           <w:rFonts w:ascii="Cambria" w:hAnsi="Cambria"/>
         </w:rPr>
-        <w:t>print</w:t>
+        <w:t>PRINT</w:t>
       </w:r>
       <w:r>
         <w:rPr>
@@ -2230,14 +2282,14 @@
           <w:rStyle w:val="hljs-string"/>
           <w:rFonts w:ascii="Cambria" w:eastAsiaTheme="majorEastAsia" w:hAnsi="Cambria"/>
         </w:rPr>
-        <w:t>f"</w:t>
+        <w:t>F"</w:t>
       </w:r>
       <w:r>
         <w:rPr>
           <w:rStyle w:val="hljs-subst"/>
           <w:rFonts w:ascii="Cambria" w:hAnsi="Cambria"/>
         </w:rPr>
-        <w:t>{x}</w:t>
+        <w:t>{X}</w:t>
       </w:r>
       <w:r>
         <w:rPr>
@@ -2251,7 +2303,7 @@
           <w:rStyle w:val="hljs-subst"/>
           <w:rFonts w:ascii="Cambria" w:hAnsi="Cambria"/>
         </w:rPr>
-        <w:t>{y}</w:t>
+        <w:t>{Y}</w:t>
       </w:r>
       <w:r>
         <w:rPr>
@@ -2265,7 +2317,7 @@
           <w:rStyle w:val="hljs-subst"/>
           <w:rFonts w:ascii="Cambria" w:hAnsi="Cambria"/>
         </w:rPr>
-        <w:t>{x * y}</w:t>
+        <w:t>{X * Y}</w:t>
       </w:r>
       <w:r>
         <w:rPr>
@@ -2290,8 +2342,9 @@
         <w:rPr>
           <w:rStyle w:val="Strong"/>
           <w:rFonts w:ascii="Cambria" w:hAnsi="Cambria"/>
-        </w:rPr>
-        <w:t>Key Takeaway:</w:t>
+          <w:caps w:val="0"/>
+        </w:rPr>
+        <w:t>KEY TAKEAWAY:</w:t>
       </w:r>
     </w:p>
     <w:p>
@@ -2303,20 +2356,26 @@
         </w:numPr>
         <w:rPr>
           <w:rFonts w:ascii="Cambria" w:hAnsi="Cambria"/>
+          <w:sz w:val="20"/>
+          <w:szCs w:val="20"/>
         </w:rPr>
       </w:pPr>
       <w:r>
         <w:rPr>
           <w:rStyle w:val="Strong"/>
           <w:rFonts w:ascii="Cambria" w:hAnsi="Cambria"/>
-        </w:rPr>
-        <w:t>Outer loop</w:t>
-      </w:r>
-      <w:r>
-        <w:rPr>
-          <w:rFonts w:ascii="Cambria" w:hAnsi="Cambria"/>
-        </w:rPr>
-        <w:t xml:space="preserve"> runs first → controls rows.</w:t>
+          <w:sz w:val="20"/>
+          <w:szCs w:val="20"/>
+        </w:rPr>
+        <w:t>OUTER LOOP</w:t>
+      </w:r>
+      <w:r>
+        <w:rPr>
+          <w:rFonts w:ascii="Cambria" w:hAnsi="Cambria"/>
+          <w:sz w:val="20"/>
+          <w:szCs w:val="20"/>
+        </w:rPr>
+        <w:t xml:space="preserve"> RUNS FIRST → CONTROLS ROWS.</w:t>
       </w:r>
     </w:p>
     <w:p>
@@ -2328,20 +2387,26 @@
         </w:numPr>
         <w:rPr>
           <w:rFonts w:ascii="Cambria" w:hAnsi="Cambria"/>
+          <w:sz w:val="20"/>
+          <w:szCs w:val="20"/>
         </w:rPr>
       </w:pPr>
       <w:r>
         <w:rPr>
           <w:rStyle w:val="Strong"/>
           <w:rFonts w:ascii="Cambria" w:hAnsi="Cambria"/>
-        </w:rPr>
-        <w:t>Inner loop</w:t>
-      </w:r>
-      <w:r>
-        <w:rPr>
-          <w:rFonts w:ascii="Cambria" w:hAnsi="Cambria"/>
-        </w:rPr>
-        <w:t xml:space="preserve"> runs inside → controls columns.</w:t>
+          <w:sz w:val="20"/>
+          <w:szCs w:val="20"/>
+        </w:rPr>
+        <w:t>INNER LOOP</w:t>
+      </w:r>
+      <w:r>
+        <w:rPr>
+          <w:rFonts w:ascii="Cambria" w:hAnsi="Cambria"/>
+          <w:sz w:val="20"/>
+          <w:szCs w:val="20"/>
+        </w:rPr>
+        <w:t xml:space="preserve"> RUNS INSIDE → CONTROLS COLUMNS.</w:t>
       </w:r>
     </w:p>
     <w:p>
@@ -2353,24 +2418,32 @@
         </w:numPr>
         <w:rPr>
           <w:rFonts w:ascii="Cambria" w:hAnsi="Cambria"/>
-        </w:rPr>
-      </w:pPr>
-      <w:r>
-        <w:rPr>
-          <w:rFonts w:ascii="Cambria" w:hAnsi="Cambria"/>
-        </w:rPr>
-        <w:t xml:space="preserve">Together they are used for </w:t>
+          <w:sz w:val="20"/>
+          <w:szCs w:val="20"/>
+        </w:rPr>
+      </w:pPr>
+      <w:r>
+        <w:rPr>
+          <w:rFonts w:ascii="Cambria" w:hAnsi="Cambria"/>
+          <w:sz w:val="20"/>
+          <w:szCs w:val="20"/>
+        </w:rPr>
+        <w:t xml:space="preserve">TOGETHER THEY ARE USED FOR </w:t>
       </w:r>
       <w:r>
         <w:rPr>
           <w:rStyle w:val="Strong"/>
           <w:rFonts w:ascii="Cambria" w:hAnsi="Cambria"/>
-        </w:rPr>
-        <w:t>tables, matrices, grids, or comparisons</w:t>
-      </w:r>
-      <w:r>
-        <w:rPr>
-          <w:rFonts w:ascii="Cambria" w:hAnsi="Cambria"/>
+          <w:sz w:val="20"/>
+          <w:szCs w:val="20"/>
+        </w:rPr>
+        <w:t>TABLES, MATRICES, GRIDS, OR COMPARISONS</w:t>
+      </w:r>
+      <w:r>
+        <w:rPr>
+          <w:rFonts w:ascii="Cambria" w:hAnsi="Cambria"/>
+          <w:sz w:val="20"/>
+          <w:szCs w:val="20"/>
         </w:rPr>
         <w:t>.</w:t>
       </w:r>
@@ -2384,6 +2457,8 @@
         </w:numPr>
         <w:rPr>
           <w:rFonts w:ascii="Cambria" w:hAnsi="Cambria"/>
+          <w:sz w:val="20"/>
+          <w:szCs w:val="20"/>
         </w:rPr>
       </w:pPr>
       <w:r>
@@ -2392,6 +2467,9 @@
           <w:rFonts w:ascii="Cambria" w:hAnsi="Cambria"/>
           <w:b w:val="0"/>
           <w:bCs w:val="0"/>
+          <w:caps w:val="0"/>
+          <w:sz w:val="20"/>
+          <w:szCs w:val="20"/>
         </w:rPr>
         <w:t>RANGE FUNCTION</w:t>
       </w:r>
@@ -2405,33 +2483,41 @@
         </w:numPr>
         <w:rPr>
           <w:rFonts w:ascii="Cambria" w:hAnsi="Cambria"/>
+          <w:sz w:val="20"/>
+          <w:szCs w:val="20"/>
         </w:rPr>
       </w:pPr>
       <w:r>
         <w:rPr>
           <w:rStyle w:val="Strong"/>
           <w:rFonts w:ascii="Cambria" w:hAnsi="Cambria"/>
-        </w:rPr>
-        <w:t>Definition</w:t>
-      </w:r>
-      <w:r>
-        <w:rPr>
-          <w:rFonts w:ascii="Cambria" w:hAnsi="Cambria"/>
-        </w:rPr>
-        <w:t xml:space="preserve">: The </w:t>
-      </w:r>
-      <w:r>
-        <w:rPr>
-          <w:rStyle w:val="HTMLCode"/>
-          <w:rFonts w:ascii="Cambria" w:hAnsi="Cambria"/>
-        </w:rPr>
-        <w:t>range()</w:t>
-      </w:r>
-      <w:r>
-        <w:rPr>
-          <w:rFonts w:ascii="Cambria" w:hAnsi="Cambria"/>
-        </w:rPr>
-        <w:t xml:space="preserve"> function creates a sequence of numbers.</w:t>
+          <w:sz w:val="20"/>
+          <w:szCs w:val="20"/>
+        </w:rPr>
+        <w:t>DEFINITION</w:t>
+      </w:r>
+      <w:r>
+        <w:rPr>
+          <w:rFonts w:ascii="Cambria" w:hAnsi="Cambria"/>
+          <w:sz w:val="20"/>
+          <w:szCs w:val="20"/>
+        </w:rPr>
+        <w:t xml:space="preserve">: THE </w:t>
+      </w:r>
+      <w:r>
+        <w:rPr>
+          <w:rStyle w:val="HTMLCode"/>
+          <w:rFonts w:ascii="Cambria" w:hAnsi="Cambria"/>
+        </w:rPr>
+        <w:t>RANGE()</w:t>
+      </w:r>
+      <w:r>
+        <w:rPr>
+          <w:rFonts w:ascii="Cambria" w:hAnsi="Cambria"/>
+          <w:sz w:val="20"/>
+          <w:szCs w:val="20"/>
+        </w:rPr>
+        <w:t xml:space="preserve"> FUNCTION CREATES A SEQUENCE OF NUMBERS.</w:t>
       </w:r>
     </w:p>
     <w:p>
@@ -2443,18 +2529,24 @@
         </w:numPr>
         <w:rPr>
           <w:rFonts w:ascii="Cambria" w:hAnsi="Cambria"/>
+          <w:sz w:val="20"/>
+          <w:szCs w:val="20"/>
         </w:rPr>
       </w:pPr>
       <w:r>
         <w:rPr>
           <w:rStyle w:val="Strong"/>
           <w:rFonts w:ascii="Cambria" w:hAnsi="Cambria"/>
-        </w:rPr>
-        <w:t>Syntax</w:t>
-      </w:r>
-      <w:r>
-        <w:rPr>
-          <w:rFonts w:ascii="Cambria" w:hAnsi="Cambria"/>
+          <w:sz w:val="20"/>
+          <w:szCs w:val="20"/>
+        </w:rPr>
+        <w:t>SYNTAX</w:t>
+      </w:r>
+      <w:r>
+        <w:rPr>
+          <w:rFonts w:ascii="Cambria" w:hAnsi="Cambria"/>
+          <w:sz w:val="20"/>
+          <w:szCs w:val="20"/>
         </w:rPr>
         <w:t>:</w:t>
       </w:r>
@@ -2476,14 +2568,14 @@
           <w:rStyle w:val="hljs-builtin"/>
           <w:rFonts w:ascii="Cambria" w:hAnsi="Cambria"/>
         </w:rPr>
-        <w:t>range</w:t>
-      </w:r>
-      <w:r>
-        <w:rPr>
-          <w:rStyle w:val="HTMLCode"/>
-          <w:rFonts w:ascii="Cambria" w:hAnsi="Cambria"/>
-        </w:rPr>
-        <w:t>(start, stop, step)</w:t>
+        <w:t>RANGE</w:t>
+      </w:r>
+      <w:r>
+        <w:rPr>
+          <w:rStyle w:val="HTMLCode"/>
+          <w:rFonts w:ascii="Cambria" w:hAnsi="Cambria"/>
+        </w:rPr>
+        <w:t>(START, STOP, STEP)</w:t>
       </w:r>
     </w:p>
     <w:p>
@@ -2495,20 +2587,26 @@
         </w:numPr>
         <w:rPr>
           <w:rFonts w:ascii="Cambria" w:hAnsi="Cambria"/>
+          <w:sz w:val="20"/>
+          <w:szCs w:val="20"/>
         </w:rPr>
       </w:pPr>
       <w:r>
         <w:rPr>
           <w:rStyle w:val="Strong"/>
           <w:rFonts w:ascii="Cambria" w:hAnsi="Cambria"/>
-        </w:rPr>
-        <w:t>start</w:t>
-      </w:r>
-      <w:r>
-        <w:rPr>
-          <w:rFonts w:ascii="Cambria" w:hAnsi="Cambria"/>
-        </w:rPr>
-        <w:t xml:space="preserve"> → beginning number (included).</w:t>
+          <w:sz w:val="20"/>
+          <w:szCs w:val="20"/>
+        </w:rPr>
+        <w:t>START</w:t>
+      </w:r>
+      <w:r>
+        <w:rPr>
+          <w:rFonts w:ascii="Cambria" w:hAnsi="Cambria"/>
+          <w:sz w:val="20"/>
+          <w:szCs w:val="20"/>
+        </w:rPr>
+        <w:t xml:space="preserve"> → BEGINNING NUMBER (INCLUDED).</w:t>
       </w:r>
     </w:p>
     <w:p>
@@ -2520,20 +2618,26 @@
         </w:numPr>
         <w:rPr>
           <w:rFonts w:ascii="Cambria" w:hAnsi="Cambria"/>
+          <w:sz w:val="20"/>
+          <w:szCs w:val="20"/>
         </w:rPr>
       </w:pPr>
       <w:r>
         <w:rPr>
           <w:rStyle w:val="Strong"/>
           <w:rFonts w:ascii="Cambria" w:hAnsi="Cambria"/>
-        </w:rPr>
-        <w:t>stop</w:t>
-      </w:r>
-      <w:r>
-        <w:rPr>
-          <w:rFonts w:ascii="Cambria" w:hAnsi="Cambria"/>
-        </w:rPr>
-        <w:t xml:space="preserve"> → ending number (excluded).</w:t>
+          <w:sz w:val="20"/>
+          <w:szCs w:val="20"/>
+        </w:rPr>
+        <w:t>STOP</w:t>
+      </w:r>
+      <w:r>
+        <w:rPr>
+          <w:rFonts w:ascii="Cambria" w:hAnsi="Cambria"/>
+          <w:sz w:val="20"/>
+          <w:szCs w:val="20"/>
+        </w:rPr>
+        <w:t xml:space="preserve"> → ENDING NUMBER (EXCLUDED).</w:t>
       </w:r>
     </w:p>
     <w:p>
@@ -2545,20 +2649,26 @@
         </w:numPr>
         <w:rPr>
           <w:rFonts w:ascii="Cambria" w:hAnsi="Cambria"/>
+          <w:sz w:val="20"/>
+          <w:szCs w:val="20"/>
         </w:rPr>
       </w:pPr>
       <w:r>
         <w:rPr>
           <w:rStyle w:val="Strong"/>
           <w:rFonts w:ascii="Cambria" w:hAnsi="Cambria"/>
-        </w:rPr>
-        <w:t>step</w:t>
-      </w:r>
-      <w:r>
-        <w:rPr>
-          <w:rFonts w:ascii="Cambria" w:hAnsi="Cambria"/>
-        </w:rPr>
-        <w:t xml:space="preserve"> → difference between numbers.</w:t>
+          <w:sz w:val="20"/>
+          <w:szCs w:val="20"/>
+        </w:rPr>
+        <w:t>STEP</w:t>
+      </w:r>
+      <w:r>
+        <w:rPr>
+          <w:rFonts w:ascii="Cambria" w:hAnsi="Cambria"/>
+          <w:sz w:val="20"/>
+          <w:szCs w:val="20"/>
+        </w:rPr>
+        <w:t xml:space="preserve"> → DIFFERENCE BETWEEN NUMBERS.</w:t>
       </w:r>
     </w:p>
     <w:p>
@@ -2575,8 +2685,9 @@
       <w:r>
         <w:rPr>
           <w:rFonts w:ascii="Cambria" w:hAnsi="Cambria"/>
-        </w:rPr>
-        <w:t>Example:</w:t>
+          <w:caps w:val="0"/>
+        </w:rPr>
+        <w:t>EXAMPLE:</w:t>
       </w:r>
     </w:p>
     <w:p>
@@ -2593,14 +2704,14 @@
           <w:rStyle w:val="HTMLCode"/>
           <w:rFonts w:ascii="Cambria" w:hAnsi="Cambria"/>
         </w:rPr>
-        <w:t xml:space="preserve">numbers = </w:t>
+        <w:t xml:space="preserve">NUMBERS = </w:t>
       </w:r>
       <w:r>
         <w:rPr>
           <w:rStyle w:val="hljs-builtin"/>
           <w:rFonts w:ascii="Cambria" w:hAnsi="Cambria"/>
         </w:rPr>
-        <w:t>list</w:t>
+        <w:t>LIST</w:t>
       </w:r>
       <w:r>
         <w:rPr>
@@ -2614,7 +2725,7 @@
           <w:rStyle w:val="hljs-builtin"/>
           <w:rFonts w:ascii="Cambria" w:hAnsi="Cambria"/>
         </w:rPr>
-        <w:t>range</w:t>
+        <w:t>RANGE</w:t>
       </w:r>
       <w:r>
         <w:rPr>
@@ -2680,14 +2791,14 @@
           <w:rStyle w:val="hljs-builtin"/>
           <w:rFonts w:ascii="Cambria" w:hAnsi="Cambria"/>
         </w:rPr>
-        <w:t>print</w:t>
-      </w:r>
-      <w:r>
-        <w:rPr>
-          <w:rStyle w:val="HTMLCode"/>
-          <w:rFonts w:ascii="Cambria" w:hAnsi="Cambria"/>
-        </w:rPr>
-        <w:t>(numbers)</w:t>
+        <w:t>PRINT</w:t>
+      </w:r>
+      <w:r>
+        <w:rPr>
+          <w:rStyle w:val="HTMLCode"/>
+          <w:rFonts w:ascii="Cambria" w:hAnsi="Cambria"/>
+        </w:rPr>
+        <w:t>(NUMBERS)</w:t>
       </w:r>
     </w:p>
     <w:p>
@@ -2705,12 +2816,14 @@
         <w:rPr>
           <w:rStyle w:val="Strong"/>
           <w:rFonts w:ascii="Cambria" w:hAnsi="Cambria"/>
-        </w:rPr>
-        <w:t>Output</w:t>
-      </w:r>
-      <w:r>
-        <w:rPr>
-          <w:rFonts w:ascii="Cambria" w:hAnsi="Cambria"/>
+          <w:caps w:val="0"/>
+        </w:rPr>
+        <w:t>OUTPUT</w:t>
+      </w:r>
+      <w:r>
+        <w:rPr>
+          <w:rFonts w:ascii="Cambria" w:hAnsi="Cambria"/>
+          <w:caps w:val="0"/>
         </w:rPr>
         <w:t>:</w:t>
       </w:r>
@@ -2729,12 +2842,6 @@
           <w:rFonts w:ascii="Cambria" w:hAnsi="Cambria"/>
         </w:rPr>
         <w:tab/>
-      </w:r>
-      <w:r>
-        <w:rPr>
-          <w:rStyle w:val="HTMLCode"/>
-          <w:rFonts w:ascii="Cambria" w:hAnsi="Cambria"/>
-        </w:rPr>
         <w:t>[</w:t>
       </w:r>
       <w:r>
@@ -2766,9 +2873,9 @@
       <w:r>
         <w:rPr>
           <w:rFonts w:ascii="Cambria" w:hAnsi="Cambria"/>
-        </w:rPr>
-        <w:lastRenderedPageBreak/>
-        <w:t>Explanation:</w:t>
+          <w:caps w:val="0"/>
+        </w:rPr>
+        <w:t>EXPLANATION:</w:t>
       </w:r>
     </w:p>
     <w:p>
@@ -2780,18 +2887,25 @@
         </w:numPr>
         <w:rPr>
           <w:rFonts w:ascii="Cambria" w:hAnsi="Cambria"/>
-        </w:rPr>
-      </w:pPr>
-      <w:r>
-        <w:rPr>
-          <w:rFonts w:ascii="Cambria" w:hAnsi="Cambria"/>
-        </w:rPr>
-        <w:t xml:space="preserve">Starts from </w:t>
+          <w:sz w:val="20"/>
+          <w:szCs w:val="20"/>
+        </w:rPr>
+      </w:pPr>
+      <w:r>
+        <w:rPr>
+          <w:rFonts w:ascii="Cambria" w:hAnsi="Cambria"/>
+          <w:sz w:val="20"/>
+          <w:szCs w:val="20"/>
+        </w:rPr>
+        <w:lastRenderedPageBreak/>
+        <w:t xml:space="preserve">STARTS FROM </w:t>
       </w:r>
       <w:r>
         <w:rPr>
           <w:rStyle w:val="Strong"/>
           <w:rFonts w:ascii="Cambria" w:hAnsi="Cambria"/>
+          <w:sz w:val="20"/>
+          <w:szCs w:val="20"/>
         </w:rPr>
         <w:t>100</w:t>
       </w:r>
@@ -2805,18 +2919,24 @@
         </w:numPr>
         <w:rPr>
           <w:rFonts w:ascii="Cambria" w:hAnsi="Cambria"/>
-        </w:rPr>
-      </w:pPr>
-      <w:r>
-        <w:rPr>
-          <w:rFonts w:ascii="Cambria" w:hAnsi="Cambria"/>
-        </w:rPr>
-        <w:t xml:space="preserve">Ends before </w:t>
+          <w:sz w:val="20"/>
+          <w:szCs w:val="20"/>
+        </w:rPr>
+      </w:pPr>
+      <w:r>
+        <w:rPr>
+          <w:rFonts w:ascii="Cambria" w:hAnsi="Cambria"/>
+          <w:sz w:val="20"/>
+          <w:szCs w:val="20"/>
+        </w:rPr>
+        <w:t xml:space="preserve">ENDS BEFORE </w:t>
       </w:r>
       <w:r>
         <w:rPr>
           <w:rStyle w:val="Strong"/>
           <w:rFonts w:ascii="Cambria" w:hAnsi="Cambria"/>
+          <w:sz w:val="20"/>
+          <w:szCs w:val="20"/>
         </w:rPr>
         <w:t>0</w:t>
       </w:r>
@@ -2830,26 +2950,34 @@
         </w:numPr>
         <w:rPr>
           <w:rFonts w:ascii="Cambria" w:hAnsi="Cambria"/>
-        </w:rPr>
-      </w:pPr>
-      <w:r>
-        <w:rPr>
-          <w:rFonts w:ascii="Cambria" w:hAnsi="Cambria"/>
-        </w:rPr>
-        <w:t xml:space="preserve">Decreases by </w:t>
+          <w:sz w:val="20"/>
+          <w:szCs w:val="20"/>
+        </w:rPr>
+      </w:pPr>
+      <w:r>
+        <w:rPr>
+          <w:rFonts w:ascii="Cambria" w:hAnsi="Cambria"/>
+          <w:sz w:val="20"/>
+          <w:szCs w:val="20"/>
+        </w:rPr>
+        <w:t xml:space="preserve">DECREASES BY </w:t>
       </w:r>
       <w:r>
         <w:rPr>
           <w:rStyle w:val="Strong"/>
           <w:rFonts w:ascii="Cambria" w:hAnsi="Cambria"/>
+          <w:sz w:val="20"/>
+          <w:szCs w:val="20"/>
         </w:rPr>
         <w:t>20</w:t>
       </w:r>
       <w:r>
         <w:rPr>
           <w:rFonts w:ascii="Cambria" w:hAnsi="Cambria"/>
-        </w:rPr>
-        <w:t xml:space="preserve"> each step</w:t>
+          <w:sz w:val="20"/>
+          <w:szCs w:val="20"/>
+        </w:rPr>
+        <w:t xml:space="preserve"> EACH STEP</w:t>
       </w:r>
     </w:p>
     <w:p>
@@ -2861,6 +2989,8 @@
         </w:numPr>
         <w:rPr>
           <w:rFonts w:ascii="Cambria" w:hAnsi="Cambria"/>
+          <w:sz w:val="20"/>
+          <w:szCs w:val="20"/>
         </w:rPr>
       </w:pPr>
       <w:r>
@@ -2869,6 +2999,9 @@
           <w:rFonts w:ascii="Cambria" w:hAnsi="Cambria"/>
           <w:b w:val="0"/>
           <w:bCs w:val="0"/>
+          <w:caps w:val="0"/>
+          <w:sz w:val="20"/>
+          <w:szCs w:val="20"/>
         </w:rPr>
         <w:t>WHILE LOOP</w:t>
       </w:r>
@@ -2882,31 +3015,39 @@
         </w:numPr>
         <w:rPr>
           <w:rFonts w:ascii="Cambria" w:hAnsi="Cambria"/>
+          <w:sz w:val="20"/>
+          <w:szCs w:val="20"/>
         </w:rPr>
       </w:pPr>
       <w:r>
         <w:rPr>
           <w:rStyle w:val="Strong"/>
           <w:rFonts w:ascii="Cambria" w:hAnsi="Cambria"/>
-        </w:rPr>
-        <w:t>Definition</w:t>
-      </w:r>
-      <w:r>
-        <w:rPr>
-          <w:rFonts w:ascii="Cambria" w:hAnsi="Cambria"/>
-        </w:rPr>
-        <w:t xml:space="preserve">: Repeats code as long as a condition is </w:t>
-      </w:r>
-      <w:r>
-        <w:rPr>
-          <w:rStyle w:val="HTMLCode"/>
-          <w:rFonts w:ascii="Cambria" w:hAnsi="Cambria"/>
-        </w:rPr>
-        <w:t>True</w:t>
-      </w:r>
-      <w:r>
-        <w:rPr>
-          <w:rFonts w:ascii="Cambria" w:hAnsi="Cambria"/>
+          <w:sz w:val="20"/>
+          <w:szCs w:val="20"/>
+        </w:rPr>
+        <w:t>DEFINITION</w:t>
+      </w:r>
+      <w:r>
+        <w:rPr>
+          <w:rFonts w:ascii="Cambria" w:hAnsi="Cambria"/>
+          <w:sz w:val="20"/>
+          <w:szCs w:val="20"/>
+        </w:rPr>
+        <w:t xml:space="preserve">: REPEATS CODE AS LONG AS A CONDITION IS </w:t>
+      </w:r>
+      <w:r>
+        <w:rPr>
+          <w:rStyle w:val="HTMLCode"/>
+          <w:rFonts w:ascii="Cambria" w:hAnsi="Cambria"/>
+        </w:rPr>
+        <w:t>TRUE</w:t>
+      </w:r>
+      <w:r>
+        <w:rPr>
+          <w:rFonts w:ascii="Cambria" w:hAnsi="Cambria"/>
+          <w:sz w:val="20"/>
+          <w:szCs w:val="20"/>
         </w:rPr>
         <w:t>.</w:t>
       </w:r>
@@ -2926,12 +3067,14 @@
         <w:rPr>
           <w:rStyle w:val="Strong"/>
           <w:rFonts w:ascii="Cambria" w:hAnsi="Cambria"/>
-        </w:rPr>
-        <w:t>Syntax</w:t>
-      </w:r>
-      <w:r>
-        <w:rPr>
-          <w:rFonts w:ascii="Cambria" w:hAnsi="Cambria"/>
+          <w:caps w:val="0"/>
+        </w:rPr>
+        <w:t>SYNTAX</w:t>
+      </w:r>
+      <w:r>
+        <w:rPr>
+          <w:rFonts w:ascii="Cambria" w:hAnsi="Cambria"/>
+          <w:caps w:val="0"/>
         </w:rPr>
         <w:t>:</w:t>
       </w:r>
@@ -2953,14 +3096,14 @@
           <w:rStyle w:val="hljs-keyword"/>
           <w:rFonts w:ascii="Cambria" w:eastAsiaTheme="majorEastAsia" w:hAnsi="Cambria"/>
         </w:rPr>
-        <w:t>while</w:t>
-      </w:r>
-      <w:r>
-        <w:rPr>
-          <w:rStyle w:val="HTMLCode"/>
-          <w:rFonts w:ascii="Cambria" w:hAnsi="Cambria"/>
-        </w:rPr>
-        <w:t xml:space="preserve"> condition:</w:t>
+        <w:t>WHILE</w:t>
+      </w:r>
+      <w:r>
+        <w:rPr>
+          <w:rStyle w:val="HTMLCode"/>
+          <w:rFonts w:ascii="Cambria" w:hAnsi="Cambria"/>
+        </w:rPr>
+        <w:t xml:space="preserve"> CONDITION:</w:t>
       </w:r>
     </w:p>
     <w:p>
@@ -2987,23 +3130,7 @@
           <w:rStyle w:val="hljs-comment"/>
           <w:rFonts w:ascii="Cambria" w:hAnsi="Cambria"/>
         </w:rPr>
-        <w:t xml:space="preserve"># </w:t>
-      </w:r>
-      <w:proofErr w:type="gramStart"/>
-      <w:r>
-        <w:rPr>
-          <w:rStyle w:val="hljs-comment"/>
-          <w:rFonts w:ascii="Cambria" w:hAnsi="Cambria"/>
-        </w:rPr>
-        <w:t>code</w:t>
-      </w:r>
-      <w:proofErr w:type="gramEnd"/>
-      <w:r>
-        <w:rPr>
-          <w:rStyle w:val="hljs-comment"/>
-          <w:rFonts w:ascii="Cambria" w:hAnsi="Cambria"/>
-        </w:rPr>
-        <w:t xml:space="preserve"> block</w:t>
+        <w:t># CODE BLOCK</w:t>
       </w:r>
     </w:p>
     <w:p>
@@ -3020,8 +3147,9 @@
       <w:r>
         <w:rPr>
           <w:rFonts w:ascii="Cambria" w:hAnsi="Cambria"/>
-        </w:rPr>
-        <w:t>Example:</w:t>
+          <w:caps w:val="0"/>
+        </w:rPr>
+        <w:t>EXAMPLE:</w:t>
       </w:r>
     </w:p>
     <w:p>
@@ -3038,7 +3166,7 @@
           <w:rStyle w:val="HTMLCode"/>
           <w:rFonts w:ascii="Cambria" w:hAnsi="Cambria"/>
         </w:rPr>
-        <w:t xml:space="preserve">x = </w:t>
+        <w:t xml:space="preserve">X = </w:t>
       </w:r>
       <w:r>
         <w:rPr>
@@ -3062,14 +3190,14 @@
           <w:rStyle w:val="hljs-keyword"/>
           <w:rFonts w:ascii="Cambria" w:eastAsiaTheme="majorEastAsia" w:hAnsi="Cambria"/>
         </w:rPr>
-        <w:t>while</w:t>
-      </w:r>
-      <w:r>
-        <w:rPr>
-          <w:rStyle w:val="HTMLCode"/>
-          <w:rFonts w:ascii="Cambria" w:hAnsi="Cambria"/>
-        </w:rPr>
-        <w:t xml:space="preserve"> (x &gt; </w:t>
+        <w:t>WHILE</w:t>
+      </w:r>
+      <w:r>
+        <w:rPr>
+          <w:rStyle w:val="HTMLCode"/>
+          <w:rFonts w:ascii="Cambria" w:hAnsi="Cambria"/>
+        </w:rPr>
+        <w:t xml:space="preserve"> (X &gt; </w:t>
       </w:r>
       <w:r>
         <w:rPr>
@@ -3107,14 +3235,14 @@
           <w:rStyle w:val="hljs-builtin"/>
           <w:rFonts w:ascii="Cambria" w:hAnsi="Cambria"/>
         </w:rPr>
-        <w:t>print</w:t>
-      </w:r>
-      <w:r>
-        <w:rPr>
-          <w:rStyle w:val="HTMLCode"/>
-          <w:rFonts w:ascii="Cambria" w:hAnsi="Cambria"/>
-        </w:rPr>
-        <w:t>(x)</w:t>
+        <w:t>PRINT</w:t>
+      </w:r>
+      <w:r>
+        <w:rPr>
+          <w:rStyle w:val="HTMLCode"/>
+          <w:rFonts w:ascii="Cambria" w:hAnsi="Cambria"/>
+        </w:rPr>
+        <w:t>(X)</w:t>
       </w:r>
     </w:p>
     <w:p>
@@ -3131,7 +3259,7 @@
           <w:rStyle w:val="HTMLCode"/>
           <w:rFonts w:ascii="Cambria" w:hAnsi="Cambria"/>
         </w:rPr>
-        <w:t xml:space="preserve">    x -= </w:t>
+        <w:t xml:space="preserve">    X -= </w:t>
       </w:r>
       <w:r>
         <w:rPr>
@@ -3156,12 +3284,14 @@
         <w:rPr>
           <w:rStyle w:val="Strong"/>
           <w:rFonts w:ascii="Cambria" w:hAnsi="Cambria"/>
-        </w:rPr>
-        <w:t>Output</w:t>
-      </w:r>
-      <w:r>
-        <w:rPr>
-          <w:rFonts w:ascii="Cambria" w:hAnsi="Cambria"/>
+          <w:caps w:val="0"/>
+        </w:rPr>
+        <w:t>OUTPUT</w:t>
+      </w:r>
+      <w:r>
+        <w:rPr>
+          <w:rFonts w:ascii="Cambria" w:hAnsi="Cambria"/>
+          <w:caps w:val="0"/>
         </w:rPr>
         <w:t>:</w:t>
       </w:r>
@@ -3350,8 +3480,9 @@
       <w:r>
         <w:rPr>
           <w:rFonts w:ascii="Cambria" w:hAnsi="Cambria"/>
-        </w:rPr>
-        <w:t>Explanation:</w:t>
+          <w:caps w:val="0"/>
+        </w:rPr>
+        <w:t>EXPLANATION:</w:t>
       </w:r>
     </w:p>
     <w:p>
@@ -3363,18 +3494,24 @@
         </w:numPr>
         <w:rPr>
           <w:rFonts w:ascii="Cambria" w:hAnsi="Cambria"/>
-        </w:rPr>
-      </w:pPr>
-      <w:r>
-        <w:rPr>
-          <w:rFonts w:ascii="Cambria" w:hAnsi="Cambria"/>
-        </w:rPr>
-        <w:t xml:space="preserve">Starts at </w:t>
+          <w:sz w:val="20"/>
+          <w:szCs w:val="20"/>
+        </w:rPr>
+      </w:pPr>
+      <w:r>
+        <w:rPr>
+          <w:rFonts w:ascii="Cambria" w:hAnsi="Cambria"/>
+          <w:sz w:val="20"/>
+          <w:szCs w:val="20"/>
+        </w:rPr>
+        <w:t xml:space="preserve">STARTS AT </w:t>
       </w:r>
       <w:r>
         <w:rPr>
           <w:rStyle w:val="Strong"/>
           <w:rFonts w:ascii="Cambria" w:hAnsi="Cambria"/>
+          <w:sz w:val="20"/>
+          <w:szCs w:val="20"/>
         </w:rPr>
         <w:t>10</w:t>
       </w:r>
@@ -3388,26 +3525,32 @@
         </w:numPr>
         <w:rPr>
           <w:rFonts w:ascii="Cambria" w:hAnsi="Cambria"/>
-        </w:rPr>
-      </w:pPr>
-      <w:r>
-        <w:rPr>
-          <w:rFonts w:ascii="Cambria" w:hAnsi="Cambria"/>
-        </w:rPr>
-        <w:t xml:space="preserve">Condition </w:t>
-      </w:r>
-      <w:r>
-        <w:rPr>
-          <w:rStyle w:val="HTMLCode"/>
-          <w:rFonts w:ascii="Cambria" w:hAnsi="Cambria"/>
-        </w:rPr>
-        <w:t>x &gt; 0</w:t>
-      </w:r>
-      <w:r>
-        <w:rPr>
-          <w:rFonts w:ascii="Cambria" w:hAnsi="Cambria"/>
-        </w:rPr>
-        <w:t xml:space="preserve"> keeps running</w:t>
+          <w:sz w:val="20"/>
+          <w:szCs w:val="20"/>
+        </w:rPr>
+      </w:pPr>
+      <w:r>
+        <w:rPr>
+          <w:rFonts w:ascii="Cambria" w:hAnsi="Cambria"/>
+          <w:sz w:val="20"/>
+          <w:szCs w:val="20"/>
+        </w:rPr>
+        <w:t xml:space="preserve">CONDITION </w:t>
+      </w:r>
+      <w:r>
+        <w:rPr>
+          <w:rStyle w:val="HTMLCode"/>
+          <w:rFonts w:ascii="Cambria" w:hAnsi="Cambria"/>
+        </w:rPr>
+        <w:t>X &gt; 0</w:t>
+      </w:r>
+      <w:r>
+        <w:rPr>
+          <w:rFonts w:ascii="Cambria" w:hAnsi="Cambria"/>
+          <w:sz w:val="20"/>
+          <w:szCs w:val="20"/>
+        </w:rPr>
+        <w:t xml:space="preserve"> KEEPS RUNNING</w:t>
       </w:r>
     </w:p>
     <w:p>
@@ -3419,26 +3562,32 @@
         </w:numPr>
         <w:rPr>
           <w:rFonts w:ascii="Cambria" w:hAnsi="Cambria"/>
-        </w:rPr>
-      </w:pPr>
-      <w:r>
-        <w:rPr>
-          <w:rFonts w:ascii="Cambria" w:hAnsi="Cambria"/>
-        </w:rPr>
-        <w:t xml:space="preserve">Each time </w:t>
-      </w:r>
-      <w:r>
-        <w:rPr>
-          <w:rStyle w:val="HTMLCode"/>
-          <w:rFonts w:ascii="Cambria" w:hAnsi="Cambria"/>
-        </w:rPr>
-        <w:t>x</w:t>
-      </w:r>
-      <w:r>
-        <w:rPr>
-          <w:rFonts w:ascii="Cambria" w:hAnsi="Cambria"/>
-        </w:rPr>
-        <w:t xml:space="preserve"> is decreased by </w:t>
+          <w:sz w:val="20"/>
+          <w:szCs w:val="20"/>
+        </w:rPr>
+      </w:pPr>
+      <w:r>
+        <w:rPr>
+          <w:rFonts w:ascii="Cambria" w:hAnsi="Cambria"/>
+          <w:sz w:val="20"/>
+          <w:szCs w:val="20"/>
+        </w:rPr>
+        <w:t xml:space="preserve">EACH TIME </w:t>
+      </w:r>
+      <w:r>
+        <w:rPr>
+          <w:rStyle w:val="HTMLCode"/>
+          <w:rFonts w:ascii="Cambria" w:hAnsi="Cambria"/>
+        </w:rPr>
+        <w:t>X</w:t>
+      </w:r>
+      <w:r>
+        <w:rPr>
+          <w:rFonts w:ascii="Cambria" w:hAnsi="Cambria"/>
+          <w:sz w:val="20"/>
+          <w:szCs w:val="20"/>
+        </w:rPr>
+        <w:t xml:space="preserve"> IS DECREASED BY </w:t>
       </w:r>
       <w:r>
         <w:rPr>
@@ -3450,6 +3599,8 @@
       <w:r>
         <w:rPr>
           <w:rFonts w:ascii="Cambria" w:hAnsi="Cambria"/>
+          <w:sz w:val="20"/>
+          <w:szCs w:val="20"/>
         </w:rPr>
         <w:t xml:space="preserve"> (</w:t>
       </w:r>
@@ -3458,11 +3609,13 @@
           <w:rStyle w:val="HTMLCode"/>
           <w:rFonts w:ascii="Cambria" w:hAnsi="Cambria"/>
         </w:rPr>
-        <w:t>x -= 1</w:t>
-      </w:r>
-      <w:r>
-        <w:rPr>
-          <w:rFonts w:ascii="Cambria" w:hAnsi="Cambria"/>
+        <w:t>X -= 1</w:t>
+      </w:r>
+      <w:r>
+        <w:rPr>
+          <w:rFonts w:ascii="Cambria" w:hAnsi="Cambria"/>
+          <w:sz w:val="20"/>
+          <w:szCs w:val="20"/>
         </w:rPr>
         <w:t>)</w:t>
       </w:r>
@@ -3476,6 +3629,8 @@
         </w:numPr>
         <w:rPr>
           <w:rFonts w:ascii="Cambria" w:hAnsi="Cambria"/>
+          <w:sz w:val="20"/>
+          <w:szCs w:val="20"/>
         </w:rPr>
       </w:pPr>
       <w:r>
@@ -3484,6 +3639,9 @@
           <w:rFonts w:ascii="Cambria" w:hAnsi="Cambria"/>
           <w:b w:val="0"/>
           <w:bCs w:val="0"/>
+          <w:caps w:val="0"/>
+          <w:sz w:val="20"/>
+          <w:szCs w:val="20"/>
         </w:rPr>
         <w:t>CONTINUE, BREAK, PASS KEYWORDS</w:t>
       </w:r>
@@ -3505,8 +3663,9 @@
           <w:rFonts w:ascii="Cambria" w:hAnsi="Cambria"/>
           <w:b w:val="0"/>
           <w:bCs w:val="0"/>
-        </w:rPr>
-        <w:t>continue</w:t>
+          <w:caps w:val="0"/>
+        </w:rPr>
+        <w:t>CONTINUE</w:t>
       </w:r>
     </w:p>
     <w:p>
@@ -3518,13 +3677,17 @@
         </w:numPr>
         <w:rPr>
           <w:rFonts w:ascii="Cambria" w:hAnsi="Cambria"/>
-        </w:rPr>
-      </w:pPr>
-      <w:r>
-        <w:rPr>
-          <w:rFonts w:ascii="Cambria" w:hAnsi="Cambria"/>
-        </w:rPr>
-        <w:t>Skips the current loop iteration and goes to the next.</w:t>
+          <w:sz w:val="20"/>
+          <w:szCs w:val="20"/>
+        </w:rPr>
+      </w:pPr>
+      <w:r>
+        <w:rPr>
+          <w:rFonts w:ascii="Cambria" w:hAnsi="Cambria"/>
+          <w:sz w:val="20"/>
+          <w:szCs w:val="20"/>
+        </w:rPr>
+        <w:t>SKIPS THE CURRENT LOOP ITERATION AND GOES TO THE NEXT.</w:t>
       </w:r>
     </w:p>
     <w:p>
@@ -3541,37 +3704,21 @@
           <w:rStyle w:val="hljs-keyword"/>
           <w:rFonts w:ascii="Cambria" w:eastAsiaTheme="majorEastAsia" w:hAnsi="Cambria"/>
         </w:rPr>
-        <w:t>for</w:t>
-      </w:r>
-      <w:r>
-        <w:rPr>
-          <w:rStyle w:val="HTMLCode"/>
-          <w:rFonts w:ascii="Cambria" w:hAnsi="Cambria"/>
-        </w:rPr>
-        <w:t xml:space="preserve"> </w:t>
-      </w:r>
-      <w:proofErr w:type="spellStart"/>
-      <w:r>
-        <w:rPr>
-          <w:rStyle w:val="HTMLCode"/>
-          <w:rFonts w:ascii="Cambria" w:hAnsi="Cambria"/>
-        </w:rPr>
-        <w:t>i</w:t>
-      </w:r>
-      <w:proofErr w:type="spellEnd"/>
-      <w:r>
-        <w:rPr>
-          <w:rStyle w:val="HTMLCode"/>
-          <w:rFonts w:ascii="Cambria" w:hAnsi="Cambria"/>
-        </w:rPr>
-        <w:t xml:space="preserve"> </w:t>
+        <w:t>FOR</w:t>
+      </w:r>
+      <w:r>
+        <w:rPr>
+          <w:rStyle w:val="HTMLCode"/>
+          <w:rFonts w:ascii="Cambria" w:hAnsi="Cambria"/>
+        </w:rPr>
+        <w:t xml:space="preserve"> I </w:t>
       </w:r>
       <w:r>
         <w:rPr>
           <w:rStyle w:val="hljs-keyword"/>
           <w:rFonts w:ascii="Cambria" w:eastAsiaTheme="majorEastAsia" w:hAnsi="Cambria"/>
         </w:rPr>
-        <w:t>in</w:t>
+        <w:t>IN</w:t>
       </w:r>
       <w:r>
         <w:rPr>
@@ -3585,7 +3732,7 @@
           <w:rStyle w:val="hljs-builtin"/>
           <w:rFonts w:ascii="Cambria" w:hAnsi="Cambria"/>
         </w:rPr>
-        <w:t>range</w:t>
+        <w:t>RANGE</w:t>
       </w:r>
       <w:r>
         <w:rPr>
@@ -3644,30 +3791,14 @@
           <w:rStyle w:val="hljs-keyword"/>
           <w:rFonts w:ascii="Cambria" w:eastAsiaTheme="majorEastAsia" w:hAnsi="Cambria"/>
         </w:rPr>
-        <w:t>if</w:t>
-      </w:r>
-      <w:r>
-        <w:rPr>
-          <w:rStyle w:val="HTMLCode"/>
-          <w:rFonts w:ascii="Cambria" w:hAnsi="Cambria"/>
-        </w:rPr>
-        <w:t xml:space="preserve"> </w:t>
-      </w:r>
-      <w:proofErr w:type="spellStart"/>
-      <w:r>
-        <w:rPr>
-          <w:rStyle w:val="HTMLCode"/>
-          <w:rFonts w:ascii="Cambria" w:hAnsi="Cambria"/>
-        </w:rPr>
-        <w:t>i</w:t>
-      </w:r>
-      <w:proofErr w:type="spellEnd"/>
-      <w:r>
-        <w:rPr>
-          <w:rStyle w:val="HTMLCode"/>
-          <w:rFonts w:ascii="Cambria" w:hAnsi="Cambria"/>
-        </w:rPr>
-        <w:t xml:space="preserve"> == </w:t>
+        <w:t>IF</w:t>
+      </w:r>
+      <w:r>
+        <w:rPr>
+          <w:rStyle w:val="HTMLCode"/>
+          <w:rFonts w:ascii="Cambria" w:hAnsi="Cambria"/>
+        </w:rPr>
+        <w:t xml:space="preserve"> I == </w:t>
       </w:r>
       <w:r>
         <w:rPr>
@@ -3705,7 +3836,7 @@
           <w:rStyle w:val="hljs-keyword"/>
           <w:rFonts w:ascii="Cambria" w:eastAsiaTheme="majorEastAsia" w:hAnsi="Cambria"/>
         </w:rPr>
-        <w:t>continue</w:t>
+        <w:t>CONTINUE</w:t>
       </w:r>
     </w:p>
     <w:p>
@@ -3729,30 +3860,14 @@
           <w:rStyle w:val="hljs-builtin"/>
           <w:rFonts w:ascii="Cambria" w:hAnsi="Cambria"/>
         </w:rPr>
-        <w:t>print</w:t>
-      </w:r>
-      <w:r>
-        <w:rPr>
-          <w:rStyle w:val="HTMLCode"/>
-          <w:rFonts w:ascii="Cambria" w:hAnsi="Cambria"/>
-        </w:rPr>
-        <w:t>(</w:t>
-      </w:r>
-      <w:proofErr w:type="spellStart"/>
-      <w:r>
-        <w:rPr>
-          <w:rStyle w:val="HTMLCode"/>
-          <w:rFonts w:ascii="Cambria" w:hAnsi="Cambria"/>
-        </w:rPr>
-        <w:t>i</w:t>
-      </w:r>
-      <w:proofErr w:type="spellEnd"/>
-      <w:r>
-        <w:rPr>
-          <w:rStyle w:val="HTMLCode"/>
-          <w:rFonts w:ascii="Cambria" w:hAnsi="Cambria"/>
-        </w:rPr>
-        <w:t>)</w:t>
+        <w:t>PRINT</w:t>
+      </w:r>
+      <w:r>
+        <w:rPr>
+          <w:rStyle w:val="HTMLCode"/>
+          <w:rFonts w:ascii="Cambria" w:hAnsi="Cambria"/>
+        </w:rPr>
+        <w:t>(I)</w:t>
       </w:r>
     </w:p>
     <w:p>
@@ -3769,8 +3884,9 @@
       <w:r>
         <w:rPr>
           <w:rFonts w:ascii="Cambria" w:hAnsi="Cambria"/>
-        </w:rPr>
-        <w:t>Output:</w:t>
+          <w:caps w:val="0"/>
+        </w:rPr>
+        <w:t>OUTPUT:</w:t>
       </w:r>
     </w:p>
     <w:p>
@@ -3804,7 +3920,6 @@
           <w:rStyle w:val="HTMLCode"/>
           <w:rFonts w:ascii="Cambria" w:hAnsi="Cambria"/>
         </w:rPr>
-        <w:lastRenderedPageBreak/>
         <w:t>2</w:t>
       </w:r>
     </w:p>
@@ -3848,13 +3963,18 @@
         <w:ind w:left="360"/>
         <w:rPr>
           <w:rFonts w:ascii="Cambria" w:hAnsi="Cambria"/>
-        </w:rPr>
-      </w:pPr>
-      <w:r>
-        <w:rPr>
-          <w:rFonts w:ascii="Cambria" w:hAnsi="Cambria"/>
-        </w:rPr>
-        <w:t>(3 is skipped)</w:t>
+          <w:sz w:val="20"/>
+          <w:szCs w:val="20"/>
+        </w:rPr>
+      </w:pPr>
+      <w:r>
+        <w:rPr>
+          <w:rFonts w:ascii="Cambria" w:hAnsi="Cambria"/>
+          <w:sz w:val="20"/>
+          <w:szCs w:val="20"/>
+        </w:rPr>
+        <w:lastRenderedPageBreak/>
+        <w:t>(3 IS SKIPPED)</w:t>
       </w:r>
     </w:p>
     <w:p>
@@ -3874,8 +3994,9 @@
           <w:rFonts w:ascii="Cambria" w:hAnsi="Cambria"/>
           <w:b w:val="0"/>
           <w:bCs w:val="0"/>
-        </w:rPr>
-        <w:t>break</w:t>
+          <w:caps w:val="0"/>
+        </w:rPr>
+        <w:t>BREAK</w:t>
       </w:r>
     </w:p>
     <w:p>
@@ -3887,13 +4008,17 @@
         </w:numPr>
         <w:rPr>
           <w:rFonts w:ascii="Cambria" w:hAnsi="Cambria"/>
-        </w:rPr>
-      </w:pPr>
-      <w:r>
-        <w:rPr>
-          <w:rFonts w:ascii="Cambria" w:hAnsi="Cambria"/>
-        </w:rPr>
-        <w:t>Exits the loop completely.</w:t>
+          <w:sz w:val="20"/>
+          <w:szCs w:val="20"/>
+        </w:rPr>
+      </w:pPr>
+      <w:r>
+        <w:rPr>
+          <w:rFonts w:ascii="Cambria" w:hAnsi="Cambria"/>
+          <w:sz w:val="20"/>
+          <w:szCs w:val="20"/>
+        </w:rPr>
+        <w:t>EXITS THE LOOP COMPLETELY.</w:t>
       </w:r>
     </w:p>
     <w:p>
@@ -3910,37 +4035,21 @@
           <w:rStyle w:val="hljs-keyword"/>
           <w:rFonts w:ascii="Cambria" w:eastAsiaTheme="majorEastAsia" w:hAnsi="Cambria"/>
         </w:rPr>
-        <w:t>for</w:t>
-      </w:r>
-      <w:r>
-        <w:rPr>
-          <w:rStyle w:val="HTMLCode"/>
-          <w:rFonts w:ascii="Cambria" w:hAnsi="Cambria"/>
-        </w:rPr>
-        <w:t xml:space="preserve"> </w:t>
-      </w:r>
-      <w:proofErr w:type="spellStart"/>
-      <w:r>
-        <w:rPr>
-          <w:rStyle w:val="HTMLCode"/>
-          <w:rFonts w:ascii="Cambria" w:hAnsi="Cambria"/>
-        </w:rPr>
-        <w:t>i</w:t>
-      </w:r>
-      <w:proofErr w:type="spellEnd"/>
-      <w:r>
-        <w:rPr>
-          <w:rStyle w:val="HTMLCode"/>
-          <w:rFonts w:ascii="Cambria" w:hAnsi="Cambria"/>
-        </w:rPr>
-        <w:t xml:space="preserve"> </w:t>
+        <w:t>FOR</w:t>
+      </w:r>
+      <w:r>
+        <w:rPr>
+          <w:rStyle w:val="HTMLCode"/>
+          <w:rFonts w:ascii="Cambria" w:hAnsi="Cambria"/>
+        </w:rPr>
+        <w:t xml:space="preserve"> I </w:t>
       </w:r>
       <w:r>
         <w:rPr>
           <w:rStyle w:val="hljs-keyword"/>
           <w:rFonts w:ascii="Cambria" w:eastAsiaTheme="majorEastAsia" w:hAnsi="Cambria"/>
         </w:rPr>
-        <w:t>in</w:t>
+        <w:t>IN</w:t>
       </w:r>
       <w:r>
         <w:rPr>
@@ -3954,7 +4063,7 @@
           <w:rStyle w:val="hljs-builtin"/>
           <w:rFonts w:ascii="Cambria" w:hAnsi="Cambria"/>
         </w:rPr>
-        <w:t>range</w:t>
+        <w:t>RANGE</w:t>
       </w:r>
       <w:r>
         <w:rPr>
@@ -4013,30 +4122,14 @@
           <w:rStyle w:val="hljs-keyword"/>
           <w:rFonts w:ascii="Cambria" w:eastAsiaTheme="majorEastAsia" w:hAnsi="Cambria"/>
         </w:rPr>
-        <w:t>if</w:t>
-      </w:r>
-      <w:r>
-        <w:rPr>
-          <w:rStyle w:val="HTMLCode"/>
-          <w:rFonts w:ascii="Cambria" w:hAnsi="Cambria"/>
-        </w:rPr>
-        <w:t xml:space="preserve"> </w:t>
-      </w:r>
-      <w:proofErr w:type="spellStart"/>
-      <w:r>
-        <w:rPr>
-          <w:rStyle w:val="HTMLCode"/>
-          <w:rFonts w:ascii="Cambria" w:hAnsi="Cambria"/>
-        </w:rPr>
-        <w:t>i</w:t>
-      </w:r>
-      <w:proofErr w:type="spellEnd"/>
-      <w:r>
-        <w:rPr>
-          <w:rStyle w:val="HTMLCode"/>
-          <w:rFonts w:ascii="Cambria" w:hAnsi="Cambria"/>
-        </w:rPr>
-        <w:t xml:space="preserve"> == </w:t>
+        <w:t>IF</w:t>
+      </w:r>
+      <w:r>
+        <w:rPr>
+          <w:rStyle w:val="HTMLCode"/>
+          <w:rFonts w:ascii="Cambria" w:hAnsi="Cambria"/>
+        </w:rPr>
+        <w:t xml:space="preserve"> I == </w:t>
       </w:r>
       <w:r>
         <w:rPr>
@@ -4074,7 +4167,7 @@
           <w:rStyle w:val="hljs-keyword"/>
           <w:rFonts w:ascii="Cambria" w:eastAsiaTheme="majorEastAsia" w:hAnsi="Cambria"/>
         </w:rPr>
-        <w:t>break</w:t>
+        <w:t>BREAK</w:t>
       </w:r>
     </w:p>
     <w:p>
@@ -4098,30 +4191,14 @@
           <w:rStyle w:val="hljs-builtin"/>
           <w:rFonts w:ascii="Cambria" w:hAnsi="Cambria"/>
         </w:rPr>
-        <w:t>print</w:t>
-      </w:r>
-      <w:r>
-        <w:rPr>
-          <w:rStyle w:val="HTMLCode"/>
-          <w:rFonts w:ascii="Cambria" w:hAnsi="Cambria"/>
-        </w:rPr>
-        <w:t>(</w:t>
-      </w:r>
-      <w:proofErr w:type="spellStart"/>
-      <w:r>
-        <w:rPr>
-          <w:rStyle w:val="HTMLCode"/>
-          <w:rFonts w:ascii="Cambria" w:hAnsi="Cambria"/>
-        </w:rPr>
-        <w:t>i</w:t>
-      </w:r>
-      <w:proofErr w:type="spellEnd"/>
-      <w:r>
-        <w:rPr>
-          <w:rStyle w:val="HTMLCode"/>
-          <w:rFonts w:ascii="Cambria" w:hAnsi="Cambria"/>
-        </w:rPr>
-        <w:t>)</w:t>
+        <w:t>PRINT</w:t>
+      </w:r>
+      <w:r>
+        <w:rPr>
+          <w:rStyle w:val="HTMLCode"/>
+          <w:rFonts w:ascii="Cambria" w:hAnsi="Cambria"/>
+        </w:rPr>
+        <w:t>(I)</w:t>
       </w:r>
     </w:p>
     <w:p>
@@ -4138,8 +4215,9 @@
       <w:r>
         <w:rPr>
           <w:rFonts w:ascii="Cambria" w:hAnsi="Cambria"/>
-        </w:rPr>
-        <w:t>Output:</w:t>
+          <w:caps w:val="0"/>
+        </w:rPr>
+        <w:t>OUTPUT:</w:t>
       </w:r>
     </w:p>
     <w:p>
@@ -4182,13 +4260,17 @@
         <w:ind w:left="360"/>
         <w:rPr>
           <w:rFonts w:ascii="Cambria" w:hAnsi="Cambria"/>
-        </w:rPr>
-      </w:pPr>
-      <w:r>
-        <w:rPr>
-          <w:rFonts w:ascii="Cambria" w:hAnsi="Cambria"/>
-        </w:rPr>
-        <w:t>(Loop stops at 3)</w:t>
+          <w:sz w:val="20"/>
+          <w:szCs w:val="20"/>
+        </w:rPr>
+      </w:pPr>
+      <w:r>
+        <w:rPr>
+          <w:rFonts w:ascii="Cambria" w:hAnsi="Cambria"/>
+          <w:sz w:val="20"/>
+          <w:szCs w:val="20"/>
+        </w:rPr>
+        <w:t>(LOOP STOPS AT 3)</w:t>
       </w:r>
     </w:p>
     <w:p>
@@ -4208,8 +4290,9 @@
           <w:rFonts w:ascii="Cambria" w:hAnsi="Cambria"/>
           <w:b w:val="0"/>
           <w:bCs w:val="0"/>
-        </w:rPr>
-        <w:t>pass</w:t>
+          <w:caps w:val="0"/>
+        </w:rPr>
+        <w:t>PASS</w:t>
       </w:r>
     </w:p>
     <w:p>
@@ -4221,13 +4304,17 @@
         </w:numPr>
         <w:rPr>
           <w:rFonts w:ascii="Cambria" w:hAnsi="Cambria"/>
-        </w:rPr>
-      </w:pPr>
-      <w:r>
-        <w:rPr>
-          <w:rFonts w:ascii="Cambria" w:hAnsi="Cambria"/>
-        </w:rPr>
-        <w:t>Does nothing, just a placeholder.</w:t>
+          <w:sz w:val="20"/>
+          <w:szCs w:val="20"/>
+        </w:rPr>
+      </w:pPr>
+      <w:r>
+        <w:rPr>
+          <w:rFonts w:ascii="Cambria" w:hAnsi="Cambria"/>
+          <w:sz w:val="20"/>
+          <w:szCs w:val="20"/>
+        </w:rPr>
+        <w:t>DOES NOTHING, JUST A PLACEHOLDER.</w:t>
       </w:r>
     </w:p>
     <w:p>
@@ -4244,37 +4331,21 @@
           <w:rStyle w:val="hljs-keyword"/>
           <w:rFonts w:ascii="Cambria" w:eastAsiaTheme="majorEastAsia" w:hAnsi="Cambria"/>
         </w:rPr>
-        <w:t>for</w:t>
-      </w:r>
-      <w:r>
-        <w:rPr>
-          <w:rStyle w:val="HTMLCode"/>
-          <w:rFonts w:ascii="Cambria" w:hAnsi="Cambria"/>
-        </w:rPr>
-        <w:t xml:space="preserve"> </w:t>
-      </w:r>
-      <w:proofErr w:type="spellStart"/>
-      <w:r>
-        <w:rPr>
-          <w:rStyle w:val="HTMLCode"/>
-          <w:rFonts w:ascii="Cambria" w:hAnsi="Cambria"/>
-        </w:rPr>
-        <w:t>i</w:t>
-      </w:r>
-      <w:proofErr w:type="spellEnd"/>
-      <w:r>
-        <w:rPr>
-          <w:rStyle w:val="HTMLCode"/>
-          <w:rFonts w:ascii="Cambria" w:hAnsi="Cambria"/>
-        </w:rPr>
-        <w:t xml:space="preserve"> </w:t>
+        <w:t>FOR</w:t>
+      </w:r>
+      <w:r>
+        <w:rPr>
+          <w:rStyle w:val="HTMLCode"/>
+          <w:rFonts w:ascii="Cambria" w:hAnsi="Cambria"/>
+        </w:rPr>
+        <w:t xml:space="preserve"> I </w:t>
       </w:r>
       <w:r>
         <w:rPr>
           <w:rStyle w:val="hljs-keyword"/>
           <w:rFonts w:ascii="Cambria" w:eastAsiaTheme="majorEastAsia" w:hAnsi="Cambria"/>
         </w:rPr>
-        <w:t>in</w:t>
+        <w:t>IN</w:t>
       </w:r>
       <w:r>
         <w:rPr>
@@ -4288,7 +4359,7 @@
           <w:rStyle w:val="hljs-builtin"/>
           <w:rFonts w:ascii="Cambria" w:hAnsi="Cambria"/>
         </w:rPr>
-        <w:t>range</w:t>
+        <w:t>RANGE</w:t>
       </w:r>
       <w:r>
         <w:rPr>
@@ -4347,30 +4418,14 @@
           <w:rStyle w:val="hljs-keyword"/>
           <w:rFonts w:ascii="Cambria" w:eastAsiaTheme="majorEastAsia" w:hAnsi="Cambria"/>
         </w:rPr>
-        <w:t>if</w:t>
-      </w:r>
-      <w:r>
-        <w:rPr>
-          <w:rStyle w:val="HTMLCode"/>
-          <w:rFonts w:ascii="Cambria" w:hAnsi="Cambria"/>
-        </w:rPr>
-        <w:t xml:space="preserve"> </w:t>
-      </w:r>
-      <w:proofErr w:type="spellStart"/>
-      <w:r>
-        <w:rPr>
-          <w:rStyle w:val="HTMLCode"/>
-          <w:rFonts w:ascii="Cambria" w:hAnsi="Cambria"/>
-        </w:rPr>
-        <w:t>i</w:t>
-      </w:r>
-      <w:proofErr w:type="spellEnd"/>
-      <w:r>
-        <w:rPr>
-          <w:rStyle w:val="HTMLCode"/>
-          <w:rFonts w:ascii="Cambria" w:hAnsi="Cambria"/>
-        </w:rPr>
-        <w:t xml:space="preserve"> == </w:t>
+        <w:t>IF</w:t>
+      </w:r>
+      <w:r>
+        <w:rPr>
+          <w:rStyle w:val="HTMLCode"/>
+          <w:rFonts w:ascii="Cambria" w:hAnsi="Cambria"/>
+        </w:rPr>
+        <w:t xml:space="preserve"> I == </w:t>
       </w:r>
       <w:r>
         <w:rPr>
@@ -4408,7 +4463,7 @@
           <w:rStyle w:val="hljs-keyword"/>
           <w:rFonts w:ascii="Cambria" w:eastAsiaTheme="majorEastAsia" w:hAnsi="Cambria"/>
         </w:rPr>
-        <w:t>pass</w:t>
+        <w:t>PASS</w:t>
       </w:r>
     </w:p>
     <w:p>
@@ -4432,30 +4487,14 @@
           <w:rStyle w:val="hljs-builtin"/>
           <w:rFonts w:ascii="Cambria" w:hAnsi="Cambria"/>
         </w:rPr>
-        <w:t>print</w:t>
-      </w:r>
-      <w:r>
-        <w:rPr>
-          <w:rStyle w:val="HTMLCode"/>
-          <w:rFonts w:ascii="Cambria" w:hAnsi="Cambria"/>
-        </w:rPr>
-        <w:t>(</w:t>
-      </w:r>
-      <w:proofErr w:type="spellStart"/>
-      <w:r>
-        <w:rPr>
-          <w:rStyle w:val="HTMLCode"/>
-          <w:rFonts w:ascii="Cambria" w:hAnsi="Cambria"/>
-        </w:rPr>
-        <w:t>i</w:t>
-      </w:r>
-      <w:proofErr w:type="spellEnd"/>
-      <w:r>
-        <w:rPr>
-          <w:rStyle w:val="HTMLCode"/>
-          <w:rFonts w:ascii="Cambria" w:hAnsi="Cambria"/>
-        </w:rPr>
-        <w:t>)</w:t>
+        <w:t>PRINT</w:t>
+      </w:r>
+      <w:r>
+        <w:rPr>
+          <w:rStyle w:val="HTMLCode"/>
+          <w:rFonts w:ascii="Cambria" w:hAnsi="Cambria"/>
+        </w:rPr>
+        <w:t>(I)</w:t>
       </w:r>
     </w:p>
     <w:p>
@@ -4472,8 +4511,9 @@
       <w:r>
         <w:rPr>
           <w:rFonts w:ascii="Cambria" w:hAnsi="Cambria"/>
-        </w:rPr>
-        <w:t>Output:</w:t>
+          <w:caps w:val="0"/>
+        </w:rPr>
+        <w:t>OUTPUT:</w:t>
       </w:r>
     </w:p>
     <w:p>
@@ -4571,11 +4611,15 @@
         <w:jc w:val="left"/>
         <w:rPr>
           <w:rFonts w:ascii="Cambria" w:hAnsi="Cambria"/>
-        </w:rPr>
-      </w:pPr>
-      <w:r>
-        <w:rPr>
-          <w:rFonts w:ascii="Cambria" w:hAnsi="Cambria"/>
+          <w:sz w:val="20"/>
+          <w:szCs w:val="20"/>
+        </w:rPr>
+      </w:pPr>
+      <w:r>
+        <w:rPr>
+          <w:rFonts w:ascii="Cambria" w:hAnsi="Cambria"/>
+          <w:sz w:val="20"/>
+          <w:szCs w:val="20"/>
         </w:rPr>
         <w:t>Bottom of Form</w:t>
       </w:r>
@@ -4590,6 +4634,8 @@
         <w:jc w:val="left"/>
         <w:rPr>
           <w:rFonts w:ascii="Cambria" w:hAnsi="Cambria"/>
+          <w:sz w:val="20"/>
+          <w:szCs w:val="20"/>
         </w:rPr>
       </w:pPr>
     </w:p>
@@ -4604,7 +4650,7 @@
 </file>
 
 <file path=word/numbering.xml><?xml version="1.0" encoding="utf-8"?>
-<w:numbering xmlns:wpc="http://schemas.microsoft.com/office/word/2010/wordprocessingCanvas" xmlns:cx="http://schemas.microsoft.com/office/drawing/2014/chartex" xmlns:cx1="http://schemas.microsoft.com/office/drawing/2015/9/8/chartex" xmlns:cx2="http://schemas.microsoft.com/office/drawing/2015/10/21/chartex" xmlns:cx3="http://schemas.microsoft.com/office/drawing/2016/5/9/chartex" xmlns:cx4="http://schemas.microsoft.com/office/drawing/2016/5/10/chartex" xmlns:cx5="http://schemas.microsoft.com/office/drawing/2016/5/11/chartex" xmlns:cx6="http://schemas.microsoft.com/office/drawing/2016/5/12/chartex" xmlns:cx7="http://schemas.microsoft.com/office/drawing/2016/5/13/chartex" xmlns:cx8="http://schemas.microsoft.com/office/drawing/2016/5/14/chartex" xmlns:mc="http://schemas.openxmlformats.org/markup-compatibility/2006" xmlns:aink="http://schemas.microsoft.com/office/drawing/2016/ink" xmlns:am3d="http://schemas.microsoft.com/office/drawing/2017/model3d" xmlns:o="urn:schemas-microsoft-com:office:office" xmlns:r="http://schemas.openxmlformats.org/officeDocument/2006/relationships" xmlns:m="http://schemas.openxmlformats.org/officeDocument/2006/math" xmlns:v="urn:schemas-microsoft-com:vml" xmlns:wp14="http://schemas.microsoft.com/office/word/2010/wordprocessingDrawing" xmlns:wp="http://schemas.openxmlformats.org/drawingml/2006/wordprocessingDrawing" xmlns:w10="urn:schemas-microsoft-com:office:word" xmlns:w="http://schemas.openxmlformats.org/wordprocessingml/2006/main" xmlns:w14="http://schemas.microsoft.com/office/word/2010/wordml" xmlns:w15="http://schemas.microsoft.com/office/word/2012/wordml" xmlns:w16cex="http://schemas.microsoft.com/office/word/2018/wordml/cex" xmlns:w16cid="http://schemas.microsoft.com/office/word/2016/wordml/cid" xmlns:w16="http://schemas.microsoft.com/office/word/2018/wordml" xmlns:w16sdtdh="http://schemas.microsoft.com/office/word/2020/wordml/sdtdatahash" xmlns:w16se="http://schemas.microsoft.com/office/word/2015/wordml/symex" xmlns:wpg="http://schemas.microsoft.com/office/word/2010/wordprocessingGroup" xmlns:wpi="http://schemas.microsoft.com/office/word/2010/wordprocessingInk" xmlns:wne="http://schemas.microsoft.com/office/word/2006/wordml" xmlns:wps="http://schemas.microsoft.com/office/word/2010/wordprocessingShape" mc:Ignorable="w14 w15 w16se w16cid w16 w16cex w16sdtdh wp14">
+<w:numbering xmlns:wpc="http://schemas.microsoft.com/office/word/2010/wordprocessingCanvas" xmlns:cx="http://schemas.microsoft.com/office/drawing/2014/chartex" xmlns:cx1="http://schemas.microsoft.com/office/drawing/2015/9/8/chartex" xmlns:cx2="http://schemas.microsoft.com/office/drawing/2015/10/21/chartex" xmlns:cx3="http://schemas.microsoft.com/office/drawing/2016/5/9/chartex" xmlns:cx4="http://schemas.microsoft.com/office/drawing/2016/5/10/chartex" xmlns:cx5="http://schemas.microsoft.com/office/drawing/2016/5/11/chartex" xmlns:cx6="http://schemas.microsoft.com/office/drawing/2016/5/12/chartex" xmlns:cx7="http://schemas.microsoft.com/office/drawing/2016/5/13/chartex" xmlns:cx8="http://schemas.microsoft.com/office/drawing/2016/5/14/chartex" xmlns:mc="http://schemas.openxmlformats.org/markup-compatibility/2006" xmlns:aink="http://schemas.microsoft.com/office/drawing/2016/ink" xmlns:am3d="http://schemas.microsoft.com/office/drawing/2017/model3d" xmlns:o="urn:schemas-microsoft-com:office:office" xmlns:oel="http://schemas.microsoft.com/office/2019/extlst" xmlns:r="http://schemas.openxmlformats.org/officeDocument/2006/relationships" xmlns:m="http://schemas.openxmlformats.org/officeDocument/2006/math" xmlns:v="urn:schemas-microsoft-com:vml" xmlns:wp14="http://schemas.microsoft.com/office/word/2010/wordprocessingDrawing" xmlns:wp="http://schemas.openxmlformats.org/drawingml/2006/wordprocessingDrawing" xmlns:w10="urn:schemas-microsoft-com:office:word" xmlns:w="http://schemas.openxmlformats.org/wordprocessingml/2006/main" xmlns:w14="http://schemas.microsoft.com/office/word/2010/wordml" xmlns:w15="http://schemas.microsoft.com/office/word/2012/wordml" xmlns:w16cex="http://schemas.microsoft.com/office/word/2018/wordml/cex" xmlns:w16cid="http://schemas.microsoft.com/office/word/2016/wordml/cid" xmlns:w16="http://schemas.microsoft.com/office/word/2018/wordml" xmlns:w16du="http://schemas.microsoft.com/office/word/2023/wordml/word16du" xmlns:w16sdtdh="http://schemas.microsoft.com/office/word/2020/wordml/sdtdatahash" xmlns:w16sdtfl="http://schemas.microsoft.com/office/word/2024/wordml/sdtformatlock" xmlns:w16se="http://schemas.microsoft.com/office/word/2015/wordml/symex" xmlns:wpg="http://schemas.microsoft.com/office/word/2010/wordprocessingGroup" xmlns:wpi="http://schemas.microsoft.com/office/word/2010/wordprocessingInk" xmlns:wne="http://schemas.microsoft.com/office/word/2006/wordml" xmlns:wps="http://schemas.microsoft.com/office/word/2010/wordprocessingShape" mc:Ignorable="w14 w15 w16se w16cid w16 w16cex w16sdtdh w16sdtfl w16du wp14">
   <w:abstractNum w:abstractNumId="0" w15:restartNumberingAfterBreak="0">
     <w:nsid w:val="000B618F"/>
     <w:multiLevelType w:val="multilevel"/>
@@ -8082,83 +8128,83 @@
       </w:rPr>
     </w:lvl>
   </w:abstractNum>
-  <w:num w:numId="1">
+  <w:num w:numId="1" w16cid:durableId="1398434675">
     <w:abstractNumId w:val="21"/>
   </w:num>
-  <w:num w:numId="2">
+  <w:num w:numId="2" w16cid:durableId="366639605">
     <w:abstractNumId w:val="16"/>
   </w:num>
-  <w:num w:numId="3">
+  <w:num w:numId="3" w16cid:durableId="1202983992">
     <w:abstractNumId w:val="0"/>
   </w:num>
-  <w:num w:numId="4">
+  <w:num w:numId="4" w16cid:durableId="1648782470">
     <w:abstractNumId w:val="14"/>
   </w:num>
-  <w:num w:numId="5">
+  <w:num w:numId="5" w16cid:durableId="2103062444">
     <w:abstractNumId w:val="11"/>
   </w:num>
-  <w:num w:numId="6">
+  <w:num w:numId="6" w16cid:durableId="172188743">
     <w:abstractNumId w:val="23"/>
   </w:num>
-  <w:num w:numId="7">
+  <w:num w:numId="7" w16cid:durableId="1310207229">
     <w:abstractNumId w:val="4"/>
   </w:num>
-  <w:num w:numId="8">
+  <w:num w:numId="8" w16cid:durableId="1087337741">
     <w:abstractNumId w:val="22"/>
   </w:num>
-  <w:num w:numId="9">
+  <w:num w:numId="9" w16cid:durableId="1765227122">
     <w:abstractNumId w:val="9"/>
   </w:num>
-  <w:num w:numId="10">
+  <w:num w:numId="10" w16cid:durableId="1853256486">
     <w:abstractNumId w:val="18"/>
   </w:num>
-  <w:num w:numId="11">
+  <w:num w:numId="11" w16cid:durableId="2107455506">
     <w:abstractNumId w:val="13"/>
   </w:num>
-  <w:num w:numId="12">
+  <w:num w:numId="12" w16cid:durableId="1724451365">
     <w:abstractNumId w:val="10"/>
   </w:num>
-  <w:num w:numId="13">
+  <w:num w:numId="13" w16cid:durableId="1266157027">
     <w:abstractNumId w:val="15"/>
   </w:num>
-  <w:num w:numId="14">
+  <w:num w:numId="14" w16cid:durableId="116066899">
     <w:abstractNumId w:val="3"/>
   </w:num>
-  <w:num w:numId="15">
+  <w:num w:numId="15" w16cid:durableId="2132047250">
     <w:abstractNumId w:val="8"/>
   </w:num>
-  <w:num w:numId="16">
+  <w:num w:numId="16" w16cid:durableId="2081099890">
     <w:abstractNumId w:val="5"/>
   </w:num>
-  <w:num w:numId="17">
+  <w:num w:numId="17" w16cid:durableId="2075465239">
     <w:abstractNumId w:val="17"/>
   </w:num>
-  <w:num w:numId="18">
+  <w:num w:numId="18" w16cid:durableId="1136610243">
     <w:abstractNumId w:val="20"/>
   </w:num>
-  <w:num w:numId="19">
+  <w:num w:numId="19" w16cid:durableId="1505973364">
     <w:abstractNumId w:val="2"/>
   </w:num>
-  <w:num w:numId="20">
+  <w:num w:numId="20" w16cid:durableId="1749303196">
     <w:abstractNumId w:val="12"/>
   </w:num>
-  <w:num w:numId="21">
+  <w:num w:numId="21" w16cid:durableId="1102336994">
     <w:abstractNumId w:val="1"/>
   </w:num>
-  <w:num w:numId="22">
+  <w:num w:numId="22" w16cid:durableId="962729146">
     <w:abstractNumId w:val="7"/>
   </w:num>
-  <w:num w:numId="23">
+  <w:num w:numId="23" w16cid:durableId="1486699317">
     <w:abstractNumId w:val="6"/>
   </w:num>
-  <w:num w:numId="24">
+  <w:num w:numId="24" w16cid:durableId="44184954">
     <w:abstractNumId w:val="19"/>
   </w:num>
 </w:numbering>
 </file>
 
 <file path=word/styles.xml><?xml version="1.0" encoding="utf-8"?>
-<w:styles xmlns:mc="http://schemas.openxmlformats.org/markup-compatibility/2006" xmlns:r="http://schemas.openxmlformats.org/officeDocument/2006/relationships" xmlns:w="http://schemas.openxmlformats.org/wordprocessingml/2006/main" xmlns:w14="http://schemas.microsoft.com/office/word/2010/wordml" xmlns:w15="http://schemas.microsoft.com/office/word/2012/wordml" xmlns:w16cex="http://schemas.microsoft.com/office/word/2018/wordml/cex" xmlns:w16cid="http://schemas.microsoft.com/office/word/2016/wordml/cid" xmlns:w16="http://schemas.microsoft.com/office/word/2018/wordml" xmlns:w16sdtdh="http://schemas.microsoft.com/office/word/2020/wordml/sdtdatahash" xmlns:w16se="http://schemas.microsoft.com/office/word/2015/wordml/symex" mc:Ignorable="w14 w15 w16se w16cid w16 w16cex w16sdtdh">
+<w:styles xmlns:mc="http://schemas.openxmlformats.org/markup-compatibility/2006" xmlns:r="http://schemas.openxmlformats.org/officeDocument/2006/relationships" xmlns:w="http://schemas.openxmlformats.org/wordprocessingml/2006/main" xmlns:w14="http://schemas.microsoft.com/office/word/2010/wordml" xmlns:w15="http://schemas.microsoft.com/office/word/2012/wordml" xmlns:w16cex="http://schemas.microsoft.com/office/word/2018/wordml/cex" xmlns:w16cid="http://schemas.microsoft.com/office/word/2016/wordml/cid" xmlns:w16="http://schemas.microsoft.com/office/word/2018/wordml" xmlns:w16du="http://schemas.microsoft.com/office/word/2023/wordml/word16du" xmlns:w16sdtdh="http://schemas.microsoft.com/office/word/2020/wordml/sdtdatahash" xmlns:w16sdtfl="http://schemas.microsoft.com/office/word/2024/wordml/sdtformatlock" xmlns:w16se="http://schemas.microsoft.com/office/word/2015/wordml/symex" mc:Ignorable="w14 w15 w16se w16cid w16 w16cex w16sdtdh w16sdtfl w16du">
   <w:docDefaults>
     <w:rPrDefault>
       <w:rPr>
